--- a/docs/05_ANALYTICS_REPORTS.docx
+++ b/docs/05_ANALYTICS_REPORTS.docx
@@ -12,7 +12,7 @@
           <w:rFonts w:ascii="Sarabun" w:hAnsi="Sarabun"/>
           <w:b/>
           <w:color w:val="0F172A"/>
-          <w:sz w:val="40"/>
+          <w:sz w:val="36"/>
         </w:rPr>
         <w:t>รายงานวิเคราะห์ข้อมูลจากระบบจริง 4 หัวข้อ (Analytics Reports)</w:t>
       </w:r>
@@ -27,7 +27,7 @@
           <w:rFonts w:ascii="Sarabun" w:hAnsi="Sarabun"/>
           <w:b/>
           <w:color w:val="1E3A8A"/>
-          <w:sz w:val="30"/>
+          <w:sz w:val="28"/>
         </w:rPr>
         <w:t>โครงงาน: EBOOK_ONLINE (Mini Project Database ร้านขาย E-Book)</w:t>
       </w:r>
@@ -84,7 +84,7 @@
           <w:rFonts w:ascii="Sarabun" w:hAnsi="Sarabun"/>
           <w:b/>
           <w:color w:val="1E3A8A"/>
-          <w:sz w:val="30"/>
+          <w:sz w:val="28"/>
         </w:rPr>
         <w:t>สรุปการแบ่งหน้าที่นำเสนอรายงานของสมาชิกกลุ่ม (ตามข้อกำหนดข้อ 9)</w:t>
       </w:r>
@@ -571,6 +571,59 @@
     </w:p>
     <w:p>
       <w:pPr>
+        <w:spacing w:before="280" w:after="120"/>
+        <w:jc w:val="center"/>
+      </w:pPr>
+      <w:r>
+        <w:drawing>
+          <wp:inline xmlns:a="http://schemas.openxmlformats.org/drawingml/2006/main" xmlns:pic="http://schemas.openxmlformats.org/drawingml/2006/picture">
+            <wp:extent cx="5303520" cy="2983230"/>
+            <wp:docPr id="1" name="Picture 1"/>
+            <wp:cNvGraphicFramePr>
+              <a:graphicFrameLocks noChangeAspect="1"/>
+            </wp:cNvGraphicFramePr>
+            <a:graphic>
+              <a:graphicData uri="http://schemas.openxmlformats.org/drawingml/2006/picture">
+                <pic:pic>
+                  <pic:nvPicPr>
+                    <pic:cNvPr id="0" name="Screenshot (342).png"/>
+                    <pic:cNvPicPr/>
+                  </pic:nvPicPr>
+                  <pic:blipFill>
+                    <a:blip r:embed="rId9"/>
+                    <a:stretch>
+                      <a:fillRect/>
+                    </a:stretch>
+                  </pic:blipFill>
+                  <pic:spPr>
+                    <a:xfrm>
+                      <a:off x="0" y="0"/>
+                      <a:ext cx="5303520" cy="2983230"/>
+                    </a:xfrm>
+                    <a:prstGeom prst="rect"/>
+                  </pic:spPr>
+                </pic:pic>
+              </a:graphicData>
+            </a:graphic>
+          </wp:inline>
+        </w:drawing>
+      </w:r>
+    </w:p>
+    <w:p>
+      <w:pPr>
+        <w:spacing w:after="120" w:line="300" w:lineRule="auto"/>
+      </w:pPr>
+      <w:r>
+        <w:rPr>
+          <w:rFonts w:ascii="Sarabun" w:hAnsi="Sarabun"/>
+          <w:color w:val="1E293B"/>
+          <w:sz w:val="22"/>
+        </w:rPr>
+        <w:t>&lt;br&gt;&lt;em&gt;ภาพที่ 1: หน้าจอรายงานวิเคราะห์ข้อมูลจริง 4 หัวข้อบน Admin Portal พร้อมคำสั่ง SQL และปุ่ม Export CSV&lt;/em&gt;</w:t>
+      </w:r>
+    </w:p>
+    <w:p>
+      <w:pPr>
         <w:spacing w:before="120" w:after="120"/>
       </w:pPr>
       <w:r>
@@ -591,7 +644,7 @@
           <w:rFonts w:ascii="Sarabun" w:hAnsi="Sarabun"/>
           <w:b/>
           <w:color w:val="1E3A8A"/>
-          <w:sz w:val="30"/>
+          <w:sz w:val="28"/>
         </w:rPr>
         <w:t>รายงานที่ 1: ยอดขายตามช่วงเวลา (Sales Over Time by Month)</w:t>
       </w:r>
@@ -605,7 +658,7 @@
         <w:rPr>
           <w:rFonts w:ascii="Sarabun" w:hAnsi="Sarabun"/>
           <w:b/>
-          <w:color w:val="334155"/>
+          <w:color w:val="256333"/>
           <w:sz w:val="26"/>
         </w:rPr>
         <w:t>1.1 คำถามทางธุรกิจที่ต้องตอบ</w:t>
@@ -648,7 +701,7 @@
         <w:rPr>
           <w:rFonts w:ascii="Sarabun" w:hAnsi="Sarabun"/>
           <w:b/>
-          <w:color w:val="334155"/>
+          <w:color w:val="256333"/>
           <w:sz w:val="26"/>
         </w:rPr>
         <w:t>1.2 คำสั่ง SQL ที่ใช้</w:t>
@@ -731,7 +784,7 @@
         <w:rPr>
           <w:rFonts w:ascii="Sarabun" w:hAnsi="Sarabun"/>
           <w:b/>
-          <w:color w:val="334155"/>
+          <w:color w:val="256333"/>
           <w:sz w:val="26"/>
         </w:rPr>
         <w:t>1.3 ผลลัพธ์จากการรันจริงในระบบ</w:t>
@@ -1584,7 +1637,7 @@
         <w:rPr>
           <w:rFonts w:ascii="Sarabun" w:hAnsi="Sarabun"/>
           <w:b/>
-          <w:color w:val="334155"/>
+          <w:color w:val="256333"/>
           <w:sz w:val="26"/>
         </w:rPr>
         <w:t>1.4 ข้อสรุปและการนำไปใช้ (Insight)</w:t>
@@ -1640,7 +1693,7 @@
           <w:rFonts w:ascii="Sarabun" w:hAnsi="Sarabun"/>
           <w:b/>
           <w:color w:val="1E3A8A"/>
-          <w:sz w:val="30"/>
+          <w:sz w:val="28"/>
         </w:rPr>
         <w:t>รายงานที่ 2: E-Book ขายดีที่สุด (Best-Selling E-Books)</w:t>
       </w:r>
@@ -1654,7 +1707,7 @@
         <w:rPr>
           <w:rFonts w:ascii="Sarabun" w:hAnsi="Sarabun"/>
           <w:b/>
-          <w:color w:val="334155"/>
+          <w:color w:val="256333"/>
           <w:sz w:val="26"/>
         </w:rPr>
         <w:t>2.1 คำถามทางธุรกิจที่ต้องตอบ</w:t>
@@ -1683,7 +1736,7 @@
         <w:rPr>
           <w:rFonts w:ascii="Sarabun" w:hAnsi="Sarabun"/>
           <w:b/>
-          <w:color w:val="334155"/>
+          <w:color w:val="256333"/>
           <w:sz w:val="26"/>
         </w:rPr>
         <w:t>2.2 คำสั่ง SQL ที่ใช้</w:t>
@@ -1772,7 +1825,7 @@
         <w:rPr>
           <w:rFonts w:ascii="Sarabun" w:hAnsi="Sarabun"/>
           <w:b/>
-          <w:color w:val="334155"/>
+          <w:color w:val="256333"/>
           <w:sz w:val="26"/>
         </w:rPr>
         <w:t>2.3 ผลลัพธ์จากการรันจริงในระบบ</w:t>
@@ -2759,7 +2812,7 @@
         <w:rPr>
           <w:rFonts w:ascii="Sarabun" w:hAnsi="Sarabun"/>
           <w:b/>
-          <w:color w:val="334155"/>
+          <w:color w:val="256333"/>
           <w:sz w:val="26"/>
         </w:rPr>
         <w:t>2.4 ข้อสรุปและการนำไปใช้ (Insight)</w:t>
@@ -2815,7 +2868,7 @@
           <w:rFonts w:ascii="Sarabun" w:hAnsi="Sarabun"/>
           <w:b/>
           <w:color w:val="1E3A8A"/>
-          <w:sz w:val="30"/>
+          <w:sz w:val="28"/>
         </w:rPr>
         <w:t>รายงานที่ 3: ยอดขายตามหมวดหมู่สินค้า (Sales by Category)</w:t>
       </w:r>
@@ -2829,7 +2882,7 @@
         <w:rPr>
           <w:rFonts w:ascii="Sarabun" w:hAnsi="Sarabun"/>
           <w:b/>
-          <w:color w:val="334155"/>
+          <w:color w:val="256333"/>
           <w:sz w:val="26"/>
         </w:rPr>
         <w:t>3.1 คำถามทางธุรกิจที่ต้องตอบ</w:t>
@@ -2858,7 +2911,7 @@
         <w:rPr>
           <w:rFonts w:ascii="Sarabun" w:hAnsi="Sarabun"/>
           <w:b/>
-          <w:color w:val="334155"/>
+          <w:color w:val="256333"/>
           <w:sz w:val="26"/>
         </w:rPr>
         <w:t>3.2 คำสั่ง SQL ที่ใช้</w:t>
@@ -2951,7 +3004,7 @@
         <w:rPr>
           <w:rFonts w:ascii="Sarabun" w:hAnsi="Sarabun"/>
           <w:b/>
-          <w:color w:val="334155"/>
+          <w:color w:val="256333"/>
           <w:sz w:val="26"/>
         </w:rPr>
         <w:t>3.3 ผลลัพธ์จากการรันจริงในระบบ</w:t>
@@ -3782,7 +3835,7 @@
         <w:rPr>
           <w:rFonts w:ascii="Sarabun" w:hAnsi="Sarabun"/>
           <w:b/>
-          <w:color w:val="334155"/>
+          <w:color w:val="256333"/>
           <w:sz w:val="26"/>
         </w:rPr>
         <w:t>3.4 ข้อสรุปและการนำไปใช้ (Insight)</w:t>
@@ -3838,7 +3891,7 @@
           <w:rFonts w:ascii="Sarabun" w:hAnsi="Sarabun"/>
           <w:b/>
           <w:color w:val="1E3A8A"/>
-          <w:sz w:val="30"/>
+          <w:sz w:val="28"/>
         </w:rPr>
         <w:t>รายงานที่ 4: พฤติกรรมลูกค้าและสถานะคำสั่งซื้อ (Customer Orders &amp; Status Breakdown)</w:t>
       </w:r>
@@ -3852,7 +3905,7 @@
         <w:rPr>
           <w:rFonts w:ascii="Sarabun" w:hAnsi="Sarabun"/>
           <w:b/>
-          <w:color w:val="334155"/>
+          <w:color w:val="256333"/>
           <w:sz w:val="26"/>
         </w:rPr>
         <w:t>4.1 คำถามทางธุรกิจที่ต้องตอบ</w:t>
@@ -3895,7 +3948,7 @@
         <w:rPr>
           <w:rFonts w:ascii="Sarabun" w:hAnsi="Sarabun"/>
           <w:b/>
-          <w:color w:val="334155"/>
+          <w:color w:val="256333"/>
           <w:sz w:val="26"/>
         </w:rPr>
         <w:t>4.2 คำสั่ง SQL ที่ใช้</w:t>
@@ -3982,7 +4035,7 @@
         <w:rPr>
           <w:rFonts w:ascii="Sarabun" w:hAnsi="Sarabun"/>
           <w:b/>
-          <w:color w:val="334155"/>
+          <w:color w:val="256333"/>
           <w:sz w:val="26"/>
         </w:rPr>
         <w:t>4.3 ผลลัพธ์จากการรันจริงในระบบ</w:t>
@@ -5749,7 +5802,7 @@
         <w:rPr>
           <w:rFonts w:ascii="Sarabun" w:hAnsi="Sarabun"/>
           <w:b/>
-          <w:color w:val="334155"/>
+          <w:color w:val="256333"/>
           <w:sz w:val="26"/>
         </w:rPr>
         <w:t>4.4 ข้อสรุปและการนำไปใช้ (Insight)</w:t>

--- a/docs/05_ANALYTICS_REPORTS.docx
+++ b/docs/05_ANALYTICS_REPORTS.docx
@@ -5,14 +5,16 @@
     <w:p>
       <w:pPr>
         <w:pStyle w:val="Heading1"/>
-        <w:spacing w:before="280" w:after="160"/>
+        <w:spacing w:before="280" w:after="120"/>
       </w:pPr>
       <w:r>
         <w:rPr>
-          <w:rFonts w:ascii="Sarabun" w:hAnsi="Sarabun"/>
+          <w:rFonts w:ascii="TH Sarabun New" w:hAnsi="TH Sarabun New"/>
           <w:b/>
+          <w:i w:val="0"/>
           <w:color w:val="0F172A"/>
-          <w:sz w:val="36"/>
+          <w:sz w:val="40"/>
+          <w:rFonts w:ascii="TH Sarabun New" w:hAnsi="TH Sarabun New" w:cs="TH Sarabun New"/>
         </w:rPr>
         <w:t>รายงานวิเคราะห์ข้อมูลจากระบบจริง 4 หัวข้อ (Analytics Reports)</w:t>
       </w:r>
@@ -20,56 +22,66 @@
     <w:p>
       <w:pPr>
         <w:pStyle w:val="Heading2"/>
-        <w:spacing w:before="240" w:after="120"/>
+        <w:spacing w:before="240" w:after="80"/>
       </w:pPr>
       <w:r>
         <w:rPr>
-          <w:rFonts w:ascii="Sarabun" w:hAnsi="Sarabun"/>
+          <w:rFonts w:ascii="TH Sarabun New" w:hAnsi="TH Sarabun New"/>
           <w:b/>
+          <w:i w:val="0"/>
           <w:color w:val="1E3A8A"/>
-          <w:sz w:val="28"/>
+          <w:sz w:val="36"/>
+          <w:rFonts w:ascii="TH Sarabun New" w:hAnsi="TH Sarabun New" w:cs="TH Sarabun New"/>
         </w:rPr>
         <w:t>โครงงาน: EBOOK_ONLINE (Mini Project Database ร้านขาย E-Book)</w:t>
       </w:r>
     </w:p>
     <w:p>
       <w:pPr>
-        <w:spacing w:after="120" w:line="300" w:lineRule="auto"/>
+        <w:spacing w:after="80" w:line="288" w:lineRule="auto"/>
       </w:pPr>
       <w:r>
         <w:rPr>
-          <w:rFonts w:ascii="Sarabun" w:hAnsi="Sarabun"/>
+          <w:rFonts w:ascii="TH Sarabun New" w:hAnsi="TH Sarabun New"/>
+          <w:b w:val="0"/>
+          <w:i w:val="0"/>
           <w:color w:val="1E293B"/>
-          <w:sz w:val="22"/>
+          <w:sz w:val="32"/>
+          <w:rFonts w:ascii="TH Sarabun New" w:hAnsi="TH Sarabun New" w:cs="TH Sarabun New"/>
         </w:rPr>
         <w:t xml:space="preserve">เอกสารนี้จัดทำขึ้นตาม </w:t>
       </w:r>
       <w:r>
         <w:rPr>
-          <w:rFonts w:ascii="Sarabun" w:hAnsi="Sarabun"/>
+          <w:rFonts w:ascii="TH Sarabun New" w:hAnsi="TH Sarabun New"/>
           <w:b/>
+          <w:i w:val="0"/>
           <w:color w:val="1E293B"/>
-          <w:sz w:val="22"/>
+          <w:sz w:val="32"/>
+          <w:rFonts w:ascii="TH Sarabun New" w:hAnsi="TH Sarabun New" w:cs="TH Sarabun New"/>
         </w:rPr>
         <w:t>ข้อ 5. รายงานวิเคราะห์จากข้อมูลจริง</w:t>
       </w:r>
       <w:r>
         <w:rPr>
-          <w:rFonts w:ascii="Sarabun" w:hAnsi="Sarabun"/>
+          <w:rFonts w:ascii="TH Sarabun New" w:hAnsi="TH Sarabun New"/>
+          <w:b w:val="0"/>
+          <w:i w:val="0"/>
           <w:color w:val="1E293B"/>
-          <w:sz w:val="22"/>
+          <w:sz w:val="32"/>
+          <w:rFonts w:ascii="TH Sarabun New" w:hAnsi="TH Sarabun New" w:cs="TH Sarabun New"/>
         </w:rPr>
         <w:t xml:space="preserve"> ของใบงาน Mini Project Database ร้านขาย E-Book ประจำปี 2026 โดยทุกรายงานอ้างอิงคำสั่ง SQL ที่เขียนขึ้นจริง และรันจากฐานข้อมูล `ebookstore.db` เดียวกับระบบ</w:t>
       </w:r>
     </w:p>
     <w:p>
       <w:pPr>
-        <w:spacing w:before="120" w:after="120"/>
+        <w:spacing w:before="80" w:after="80"/>
       </w:pPr>
       <w:r>
         <w:rPr>
           <w:color w:val="CBD5E1"/>
-          <w:sz w:val="18"/>
+          <w:sz w:val="16"/>
         </w:rPr>
         <w:t>__________________________________________________________________________</w:t>
       </w:r>
@@ -77,14 +89,16 @@
     <w:p>
       <w:pPr>
         <w:pStyle w:val="Heading2"/>
-        <w:spacing w:before="240" w:after="120"/>
+        <w:spacing w:before="240" w:after="80"/>
       </w:pPr>
       <w:r>
         <w:rPr>
-          <w:rFonts w:ascii="Sarabun" w:hAnsi="Sarabun"/>
+          <w:rFonts w:ascii="TH Sarabun New" w:hAnsi="TH Sarabun New"/>
           <w:b/>
+          <w:i w:val="0"/>
           <w:color w:val="1E3A8A"/>
-          <w:sz w:val="28"/>
+          <w:sz w:val="36"/>
+          <w:rFonts w:ascii="TH Sarabun New" w:hAnsi="TH Sarabun New" w:cs="TH Sarabun New"/>
         </w:rPr>
         <w:t>สรุปการแบ่งหน้าที่นำเสนอรายงานของสมาชิกกลุ่ม (ตามข้อกำหนดข้อ 9)</w:t>
       </w:r>
@@ -114,20 +128,22 @@
           <w:tcPr>
             <w:tcW w:type="dxa" w:w="2340"/>
             <w:tcMar>
-              <w:top w:w="120" w:type="dxa"/>
-              <w:bottom w:w="120" w:type="dxa"/>
-              <w:left w:w="150" w:type="dxa"/>
-              <w:right w:w="150" w:type="dxa"/>
+              <w:top w:w="100" w:type="dxa"/>
+              <w:bottom w:w="100" w:type="dxa"/>
+              <w:left w:w="130" w:type="dxa"/>
+              <w:right w:w="130" w:type="dxa"/>
             </w:tcMar>
             <w:shd w:fill="1E3A8A"/>
           </w:tcPr>
           <w:p>
             <w:r>
               <w:rPr>
-                <w:rFonts w:ascii="Sarabun" w:hAnsi="Sarabun"/>
+                <w:rFonts w:ascii="TH Sarabun New" w:hAnsi="TH Sarabun New"/>
                 <w:b/>
+                <w:i w:val="0"/>
                 <w:color w:val="FFFFFF"/>
-                <w:sz w:val="20"/>
+                <w:sz w:val="28"/>
+                <w:rFonts w:ascii="TH Sarabun New" w:hAnsi="TH Sarabun New" w:cs="TH Sarabun New"/>
               </w:rPr>
               <w:t>รายงานที่</w:t>
             </w:r>
@@ -137,20 +153,22 @@
           <w:tcPr>
             <w:tcW w:type="dxa" w:w="2340"/>
             <w:tcMar>
-              <w:top w:w="120" w:type="dxa"/>
-              <w:bottom w:w="120" w:type="dxa"/>
-              <w:left w:w="150" w:type="dxa"/>
-              <w:right w:w="150" w:type="dxa"/>
+              <w:top w:w="100" w:type="dxa"/>
+              <w:bottom w:w="100" w:type="dxa"/>
+              <w:left w:w="130" w:type="dxa"/>
+              <w:right w:w="130" w:type="dxa"/>
             </w:tcMar>
             <w:shd w:fill="1E3A8A"/>
           </w:tcPr>
           <w:p>
             <w:r>
               <w:rPr>
-                <w:rFonts w:ascii="Sarabun" w:hAnsi="Sarabun"/>
+                <w:rFonts w:ascii="TH Sarabun New" w:hAnsi="TH Sarabun New"/>
                 <w:b/>
+                <w:i w:val="0"/>
                 <w:color w:val="FFFFFF"/>
-                <w:sz w:val="20"/>
+                <w:sz w:val="28"/>
+                <w:rFonts w:ascii="TH Sarabun New" w:hAnsi="TH Sarabun New" w:cs="TH Sarabun New"/>
               </w:rPr>
               <w:t>หัวข้อรายงาน</w:t>
             </w:r>
@@ -160,20 +178,22 @@
           <w:tcPr>
             <w:tcW w:type="dxa" w:w="2340"/>
             <w:tcMar>
-              <w:top w:w="120" w:type="dxa"/>
-              <w:bottom w:w="120" w:type="dxa"/>
-              <w:left w:w="150" w:type="dxa"/>
-              <w:right w:w="150" w:type="dxa"/>
+              <w:top w:w="100" w:type="dxa"/>
+              <w:bottom w:w="100" w:type="dxa"/>
+              <w:left w:w="130" w:type="dxa"/>
+              <w:right w:w="130" w:type="dxa"/>
             </w:tcMar>
             <w:shd w:fill="1E3A8A"/>
           </w:tcPr>
           <w:p>
             <w:r>
               <w:rPr>
-                <w:rFonts w:ascii="Sarabun" w:hAnsi="Sarabun"/>
+                <w:rFonts w:ascii="TH Sarabun New" w:hAnsi="TH Sarabun New"/>
                 <w:b/>
+                <w:i w:val="0"/>
                 <w:color w:val="FFFFFF"/>
-                <w:sz w:val="20"/>
+                <w:sz w:val="28"/>
+                <w:rFonts w:ascii="TH Sarabun New" w:hAnsi="TH Sarabun New" w:cs="TH Sarabun New"/>
               </w:rPr>
               <w:t>ผู้รับผิดชอบอธิบาย</w:t>
             </w:r>
@@ -183,20 +203,22 @@
           <w:tcPr>
             <w:tcW w:type="dxa" w:w="2340"/>
             <w:tcMar>
-              <w:top w:w="120" w:type="dxa"/>
-              <w:bottom w:w="120" w:type="dxa"/>
-              <w:left w:w="150" w:type="dxa"/>
-              <w:right w:w="150" w:type="dxa"/>
+              <w:top w:w="100" w:type="dxa"/>
+              <w:bottom w:w="100" w:type="dxa"/>
+              <w:left w:w="130" w:type="dxa"/>
+              <w:right w:w="130" w:type="dxa"/>
             </w:tcMar>
             <w:shd w:fill="1E3A8A"/>
           </w:tcPr>
           <w:p>
             <w:r>
               <w:rPr>
-                <w:rFonts w:ascii="Sarabun" w:hAnsi="Sarabun"/>
+                <w:rFonts w:ascii="TH Sarabun New" w:hAnsi="TH Sarabun New"/>
                 <w:b/>
+                <w:i w:val="0"/>
                 <w:color w:val="FFFFFF"/>
-                <w:sz w:val="20"/>
+                <w:sz w:val="28"/>
+                <w:rFonts w:ascii="TH Sarabun New" w:hAnsi="TH Sarabun New" w:cs="TH Sarabun New"/>
               </w:rPr>
               <w:t>คำสั่ง SQL ที่ใช้</w:t>
             </w:r>
@@ -208,19 +230,22 @@
           <w:tcPr>
             <w:tcW w:type="dxa" w:w="2340"/>
             <w:tcMar>
-              <w:top w:w="120" w:type="dxa"/>
-              <w:bottom w:w="120" w:type="dxa"/>
-              <w:left w:w="150" w:type="dxa"/>
-              <w:right w:w="150" w:type="dxa"/>
+              <w:top w:w="100" w:type="dxa"/>
+              <w:bottom w:w="100" w:type="dxa"/>
+              <w:left w:w="130" w:type="dxa"/>
+              <w:right w:w="130" w:type="dxa"/>
             </w:tcMar>
             <w:shd w:fill="F8FAFC"/>
           </w:tcPr>
           <w:p>
             <w:r>
               <w:rPr>
-                <w:rFonts w:ascii="Sarabun" w:hAnsi="Sarabun"/>
+                <w:rFonts w:ascii="TH Sarabun New" w:hAnsi="TH Sarabun New"/>
+                <w:b w:val="0"/>
+                <w:i w:val="0"/>
                 <w:color w:val="1E293B"/>
-                <w:sz w:val="19"/>
+                <w:sz w:val="27"/>
+                <w:rFonts w:ascii="TH Sarabun New" w:hAnsi="TH Sarabun New" w:cs="TH Sarabun New"/>
               </w:rPr>
               <w:t>**1**</w:t>
             </w:r>
@@ -230,19 +255,22 @@
           <w:tcPr>
             <w:tcW w:type="dxa" w:w="2340"/>
             <w:tcMar>
-              <w:top w:w="120" w:type="dxa"/>
-              <w:bottom w:w="120" w:type="dxa"/>
-              <w:left w:w="150" w:type="dxa"/>
-              <w:right w:w="150" w:type="dxa"/>
+              <w:top w:w="100" w:type="dxa"/>
+              <w:bottom w:w="100" w:type="dxa"/>
+              <w:left w:w="130" w:type="dxa"/>
+              <w:right w:w="130" w:type="dxa"/>
             </w:tcMar>
             <w:shd w:fill="F8FAFC"/>
           </w:tcPr>
           <w:p>
             <w:r>
               <w:rPr>
-                <w:rFonts w:ascii="Sarabun" w:hAnsi="Sarabun"/>
+                <w:rFonts w:ascii="TH Sarabun New" w:hAnsi="TH Sarabun New"/>
+                <w:b w:val="0"/>
+                <w:i w:val="0"/>
                 <w:color w:val="1E293B"/>
-                <w:sz w:val="19"/>
+                <w:sz w:val="27"/>
+                <w:rFonts w:ascii="TH Sarabun New" w:hAnsi="TH Sarabun New" w:cs="TH Sarabun New"/>
               </w:rPr>
               <w:t>ยอดขายตามช่วงเวลา (วัน/เดือน)</w:t>
             </w:r>
@@ -252,19 +280,22 @@
           <w:tcPr>
             <w:tcW w:type="dxa" w:w="2340"/>
             <w:tcMar>
-              <w:top w:w="120" w:type="dxa"/>
-              <w:bottom w:w="120" w:type="dxa"/>
-              <w:left w:w="150" w:type="dxa"/>
-              <w:right w:w="150" w:type="dxa"/>
+              <w:top w:w="100" w:type="dxa"/>
+              <w:bottom w:w="100" w:type="dxa"/>
+              <w:left w:w="130" w:type="dxa"/>
+              <w:right w:w="130" w:type="dxa"/>
             </w:tcMar>
             <w:shd w:fill="F8FAFC"/>
           </w:tcPr>
           <w:p>
             <w:r>
               <w:rPr>
-                <w:rFonts w:ascii="Sarabun" w:hAnsi="Sarabun"/>
+                <w:rFonts w:ascii="TH Sarabun New" w:hAnsi="TH Sarabun New"/>
+                <w:b w:val="0"/>
+                <w:i w:val="0"/>
                 <w:color w:val="1E293B"/>
-                <w:sz w:val="19"/>
+                <w:sz w:val="27"/>
+                <w:rFonts w:ascii="TH Sarabun New" w:hAnsi="TH Sarabun New" w:cs="TH Sarabun New"/>
               </w:rPr>
               <w:t>**นายภานุวัฒน์ แสงเครือ** (67332110248-5)</w:t>
             </w:r>
@@ -274,19 +305,22 @@
           <w:tcPr>
             <w:tcW w:type="dxa" w:w="2340"/>
             <w:tcMar>
-              <w:top w:w="120" w:type="dxa"/>
-              <w:bottom w:w="120" w:type="dxa"/>
-              <w:left w:w="150" w:type="dxa"/>
-              <w:right w:w="150" w:type="dxa"/>
+              <w:top w:w="100" w:type="dxa"/>
+              <w:bottom w:w="100" w:type="dxa"/>
+              <w:left w:w="130" w:type="dxa"/>
+              <w:right w:w="130" w:type="dxa"/>
             </w:tcMar>
             <w:shd w:fill="F8FAFC"/>
           </w:tcPr>
           <w:p>
             <w:r>
               <w:rPr>
-                <w:rFonts w:ascii="Sarabun" w:hAnsi="Sarabun"/>
+                <w:rFonts w:ascii="TH Sarabun New" w:hAnsi="TH Sarabun New"/>
+                <w:b w:val="0"/>
+                <w:i w:val="0"/>
                 <w:color w:val="1E293B"/>
-                <w:sz w:val="19"/>
+                <w:sz w:val="27"/>
+                <w:rFonts w:ascii="TH Sarabun New" w:hAnsi="TH Sarabun New" w:cs="TH Sarabun New"/>
               </w:rPr>
               <w:t>`JOIN`, `GROUP BY`, `SUM`, `COUNT`, `AVG`, Date filter</w:t>
             </w:r>
@@ -298,19 +332,22 @@
           <w:tcPr>
             <w:tcW w:type="dxa" w:w="2340"/>
             <w:tcMar>
-              <w:top w:w="120" w:type="dxa"/>
-              <w:bottom w:w="120" w:type="dxa"/>
-              <w:left w:w="150" w:type="dxa"/>
-              <w:right w:w="150" w:type="dxa"/>
+              <w:top w:w="100" w:type="dxa"/>
+              <w:bottom w:w="100" w:type="dxa"/>
+              <w:left w:w="130" w:type="dxa"/>
+              <w:right w:w="130" w:type="dxa"/>
             </w:tcMar>
             <w:shd w:fill="FFFFFF"/>
           </w:tcPr>
           <w:p>
             <w:r>
               <w:rPr>
-                <w:rFonts w:ascii="Sarabun" w:hAnsi="Sarabun"/>
+                <w:rFonts w:ascii="TH Sarabun New" w:hAnsi="TH Sarabun New"/>
+                <w:b w:val="0"/>
+                <w:i w:val="0"/>
                 <w:color w:val="1E293B"/>
-                <w:sz w:val="19"/>
+                <w:sz w:val="27"/>
+                <w:rFonts w:ascii="TH Sarabun New" w:hAnsi="TH Sarabun New" w:cs="TH Sarabun New"/>
               </w:rPr>
               <w:t>**2**</w:t>
             </w:r>
@@ -320,19 +357,22 @@
           <w:tcPr>
             <w:tcW w:type="dxa" w:w="2340"/>
             <w:tcMar>
-              <w:top w:w="120" w:type="dxa"/>
-              <w:bottom w:w="120" w:type="dxa"/>
-              <w:left w:w="150" w:type="dxa"/>
-              <w:right w:w="150" w:type="dxa"/>
+              <w:top w:w="100" w:type="dxa"/>
+              <w:bottom w:w="100" w:type="dxa"/>
+              <w:left w:w="130" w:type="dxa"/>
+              <w:right w:w="130" w:type="dxa"/>
             </w:tcMar>
             <w:shd w:fill="FFFFFF"/>
           </w:tcPr>
           <w:p>
             <w:r>
               <w:rPr>
-                <w:rFonts w:ascii="Sarabun" w:hAnsi="Sarabun"/>
+                <w:rFonts w:ascii="TH Sarabun New" w:hAnsi="TH Sarabun New"/>
+                <w:b w:val="0"/>
+                <w:i w:val="0"/>
                 <w:color w:val="1E293B"/>
-                <w:sz w:val="19"/>
+                <w:sz w:val="27"/>
+                <w:rFonts w:ascii="TH Sarabun New" w:hAnsi="TH Sarabun New" w:cs="TH Sarabun New"/>
               </w:rPr>
               <w:t>E-Book ขายดีที่สุด</w:t>
             </w:r>
@@ -342,19 +382,22 @@
           <w:tcPr>
             <w:tcW w:type="dxa" w:w="2340"/>
             <w:tcMar>
-              <w:top w:w="120" w:type="dxa"/>
-              <w:bottom w:w="120" w:type="dxa"/>
-              <w:left w:w="150" w:type="dxa"/>
-              <w:right w:w="150" w:type="dxa"/>
+              <w:top w:w="100" w:type="dxa"/>
+              <w:bottom w:w="100" w:type="dxa"/>
+              <w:left w:w="130" w:type="dxa"/>
+              <w:right w:w="130" w:type="dxa"/>
             </w:tcMar>
             <w:shd w:fill="FFFFFF"/>
           </w:tcPr>
           <w:p>
             <w:r>
               <w:rPr>
-                <w:rFonts w:ascii="Sarabun" w:hAnsi="Sarabun"/>
+                <w:rFonts w:ascii="TH Sarabun New" w:hAnsi="TH Sarabun New"/>
+                <w:b w:val="0"/>
+                <w:i w:val="0"/>
                 <w:color w:val="1E293B"/>
-                <w:sz w:val="19"/>
+                <w:sz w:val="27"/>
+                <w:rFonts w:ascii="TH Sarabun New" w:hAnsi="TH Sarabun New" w:cs="TH Sarabun New"/>
               </w:rPr>
               <w:t>**นายธนวัฒน์ นามเหง้า** (67332110293-4)</w:t>
             </w:r>
@@ -364,19 +407,22 @@
           <w:tcPr>
             <w:tcW w:type="dxa" w:w="2340"/>
             <w:tcMar>
-              <w:top w:w="120" w:type="dxa"/>
-              <w:bottom w:w="120" w:type="dxa"/>
-              <w:left w:w="150" w:type="dxa"/>
-              <w:right w:w="150" w:type="dxa"/>
+              <w:top w:w="100" w:type="dxa"/>
+              <w:bottom w:w="100" w:type="dxa"/>
+              <w:left w:w="130" w:type="dxa"/>
+              <w:right w:w="130" w:type="dxa"/>
             </w:tcMar>
             <w:shd w:fill="FFFFFF"/>
           </w:tcPr>
           <w:p>
             <w:r>
               <w:rPr>
-                <w:rFonts w:ascii="Sarabun" w:hAnsi="Sarabun"/>
+                <w:rFonts w:ascii="TH Sarabun New" w:hAnsi="TH Sarabun New"/>
+                <w:b w:val="0"/>
+                <w:i w:val="0"/>
                 <w:color w:val="1E293B"/>
-                <w:sz w:val="19"/>
+                <w:sz w:val="27"/>
+                <w:rFonts w:ascii="TH Sarabun New" w:hAnsi="TH Sarabun New" w:cs="TH Sarabun New"/>
               </w:rPr>
               <w:t>`JOIN`, `GROUP BY`, `SUM`, `COUNT`, `LIMIT`</w:t>
             </w:r>
@@ -388,19 +434,22 @@
           <w:tcPr>
             <w:tcW w:type="dxa" w:w="2340"/>
             <w:tcMar>
-              <w:top w:w="120" w:type="dxa"/>
-              <w:bottom w:w="120" w:type="dxa"/>
-              <w:left w:w="150" w:type="dxa"/>
-              <w:right w:w="150" w:type="dxa"/>
+              <w:top w:w="100" w:type="dxa"/>
+              <w:bottom w:w="100" w:type="dxa"/>
+              <w:left w:w="130" w:type="dxa"/>
+              <w:right w:w="130" w:type="dxa"/>
             </w:tcMar>
             <w:shd w:fill="F8FAFC"/>
           </w:tcPr>
           <w:p>
             <w:r>
               <w:rPr>
-                <w:rFonts w:ascii="Sarabun" w:hAnsi="Sarabun"/>
+                <w:rFonts w:ascii="TH Sarabun New" w:hAnsi="TH Sarabun New"/>
+                <w:b w:val="0"/>
+                <w:i w:val="0"/>
                 <w:color w:val="1E293B"/>
-                <w:sz w:val="19"/>
+                <w:sz w:val="27"/>
+                <w:rFonts w:ascii="TH Sarabun New" w:hAnsi="TH Sarabun New" w:cs="TH Sarabun New"/>
               </w:rPr>
               <w:t>**3**</w:t>
             </w:r>
@@ -410,19 +459,22 @@
           <w:tcPr>
             <w:tcW w:type="dxa" w:w="2340"/>
             <w:tcMar>
-              <w:top w:w="120" w:type="dxa"/>
-              <w:bottom w:w="120" w:type="dxa"/>
-              <w:left w:w="150" w:type="dxa"/>
-              <w:right w:w="150" w:type="dxa"/>
+              <w:top w:w="100" w:type="dxa"/>
+              <w:bottom w:w="100" w:type="dxa"/>
+              <w:left w:w="130" w:type="dxa"/>
+              <w:right w:w="130" w:type="dxa"/>
             </w:tcMar>
             <w:shd w:fill="F8FAFC"/>
           </w:tcPr>
           <w:p>
             <w:r>
               <w:rPr>
-                <w:rFonts w:ascii="Sarabun" w:hAnsi="Sarabun"/>
+                <w:rFonts w:ascii="TH Sarabun New" w:hAnsi="TH Sarabun New"/>
+                <w:b w:val="0"/>
+                <w:i w:val="0"/>
                 <w:color w:val="1E293B"/>
-                <w:sz w:val="19"/>
+                <w:sz w:val="27"/>
+                <w:rFonts w:ascii="TH Sarabun New" w:hAnsi="TH Sarabun New" w:cs="TH Sarabun New"/>
               </w:rPr>
               <w:t>ยอดขายตามหมวดหมู่สินค้า</w:t>
             </w:r>
@@ -432,19 +484,22 @@
           <w:tcPr>
             <w:tcW w:type="dxa" w:w="2340"/>
             <w:tcMar>
-              <w:top w:w="120" w:type="dxa"/>
-              <w:bottom w:w="120" w:type="dxa"/>
-              <w:left w:w="150" w:type="dxa"/>
-              <w:right w:w="150" w:type="dxa"/>
+              <w:top w:w="100" w:type="dxa"/>
+              <w:bottom w:w="100" w:type="dxa"/>
+              <w:left w:w="130" w:type="dxa"/>
+              <w:right w:w="130" w:type="dxa"/>
             </w:tcMar>
             <w:shd w:fill="F8FAFC"/>
           </w:tcPr>
           <w:p>
             <w:r>
               <w:rPr>
-                <w:rFonts w:ascii="Sarabun" w:hAnsi="Sarabun"/>
+                <w:rFonts w:ascii="TH Sarabun New" w:hAnsi="TH Sarabun New"/>
+                <w:b w:val="0"/>
+                <w:i w:val="0"/>
                 <w:color w:val="1E293B"/>
-                <w:sz w:val="19"/>
+                <w:sz w:val="27"/>
+                <w:rFonts w:ascii="TH Sarabun New" w:hAnsi="TH Sarabun New" w:cs="TH Sarabun New"/>
               </w:rPr>
               <w:t>**นายธนวัฒน์ นามเหง้า** (67332110293-4)</w:t>
             </w:r>
@@ -454,19 +509,22 @@
           <w:tcPr>
             <w:tcW w:type="dxa" w:w="2340"/>
             <w:tcMar>
-              <w:top w:w="120" w:type="dxa"/>
-              <w:bottom w:w="120" w:type="dxa"/>
-              <w:left w:w="150" w:type="dxa"/>
-              <w:right w:w="150" w:type="dxa"/>
+              <w:top w:w="100" w:type="dxa"/>
+              <w:bottom w:w="100" w:type="dxa"/>
+              <w:left w:w="130" w:type="dxa"/>
+              <w:right w:w="130" w:type="dxa"/>
             </w:tcMar>
             <w:shd w:fill="F8FAFC"/>
           </w:tcPr>
           <w:p>
             <w:r>
               <w:rPr>
-                <w:rFonts w:ascii="Sarabun" w:hAnsi="Sarabun"/>
+                <w:rFonts w:ascii="TH Sarabun New" w:hAnsi="TH Sarabun New"/>
+                <w:b w:val="0"/>
+                <w:i w:val="0"/>
                 <w:color w:val="1E293B"/>
-                <w:sz w:val="19"/>
+                <w:sz w:val="27"/>
+                <w:rFonts w:ascii="TH Sarabun New" w:hAnsi="TH Sarabun New" w:cs="TH Sarabun New"/>
               </w:rPr>
               <w:t>`JOIN หลายตาราง`, `GROUP BY`, `SUM`</w:t>
             </w:r>
@@ -478,19 +536,22 @@
           <w:tcPr>
             <w:tcW w:type="dxa" w:w="2340"/>
             <w:tcMar>
-              <w:top w:w="120" w:type="dxa"/>
-              <w:bottom w:w="120" w:type="dxa"/>
-              <w:left w:w="150" w:type="dxa"/>
-              <w:right w:w="150" w:type="dxa"/>
+              <w:top w:w="100" w:type="dxa"/>
+              <w:bottom w:w="100" w:type="dxa"/>
+              <w:left w:w="130" w:type="dxa"/>
+              <w:right w:w="130" w:type="dxa"/>
             </w:tcMar>
             <w:shd w:fill="FFFFFF"/>
           </w:tcPr>
           <w:p>
             <w:r>
               <w:rPr>
-                <w:rFonts w:ascii="Sarabun" w:hAnsi="Sarabun"/>
+                <w:rFonts w:ascii="TH Sarabun New" w:hAnsi="TH Sarabun New"/>
+                <w:b w:val="0"/>
+                <w:i w:val="0"/>
                 <w:color w:val="1E293B"/>
-                <w:sz w:val="19"/>
+                <w:sz w:val="27"/>
+                <w:rFonts w:ascii="TH Sarabun New" w:hAnsi="TH Sarabun New" w:cs="TH Sarabun New"/>
               </w:rPr>
               <w:t>**4**</w:t>
             </w:r>
@@ -500,19 +561,22 @@
           <w:tcPr>
             <w:tcW w:type="dxa" w:w="2340"/>
             <w:tcMar>
-              <w:top w:w="120" w:type="dxa"/>
-              <w:bottom w:w="120" w:type="dxa"/>
-              <w:left w:w="150" w:type="dxa"/>
-              <w:right w:w="150" w:type="dxa"/>
+              <w:top w:w="100" w:type="dxa"/>
+              <w:bottom w:w="100" w:type="dxa"/>
+              <w:left w:w="130" w:type="dxa"/>
+              <w:right w:w="130" w:type="dxa"/>
             </w:tcMar>
             <w:shd w:fill="FFFFFF"/>
           </w:tcPr>
           <w:p>
             <w:r>
               <w:rPr>
-                <w:rFonts w:ascii="Sarabun" w:hAnsi="Sarabun"/>
+                <w:rFonts w:ascii="TH Sarabun New" w:hAnsi="TH Sarabun New"/>
+                <w:b w:val="0"/>
+                <w:i w:val="0"/>
                 <w:color w:val="1E293B"/>
-                <w:sz w:val="19"/>
+                <w:sz w:val="27"/>
+                <w:rFonts w:ascii="TH Sarabun New" w:hAnsi="TH Sarabun New" w:cs="TH Sarabun New"/>
               </w:rPr>
               <w:t>พฤติกรรมลูกค้าและสถานะคำสั่งซื้อ</w:t>
             </w:r>
@@ -522,19 +586,22 @@
           <w:tcPr>
             <w:tcW w:type="dxa" w:w="2340"/>
             <w:tcMar>
-              <w:top w:w="120" w:type="dxa"/>
-              <w:bottom w:w="120" w:type="dxa"/>
-              <w:left w:w="150" w:type="dxa"/>
-              <w:right w:w="150" w:type="dxa"/>
+              <w:top w:w="100" w:type="dxa"/>
+              <w:bottom w:w="100" w:type="dxa"/>
+              <w:left w:w="130" w:type="dxa"/>
+              <w:right w:w="130" w:type="dxa"/>
             </w:tcMar>
             <w:shd w:fill="FFFFFF"/>
           </w:tcPr>
           <w:p>
             <w:r>
               <w:rPr>
-                <w:rFonts w:ascii="Sarabun" w:hAnsi="Sarabun"/>
+                <w:rFonts w:ascii="TH Sarabun New" w:hAnsi="TH Sarabun New"/>
+                <w:b w:val="0"/>
+                <w:i w:val="0"/>
                 <w:color w:val="1E293B"/>
-                <w:sz w:val="19"/>
+                <w:sz w:val="27"/>
+                <w:rFonts w:ascii="TH Sarabun New" w:hAnsi="TH Sarabun New" w:cs="TH Sarabun New"/>
               </w:rPr>
               <w:t>**นายภานุวัฒน์ แสงเครือ** (67332110248-5)</w:t>
             </w:r>
@@ -544,19 +611,22 @@
           <w:tcPr>
             <w:tcW w:type="dxa" w:w="2340"/>
             <w:tcMar>
-              <w:top w:w="120" w:type="dxa"/>
-              <w:bottom w:w="120" w:type="dxa"/>
-              <w:left w:w="150" w:type="dxa"/>
-              <w:right w:w="150" w:type="dxa"/>
+              <w:top w:w="100" w:type="dxa"/>
+              <w:bottom w:w="100" w:type="dxa"/>
+              <w:left w:w="130" w:type="dxa"/>
+              <w:right w:w="130" w:type="dxa"/>
             </w:tcMar>
             <w:shd w:fill="FFFFFF"/>
           </w:tcPr>
           <w:p>
             <w:r>
               <w:rPr>
-                <w:rFonts w:ascii="Sarabun" w:hAnsi="Sarabun"/>
+                <w:rFonts w:ascii="TH Sarabun New" w:hAnsi="TH Sarabun New"/>
+                <w:b w:val="0"/>
+                <w:i w:val="0"/>
                 <w:color w:val="1E293B"/>
-                <w:sz w:val="19"/>
+                <w:sz w:val="27"/>
+                <w:rFonts w:ascii="TH Sarabun New" w:hAnsi="TH Sarabun New" w:cs="TH Sarabun New"/>
               </w:rPr>
               <w:t>`JOIN`, `GROUP BY`, `HAVING`, `COUNT`, `SUM`, Status filter</w:t>
             </w:r>
@@ -566,12 +636,12 @@
     </w:tbl>
     <w:p>
       <w:pPr>
-        <w:spacing w:after="120"/>
+        <w:spacing w:after="80"/>
       </w:pPr>
     </w:p>
     <w:p>
       <w:pPr>
-        <w:spacing w:before="280" w:after="120"/>
+        <w:spacing w:before="240" w:after="80"/>
         <w:jc w:val="center"/>
       </w:pPr>
       <w:r>
@@ -611,25 +681,29 @@
     </w:p>
     <w:p>
       <w:pPr>
-        <w:spacing w:after="120" w:line="300" w:lineRule="auto"/>
+        <w:spacing w:before="40" w:after="200"/>
+        <w:jc w:val="center"/>
       </w:pPr>
       <w:r>
         <w:rPr>
-          <w:rFonts w:ascii="Sarabun" w:hAnsi="Sarabun"/>
-          <w:color w:val="1E293B"/>
-          <w:sz w:val="22"/>
+          <w:rFonts w:ascii="TH Sarabun New" w:hAnsi="TH Sarabun New"/>
+          <w:b w:val="0"/>
+          <w:i/>
+          <w:color w:val="64748B"/>
+          <w:sz w:val="27"/>
+          <w:rFonts w:ascii="TH Sarabun New" w:hAnsi="TH Sarabun New" w:cs="TH Sarabun New"/>
         </w:rPr>
-        <w:t>&lt;br&gt;&lt;em&gt;ภาพที่ 1: หน้าจอรายงานวิเคราะห์ข้อมูลจริง 4 หัวข้อบน Admin Portal พร้อมคำสั่ง SQL และปุ่ม Export CSV&lt;/em&gt;</w:t>
+        <w:t>ภาพที่ 1: หน้าจอรายงานวิเคราะห์ข้อมูลจริง 4 หัวข้อบน Admin Portal พร้อมคำสั่ง SQL และปุ่ม Export CSV</w:t>
       </w:r>
     </w:p>
     <w:p>
       <w:pPr>
-        <w:spacing w:before="120" w:after="120"/>
+        <w:spacing w:before="80" w:after="80"/>
       </w:pPr>
       <w:r>
         <w:rPr>
           <w:color w:val="CBD5E1"/>
-          <w:sz w:val="18"/>
+          <w:sz w:val="16"/>
         </w:rPr>
         <w:t>__________________________________________________________________________</w:t>
       </w:r>
@@ -637,14 +711,16 @@
     <w:p>
       <w:pPr>
         <w:pStyle w:val="Heading2"/>
-        <w:spacing w:before="240" w:after="120"/>
+        <w:spacing w:before="240" w:after="80"/>
       </w:pPr>
       <w:r>
         <w:rPr>
-          <w:rFonts w:ascii="Sarabun" w:hAnsi="Sarabun"/>
+          <w:rFonts w:ascii="TH Sarabun New" w:hAnsi="TH Sarabun New"/>
           <w:b/>
+          <w:i w:val="0"/>
           <w:color w:val="1E3A8A"/>
-          <w:sz w:val="28"/>
+          <w:sz w:val="36"/>
+          <w:rFonts w:ascii="TH Sarabun New" w:hAnsi="TH Sarabun New" w:cs="TH Sarabun New"/>
         </w:rPr>
         <w:t>รายงานที่ 1: ยอดขายตามช่วงเวลา (Sales Over Time by Month)</w:t>
       </w:r>
@@ -656,10 +732,12 @@
       </w:pPr>
       <w:r>
         <w:rPr>
-          <w:rFonts w:ascii="Sarabun" w:hAnsi="Sarabun"/>
+          <w:rFonts w:ascii="TH Sarabun New" w:hAnsi="TH Sarabun New"/>
           <w:b/>
+          <w:i w:val="0"/>
           <w:color w:val="256333"/>
-          <w:sz w:val="26"/>
+          <w:sz w:val="32"/>
+          <w:rFonts w:ascii="TH Sarabun New" w:hAnsi="TH Sarabun New" w:cs="TH Sarabun New"/>
         </w:rPr>
         <w:t>1.1 คำถามทางธุรกิจที่ต้องตอบ</w:t>
       </w:r>
@@ -667,13 +745,16 @@
     <w:p>
       <w:pPr>
         <w:pStyle w:val="ListBullet"/>
-        <w:spacing w:after="60" w:line="276" w:lineRule="auto"/>
+        <w:spacing w:after="40" w:line="276" w:lineRule="auto"/>
       </w:pPr>
       <w:r>
         <w:rPr>
-          <w:rFonts w:ascii="Sarabun" w:hAnsi="Sarabun"/>
+          <w:rFonts w:ascii="TH Sarabun New" w:hAnsi="TH Sarabun New"/>
+          <w:b w:val="0"/>
+          <w:i w:val="0"/>
           <w:color w:val="1E293B"/>
-          <w:sz w:val="21"/>
+          <w:sz w:val="32"/>
+          <w:rFonts w:ascii="TH Sarabun New" w:hAnsi="TH Sarabun New" w:cs="TH Sarabun New"/>
         </w:rPr>
         <w:t>ยอดขาย จำนวนคำสั่งซื้อ และค่าเฉลี่ยต่อคำสั่งซื้อ (Average Order Value: AOV) เปลี่ยนแปลงไปอย่างไรตามแต่ละเดือน?</w:t>
       </w:r>
@@ -681,13 +762,16 @@
     <w:p>
       <w:pPr>
         <w:pStyle w:val="ListBullet"/>
-        <w:spacing w:after="60" w:line="276" w:lineRule="auto"/>
+        <w:spacing w:after="40" w:line="276" w:lineRule="auto"/>
       </w:pPr>
       <w:r>
         <w:rPr>
-          <w:rFonts w:ascii="Sarabun" w:hAnsi="Sarabun"/>
+          <w:rFonts w:ascii="TH Sarabun New" w:hAnsi="TH Sarabun New"/>
+          <w:b w:val="0"/>
+          <w:i w:val="0"/>
           <w:color w:val="1E293B"/>
-          <w:sz w:val="21"/>
+          <w:sz w:val="32"/>
+          <w:rFonts w:ascii="TH Sarabun New" w:hAnsi="TH Sarabun New" w:cs="TH Sarabun New"/>
         </w:rPr>
         <w:t>มีแนวโน้มการเติบโตของรายได้เป็นอย่างไร?</w:t>
       </w:r>
@@ -699,10 +783,12 @@
       </w:pPr>
       <w:r>
         <w:rPr>
-          <w:rFonts w:ascii="Sarabun" w:hAnsi="Sarabun"/>
+          <w:rFonts w:ascii="TH Sarabun New" w:hAnsi="TH Sarabun New"/>
           <w:b/>
+          <w:i w:val="0"/>
           <w:color w:val="256333"/>
-          <w:sz w:val="26"/>
+          <w:sz w:val="32"/>
+          <w:rFonts w:ascii="TH Sarabun New" w:hAnsi="TH Sarabun New" w:cs="TH Sarabun New"/>
         </w:rPr>
         <w:t>1.2 คำสั่ง SQL ที่ใช้</w:t>
       </w:r>
@@ -722,10 +808,10 @@
             <w:tcW w:type="dxa" w:w="9360"/>
             <w:shd w:fill="0F172A"/>
             <w:tcMar>
-              <w:top w:w="140" w:type="dxa"/>
-              <w:bottom w:w="140" w:type="dxa"/>
-              <w:left w:w="200" w:type="dxa"/>
-              <w:right w:w="200" w:type="dxa"/>
+              <w:top w:w="120" w:type="dxa"/>
+              <w:bottom w:w="120" w:type="dxa"/>
+              <w:left w:w="180" w:type="dxa"/>
+              <w:right w:w="180" w:type="dxa"/>
             </w:tcMar>
           </w:tcPr>
           <w:p>
@@ -736,7 +822,7 @@
               <w:rPr>
                 <w:rFonts w:ascii="Consolas" w:hAnsi="Consolas"/>
                 <w:color w:val="F1F5F9"/>
-                <w:sz w:val="18"/>
+                <w:sz w:val="20"/>
               </w:rPr>
               <w:t xml:space="preserve">SELECT </w:t>
               <w:br/>
@@ -772,7 +858,7 @@
     </w:tbl>
     <w:p>
       <w:pPr>
-        <w:spacing w:after="120"/>
+        <w:spacing w:after="80"/>
       </w:pPr>
     </w:p>
     <w:p>
@@ -782,10 +868,12 @@
       </w:pPr>
       <w:r>
         <w:rPr>
-          <w:rFonts w:ascii="Sarabun" w:hAnsi="Sarabun"/>
+          <w:rFonts w:ascii="TH Sarabun New" w:hAnsi="TH Sarabun New"/>
           <w:b/>
+          <w:i w:val="0"/>
           <w:color w:val="256333"/>
-          <w:sz w:val="26"/>
+          <w:sz w:val="32"/>
+          <w:rFonts w:ascii="TH Sarabun New" w:hAnsi="TH Sarabun New" w:cs="TH Sarabun New"/>
         </w:rPr>
         <w:t>1.3 ผลลัพธ์จากการรันจริงในระบบ</w:t>
       </w:r>
@@ -817,20 +905,22 @@
           <w:tcPr>
             <w:tcW w:type="dxa" w:w="1560"/>
             <w:tcMar>
-              <w:top w:w="120" w:type="dxa"/>
-              <w:bottom w:w="120" w:type="dxa"/>
-              <w:left w:w="150" w:type="dxa"/>
-              <w:right w:w="150" w:type="dxa"/>
+              <w:top w:w="100" w:type="dxa"/>
+              <w:bottom w:w="100" w:type="dxa"/>
+              <w:left w:w="130" w:type="dxa"/>
+              <w:right w:w="130" w:type="dxa"/>
             </w:tcMar>
             <w:shd w:fill="1E3A8A"/>
           </w:tcPr>
           <w:p>
             <w:r>
               <w:rPr>
-                <w:rFonts w:ascii="Sarabun" w:hAnsi="Sarabun"/>
+                <w:rFonts w:ascii="TH Sarabun New" w:hAnsi="TH Sarabun New"/>
                 <w:b/>
+                <w:i w:val="0"/>
                 <w:color w:val="FFFFFF"/>
-                <w:sz w:val="20"/>
+                <w:sz w:val="28"/>
+                <w:rFonts w:ascii="TH Sarabun New" w:hAnsi="TH Sarabun New" w:cs="TH Sarabun New"/>
               </w:rPr>
               <w:t>ช่วงเวลา (sale_period)</w:t>
             </w:r>
@@ -840,20 +930,22 @@
           <w:tcPr>
             <w:tcW w:type="dxa" w:w="1560"/>
             <w:tcMar>
-              <w:top w:w="120" w:type="dxa"/>
-              <w:bottom w:w="120" w:type="dxa"/>
-              <w:left w:w="150" w:type="dxa"/>
-              <w:right w:w="150" w:type="dxa"/>
+              <w:top w:w="100" w:type="dxa"/>
+              <w:bottom w:w="100" w:type="dxa"/>
+              <w:left w:w="130" w:type="dxa"/>
+              <w:right w:w="130" w:type="dxa"/>
             </w:tcMar>
             <w:shd w:fill="1E3A8A"/>
           </w:tcPr>
           <w:p>
             <w:r>
               <w:rPr>
-                <w:rFonts w:ascii="Sarabun" w:hAnsi="Sarabun"/>
+                <w:rFonts w:ascii="TH Sarabun New" w:hAnsi="TH Sarabun New"/>
                 <w:b/>
+                <w:i w:val="0"/>
                 <w:color w:val="FFFFFF"/>
-                <w:sz w:val="20"/>
+                <w:sz w:val="28"/>
+                <w:rFonts w:ascii="TH Sarabun New" w:hAnsi="TH Sarabun New" w:cs="TH Sarabun New"/>
               </w:rPr>
               <w:t>จำนวนออเดอร์ (total_orders)</w:t>
             </w:r>
@@ -863,20 +955,22 @@
           <w:tcPr>
             <w:tcW w:type="dxa" w:w="1560"/>
             <w:tcMar>
-              <w:top w:w="120" w:type="dxa"/>
-              <w:bottom w:w="120" w:type="dxa"/>
-              <w:left w:w="150" w:type="dxa"/>
-              <w:right w:w="150" w:type="dxa"/>
+              <w:top w:w="100" w:type="dxa"/>
+              <w:bottom w:w="100" w:type="dxa"/>
+              <w:left w:w="130" w:type="dxa"/>
+              <w:right w:w="130" w:type="dxa"/>
             </w:tcMar>
             <w:shd w:fill="1E3A8A"/>
           </w:tcPr>
           <w:p>
             <w:r>
               <w:rPr>
-                <w:rFonts w:ascii="Sarabun" w:hAnsi="Sarabun"/>
+                <w:rFonts w:ascii="TH Sarabun New" w:hAnsi="TH Sarabun New"/>
                 <w:b/>
+                <w:i w:val="0"/>
                 <w:color w:val="FFFFFF"/>
-                <w:sz w:val="20"/>
+                <w:sz w:val="28"/>
+                <w:rFonts w:ascii="TH Sarabun New" w:hAnsi="TH Sarabun New" w:cs="TH Sarabun New"/>
               </w:rPr>
               <w:t>ยอดขายรวม (gross_sales)</w:t>
             </w:r>
@@ -886,20 +980,22 @@
           <w:tcPr>
             <w:tcW w:type="dxa" w:w="1560"/>
             <w:tcMar>
-              <w:top w:w="120" w:type="dxa"/>
-              <w:bottom w:w="120" w:type="dxa"/>
-              <w:left w:w="150" w:type="dxa"/>
-              <w:right w:w="150" w:type="dxa"/>
+              <w:top w:w="100" w:type="dxa"/>
+              <w:bottom w:w="100" w:type="dxa"/>
+              <w:left w:w="130" w:type="dxa"/>
+              <w:right w:w="130" w:type="dxa"/>
             </w:tcMar>
             <w:shd w:fill="1E3A8A"/>
           </w:tcPr>
           <w:p>
             <w:r>
               <w:rPr>
-                <w:rFonts w:ascii="Sarabun" w:hAnsi="Sarabun"/>
+                <w:rFonts w:ascii="TH Sarabun New" w:hAnsi="TH Sarabun New"/>
                 <w:b/>
+                <w:i w:val="0"/>
                 <w:color w:val="FFFFFF"/>
-                <w:sz w:val="20"/>
+                <w:sz w:val="28"/>
+                <w:rFonts w:ascii="TH Sarabun New" w:hAnsi="TH Sarabun New" w:cs="TH Sarabun New"/>
               </w:rPr>
               <w:t>ค่าเฉลี่ยต่อออเดอร์ (AOV)</w:t>
             </w:r>
@@ -909,20 +1005,22 @@
           <w:tcPr>
             <w:tcW w:type="dxa" w:w="1560"/>
             <w:tcMar>
-              <w:top w:w="120" w:type="dxa"/>
-              <w:bottom w:w="120" w:type="dxa"/>
-              <w:left w:w="150" w:type="dxa"/>
-              <w:right w:w="150" w:type="dxa"/>
+              <w:top w:w="100" w:type="dxa"/>
+              <w:bottom w:w="100" w:type="dxa"/>
+              <w:left w:w="130" w:type="dxa"/>
+              <w:right w:w="130" w:type="dxa"/>
             </w:tcMar>
             <w:shd w:fill="1E3A8A"/>
           </w:tcPr>
           <w:p>
             <w:r>
               <w:rPr>
-                <w:rFonts w:ascii="Sarabun" w:hAnsi="Sarabun"/>
+                <w:rFonts w:ascii="TH Sarabun New" w:hAnsi="TH Sarabun New"/>
                 <w:b/>
+                <w:i w:val="0"/>
                 <w:color w:val="FFFFFF"/>
-                <w:sz w:val="20"/>
+                <w:sz w:val="28"/>
+                <w:rFonts w:ascii="TH Sarabun New" w:hAnsi="TH Sarabun New" w:cs="TH Sarabun New"/>
               </w:rPr>
               <w:t>ยอดต่ำสุด (min)</w:t>
             </w:r>
@@ -932,20 +1030,22 @@
           <w:tcPr>
             <w:tcW w:type="dxa" w:w="1560"/>
             <w:tcMar>
-              <w:top w:w="120" w:type="dxa"/>
-              <w:bottom w:w="120" w:type="dxa"/>
-              <w:left w:w="150" w:type="dxa"/>
-              <w:right w:w="150" w:type="dxa"/>
+              <w:top w:w="100" w:type="dxa"/>
+              <w:bottom w:w="100" w:type="dxa"/>
+              <w:left w:w="130" w:type="dxa"/>
+              <w:right w:w="130" w:type="dxa"/>
             </w:tcMar>
             <w:shd w:fill="1E3A8A"/>
           </w:tcPr>
           <w:p>
             <w:r>
               <w:rPr>
-                <w:rFonts w:ascii="Sarabun" w:hAnsi="Sarabun"/>
+                <w:rFonts w:ascii="TH Sarabun New" w:hAnsi="TH Sarabun New"/>
                 <w:b/>
+                <w:i w:val="0"/>
                 <w:color w:val="FFFFFF"/>
-                <w:sz w:val="20"/>
+                <w:sz w:val="28"/>
+                <w:rFonts w:ascii="TH Sarabun New" w:hAnsi="TH Sarabun New" w:cs="TH Sarabun New"/>
               </w:rPr>
               <w:t>ยอดสูงสุด (max)</w:t>
             </w:r>
@@ -957,19 +1057,22 @@
           <w:tcPr>
             <w:tcW w:type="dxa" w:w="1560"/>
             <w:tcMar>
-              <w:top w:w="120" w:type="dxa"/>
-              <w:bottom w:w="120" w:type="dxa"/>
-              <w:left w:w="150" w:type="dxa"/>
-              <w:right w:w="150" w:type="dxa"/>
+              <w:top w:w="100" w:type="dxa"/>
+              <w:bottom w:w="100" w:type="dxa"/>
+              <w:left w:w="130" w:type="dxa"/>
+              <w:right w:w="130" w:type="dxa"/>
             </w:tcMar>
             <w:shd w:fill="F8FAFC"/>
           </w:tcPr>
           <w:p>
             <w:r>
               <w:rPr>
-                <w:rFonts w:ascii="Sarabun" w:hAnsi="Sarabun"/>
+                <w:rFonts w:ascii="TH Sarabun New" w:hAnsi="TH Sarabun New"/>
+                <w:b w:val="0"/>
+                <w:i w:val="0"/>
                 <w:color w:val="1E293B"/>
-                <w:sz w:val="19"/>
+                <w:sz w:val="27"/>
+                <w:rFonts w:ascii="TH Sarabun New" w:hAnsi="TH Sarabun New" w:cs="TH Sarabun New"/>
               </w:rPr>
               <w:t>**2026-06**</w:t>
             </w:r>
@@ -979,19 +1082,22 @@
           <w:tcPr>
             <w:tcW w:type="dxa" w:w="1560"/>
             <w:tcMar>
-              <w:top w:w="120" w:type="dxa"/>
-              <w:bottom w:w="120" w:type="dxa"/>
-              <w:left w:w="150" w:type="dxa"/>
-              <w:right w:w="150" w:type="dxa"/>
+              <w:top w:w="100" w:type="dxa"/>
+              <w:bottom w:w="100" w:type="dxa"/>
+              <w:left w:w="130" w:type="dxa"/>
+              <w:right w:w="130" w:type="dxa"/>
             </w:tcMar>
             <w:shd w:fill="F8FAFC"/>
           </w:tcPr>
           <w:p>
             <w:r>
               <w:rPr>
-                <w:rFonts w:ascii="Sarabun" w:hAnsi="Sarabun"/>
+                <w:rFonts w:ascii="TH Sarabun New" w:hAnsi="TH Sarabun New"/>
+                <w:b w:val="0"/>
+                <w:i w:val="0"/>
                 <w:color w:val="1E293B"/>
-                <w:sz w:val="19"/>
+                <w:sz w:val="27"/>
+                <w:rFonts w:ascii="TH Sarabun New" w:hAnsi="TH Sarabun New" w:cs="TH Sarabun New"/>
               </w:rPr>
               <w:t>6</w:t>
             </w:r>
@@ -1001,19 +1107,22 @@
           <w:tcPr>
             <w:tcW w:type="dxa" w:w="1560"/>
             <w:tcMar>
-              <w:top w:w="120" w:type="dxa"/>
-              <w:bottom w:w="120" w:type="dxa"/>
-              <w:left w:w="150" w:type="dxa"/>
-              <w:right w:w="150" w:type="dxa"/>
+              <w:top w:w="100" w:type="dxa"/>
+              <w:bottom w:w="100" w:type="dxa"/>
+              <w:left w:w="130" w:type="dxa"/>
+              <w:right w:w="130" w:type="dxa"/>
             </w:tcMar>
             <w:shd w:fill="F8FAFC"/>
           </w:tcPr>
           <w:p>
             <w:r>
               <w:rPr>
-                <w:rFonts w:ascii="Sarabun" w:hAnsi="Sarabun"/>
+                <w:rFonts w:ascii="TH Sarabun New" w:hAnsi="TH Sarabun New"/>
+                <w:b w:val="0"/>
+                <w:i w:val="0"/>
                 <w:color w:val="1E293B"/>
-                <w:sz w:val="19"/>
+                <w:sz w:val="27"/>
+                <w:rFonts w:ascii="TH Sarabun New" w:hAnsi="TH Sarabun New" w:cs="TH Sarabun New"/>
               </w:rPr>
               <w:t>฿2,410.00</w:t>
             </w:r>
@@ -1023,19 +1132,22 @@
           <w:tcPr>
             <w:tcW w:type="dxa" w:w="1560"/>
             <w:tcMar>
-              <w:top w:w="120" w:type="dxa"/>
-              <w:bottom w:w="120" w:type="dxa"/>
-              <w:left w:w="150" w:type="dxa"/>
-              <w:right w:w="150" w:type="dxa"/>
+              <w:top w:w="100" w:type="dxa"/>
+              <w:bottom w:w="100" w:type="dxa"/>
+              <w:left w:w="130" w:type="dxa"/>
+              <w:right w:w="130" w:type="dxa"/>
             </w:tcMar>
             <w:shd w:fill="F8FAFC"/>
           </w:tcPr>
           <w:p>
             <w:r>
               <w:rPr>
-                <w:rFonts w:ascii="Sarabun" w:hAnsi="Sarabun"/>
+                <w:rFonts w:ascii="TH Sarabun New" w:hAnsi="TH Sarabun New"/>
+                <w:b w:val="0"/>
+                <w:i w:val="0"/>
                 <w:color w:val="1E293B"/>
-                <w:sz w:val="19"/>
+                <w:sz w:val="27"/>
+                <w:rFonts w:ascii="TH Sarabun New" w:hAnsi="TH Sarabun New" w:cs="TH Sarabun New"/>
               </w:rPr>
               <w:t>฿401.67</w:t>
             </w:r>
@@ -1045,19 +1157,22 @@
           <w:tcPr>
             <w:tcW w:type="dxa" w:w="1560"/>
             <w:tcMar>
-              <w:top w:w="120" w:type="dxa"/>
-              <w:bottom w:w="120" w:type="dxa"/>
-              <w:left w:w="150" w:type="dxa"/>
-              <w:right w:w="150" w:type="dxa"/>
+              <w:top w:w="100" w:type="dxa"/>
+              <w:bottom w:w="100" w:type="dxa"/>
+              <w:left w:w="130" w:type="dxa"/>
+              <w:right w:w="130" w:type="dxa"/>
             </w:tcMar>
             <w:shd w:fill="F8FAFC"/>
           </w:tcPr>
           <w:p>
             <w:r>
               <w:rPr>
-                <w:rFonts w:ascii="Sarabun" w:hAnsi="Sarabun"/>
+                <w:rFonts w:ascii="TH Sarabun New" w:hAnsi="TH Sarabun New"/>
+                <w:b w:val="0"/>
+                <w:i w:val="0"/>
                 <w:color w:val="1E293B"/>
-                <w:sz w:val="19"/>
+                <w:sz w:val="27"/>
+                <w:rFonts w:ascii="TH Sarabun New" w:hAnsi="TH Sarabun New" w:cs="TH Sarabun New"/>
               </w:rPr>
               <w:t>฿250.00</w:t>
             </w:r>
@@ -1067,19 +1182,22 @@
           <w:tcPr>
             <w:tcW w:type="dxa" w:w="1560"/>
             <w:tcMar>
-              <w:top w:w="120" w:type="dxa"/>
-              <w:bottom w:w="120" w:type="dxa"/>
-              <w:left w:w="150" w:type="dxa"/>
-              <w:right w:w="150" w:type="dxa"/>
+              <w:top w:w="100" w:type="dxa"/>
+              <w:bottom w:w="100" w:type="dxa"/>
+              <w:left w:w="130" w:type="dxa"/>
+              <w:right w:w="130" w:type="dxa"/>
             </w:tcMar>
             <w:shd w:fill="F8FAFC"/>
           </w:tcPr>
           <w:p>
             <w:r>
               <w:rPr>
-                <w:rFonts w:ascii="Sarabun" w:hAnsi="Sarabun"/>
+                <w:rFonts w:ascii="TH Sarabun New" w:hAnsi="TH Sarabun New"/>
+                <w:b w:val="0"/>
+                <w:i w:val="0"/>
                 <w:color w:val="1E293B"/>
-                <w:sz w:val="19"/>
+                <w:sz w:val="27"/>
+                <w:rFonts w:ascii="TH Sarabun New" w:hAnsi="TH Sarabun New" w:cs="TH Sarabun New"/>
               </w:rPr>
               <w:t>฿540.00</w:t>
             </w:r>
@@ -1091,19 +1209,22 @@
           <w:tcPr>
             <w:tcW w:type="dxa" w:w="1560"/>
             <w:tcMar>
-              <w:top w:w="120" w:type="dxa"/>
-              <w:bottom w:w="120" w:type="dxa"/>
-              <w:left w:w="150" w:type="dxa"/>
-              <w:right w:w="150" w:type="dxa"/>
+              <w:top w:w="100" w:type="dxa"/>
+              <w:bottom w:w="100" w:type="dxa"/>
+              <w:left w:w="130" w:type="dxa"/>
+              <w:right w:w="130" w:type="dxa"/>
             </w:tcMar>
             <w:shd w:fill="FFFFFF"/>
           </w:tcPr>
           <w:p>
             <w:r>
               <w:rPr>
-                <w:rFonts w:ascii="Sarabun" w:hAnsi="Sarabun"/>
+                <w:rFonts w:ascii="TH Sarabun New" w:hAnsi="TH Sarabun New"/>
+                <w:b w:val="0"/>
+                <w:i w:val="0"/>
                 <w:color w:val="1E293B"/>
-                <w:sz w:val="19"/>
+                <w:sz w:val="27"/>
+                <w:rFonts w:ascii="TH Sarabun New" w:hAnsi="TH Sarabun New" w:cs="TH Sarabun New"/>
               </w:rPr>
               <w:t>**2026-07**</w:t>
             </w:r>
@@ -1113,19 +1234,22 @@
           <w:tcPr>
             <w:tcW w:type="dxa" w:w="1560"/>
             <w:tcMar>
-              <w:top w:w="120" w:type="dxa"/>
-              <w:bottom w:w="120" w:type="dxa"/>
-              <w:left w:w="150" w:type="dxa"/>
-              <w:right w:w="150" w:type="dxa"/>
+              <w:top w:w="100" w:type="dxa"/>
+              <w:bottom w:w="100" w:type="dxa"/>
+              <w:left w:w="130" w:type="dxa"/>
+              <w:right w:w="130" w:type="dxa"/>
             </w:tcMar>
             <w:shd w:fill="FFFFFF"/>
           </w:tcPr>
           <w:p>
             <w:r>
               <w:rPr>
-                <w:rFonts w:ascii="Sarabun" w:hAnsi="Sarabun"/>
+                <w:rFonts w:ascii="TH Sarabun New" w:hAnsi="TH Sarabun New"/>
+                <w:b w:val="0"/>
+                <w:i w:val="0"/>
                 <w:color w:val="1E293B"/>
-                <w:sz w:val="19"/>
+                <w:sz w:val="27"/>
+                <w:rFonts w:ascii="TH Sarabun New" w:hAnsi="TH Sarabun New" w:cs="TH Sarabun New"/>
               </w:rPr>
               <w:t>8</w:t>
             </w:r>
@@ -1135,19 +1259,22 @@
           <w:tcPr>
             <w:tcW w:type="dxa" w:w="1560"/>
             <w:tcMar>
-              <w:top w:w="120" w:type="dxa"/>
-              <w:bottom w:w="120" w:type="dxa"/>
-              <w:left w:w="150" w:type="dxa"/>
-              <w:right w:w="150" w:type="dxa"/>
+              <w:top w:w="100" w:type="dxa"/>
+              <w:bottom w:w="100" w:type="dxa"/>
+              <w:left w:w="130" w:type="dxa"/>
+              <w:right w:w="130" w:type="dxa"/>
             </w:tcMar>
             <w:shd w:fill="FFFFFF"/>
           </w:tcPr>
           <w:p>
             <w:r>
               <w:rPr>
-                <w:rFonts w:ascii="Sarabun" w:hAnsi="Sarabun"/>
+                <w:rFonts w:ascii="TH Sarabun New" w:hAnsi="TH Sarabun New"/>
+                <w:b w:val="0"/>
+                <w:i w:val="0"/>
                 <w:color w:val="1E293B"/>
-                <w:sz w:val="19"/>
+                <w:sz w:val="27"/>
+                <w:rFonts w:ascii="TH Sarabun New" w:hAnsi="TH Sarabun New" w:cs="TH Sarabun New"/>
               </w:rPr>
               <w:t>฿3,295.00</w:t>
             </w:r>
@@ -1157,19 +1284,22 @@
           <w:tcPr>
             <w:tcW w:type="dxa" w:w="1560"/>
             <w:tcMar>
-              <w:top w:w="120" w:type="dxa"/>
-              <w:bottom w:w="120" w:type="dxa"/>
-              <w:left w:w="150" w:type="dxa"/>
-              <w:right w:w="150" w:type="dxa"/>
+              <w:top w:w="100" w:type="dxa"/>
+              <w:bottom w:w="100" w:type="dxa"/>
+              <w:left w:w="130" w:type="dxa"/>
+              <w:right w:w="130" w:type="dxa"/>
             </w:tcMar>
             <w:shd w:fill="FFFFFF"/>
           </w:tcPr>
           <w:p>
             <w:r>
               <w:rPr>
-                <w:rFonts w:ascii="Sarabun" w:hAnsi="Sarabun"/>
+                <w:rFonts w:ascii="TH Sarabun New" w:hAnsi="TH Sarabun New"/>
+                <w:b w:val="0"/>
+                <w:i w:val="0"/>
                 <w:color w:val="1E293B"/>
-                <w:sz w:val="19"/>
+                <w:sz w:val="27"/>
+                <w:rFonts w:ascii="TH Sarabun New" w:hAnsi="TH Sarabun New" w:cs="TH Sarabun New"/>
               </w:rPr>
               <w:t>฿411.88</w:t>
             </w:r>
@@ -1179,19 +1309,22 @@
           <w:tcPr>
             <w:tcW w:type="dxa" w:w="1560"/>
             <w:tcMar>
-              <w:top w:w="120" w:type="dxa"/>
-              <w:bottom w:w="120" w:type="dxa"/>
-              <w:left w:w="150" w:type="dxa"/>
-              <w:right w:w="150" w:type="dxa"/>
+              <w:top w:w="100" w:type="dxa"/>
+              <w:bottom w:w="100" w:type="dxa"/>
+              <w:left w:w="130" w:type="dxa"/>
+              <w:right w:w="130" w:type="dxa"/>
             </w:tcMar>
             <w:shd w:fill="FFFFFF"/>
           </w:tcPr>
           <w:p>
             <w:r>
               <w:rPr>
-                <w:rFonts w:ascii="Sarabun" w:hAnsi="Sarabun"/>
+                <w:rFonts w:ascii="TH Sarabun New" w:hAnsi="TH Sarabun New"/>
+                <w:b w:val="0"/>
+                <w:i w:val="0"/>
                 <w:color w:val="1E293B"/>
-                <w:sz w:val="19"/>
+                <w:sz w:val="27"/>
+                <w:rFonts w:ascii="TH Sarabun New" w:hAnsi="TH Sarabun New" w:cs="TH Sarabun New"/>
               </w:rPr>
               <w:t>฿195.00</w:t>
             </w:r>
@@ -1201,19 +1334,22 @@
           <w:tcPr>
             <w:tcW w:type="dxa" w:w="1560"/>
             <w:tcMar>
-              <w:top w:w="120" w:type="dxa"/>
-              <w:bottom w:w="120" w:type="dxa"/>
-              <w:left w:w="150" w:type="dxa"/>
-              <w:right w:w="150" w:type="dxa"/>
+              <w:top w:w="100" w:type="dxa"/>
+              <w:bottom w:w="100" w:type="dxa"/>
+              <w:left w:w="130" w:type="dxa"/>
+              <w:right w:w="130" w:type="dxa"/>
             </w:tcMar>
             <w:shd w:fill="FFFFFF"/>
           </w:tcPr>
           <w:p>
             <w:r>
               <w:rPr>
-                <w:rFonts w:ascii="Sarabun" w:hAnsi="Sarabun"/>
+                <w:rFonts w:ascii="TH Sarabun New" w:hAnsi="TH Sarabun New"/>
+                <w:b w:val="0"/>
+                <w:i w:val="0"/>
                 <w:color w:val="1E293B"/>
-                <w:sz w:val="19"/>
+                <w:sz w:val="27"/>
+                <w:rFonts w:ascii="TH Sarabun New" w:hAnsi="TH Sarabun New" w:cs="TH Sarabun New"/>
               </w:rPr>
               <w:t>฿730.00</w:t>
             </w:r>
@@ -1225,19 +1361,22 @@
           <w:tcPr>
             <w:tcW w:type="dxa" w:w="1560"/>
             <w:tcMar>
-              <w:top w:w="120" w:type="dxa"/>
-              <w:bottom w:w="120" w:type="dxa"/>
-              <w:left w:w="150" w:type="dxa"/>
-              <w:right w:w="150" w:type="dxa"/>
+              <w:top w:w="100" w:type="dxa"/>
+              <w:bottom w:w="100" w:type="dxa"/>
+              <w:left w:w="130" w:type="dxa"/>
+              <w:right w:w="130" w:type="dxa"/>
             </w:tcMar>
             <w:shd w:fill="F8FAFC"/>
           </w:tcPr>
           <w:p>
             <w:r>
               <w:rPr>
-                <w:rFonts w:ascii="Sarabun" w:hAnsi="Sarabun"/>
+                <w:rFonts w:ascii="TH Sarabun New" w:hAnsi="TH Sarabun New"/>
+                <w:b w:val="0"/>
+                <w:i w:val="0"/>
                 <w:color w:val="1E293B"/>
-                <w:sz w:val="19"/>
+                <w:sz w:val="27"/>
+                <w:rFonts w:ascii="TH Sarabun New" w:hAnsi="TH Sarabun New" w:cs="TH Sarabun New"/>
               </w:rPr>
               <w:t>**2026-08**</w:t>
             </w:r>
@@ -1247,19 +1386,22 @@
           <w:tcPr>
             <w:tcW w:type="dxa" w:w="1560"/>
             <w:tcMar>
-              <w:top w:w="120" w:type="dxa"/>
-              <w:bottom w:w="120" w:type="dxa"/>
-              <w:left w:w="150" w:type="dxa"/>
-              <w:right w:w="150" w:type="dxa"/>
+              <w:top w:w="100" w:type="dxa"/>
+              <w:bottom w:w="100" w:type="dxa"/>
+              <w:left w:w="130" w:type="dxa"/>
+              <w:right w:w="130" w:type="dxa"/>
             </w:tcMar>
             <w:shd w:fill="F8FAFC"/>
           </w:tcPr>
           <w:p>
             <w:r>
               <w:rPr>
-                <w:rFonts w:ascii="Sarabun" w:hAnsi="Sarabun"/>
+                <w:rFonts w:ascii="TH Sarabun New" w:hAnsi="TH Sarabun New"/>
+                <w:b w:val="0"/>
+                <w:i w:val="0"/>
                 <w:color w:val="1E293B"/>
-                <w:sz w:val="19"/>
+                <w:sz w:val="27"/>
+                <w:rFonts w:ascii="TH Sarabun New" w:hAnsi="TH Sarabun New" w:cs="TH Sarabun New"/>
               </w:rPr>
               <w:t>8</w:t>
             </w:r>
@@ -1269,19 +1411,22 @@
           <w:tcPr>
             <w:tcW w:type="dxa" w:w="1560"/>
             <w:tcMar>
-              <w:top w:w="120" w:type="dxa"/>
-              <w:bottom w:w="120" w:type="dxa"/>
-              <w:left w:w="150" w:type="dxa"/>
-              <w:right w:w="150" w:type="dxa"/>
+              <w:top w:w="100" w:type="dxa"/>
+              <w:bottom w:w="100" w:type="dxa"/>
+              <w:left w:w="130" w:type="dxa"/>
+              <w:right w:w="130" w:type="dxa"/>
             </w:tcMar>
             <w:shd w:fill="F8FAFC"/>
           </w:tcPr>
           <w:p>
             <w:r>
               <w:rPr>
-                <w:rFonts w:ascii="Sarabun" w:hAnsi="Sarabun"/>
+                <w:rFonts w:ascii="TH Sarabun New" w:hAnsi="TH Sarabun New"/>
+                <w:b w:val="0"/>
+                <w:i w:val="0"/>
                 <w:color w:val="1E293B"/>
-                <w:sz w:val="19"/>
+                <w:sz w:val="27"/>
+                <w:rFonts w:ascii="TH Sarabun New" w:hAnsi="TH Sarabun New" w:cs="TH Sarabun New"/>
               </w:rPr>
               <w:t>฿3,200.00</w:t>
             </w:r>
@@ -1291,19 +1436,22 @@
           <w:tcPr>
             <w:tcW w:type="dxa" w:w="1560"/>
             <w:tcMar>
-              <w:top w:w="120" w:type="dxa"/>
-              <w:bottom w:w="120" w:type="dxa"/>
-              <w:left w:w="150" w:type="dxa"/>
-              <w:right w:w="150" w:type="dxa"/>
+              <w:top w:w="100" w:type="dxa"/>
+              <w:bottom w:w="100" w:type="dxa"/>
+              <w:left w:w="130" w:type="dxa"/>
+              <w:right w:w="130" w:type="dxa"/>
             </w:tcMar>
             <w:shd w:fill="F8FAFC"/>
           </w:tcPr>
           <w:p>
             <w:r>
               <w:rPr>
-                <w:rFonts w:ascii="Sarabun" w:hAnsi="Sarabun"/>
+                <w:rFonts w:ascii="TH Sarabun New" w:hAnsi="TH Sarabun New"/>
+                <w:b w:val="0"/>
+                <w:i w:val="0"/>
                 <w:color w:val="1E293B"/>
-                <w:sz w:val="19"/>
+                <w:sz w:val="27"/>
+                <w:rFonts w:ascii="TH Sarabun New" w:hAnsi="TH Sarabun New" w:cs="TH Sarabun New"/>
               </w:rPr>
               <w:t>฿400.00</w:t>
             </w:r>
@@ -1313,19 +1461,22 @@
           <w:tcPr>
             <w:tcW w:type="dxa" w:w="1560"/>
             <w:tcMar>
-              <w:top w:w="120" w:type="dxa"/>
-              <w:bottom w:w="120" w:type="dxa"/>
-              <w:left w:w="150" w:type="dxa"/>
-              <w:right w:w="150" w:type="dxa"/>
+              <w:top w:w="100" w:type="dxa"/>
+              <w:bottom w:w="100" w:type="dxa"/>
+              <w:left w:w="130" w:type="dxa"/>
+              <w:right w:w="130" w:type="dxa"/>
             </w:tcMar>
             <w:shd w:fill="F8FAFC"/>
           </w:tcPr>
           <w:p>
             <w:r>
               <w:rPr>
-                <w:rFonts w:ascii="Sarabun" w:hAnsi="Sarabun"/>
+                <w:rFonts w:ascii="TH Sarabun New" w:hAnsi="TH Sarabun New"/>
+                <w:b w:val="0"/>
+                <w:i w:val="0"/>
                 <w:color w:val="1E293B"/>
-                <w:sz w:val="19"/>
+                <w:sz w:val="27"/>
+                <w:rFonts w:ascii="TH Sarabun New" w:hAnsi="TH Sarabun New" w:cs="TH Sarabun New"/>
               </w:rPr>
               <w:t>฿260.00</w:t>
             </w:r>
@@ -1335,19 +1486,22 @@
           <w:tcPr>
             <w:tcW w:type="dxa" w:w="1560"/>
             <w:tcMar>
-              <w:top w:w="120" w:type="dxa"/>
-              <w:bottom w:w="120" w:type="dxa"/>
-              <w:left w:w="150" w:type="dxa"/>
-              <w:right w:w="150" w:type="dxa"/>
+              <w:top w:w="100" w:type="dxa"/>
+              <w:bottom w:w="100" w:type="dxa"/>
+              <w:left w:w="130" w:type="dxa"/>
+              <w:right w:w="130" w:type="dxa"/>
             </w:tcMar>
             <w:shd w:fill="F8FAFC"/>
           </w:tcPr>
           <w:p>
             <w:r>
               <w:rPr>
-                <w:rFonts w:ascii="Sarabun" w:hAnsi="Sarabun"/>
+                <w:rFonts w:ascii="TH Sarabun New" w:hAnsi="TH Sarabun New"/>
+                <w:b w:val="0"/>
+                <w:i w:val="0"/>
                 <w:color w:val="1E293B"/>
-                <w:sz w:val="19"/>
+                <w:sz w:val="27"/>
+                <w:rFonts w:ascii="TH Sarabun New" w:hAnsi="TH Sarabun New" w:cs="TH Sarabun New"/>
               </w:rPr>
               <w:t>฿540.00</w:t>
             </w:r>
@@ -1359,19 +1513,22 @@
           <w:tcPr>
             <w:tcW w:type="dxa" w:w="1560"/>
             <w:tcMar>
-              <w:top w:w="120" w:type="dxa"/>
-              <w:bottom w:w="120" w:type="dxa"/>
-              <w:left w:w="150" w:type="dxa"/>
-              <w:right w:w="150" w:type="dxa"/>
+              <w:top w:w="100" w:type="dxa"/>
+              <w:bottom w:w="100" w:type="dxa"/>
+              <w:left w:w="130" w:type="dxa"/>
+              <w:right w:w="130" w:type="dxa"/>
             </w:tcMar>
             <w:shd w:fill="FFFFFF"/>
           </w:tcPr>
           <w:p>
             <w:r>
               <w:rPr>
-                <w:rFonts w:ascii="Sarabun" w:hAnsi="Sarabun"/>
+                <w:rFonts w:ascii="TH Sarabun New" w:hAnsi="TH Sarabun New"/>
+                <w:b w:val="0"/>
+                <w:i w:val="0"/>
                 <w:color w:val="1E293B"/>
-                <w:sz w:val="19"/>
+                <w:sz w:val="27"/>
+                <w:rFonts w:ascii="TH Sarabun New" w:hAnsi="TH Sarabun New" w:cs="TH Sarabun New"/>
               </w:rPr>
               <w:t>**2026-09**</w:t>
             </w:r>
@@ -1381,19 +1538,22 @@
           <w:tcPr>
             <w:tcW w:type="dxa" w:w="1560"/>
             <w:tcMar>
-              <w:top w:w="120" w:type="dxa"/>
-              <w:bottom w:w="120" w:type="dxa"/>
-              <w:left w:w="150" w:type="dxa"/>
-              <w:right w:w="150" w:type="dxa"/>
+              <w:top w:w="100" w:type="dxa"/>
+              <w:bottom w:w="100" w:type="dxa"/>
+              <w:left w:w="130" w:type="dxa"/>
+              <w:right w:w="130" w:type="dxa"/>
             </w:tcMar>
             <w:shd w:fill="FFFFFF"/>
           </w:tcPr>
           <w:p>
             <w:r>
               <w:rPr>
-                <w:rFonts w:ascii="Sarabun" w:hAnsi="Sarabun"/>
+                <w:rFonts w:ascii="TH Sarabun New" w:hAnsi="TH Sarabun New"/>
+                <w:b w:val="0"/>
+                <w:i w:val="0"/>
                 <w:color w:val="1E293B"/>
-                <w:sz w:val="19"/>
+                <w:sz w:val="27"/>
+                <w:rFonts w:ascii="TH Sarabun New" w:hAnsi="TH Sarabun New" w:cs="TH Sarabun New"/>
               </w:rPr>
               <w:t>6</w:t>
             </w:r>
@@ -1403,19 +1563,22 @@
           <w:tcPr>
             <w:tcW w:type="dxa" w:w="1560"/>
             <w:tcMar>
-              <w:top w:w="120" w:type="dxa"/>
-              <w:bottom w:w="120" w:type="dxa"/>
-              <w:left w:w="150" w:type="dxa"/>
-              <w:right w:w="150" w:type="dxa"/>
+              <w:top w:w="100" w:type="dxa"/>
+              <w:bottom w:w="100" w:type="dxa"/>
+              <w:left w:w="130" w:type="dxa"/>
+              <w:right w:w="130" w:type="dxa"/>
             </w:tcMar>
             <w:shd w:fill="FFFFFF"/>
           </w:tcPr>
           <w:p>
             <w:r>
               <w:rPr>
-                <w:rFonts w:ascii="Sarabun" w:hAnsi="Sarabun"/>
+                <w:rFonts w:ascii="TH Sarabun New" w:hAnsi="TH Sarabun New"/>
+                <w:b w:val="0"/>
+                <w:i w:val="0"/>
                 <w:color w:val="1E293B"/>
-                <w:sz w:val="19"/>
+                <w:sz w:val="27"/>
+                <w:rFonts w:ascii="TH Sarabun New" w:hAnsi="TH Sarabun New" w:cs="TH Sarabun New"/>
               </w:rPr>
               <w:t>฿2,300.00</w:t>
             </w:r>
@@ -1425,19 +1588,22 @@
           <w:tcPr>
             <w:tcW w:type="dxa" w:w="1560"/>
             <w:tcMar>
-              <w:top w:w="120" w:type="dxa"/>
-              <w:bottom w:w="120" w:type="dxa"/>
-              <w:left w:w="150" w:type="dxa"/>
-              <w:right w:w="150" w:type="dxa"/>
+              <w:top w:w="100" w:type="dxa"/>
+              <w:bottom w:w="100" w:type="dxa"/>
+              <w:left w:w="130" w:type="dxa"/>
+              <w:right w:w="130" w:type="dxa"/>
             </w:tcMar>
             <w:shd w:fill="FFFFFF"/>
           </w:tcPr>
           <w:p>
             <w:r>
               <w:rPr>
-                <w:rFonts w:ascii="Sarabun" w:hAnsi="Sarabun"/>
+                <w:rFonts w:ascii="TH Sarabun New" w:hAnsi="TH Sarabun New"/>
+                <w:b w:val="0"/>
+                <w:i w:val="0"/>
                 <w:color w:val="1E293B"/>
-                <w:sz w:val="19"/>
+                <w:sz w:val="27"/>
+                <w:rFonts w:ascii="TH Sarabun New" w:hAnsi="TH Sarabun New" w:cs="TH Sarabun New"/>
               </w:rPr>
               <w:t>฿383.33</w:t>
             </w:r>
@@ -1447,19 +1613,22 @@
           <w:tcPr>
             <w:tcW w:type="dxa" w:w="1560"/>
             <w:tcMar>
-              <w:top w:w="120" w:type="dxa"/>
-              <w:bottom w:w="120" w:type="dxa"/>
-              <w:left w:w="150" w:type="dxa"/>
-              <w:right w:w="150" w:type="dxa"/>
+              <w:top w:w="100" w:type="dxa"/>
+              <w:bottom w:w="100" w:type="dxa"/>
+              <w:left w:w="130" w:type="dxa"/>
+              <w:right w:w="130" w:type="dxa"/>
             </w:tcMar>
             <w:shd w:fill="FFFFFF"/>
           </w:tcPr>
           <w:p>
             <w:r>
               <w:rPr>
-                <w:rFonts w:ascii="Sarabun" w:hAnsi="Sarabun"/>
+                <w:rFonts w:ascii="TH Sarabun New" w:hAnsi="TH Sarabun New"/>
+                <w:b w:val="0"/>
+                <w:i w:val="0"/>
                 <w:color w:val="1E293B"/>
-                <w:sz w:val="19"/>
+                <w:sz w:val="27"/>
+                <w:rFonts w:ascii="TH Sarabun New" w:hAnsi="TH Sarabun New" w:cs="TH Sarabun New"/>
               </w:rPr>
               <w:t>฿280.00</w:t>
             </w:r>
@@ -1469,19 +1638,22 @@
           <w:tcPr>
             <w:tcW w:type="dxa" w:w="1560"/>
             <w:tcMar>
-              <w:top w:w="120" w:type="dxa"/>
-              <w:bottom w:w="120" w:type="dxa"/>
-              <w:left w:w="150" w:type="dxa"/>
-              <w:right w:w="150" w:type="dxa"/>
+              <w:top w:w="100" w:type="dxa"/>
+              <w:bottom w:w="100" w:type="dxa"/>
+              <w:left w:w="130" w:type="dxa"/>
+              <w:right w:w="130" w:type="dxa"/>
             </w:tcMar>
             <w:shd w:fill="FFFFFF"/>
           </w:tcPr>
           <w:p>
             <w:r>
               <w:rPr>
-                <w:rFonts w:ascii="Sarabun" w:hAnsi="Sarabun"/>
+                <w:rFonts w:ascii="TH Sarabun New" w:hAnsi="TH Sarabun New"/>
+                <w:b w:val="0"/>
+                <w:i w:val="0"/>
                 <w:color w:val="1E293B"/>
-                <w:sz w:val="19"/>
+                <w:sz w:val="27"/>
+                <w:rFonts w:ascii="TH Sarabun New" w:hAnsi="TH Sarabun New" w:cs="TH Sarabun New"/>
               </w:rPr>
               <w:t>฿500.00</w:t>
             </w:r>
@@ -1493,19 +1665,22 @@
           <w:tcPr>
             <w:tcW w:type="dxa" w:w="1560"/>
             <w:tcMar>
-              <w:top w:w="120" w:type="dxa"/>
-              <w:bottom w:w="120" w:type="dxa"/>
-              <w:left w:w="150" w:type="dxa"/>
-              <w:right w:w="150" w:type="dxa"/>
+              <w:top w:w="100" w:type="dxa"/>
+              <w:bottom w:w="100" w:type="dxa"/>
+              <w:left w:w="130" w:type="dxa"/>
+              <w:right w:w="130" w:type="dxa"/>
             </w:tcMar>
             <w:shd w:fill="F8FAFC"/>
           </w:tcPr>
           <w:p>
             <w:r>
               <w:rPr>
-                <w:rFonts w:ascii="Sarabun" w:hAnsi="Sarabun"/>
+                <w:rFonts w:ascii="TH Sarabun New" w:hAnsi="TH Sarabun New"/>
+                <w:b w:val="0"/>
+                <w:i w:val="0"/>
                 <w:color w:val="1E293B"/>
-                <w:sz w:val="19"/>
+                <w:sz w:val="27"/>
+                <w:rFonts w:ascii="TH Sarabun New" w:hAnsi="TH Sarabun New" w:cs="TH Sarabun New"/>
               </w:rPr>
               <w:t>**รวมทั้งหมด**</w:t>
             </w:r>
@@ -1515,19 +1690,22 @@
           <w:tcPr>
             <w:tcW w:type="dxa" w:w="1560"/>
             <w:tcMar>
-              <w:top w:w="120" w:type="dxa"/>
-              <w:bottom w:w="120" w:type="dxa"/>
-              <w:left w:w="150" w:type="dxa"/>
-              <w:right w:w="150" w:type="dxa"/>
+              <w:top w:w="100" w:type="dxa"/>
+              <w:bottom w:w="100" w:type="dxa"/>
+              <w:left w:w="130" w:type="dxa"/>
+              <w:right w:w="130" w:type="dxa"/>
             </w:tcMar>
             <w:shd w:fill="F8FAFC"/>
           </w:tcPr>
           <w:p>
             <w:r>
               <w:rPr>
-                <w:rFonts w:ascii="Sarabun" w:hAnsi="Sarabun"/>
+                <w:rFonts w:ascii="TH Sarabun New" w:hAnsi="TH Sarabun New"/>
+                <w:b w:val="0"/>
+                <w:i w:val="0"/>
                 <w:color w:val="1E293B"/>
-                <w:sz w:val="19"/>
+                <w:sz w:val="27"/>
+                <w:rFonts w:ascii="TH Sarabun New" w:hAnsi="TH Sarabun New" w:cs="TH Sarabun New"/>
               </w:rPr>
               <w:t>**28**</w:t>
             </w:r>
@@ -1537,19 +1715,22 @@
           <w:tcPr>
             <w:tcW w:type="dxa" w:w="1560"/>
             <w:tcMar>
-              <w:top w:w="120" w:type="dxa"/>
-              <w:bottom w:w="120" w:type="dxa"/>
-              <w:left w:w="150" w:type="dxa"/>
-              <w:right w:w="150" w:type="dxa"/>
+              <w:top w:w="100" w:type="dxa"/>
+              <w:bottom w:w="100" w:type="dxa"/>
+              <w:left w:w="130" w:type="dxa"/>
+              <w:right w:w="130" w:type="dxa"/>
             </w:tcMar>
             <w:shd w:fill="F8FAFC"/>
           </w:tcPr>
           <w:p>
             <w:r>
               <w:rPr>
-                <w:rFonts w:ascii="Sarabun" w:hAnsi="Sarabun"/>
+                <w:rFonts w:ascii="TH Sarabun New" w:hAnsi="TH Sarabun New"/>
+                <w:b w:val="0"/>
+                <w:i w:val="0"/>
                 <w:color w:val="1E293B"/>
-                <w:sz w:val="19"/>
+                <w:sz w:val="27"/>
+                <w:rFonts w:ascii="TH Sarabun New" w:hAnsi="TH Sarabun New" w:cs="TH Sarabun New"/>
               </w:rPr>
               <w:t>**฿11,205.00**</w:t>
             </w:r>
@@ -1559,19 +1740,22 @@
           <w:tcPr>
             <w:tcW w:type="dxa" w:w="1560"/>
             <w:tcMar>
-              <w:top w:w="120" w:type="dxa"/>
-              <w:bottom w:w="120" w:type="dxa"/>
-              <w:left w:w="150" w:type="dxa"/>
-              <w:right w:w="150" w:type="dxa"/>
+              <w:top w:w="100" w:type="dxa"/>
+              <w:bottom w:w="100" w:type="dxa"/>
+              <w:left w:w="130" w:type="dxa"/>
+              <w:right w:w="130" w:type="dxa"/>
             </w:tcMar>
             <w:shd w:fill="F8FAFC"/>
           </w:tcPr>
           <w:p>
             <w:r>
               <w:rPr>
-                <w:rFonts w:ascii="Sarabun" w:hAnsi="Sarabun"/>
+                <w:rFonts w:ascii="TH Sarabun New" w:hAnsi="TH Sarabun New"/>
+                <w:b w:val="0"/>
+                <w:i w:val="0"/>
                 <w:color w:val="1E293B"/>
-                <w:sz w:val="19"/>
+                <w:sz w:val="27"/>
+                <w:rFonts w:ascii="TH Sarabun New" w:hAnsi="TH Sarabun New" w:cs="TH Sarabun New"/>
               </w:rPr>
               <w:t>**฿400.18**</w:t>
             </w:r>
@@ -1581,19 +1765,22 @@
           <w:tcPr>
             <w:tcW w:type="dxa" w:w="1560"/>
             <w:tcMar>
-              <w:top w:w="120" w:type="dxa"/>
-              <w:bottom w:w="120" w:type="dxa"/>
-              <w:left w:w="150" w:type="dxa"/>
-              <w:right w:w="150" w:type="dxa"/>
+              <w:top w:w="100" w:type="dxa"/>
+              <w:bottom w:w="100" w:type="dxa"/>
+              <w:left w:w="130" w:type="dxa"/>
+              <w:right w:w="130" w:type="dxa"/>
             </w:tcMar>
             <w:shd w:fill="F8FAFC"/>
           </w:tcPr>
           <w:p>
             <w:r>
               <w:rPr>
-                <w:rFonts w:ascii="Sarabun" w:hAnsi="Sarabun"/>
+                <w:rFonts w:ascii="TH Sarabun New" w:hAnsi="TH Sarabun New"/>
+                <w:b w:val="0"/>
+                <w:i w:val="0"/>
                 <w:color w:val="1E293B"/>
-                <w:sz w:val="19"/>
+                <w:sz w:val="27"/>
+                <w:rFonts w:ascii="TH Sarabun New" w:hAnsi="TH Sarabun New" w:cs="TH Sarabun New"/>
               </w:rPr>
               <w:t>**฿195.00**</w:t>
             </w:r>
@@ -1603,19 +1790,22 @@
           <w:tcPr>
             <w:tcW w:type="dxa" w:w="1560"/>
             <w:tcMar>
-              <w:top w:w="120" w:type="dxa"/>
-              <w:bottom w:w="120" w:type="dxa"/>
-              <w:left w:w="150" w:type="dxa"/>
-              <w:right w:w="150" w:type="dxa"/>
+              <w:top w:w="100" w:type="dxa"/>
+              <w:bottom w:w="100" w:type="dxa"/>
+              <w:left w:w="130" w:type="dxa"/>
+              <w:right w:w="130" w:type="dxa"/>
             </w:tcMar>
             <w:shd w:fill="F8FAFC"/>
           </w:tcPr>
           <w:p>
             <w:r>
               <w:rPr>
-                <w:rFonts w:ascii="Sarabun" w:hAnsi="Sarabun"/>
+                <w:rFonts w:ascii="TH Sarabun New" w:hAnsi="TH Sarabun New"/>
+                <w:b w:val="0"/>
+                <w:i w:val="0"/>
                 <w:color w:val="1E293B"/>
-                <w:sz w:val="19"/>
+                <w:sz w:val="27"/>
+                <w:rFonts w:ascii="TH Sarabun New" w:hAnsi="TH Sarabun New" w:cs="TH Sarabun New"/>
               </w:rPr>
               <w:t>**฿730.00**</w:t>
             </w:r>
@@ -1625,7 +1815,7 @@
     </w:tbl>
     <w:p>
       <w:pPr>
-        <w:spacing w:after="120"/>
+        <w:spacing w:after="80"/>
       </w:pPr>
     </w:p>
     <w:p>
@@ -1635,10 +1825,12 @@
       </w:pPr>
       <w:r>
         <w:rPr>
-          <w:rFonts w:ascii="Sarabun" w:hAnsi="Sarabun"/>
+          <w:rFonts w:ascii="TH Sarabun New" w:hAnsi="TH Sarabun New"/>
           <w:b/>
+          <w:i w:val="0"/>
           <w:color w:val="256333"/>
-          <w:sz w:val="26"/>
+          <w:sz w:val="32"/>
+          <w:rFonts w:ascii="TH Sarabun New" w:hAnsi="TH Sarabun New" w:cs="TH Sarabun New"/>
         </w:rPr>
         <w:t>1.4 ข้อสรุปและการนำไปใช้ (Insight)</w:t>
       </w:r>
@@ -1646,13 +1838,16 @@
     <w:p>
       <w:pPr>
         <w:pStyle w:val="ListBullet"/>
-        <w:spacing w:after="60" w:line="276" w:lineRule="auto"/>
+        <w:spacing w:after="40" w:line="276" w:lineRule="auto"/>
       </w:pPr>
       <w:r>
         <w:rPr>
-          <w:rFonts w:ascii="Sarabun" w:hAnsi="Sarabun"/>
+          <w:rFonts w:ascii="TH Sarabun New" w:hAnsi="TH Sarabun New"/>
+          <w:b w:val="0"/>
+          <w:i w:val="0"/>
           <w:color w:val="1E293B"/>
-          <w:sz w:val="21"/>
+          <w:sz w:val="32"/>
+          <w:rFonts w:ascii="TH Sarabun New" w:hAnsi="TH Sarabun New" w:cs="TH Sarabun New"/>
         </w:rPr>
         <w:t>ยอดขายสูงสุดเกิดขึ้นในเดือน กรกฎาคม 2026 (8 ออเดอร์, ยอด ฿3,295.00) โดยมีค่าเฉลี่ยต่อคำสั่งซื้อสูงสุดที่ ฿411.88</w:t>
       </w:r>
@@ -1660,25 +1855,28 @@
     <w:p>
       <w:pPr>
         <w:pStyle w:val="ListBullet"/>
-        <w:spacing w:after="60" w:line="276" w:lineRule="auto"/>
+        <w:spacing w:after="40" w:line="276" w:lineRule="auto"/>
       </w:pPr>
       <w:r>
         <w:rPr>
-          <w:rFonts w:ascii="Sarabun" w:hAnsi="Sarabun"/>
+          <w:rFonts w:ascii="TH Sarabun New" w:hAnsi="TH Sarabun New"/>
+          <w:b w:val="0"/>
+          <w:i w:val="0"/>
           <w:color w:val="1E293B"/>
-          <w:sz w:val="21"/>
+          <w:sz w:val="32"/>
+          <w:rFonts w:ascii="TH Sarabun New" w:hAnsi="TH Sarabun New" w:cs="TH Sarabun New"/>
         </w:rPr>
         <w:t>ค่าเฉลี่ยการซื้อต่อครั้งของลูกค้าอยู่ที่ประมาณ 400 บาท ซึ่งเทียบเท่ากับการซื้อหนังสือเฉลี่ย 1.3 เล่มต่อคำสั่งซื้อ</w:t>
       </w:r>
     </w:p>
     <w:p>
       <w:pPr>
-        <w:spacing w:before="120" w:after="120"/>
+        <w:spacing w:before="80" w:after="80"/>
       </w:pPr>
       <w:r>
         <w:rPr>
           <w:color w:val="CBD5E1"/>
-          <w:sz w:val="18"/>
+          <w:sz w:val="16"/>
         </w:rPr>
         <w:t>__________________________________________________________________________</w:t>
       </w:r>
@@ -1686,14 +1884,16 @@
     <w:p>
       <w:pPr>
         <w:pStyle w:val="Heading2"/>
-        <w:spacing w:before="240" w:after="120"/>
+        <w:spacing w:before="240" w:after="80"/>
       </w:pPr>
       <w:r>
         <w:rPr>
-          <w:rFonts w:ascii="Sarabun" w:hAnsi="Sarabun"/>
+          <w:rFonts w:ascii="TH Sarabun New" w:hAnsi="TH Sarabun New"/>
           <w:b/>
+          <w:i w:val="0"/>
           <w:color w:val="1E3A8A"/>
-          <w:sz w:val="28"/>
+          <w:sz w:val="36"/>
+          <w:rFonts w:ascii="TH Sarabun New" w:hAnsi="TH Sarabun New" w:cs="TH Sarabun New"/>
         </w:rPr>
         <w:t>รายงานที่ 2: E-Book ขายดีที่สุด (Best-Selling E-Books)</w:t>
       </w:r>
@@ -1705,10 +1905,12 @@
       </w:pPr>
       <w:r>
         <w:rPr>
-          <w:rFonts w:ascii="Sarabun" w:hAnsi="Sarabun"/>
+          <w:rFonts w:ascii="TH Sarabun New" w:hAnsi="TH Sarabun New"/>
           <w:b/>
+          <w:i w:val="0"/>
           <w:color w:val="256333"/>
-          <w:sz w:val="26"/>
+          <w:sz w:val="32"/>
+          <w:rFonts w:ascii="TH Sarabun New" w:hAnsi="TH Sarabun New" w:cs="TH Sarabun New"/>
         </w:rPr>
         <w:t>2.1 คำถามทางธุรกิจที่ต้องตอบ</w:t>
       </w:r>
@@ -1716,13 +1918,16 @@
     <w:p>
       <w:pPr>
         <w:pStyle w:val="ListBullet"/>
-        <w:spacing w:after="60" w:line="276" w:lineRule="auto"/>
+        <w:spacing w:after="40" w:line="276" w:lineRule="auto"/>
       </w:pPr>
       <w:r>
         <w:rPr>
-          <w:rFonts w:ascii="Sarabun" w:hAnsi="Sarabun"/>
+          <w:rFonts w:ascii="TH Sarabun New" w:hAnsi="TH Sarabun New"/>
+          <w:b w:val="0"/>
+          <w:i w:val="0"/>
           <w:color w:val="1E293B"/>
-          <w:sz w:val="21"/>
+          <w:sz w:val="32"/>
+          <w:rFonts w:ascii="TH Sarabun New" w:hAnsi="TH Sarabun New" w:cs="TH Sarabun New"/>
         </w:rPr>
         <w:t>E-Book เล่มใดทำยอดขายได้มากที่สุดทั้งในแง่จำนวนเล่มที่ขายได้ และรายได้รวมที่สร้างให้แก่ร้านค้า?</w:t>
       </w:r>
@@ -1734,10 +1939,12 @@
       </w:pPr>
       <w:r>
         <w:rPr>
-          <w:rFonts w:ascii="Sarabun" w:hAnsi="Sarabun"/>
+          <w:rFonts w:ascii="TH Sarabun New" w:hAnsi="TH Sarabun New"/>
           <w:b/>
+          <w:i w:val="0"/>
           <w:color w:val="256333"/>
-          <w:sz w:val="26"/>
+          <w:sz w:val="32"/>
+          <w:rFonts w:ascii="TH Sarabun New" w:hAnsi="TH Sarabun New" w:cs="TH Sarabun New"/>
         </w:rPr>
         <w:t>2.2 คำสั่ง SQL ที่ใช้</w:t>
       </w:r>
@@ -1757,10 +1964,10 @@
             <w:tcW w:type="dxa" w:w="9360"/>
             <w:shd w:fill="0F172A"/>
             <w:tcMar>
-              <w:top w:w="140" w:type="dxa"/>
-              <w:bottom w:w="140" w:type="dxa"/>
-              <w:left w:w="200" w:type="dxa"/>
-              <w:right w:w="200" w:type="dxa"/>
+              <w:top w:w="120" w:type="dxa"/>
+              <w:bottom w:w="120" w:type="dxa"/>
+              <w:left w:w="180" w:type="dxa"/>
+              <w:right w:w="180" w:type="dxa"/>
             </w:tcMar>
           </w:tcPr>
           <w:p>
@@ -1771,7 +1978,7 @@
               <w:rPr>
                 <w:rFonts w:ascii="Consolas" w:hAnsi="Consolas"/>
                 <w:color w:val="F1F5F9"/>
-                <w:sz w:val="18"/>
+                <w:sz w:val="20"/>
               </w:rPr>
               <w:t xml:space="preserve">SELECT </w:t>
               <w:br/>
@@ -1813,7 +2020,7 @@
     </w:tbl>
     <w:p>
       <w:pPr>
-        <w:spacing w:after="120"/>
+        <w:spacing w:after="80"/>
       </w:pPr>
     </w:p>
     <w:p>
@@ -1823,10 +2030,12 @@
       </w:pPr>
       <w:r>
         <w:rPr>
-          <w:rFonts w:ascii="Sarabun" w:hAnsi="Sarabun"/>
+          <w:rFonts w:ascii="TH Sarabun New" w:hAnsi="TH Sarabun New"/>
           <w:b/>
+          <w:i w:val="0"/>
           <w:color w:val="256333"/>
-          <w:sz w:val="26"/>
+          <w:sz w:val="32"/>
+          <w:rFonts w:ascii="TH Sarabun New" w:hAnsi="TH Sarabun New" w:cs="TH Sarabun New"/>
         </w:rPr>
         <w:t>2.3 ผลลัพธ์จากการรันจริงในระบบ</w:t>
       </w:r>
@@ -1859,20 +2068,22 @@
           <w:tcPr>
             <w:tcW w:type="dxa" w:w="1337"/>
             <w:tcMar>
-              <w:top w:w="120" w:type="dxa"/>
-              <w:bottom w:w="120" w:type="dxa"/>
-              <w:left w:w="150" w:type="dxa"/>
-              <w:right w:w="150" w:type="dxa"/>
+              <w:top w:w="100" w:type="dxa"/>
+              <w:bottom w:w="100" w:type="dxa"/>
+              <w:left w:w="130" w:type="dxa"/>
+              <w:right w:w="130" w:type="dxa"/>
             </w:tcMar>
             <w:shd w:fill="1E3A8A"/>
           </w:tcPr>
           <w:p>
             <w:r>
               <w:rPr>
-                <w:rFonts w:ascii="Sarabun" w:hAnsi="Sarabun"/>
+                <w:rFonts w:ascii="TH Sarabun New" w:hAnsi="TH Sarabun New"/>
                 <w:b/>
+                <w:i w:val="0"/>
                 <w:color w:val="FFFFFF"/>
-                <w:sz w:val="20"/>
+                <w:sz w:val="28"/>
+                <w:rFonts w:ascii="TH Sarabun New" w:hAnsi="TH Sarabun New" w:cs="TH Sarabun New"/>
               </w:rPr>
               <w:t>อันดับ</w:t>
             </w:r>
@@ -1882,20 +2093,22 @@
           <w:tcPr>
             <w:tcW w:type="dxa" w:w="1337"/>
             <w:tcMar>
-              <w:top w:w="120" w:type="dxa"/>
-              <w:bottom w:w="120" w:type="dxa"/>
-              <w:left w:w="150" w:type="dxa"/>
-              <w:right w:w="150" w:type="dxa"/>
+              <w:top w:w="100" w:type="dxa"/>
+              <w:bottom w:w="100" w:type="dxa"/>
+              <w:left w:w="130" w:type="dxa"/>
+              <w:right w:w="130" w:type="dxa"/>
             </w:tcMar>
             <w:shd w:fill="1E3A8A"/>
           </w:tcPr>
           <w:p>
             <w:r>
               <w:rPr>
-                <w:rFonts w:ascii="Sarabun" w:hAnsi="Sarabun"/>
+                <w:rFonts w:ascii="TH Sarabun New" w:hAnsi="TH Sarabun New"/>
                 <w:b/>
+                <w:i w:val="0"/>
                 <w:color w:val="FFFFFF"/>
-                <w:sz w:val="20"/>
+                <w:sz w:val="28"/>
+                <w:rFonts w:ascii="TH Sarabun New" w:hAnsi="TH Sarabun New" w:cs="TH Sarabun New"/>
               </w:rPr>
               <w:t>ชื่อเรื่อง E-Book</w:t>
             </w:r>
@@ -1905,20 +2118,22 @@
           <w:tcPr>
             <w:tcW w:type="dxa" w:w="1337"/>
             <w:tcMar>
-              <w:top w:w="120" w:type="dxa"/>
-              <w:bottom w:w="120" w:type="dxa"/>
-              <w:left w:w="150" w:type="dxa"/>
-              <w:right w:w="150" w:type="dxa"/>
+              <w:top w:w="100" w:type="dxa"/>
+              <w:bottom w:w="100" w:type="dxa"/>
+              <w:left w:w="130" w:type="dxa"/>
+              <w:right w:w="130" w:type="dxa"/>
             </w:tcMar>
             <w:shd w:fill="1E3A8A"/>
           </w:tcPr>
           <w:p>
             <w:r>
               <w:rPr>
-                <w:rFonts w:ascii="Sarabun" w:hAnsi="Sarabun"/>
+                <w:rFonts w:ascii="TH Sarabun New" w:hAnsi="TH Sarabun New"/>
                 <w:b/>
+                <w:i w:val="0"/>
                 <w:color w:val="FFFFFF"/>
-                <w:sz w:val="20"/>
+                <w:sz w:val="28"/>
+                <w:rFonts w:ascii="TH Sarabun New" w:hAnsi="TH Sarabun New" w:cs="TH Sarabun New"/>
               </w:rPr>
               <w:t>ผู้แต่ง</w:t>
             </w:r>
@@ -1928,20 +2143,22 @@
           <w:tcPr>
             <w:tcW w:type="dxa" w:w="1337"/>
             <w:tcMar>
-              <w:top w:w="120" w:type="dxa"/>
-              <w:bottom w:w="120" w:type="dxa"/>
-              <w:left w:w="150" w:type="dxa"/>
-              <w:right w:w="150" w:type="dxa"/>
+              <w:top w:w="100" w:type="dxa"/>
+              <w:bottom w:w="100" w:type="dxa"/>
+              <w:left w:w="130" w:type="dxa"/>
+              <w:right w:w="130" w:type="dxa"/>
             </w:tcMar>
             <w:shd w:fill="1E3A8A"/>
           </w:tcPr>
           <w:p>
             <w:r>
               <w:rPr>
-                <w:rFonts w:ascii="Sarabun" w:hAnsi="Sarabun"/>
+                <w:rFonts w:ascii="TH Sarabun New" w:hAnsi="TH Sarabun New"/>
                 <w:b/>
+                <w:i w:val="0"/>
                 <w:color w:val="FFFFFF"/>
-                <w:sz w:val="20"/>
+                <w:sz w:val="28"/>
+                <w:rFonts w:ascii="TH Sarabun New" w:hAnsi="TH Sarabun New" w:cs="TH Sarabun New"/>
               </w:rPr>
               <w:t>หมวดหมู่</w:t>
             </w:r>
@@ -1951,20 +2168,22 @@
           <w:tcPr>
             <w:tcW w:type="dxa" w:w="1337"/>
             <w:tcMar>
-              <w:top w:w="120" w:type="dxa"/>
-              <w:bottom w:w="120" w:type="dxa"/>
-              <w:left w:w="150" w:type="dxa"/>
-              <w:right w:w="150" w:type="dxa"/>
+              <w:top w:w="100" w:type="dxa"/>
+              <w:bottom w:w="100" w:type="dxa"/>
+              <w:left w:w="130" w:type="dxa"/>
+              <w:right w:w="130" w:type="dxa"/>
             </w:tcMar>
             <w:shd w:fill="1E3A8A"/>
           </w:tcPr>
           <w:p>
             <w:r>
               <w:rPr>
-                <w:rFonts w:ascii="Sarabun" w:hAnsi="Sarabun"/>
+                <w:rFonts w:ascii="TH Sarabun New" w:hAnsi="TH Sarabun New"/>
                 <w:b/>
+                <w:i w:val="0"/>
                 <w:color w:val="FFFFFF"/>
-                <w:sz w:val="20"/>
+                <w:sz w:val="28"/>
+                <w:rFonts w:ascii="TH Sarabun New" w:hAnsi="TH Sarabun New" w:cs="TH Sarabun New"/>
               </w:rPr>
               <w:t>ราคาขาย</w:t>
             </w:r>
@@ -1974,20 +2193,22 @@
           <w:tcPr>
             <w:tcW w:type="dxa" w:w="1337"/>
             <w:tcMar>
-              <w:top w:w="120" w:type="dxa"/>
-              <w:bottom w:w="120" w:type="dxa"/>
-              <w:left w:w="150" w:type="dxa"/>
-              <w:right w:w="150" w:type="dxa"/>
+              <w:top w:w="100" w:type="dxa"/>
+              <w:bottom w:w="100" w:type="dxa"/>
+              <w:left w:w="130" w:type="dxa"/>
+              <w:right w:w="130" w:type="dxa"/>
             </w:tcMar>
             <w:shd w:fill="1E3A8A"/>
           </w:tcPr>
           <w:p>
             <w:r>
               <w:rPr>
-                <w:rFonts w:ascii="Sarabun" w:hAnsi="Sarabun"/>
+                <w:rFonts w:ascii="TH Sarabun New" w:hAnsi="TH Sarabun New"/>
                 <w:b/>
+                <w:i w:val="0"/>
                 <w:color w:val="FFFFFF"/>
-                <w:sz w:val="20"/>
+                <w:sz w:val="28"/>
+                <w:rFonts w:ascii="TH Sarabun New" w:hAnsi="TH Sarabun New" w:cs="TH Sarabun New"/>
               </w:rPr>
               <w:t>จำนวนเล่มที่ขาย</w:t>
             </w:r>
@@ -1997,20 +2218,22 @@
           <w:tcPr>
             <w:tcW w:type="dxa" w:w="1337"/>
             <w:tcMar>
-              <w:top w:w="120" w:type="dxa"/>
-              <w:bottom w:w="120" w:type="dxa"/>
-              <w:left w:w="150" w:type="dxa"/>
-              <w:right w:w="150" w:type="dxa"/>
+              <w:top w:w="100" w:type="dxa"/>
+              <w:bottom w:w="100" w:type="dxa"/>
+              <w:left w:w="130" w:type="dxa"/>
+              <w:right w:w="130" w:type="dxa"/>
             </w:tcMar>
             <w:shd w:fill="1E3A8A"/>
           </w:tcPr>
           <w:p>
             <w:r>
               <w:rPr>
-                <w:rFonts w:ascii="Sarabun" w:hAnsi="Sarabun"/>
+                <w:rFonts w:ascii="TH Sarabun New" w:hAnsi="TH Sarabun New"/>
                 <w:b/>
+                <w:i w:val="0"/>
                 <w:color w:val="FFFFFF"/>
-                <w:sz w:val="20"/>
+                <w:sz w:val="28"/>
+                <w:rFonts w:ascii="TH Sarabun New" w:hAnsi="TH Sarabun New" w:cs="TH Sarabun New"/>
               </w:rPr>
               <w:t>รายได้รวม (total_revenue)</w:t>
             </w:r>
@@ -2022,19 +2245,22 @@
           <w:tcPr>
             <w:tcW w:type="dxa" w:w="1337"/>
             <w:tcMar>
-              <w:top w:w="120" w:type="dxa"/>
-              <w:bottom w:w="120" w:type="dxa"/>
-              <w:left w:w="150" w:type="dxa"/>
-              <w:right w:w="150" w:type="dxa"/>
+              <w:top w:w="100" w:type="dxa"/>
+              <w:bottom w:w="100" w:type="dxa"/>
+              <w:left w:w="130" w:type="dxa"/>
+              <w:right w:w="130" w:type="dxa"/>
             </w:tcMar>
             <w:shd w:fill="F8FAFC"/>
           </w:tcPr>
           <w:p>
             <w:r>
               <w:rPr>
-                <w:rFonts w:ascii="Sarabun" w:hAnsi="Sarabun"/>
+                <w:rFonts w:ascii="TH Sarabun New" w:hAnsi="TH Sarabun New"/>
+                <w:b w:val="0"/>
+                <w:i w:val="0"/>
                 <w:color w:val="1E293B"/>
-                <w:sz w:val="19"/>
+                <w:sz w:val="27"/>
+                <w:rFonts w:ascii="TH Sarabun New" w:hAnsi="TH Sarabun New" w:cs="TH Sarabun New"/>
               </w:rPr>
               <w:t>🥇 **1**</w:t>
             </w:r>
@@ -2044,19 +2270,22 @@
           <w:tcPr>
             <w:tcW w:type="dxa" w:w="1337"/>
             <w:tcMar>
-              <w:top w:w="120" w:type="dxa"/>
-              <w:bottom w:w="120" w:type="dxa"/>
-              <w:left w:w="150" w:type="dxa"/>
-              <w:right w:w="150" w:type="dxa"/>
+              <w:top w:w="100" w:type="dxa"/>
+              <w:bottom w:w="100" w:type="dxa"/>
+              <w:left w:w="130" w:type="dxa"/>
+              <w:right w:w="130" w:type="dxa"/>
             </w:tcMar>
             <w:shd w:fill="F8FAFC"/>
           </w:tcPr>
           <w:p>
             <w:r>
               <w:rPr>
-                <w:rFonts w:ascii="Sarabun" w:hAnsi="Sarabun"/>
+                <w:rFonts w:ascii="TH Sarabun New" w:hAnsi="TH Sarabun New"/>
+                <w:b w:val="0"/>
+                <w:i w:val="0"/>
                 <w:color w:val="1E293B"/>
-                <w:sz w:val="19"/>
+                <w:sz w:val="27"/>
+                <w:rFonts w:ascii="TH Sarabun New" w:hAnsi="TH Sarabun New" w:cs="TH Sarabun New"/>
               </w:rPr>
               <w:t>**คู่มือออกแบบและจัดการฐานข้อมูลขั้นสูง**</w:t>
             </w:r>
@@ -2066,19 +2295,22 @@
           <w:tcPr>
             <w:tcW w:type="dxa" w:w="1337"/>
             <w:tcMar>
-              <w:top w:w="120" w:type="dxa"/>
-              <w:bottom w:w="120" w:type="dxa"/>
-              <w:left w:w="150" w:type="dxa"/>
-              <w:right w:w="150" w:type="dxa"/>
+              <w:top w:w="100" w:type="dxa"/>
+              <w:bottom w:w="100" w:type="dxa"/>
+              <w:left w:w="130" w:type="dxa"/>
+              <w:right w:w="130" w:type="dxa"/>
             </w:tcMar>
             <w:shd w:fill="F8FAFC"/>
           </w:tcPr>
           <w:p>
             <w:r>
               <w:rPr>
-                <w:rFonts w:ascii="Sarabun" w:hAnsi="Sarabun"/>
+                <w:rFonts w:ascii="TH Sarabun New" w:hAnsi="TH Sarabun New"/>
+                <w:b w:val="0"/>
+                <w:i w:val="0"/>
                 <w:color w:val="1E293B"/>
-                <w:sz w:val="19"/>
+                <w:sz w:val="27"/>
+                <w:rFonts w:ascii="TH Sarabun New" w:hAnsi="TH Sarabun New" w:cs="TH Sarabun New"/>
               </w:rPr>
               <w:t>ดร. สมเกียรติ์ ปัญญาดิลก</w:t>
             </w:r>
@@ -2088,19 +2320,22 @@
           <w:tcPr>
             <w:tcW w:type="dxa" w:w="1337"/>
             <w:tcMar>
-              <w:top w:w="120" w:type="dxa"/>
-              <w:bottom w:w="120" w:type="dxa"/>
-              <w:left w:w="150" w:type="dxa"/>
-              <w:right w:w="150" w:type="dxa"/>
+              <w:top w:w="100" w:type="dxa"/>
+              <w:bottom w:w="100" w:type="dxa"/>
+              <w:left w:w="130" w:type="dxa"/>
+              <w:right w:w="130" w:type="dxa"/>
             </w:tcMar>
             <w:shd w:fill="F8FAFC"/>
           </w:tcPr>
           <w:p>
             <w:r>
               <w:rPr>
-                <w:rFonts w:ascii="Sarabun" w:hAnsi="Sarabun"/>
+                <w:rFonts w:ascii="TH Sarabun New" w:hAnsi="TH Sarabun New"/>
+                <w:b w:val="0"/>
+                <w:i w:val="0"/>
                 <w:color w:val="1E293B"/>
-                <w:sz w:val="19"/>
+                <w:sz w:val="27"/>
+                <w:rFonts w:ascii="TH Sarabun New" w:hAnsi="TH Sarabun New" w:cs="TH Sarabun New"/>
               </w:rPr>
               <w:t>เทคโนโลยี</w:t>
             </w:r>
@@ -2110,19 +2345,22 @@
           <w:tcPr>
             <w:tcW w:type="dxa" w:w="1337"/>
             <w:tcMar>
-              <w:top w:w="120" w:type="dxa"/>
-              <w:bottom w:w="120" w:type="dxa"/>
-              <w:left w:w="150" w:type="dxa"/>
-              <w:right w:w="150" w:type="dxa"/>
+              <w:top w:w="100" w:type="dxa"/>
+              <w:bottom w:w="100" w:type="dxa"/>
+              <w:left w:w="130" w:type="dxa"/>
+              <w:right w:w="130" w:type="dxa"/>
             </w:tcMar>
             <w:shd w:fill="F8FAFC"/>
           </w:tcPr>
           <w:p>
             <w:r>
               <w:rPr>
-                <w:rFonts w:ascii="Sarabun" w:hAnsi="Sarabun"/>
+                <w:rFonts w:ascii="TH Sarabun New" w:hAnsi="TH Sarabun New"/>
+                <w:b w:val="0"/>
+                <w:i w:val="0"/>
                 <w:color w:val="1E293B"/>
-                <w:sz w:val="19"/>
+                <w:sz w:val="27"/>
+                <w:rFonts w:ascii="TH Sarabun New" w:hAnsi="TH Sarabun New" w:cs="TH Sarabun New"/>
               </w:rPr>
               <w:t>฿350.00</w:t>
             </w:r>
@@ -2132,19 +2370,22 @@
           <w:tcPr>
             <w:tcW w:type="dxa" w:w="1337"/>
             <w:tcMar>
-              <w:top w:w="120" w:type="dxa"/>
-              <w:bottom w:w="120" w:type="dxa"/>
-              <w:left w:w="150" w:type="dxa"/>
-              <w:right w:w="150" w:type="dxa"/>
+              <w:top w:w="100" w:type="dxa"/>
+              <w:bottom w:w="100" w:type="dxa"/>
+              <w:left w:w="130" w:type="dxa"/>
+              <w:right w:w="130" w:type="dxa"/>
             </w:tcMar>
             <w:shd w:fill="F8FAFC"/>
           </w:tcPr>
           <w:p>
             <w:r>
               <w:rPr>
-                <w:rFonts w:ascii="Sarabun" w:hAnsi="Sarabun"/>
+                <w:rFonts w:ascii="TH Sarabun New" w:hAnsi="TH Sarabun New"/>
+                <w:b w:val="0"/>
+                <w:i w:val="0"/>
                 <w:color w:val="1E293B"/>
-                <w:sz w:val="19"/>
+                <w:sz w:val="27"/>
+                <w:rFonts w:ascii="TH Sarabun New" w:hAnsi="TH Sarabun New" w:cs="TH Sarabun New"/>
               </w:rPr>
               <w:t>**5 เล่ม**</w:t>
             </w:r>
@@ -2154,19 +2395,22 @@
           <w:tcPr>
             <w:tcW w:type="dxa" w:w="1337"/>
             <w:tcMar>
-              <w:top w:w="120" w:type="dxa"/>
-              <w:bottom w:w="120" w:type="dxa"/>
-              <w:left w:w="150" w:type="dxa"/>
-              <w:right w:w="150" w:type="dxa"/>
+              <w:top w:w="100" w:type="dxa"/>
+              <w:bottom w:w="100" w:type="dxa"/>
+              <w:left w:w="130" w:type="dxa"/>
+              <w:right w:w="130" w:type="dxa"/>
             </w:tcMar>
             <w:shd w:fill="F8FAFC"/>
           </w:tcPr>
           <w:p>
             <w:r>
               <w:rPr>
-                <w:rFonts w:ascii="Sarabun" w:hAnsi="Sarabun"/>
+                <w:rFonts w:ascii="TH Sarabun New" w:hAnsi="TH Sarabun New"/>
+                <w:b w:val="0"/>
+                <w:i w:val="0"/>
                 <w:color w:val="1E293B"/>
-                <w:sz w:val="19"/>
+                <w:sz w:val="27"/>
+                <w:rFonts w:ascii="TH Sarabun New" w:hAnsi="TH Sarabun New" w:cs="TH Sarabun New"/>
               </w:rPr>
               <w:t>**฿1,750.00**</w:t>
             </w:r>
@@ -2178,19 +2422,22 @@
           <w:tcPr>
             <w:tcW w:type="dxa" w:w="1337"/>
             <w:tcMar>
-              <w:top w:w="120" w:type="dxa"/>
-              <w:bottom w:w="120" w:type="dxa"/>
-              <w:left w:w="150" w:type="dxa"/>
-              <w:right w:w="150" w:type="dxa"/>
+              <w:top w:w="100" w:type="dxa"/>
+              <w:bottom w:w="100" w:type="dxa"/>
+              <w:left w:w="130" w:type="dxa"/>
+              <w:right w:w="130" w:type="dxa"/>
             </w:tcMar>
             <w:shd w:fill="FFFFFF"/>
           </w:tcPr>
           <w:p>
             <w:r>
               <w:rPr>
-                <w:rFonts w:ascii="Sarabun" w:hAnsi="Sarabun"/>
+                <w:rFonts w:ascii="TH Sarabun New" w:hAnsi="TH Sarabun New"/>
+                <w:b w:val="0"/>
+                <w:i w:val="0"/>
                 <w:color w:val="1E293B"/>
-                <w:sz w:val="19"/>
+                <w:sz w:val="27"/>
+                <w:rFonts w:ascii="TH Sarabun New" w:hAnsi="TH Sarabun New" w:cs="TH Sarabun New"/>
               </w:rPr>
               <w:t>🥈 **2**</w:t>
             </w:r>
@@ -2200,19 +2447,22 @@
           <w:tcPr>
             <w:tcW w:type="dxa" w:w="1337"/>
             <w:tcMar>
-              <w:top w:w="120" w:type="dxa"/>
-              <w:bottom w:w="120" w:type="dxa"/>
-              <w:left w:w="150" w:type="dxa"/>
-              <w:right w:w="150" w:type="dxa"/>
+              <w:top w:w="100" w:type="dxa"/>
+              <w:bottom w:w="100" w:type="dxa"/>
+              <w:left w:w="130" w:type="dxa"/>
+              <w:right w:w="130" w:type="dxa"/>
             </w:tcMar>
             <w:shd w:fill="FFFFFF"/>
           </w:tcPr>
           <w:p>
             <w:r>
               <w:rPr>
-                <w:rFonts w:ascii="Sarabun" w:hAnsi="Sarabun"/>
+                <w:rFonts w:ascii="TH Sarabun New" w:hAnsi="TH Sarabun New"/>
+                <w:b w:val="0"/>
+                <w:i w:val="0"/>
                 <w:color w:val="1E293B"/>
-                <w:sz w:val="19"/>
+                <w:sz w:val="27"/>
+                <w:rFonts w:ascii="TH Sarabun New" w:hAnsi="TH Sarabun New" w:cs="TH Sarabun New"/>
               </w:rPr>
               <w:t>**Full-Stack JavaScript กับ Node.js &amp; SQLite**</w:t>
             </w:r>
@@ -2222,19 +2472,22 @@
           <w:tcPr>
             <w:tcW w:type="dxa" w:w="1337"/>
             <w:tcMar>
-              <w:top w:w="120" w:type="dxa"/>
-              <w:bottom w:w="120" w:type="dxa"/>
-              <w:left w:w="150" w:type="dxa"/>
-              <w:right w:w="150" w:type="dxa"/>
+              <w:top w:w="100" w:type="dxa"/>
+              <w:bottom w:w="100" w:type="dxa"/>
+              <w:left w:w="130" w:type="dxa"/>
+              <w:right w:w="130" w:type="dxa"/>
             </w:tcMar>
             <w:shd w:fill="FFFFFF"/>
           </w:tcPr>
           <w:p>
             <w:r>
               <w:rPr>
-                <w:rFonts w:ascii="Sarabun" w:hAnsi="Sarabun"/>
+                <w:rFonts w:ascii="TH Sarabun New" w:hAnsi="TH Sarabun New"/>
+                <w:b w:val="0"/>
+                <w:i w:val="0"/>
                 <w:color w:val="1E293B"/>
-                <w:sz w:val="19"/>
+                <w:sz w:val="27"/>
+                <w:rFonts w:ascii="TH Sarabun New" w:hAnsi="TH Sarabun New" w:cs="TH Sarabun New"/>
               </w:rPr>
               <w:t>กิตติศักดิ์ พัฒนาซอฟต์</w:t>
             </w:r>
@@ -2244,19 +2497,22 @@
           <w:tcPr>
             <w:tcW w:type="dxa" w:w="1337"/>
             <w:tcMar>
-              <w:top w:w="120" w:type="dxa"/>
-              <w:bottom w:w="120" w:type="dxa"/>
-              <w:left w:w="150" w:type="dxa"/>
-              <w:right w:w="150" w:type="dxa"/>
+              <w:top w:w="100" w:type="dxa"/>
+              <w:bottom w:w="100" w:type="dxa"/>
+              <w:left w:w="130" w:type="dxa"/>
+              <w:right w:w="130" w:type="dxa"/>
             </w:tcMar>
             <w:shd w:fill="FFFFFF"/>
           </w:tcPr>
           <w:p>
             <w:r>
               <w:rPr>
-                <w:rFonts w:ascii="Sarabun" w:hAnsi="Sarabun"/>
+                <w:rFonts w:ascii="TH Sarabun New" w:hAnsi="TH Sarabun New"/>
+                <w:b w:val="0"/>
+                <w:i w:val="0"/>
                 <w:color w:val="1E293B"/>
-                <w:sz w:val="19"/>
+                <w:sz w:val="27"/>
+                <w:rFonts w:ascii="TH Sarabun New" w:hAnsi="TH Sarabun New" w:cs="TH Sarabun New"/>
               </w:rPr>
               <w:t>เทคโนโลยี</w:t>
             </w:r>
@@ -2266,19 +2522,22 @@
           <w:tcPr>
             <w:tcW w:type="dxa" w:w="1337"/>
             <w:tcMar>
-              <w:top w:w="120" w:type="dxa"/>
-              <w:bottom w:w="120" w:type="dxa"/>
-              <w:left w:w="150" w:type="dxa"/>
-              <w:right w:w="150" w:type="dxa"/>
+              <w:top w:w="100" w:type="dxa"/>
+              <w:bottom w:w="100" w:type="dxa"/>
+              <w:left w:w="130" w:type="dxa"/>
+              <w:right w:w="130" w:type="dxa"/>
             </w:tcMar>
             <w:shd w:fill="FFFFFF"/>
           </w:tcPr>
           <w:p>
             <w:r>
               <w:rPr>
-                <w:rFonts w:ascii="Sarabun" w:hAnsi="Sarabun"/>
+                <w:rFonts w:ascii="TH Sarabun New" w:hAnsi="TH Sarabun New"/>
+                <w:b w:val="0"/>
+                <w:i w:val="0"/>
                 <w:color w:val="1E293B"/>
-                <w:sz w:val="19"/>
+                <w:sz w:val="27"/>
+                <w:rFonts w:ascii="TH Sarabun New" w:hAnsi="TH Sarabun New" w:cs="TH Sarabun New"/>
               </w:rPr>
               <w:t>฿290.00</w:t>
             </w:r>
@@ -2288,19 +2547,22 @@
           <w:tcPr>
             <w:tcW w:type="dxa" w:w="1337"/>
             <w:tcMar>
-              <w:top w:w="120" w:type="dxa"/>
-              <w:bottom w:w="120" w:type="dxa"/>
-              <w:left w:w="150" w:type="dxa"/>
-              <w:right w:w="150" w:type="dxa"/>
+              <w:top w:w="100" w:type="dxa"/>
+              <w:bottom w:w="100" w:type="dxa"/>
+              <w:left w:w="130" w:type="dxa"/>
+              <w:right w:w="130" w:type="dxa"/>
             </w:tcMar>
             <w:shd w:fill="FFFFFF"/>
           </w:tcPr>
           <w:p>
             <w:r>
               <w:rPr>
-                <w:rFonts w:ascii="Sarabun" w:hAnsi="Sarabun"/>
+                <w:rFonts w:ascii="TH Sarabun New" w:hAnsi="TH Sarabun New"/>
+                <w:b w:val="0"/>
+                <w:i w:val="0"/>
                 <w:color w:val="1E293B"/>
-                <w:sz w:val="19"/>
+                <w:sz w:val="27"/>
+                <w:rFonts w:ascii="TH Sarabun New" w:hAnsi="TH Sarabun New" w:cs="TH Sarabun New"/>
               </w:rPr>
               <w:t>**5 เล่ม**</w:t>
             </w:r>
@@ -2310,19 +2572,22 @@
           <w:tcPr>
             <w:tcW w:type="dxa" w:w="1337"/>
             <w:tcMar>
-              <w:top w:w="120" w:type="dxa"/>
-              <w:bottom w:w="120" w:type="dxa"/>
-              <w:left w:w="150" w:type="dxa"/>
-              <w:right w:w="150" w:type="dxa"/>
+              <w:top w:w="100" w:type="dxa"/>
+              <w:bottom w:w="100" w:type="dxa"/>
+              <w:left w:w="130" w:type="dxa"/>
+              <w:right w:w="130" w:type="dxa"/>
             </w:tcMar>
             <w:shd w:fill="FFFFFF"/>
           </w:tcPr>
           <w:p>
             <w:r>
               <w:rPr>
-                <w:rFonts w:ascii="Sarabun" w:hAnsi="Sarabun"/>
+                <w:rFonts w:ascii="TH Sarabun New" w:hAnsi="TH Sarabun New"/>
+                <w:b w:val="0"/>
+                <w:i w:val="0"/>
                 <w:color w:val="1E293B"/>
-                <w:sz w:val="19"/>
+                <w:sz w:val="27"/>
+                <w:rFonts w:ascii="TH Sarabun New" w:hAnsi="TH Sarabun New" w:cs="TH Sarabun New"/>
               </w:rPr>
               <w:t>**฿1,450.00**</w:t>
             </w:r>
@@ -2334,19 +2599,22 @@
           <w:tcPr>
             <w:tcW w:type="dxa" w:w="1337"/>
             <w:tcMar>
-              <w:top w:w="120" w:type="dxa"/>
-              <w:bottom w:w="120" w:type="dxa"/>
-              <w:left w:w="150" w:type="dxa"/>
-              <w:right w:w="150" w:type="dxa"/>
+              <w:top w:w="100" w:type="dxa"/>
+              <w:bottom w:w="100" w:type="dxa"/>
+              <w:left w:w="130" w:type="dxa"/>
+              <w:right w:w="130" w:type="dxa"/>
             </w:tcMar>
             <w:shd w:fill="F8FAFC"/>
           </w:tcPr>
           <w:p>
             <w:r>
               <w:rPr>
-                <w:rFonts w:ascii="Sarabun" w:hAnsi="Sarabun"/>
+                <w:rFonts w:ascii="TH Sarabun New" w:hAnsi="TH Sarabun New"/>
+                <w:b w:val="0"/>
+                <w:i w:val="0"/>
                 <w:color w:val="1E293B"/>
-                <w:sz w:val="19"/>
+                <w:sz w:val="27"/>
+                <w:rFonts w:ascii="TH Sarabun New" w:hAnsi="TH Sarabun New" w:cs="TH Sarabun New"/>
               </w:rPr>
               <w:t>🥉 **3**</w:t>
             </w:r>
@@ -2356,19 +2624,22 @@
           <w:tcPr>
             <w:tcW w:type="dxa" w:w="1337"/>
             <w:tcMar>
-              <w:top w:w="120" w:type="dxa"/>
-              <w:bottom w:w="120" w:type="dxa"/>
-              <w:left w:w="150" w:type="dxa"/>
-              <w:right w:w="150" w:type="dxa"/>
+              <w:top w:w="100" w:type="dxa"/>
+              <w:bottom w:w="100" w:type="dxa"/>
+              <w:left w:w="130" w:type="dxa"/>
+              <w:right w:w="130" w:type="dxa"/>
             </w:tcMar>
             <w:shd w:fill="F8FAFC"/>
           </w:tcPr>
           <w:p>
             <w:r>
               <w:rPr>
-                <w:rFonts w:ascii="Sarabun" w:hAnsi="Sarabun"/>
+                <w:rFonts w:ascii="TH Sarabun New" w:hAnsi="TH Sarabun New"/>
+                <w:b w:val="0"/>
+                <w:i w:val="0"/>
                 <w:color w:val="1E293B"/>
-                <w:sz w:val="19"/>
+                <w:sz w:val="27"/>
+                <w:rFonts w:ascii="TH Sarabun New" w:hAnsi="TH Sarabun New" w:cs="TH Sarabun New"/>
               </w:rPr>
               <w:t>**ปัญญาประดิษฐ์และ Machine Learning ฉบับใช้งานจริง**</w:t>
             </w:r>
@@ -2378,19 +2649,22 @@
           <w:tcPr>
             <w:tcW w:type="dxa" w:w="1337"/>
             <w:tcMar>
-              <w:top w:w="120" w:type="dxa"/>
-              <w:bottom w:w="120" w:type="dxa"/>
-              <w:left w:w="150" w:type="dxa"/>
-              <w:right w:w="150" w:type="dxa"/>
+              <w:top w:w="100" w:type="dxa"/>
+              <w:bottom w:w="100" w:type="dxa"/>
+              <w:left w:w="130" w:type="dxa"/>
+              <w:right w:w="130" w:type="dxa"/>
             </w:tcMar>
             <w:shd w:fill="F8FAFC"/>
           </w:tcPr>
           <w:p>
             <w:r>
               <w:rPr>
-                <w:rFonts w:ascii="Sarabun" w:hAnsi="Sarabun"/>
+                <w:rFonts w:ascii="TH Sarabun New" w:hAnsi="TH Sarabun New"/>
+                <w:b w:val="0"/>
+                <w:i w:val="0"/>
                 <w:color w:val="1E293B"/>
-                <w:sz w:val="19"/>
+                <w:sz w:val="27"/>
+                <w:rFonts w:ascii="TH Sarabun New" w:hAnsi="TH Sarabun New" w:cs="TH Sarabun New"/>
               </w:rPr>
               <w:t>ดร. สมเกียรติ์ ปัญญาดิลก</w:t>
             </w:r>
@@ -2400,19 +2674,22 @@
           <w:tcPr>
             <w:tcW w:type="dxa" w:w="1337"/>
             <w:tcMar>
-              <w:top w:w="120" w:type="dxa"/>
-              <w:bottom w:w="120" w:type="dxa"/>
-              <w:left w:w="150" w:type="dxa"/>
-              <w:right w:w="150" w:type="dxa"/>
+              <w:top w:w="100" w:type="dxa"/>
+              <w:bottom w:w="100" w:type="dxa"/>
+              <w:left w:w="130" w:type="dxa"/>
+              <w:right w:w="130" w:type="dxa"/>
             </w:tcMar>
             <w:shd w:fill="F8FAFC"/>
           </w:tcPr>
           <w:p>
             <w:r>
               <w:rPr>
-                <w:rFonts w:ascii="Sarabun" w:hAnsi="Sarabun"/>
+                <w:rFonts w:ascii="TH Sarabun New" w:hAnsi="TH Sarabun New"/>
+                <w:b w:val="0"/>
+                <w:i w:val="0"/>
                 <w:color w:val="1E293B"/>
-                <w:sz w:val="19"/>
+                <w:sz w:val="27"/>
+                <w:rFonts w:ascii="TH Sarabun New" w:hAnsi="TH Sarabun New" w:cs="TH Sarabun New"/>
               </w:rPr>
               <w:t>เทคโนโลยี</w:t>
             </w:r>
@@ -2422,19 +2699,22 @@
           <w:tcPr>
             <w:tcW w:type="dxa" w:w="1337"/>
             <w:tcMar>
-              <w:top w:w="120" w:type="dxa"/>
-              <w:bottom w:w="120" w:type="dxa"/>
-              <w:left w:w="150" w:type="dxa"/>
-              <w:right w:w="150" w:type="dxa"/>
+              <w:top w:w="100" w:type="dxa"/>
+              <w:bottom w:w="100" w:type="dxa"/>
+              <w:left w:w="130" w:type="dxa"/>
+              <w:right w:w="130" w:type="dxa"/>
             </w:tcMar>
             <w:shd w:fill="F8FAFC"/>
           </w:tcPr>
           <w:p>
             <w:r>
               <w:rPr>
-                <w:rFonts w:ascii="Sarabun" w:hAnsi="Sarabun"/>
+                <w:rFonts w:ascii="TH Sarabun New" w:hAnsi="TH Sarabun New"/>
+                <w:b w:val="0"/>
+                <w:i w:val="0"/>
                 <w:color w:val="1E293B"/>
-                <w:sz w:val="19"/>
+                <w:sz w:val="27"/>
+                <w:rFonts w:ascii="TH Sarabun New" w:hAnsi="TH Sarabun New" w:cs="TH Sarabun New"/>
               </w:rPr>
               <w:t>฿420.00</w:t>
             </w:r>
@@ -2444,19 +2724,22 @@
           <w:tcPr>
             <w:tcW w:type="dxa" w:w="1337"/>
             <w:tcMar>
-              <w:top w:w="120" w:type="dxa"/>
-              <w:bottom w:w="120" w:type="dxa"/>
-              <w:left w:w="150" w:type="dxa"/>
-              <w:right w:w="150" w:type="dxa"/>
+              <w:top w:w="100" w:type="dxa"/>
+              <w:bottom w:w="100" w:type="dxa"/>
+              <w:left w:w="130" w:type="dxa"/>
+              <w:right w:w="130" w:type="dxa"/>
             </w:tcMar>
             <w:shd w:fill="F8FAFC"/>
           </w:tcPr>
           <w:p>
             <w:r>
               <w:rPr>
-                <w:rFonts w:ascii="Sarabun" w:hAnsi="Sarabun"/>
+                <w:rFonts w:ascii="TH Sarabun New" w:hAnsi="TH Sarabun New"/>
+                <w:b w:val="0"/>
+                <w:i w:val="0"/>
                 <w:color w:val="1E293B"/>
-                <w:sz w:val="19"/>
+                <w:sz w:val="27"/>
+                <w:rFonts w:ascii="TH Sarabun New" w:hAnsi="TH Sarabun New" w:cs="TH Sarabun New"/>
               </w:rPr>
               <w:t>**4 เล่ม**</w:t>
             </w:r>
@@ -2466,19 +2749,22 @@
           <w:tcPr>
             <w:tcW w:type="dxa" w:w="1337"/>
             <w:tcMar>
-              <w:top w:w="120" w:type="dxa"/>
-              <w:bottom w:w="120" w:type="dxa"/>
-              <w:left w:w="150" w:type="dxa"/>
-              <w:right w:w="150" w:type="dxa"/>
+              <w:top w:w="100" w:type="dxa"/>
+              <w:bottom w:w="100" w:type="dxa"/>
+              <w:left w:w="130" w:type="dxa"/>
+              <w:right w:w="130" w:type="dxa"/>
             </w:tcMar>
             <w:shd w:fill="F8FAFC"/>
           </w:tcPr>
           <w:p>
             <w:r>
               <w:rPr>
-                <w:rFonts w:ascii="Sarabun" w:hAnsi="Sarabun"/>
+                <w:rFonts w:ascii="TH Sarabun New" w:hAnsi="TH Sarabun New"/>
+                <w:b w:val="0"/>
+                <w:i w:val="0"/>
                 <w:color w:val="1E293B"/>
-                <w:sz w:val="19"/>
+                <w:sz w:val="27"/>
+                <w:rFonts w:ascii="TH Sarabun New" w:hAnsi="TH Sarabun New" w:cs="TH Sarabun New"/>
               </w:rPr>
               <w:t>**฿1,680.00**</w:t>
             </w:r>
@@ -2490,19 +2776,22 @@
           <w:tcPr>
             <w:tcW w:type="dxa" w:w="1337"/>
             <w:tcMar>
-              <w:top w:w="120" w:type="dxa"/>
-              <w:bottom w:w="120" w:type="dxa"/>
-              <w:left w:w="150" w:type="dxa"/>
-              <w:right w:w="150" w:type="dxa"/>
+              <w:top w:w="100" w:type="dxa"/>
+              <w:bottom w:w="100" w:type="dxa"/>
+              <w:left w:w="130" w:type="dxa"/>
+              <w:right w:w="130" w:type="dxa"/>
             </w:tcMar>
             <w:shd w:fill="FFFFFF"/>
           </w:tcPr>
           <w:p>
             <w:r>
               <w:rPr>
-                <w:rFonts w:ascii="Sarabun" w:hAnsi="Sarabun"/>
+                <w:rFonts w:ascii="TH Sarabun New" w:hAnsi="TH Sarabun New"/>
+                <w:b w:val="0"/>
+                <w:i w:val="0"/>
                 <w:color w:val="1E293B"/>
-                <w:sz w:val="19"/>
+                <w:sz w:val="27"/>
+                <w:rFonts w:ascii="TH Sarabun New" w:hAnsi="TH Sarabun New" w:cs="TH Sarabun New"/>
               </w:rPr>
               <w:t>**4**</w:t>
             </w:r>
@@ -2512,19 +2801,22 @@
           <w:tcPr>
             <w:tcW w:type="dxa" w:w="1337"/>
             <w:tcMar>
-              <w:top w:w="120" w:type="dxa"/>
-              <w:bottom w:w="120" w:type="dxa"/>
-              <w:left w:w="150" w:type="dxa"/>
-              <w:right w:w="150" w:type="dxa"/>
+              <w:top w:w="100" w:type="dxa"/>
+              <w:bottom w:w="100" w:type="dxa"/>
+              <w:left w:w="130" w:type="dxa"/>
+              <w:right w:w="130" w:type="dxa"/>
             </w:tcMar>
             <w:shd w:fill="FFFFFF"/>
           </w:tcPr>
           <w:p>
             <w:r>
               <w:rPr>
-                <w:rFonts w:ascii="Sarabun" w:hAnsi="Sarabun"/>
+                <w:rFonts w:ascii="TH Sarabun New" w:hAnsi="TH Sarabun New"/>
+                <w:b w:val="0"/>
+                <w:i w:val="0"/>
                 <w:color w:val="1E293B"/>
-                <w:sz w:val="19"/>
+                <w:sz w:val="27"/>
+                <w:rFonts w:ascii="TH Sarabun New" w:hAnsi="TH Sarabun New" w:cs="TH Sarabun New"/>
               </w:rPr>
               <w:t>สตาร์ทอัพติดสปีด: กลยุทธ์เติบโตแบบก้าวกระโดด</w:t>
             </w:r>
@@ -2534,19 +2826,22 @@
           <w:tcPr>
             <w:tcW w:type="dxa" w:w="1337"/>
             <w:tcMar>
-              <w:top w:w="120" w:type="dxa"/>
-              <w:bottom w:w="120" w:type="dxa"/>
-              <w:left w:w="150" w:type="dxa"/>
-              <w:right w:w="150" w:type="dxa"/>
+              <w:top w:w="100" w:type="dxa"/>
+              <w:bottom w:w="100" w:type="dxa"/>
+              <w:left w:w="130" w:type="dxa"/>
+              <w:right w:w="130" w:type="dxa"/>
             </w:tcMar>
             <w:shd w:fill="FFFFFF"/>
           </w:tcPr>
           <w:p>
             <w:r>
               <w:rPr>
-                <w:rFonts w:ascii="Sarabun" w:hAnsi="Sarabun"/>
+                <w:rFonts w:ascii="TH Sarabun New" w:hAnsi="TH Sarabun New"/>
+                <w:b w:val="0"/>
+                <w:i w:val="0"/>
                 <w:color w:val="1E293B"/>
-                <w:sz w:val="19"/>
+                <w:sz w:val="27"/>
+                <w:rFonts w:ascii="TH Sarabun New" w:hAnsi="TH Sarabun New" w:cs="TH Sarabun New"/>
               </w:rPr>
               <w:t>ณัฐวุฒิ นวการค้า</w:t>
             </w:r>
@@ -2556,19 +2851,22 @@
           <w:tcPr>
             <w:tcW w:type="dxa" w:w="1337"/>
             <w:tcMar>
-              <w:top w:w="120" w:type="dxa"/>
-              <w:bottom w:w="120" w:type="dxa"/>
-              <w:left w:w="150" w:type="dxa"/>
-              <w:right w:w="150" w:type="dxa"/>
+              <w:top w:w="100" w:type="dxa"/>
+              <w:bottom w:w="100" w:type="dxa"/>
+              <w:left w:w="130" w:type="dxa"/>
+              <w:right w:w="130" w:type="dxa"/>
             </w:tcMar>
             <w:shd w:fill="FFFFFF"/>
           </w:tcPr>
           <w:p>
             <w:r>
               <w:rPr>
-                <w:rFonts w:ascii="Sarabun" w:hAnsi="Sarabun"/>
+                <w:rFonts w:ascii="TH Sarabun New" w:hAnsi="TH Sarabun New"/>
+                <w:b w:val="0"/>
+                <w:i w:val="0"/>
                 <w:color w:val="1E293B"/>
-                <w:sz w:val="19"/>
+                <w:sz w:val="27"/>
+                <w:rFonts w:ascii="TH Sarabun New" w:hAnsi="TH Sarabun New" w:cs="TH Sarabun New"/>
               </w:rPr>
               <w:t>ธุรกิจ</w:t>
             </w:r>
@@ -2578,19 +2876,22 @@
           <w:tcPr>
             <w:tcW w:type="dxa" w:w="1337"/>
             <w:tcMar>
-              <w:top w:w="120" w:type="dxa"/>
-              <w:bottom w:w="120" w:type="dxa"/>
-              <w:left w:w="150" w:type="dxa"/>
-              <w:right w:w="150" w:type="dxa"/>
+              <w:top w:w="100" w:type="dxa"/>
+              <w:bottom w:w="100" w:type="dxa"/>
+              <w:left w:w="130" w:type="dxa"/>
+              <w:right w:w="130" w:type="dxa"/>
             </w:tcMar>
             <w:shd w:fill="FFFFFF"/>
           </w:tcPr>
           <w:p>
             <w:r>
               <w:rPr>
-                <w:rFonts w:ascii="Sarabun" w:hAnsi="Sarabun"/>
+                <w:rFonts w:ascii="TH Sarabun New" w:hAnsi="TH Sarabun New"/>
+                <w:b w:val="0"/>
+                <w:i w:val="0"/>
                 <w:color w:val="1E293B"/>
-                <w:sz w:val="19"/>
+                <w:sz w:val="27"/>
+                <w:rFonts w:ascii="TH Sarabun New" w:hAnsi="TH Sarabun New" w:cs="TH Sarabun New"/>
               </w:rPr>
               <w:t>฿250.00</w:t>
             </w:r>
@@ -2600,19 +2901,22 @@
           <w:tcPr>
             <w:tcW w:type="dxa" w:w="1337"/>
             <w:tcMar>
-              <w:top w:w="120" w:type="dxa"/>
-              <w:bottom w:w="120" w:type="dxa"/>
-              <w:left w:w="150" w:type="dxa"/>
-              <w:right w:w="150" w:type="dxa"/>
+              <w:top w:w="100" w:type="dxa"/>
+              <w:bottom w:w="100" w:type="dxa"/>
+              <w:left w:w="130" w:type="dxa"/>
+              <w:right w:w="130" w:type="dxa"/>
             </w:tcMar>
             <w:shd w:fill="FFFFFF"/>
           </w:tcPr>
           <w:p>
             <w:r>
               <w:rPr>
-                <w:rFonts w:ascii="Sarabun" w:hAnsi="Sarabun"/>
+                <w:rFonts w:ascii="TH Sarabun New" w:hAnsi="TH Sarabun New"/>
+                <w:b w:val="0"/>
+                <w:i w:val="0"/>
                 <w:color w:val="1E293B"/>
-                <w:sz w:val="19"/>
+                <w:sz w:val="27"/>
+                <w:rFonts w:ascii="TH Sarabun New" w:hAnsi="TH Sarabun New" w:cs="TH Sarabun New"/>
               </w:rPr>
               <w:t>**3 เล่ม**</w:t>
             </w:r>
@@ -2622,19 +2926,22 @@
           <w:tcPr>
             <w:tcW w:type="dxa" w:w="1337"/>
             <w:tcMar>
-              <w:top w:w="120" w:type="dxa"/>
-              <w:bottom w:w="120" w:type="dxa"/>
-              <w:left w:w="150" w:type="dxa"/>
-              <w:right w:w="150" w:type="dxa"/>
+              <w:top w:w="100" w:type="dxa"/>
+              <w:bottom w:w="100" w:type="dxa"/>
+              <w:left w:w="130" w:type="dxa"/>
+              <w:right w:w="130" w:type="dxa"/>
             </w:tcMar>
             <w:shd w:fill="FFFFFF"/>
           </w:tcPr>
           <w:p>
             <w:r>
               <w:rPr>
-                <w:rFonts w:ascii="Sarabun" w:hAnsi="Sarabun"/>
+                <w:rFonts w:ascii="TH Sarabun New" w:hAnsi="TH Sarabun New"/>
+                <w:b w:val="0"/>
+                <w:i w:val="0"/>
                 <w:color w:val="1E293B"/>
-                <w:sz w:val="19"/>
+                <w:sz w:val="27"/>
+                <w:rFonts w:ascii="TH Sarabun New" w:hAnsi="TH Sarabun New" w:cs="TH Sarabun New"/>
               </w:rPr>
               <w:t>**฿750.00**</w:t>
             </w:r>
@@ -2646,19 +2953,22 @@
           <w:tcPr>
             <w:tcW w:type="dxa" w:w="1337"/>
             <w:tcMar>
-              <w:top w:w="120" w:type="dxa"/>
-              <w:bottom w:w="120" w:type="dxa"/>
-              <w:left w:w="150" w:type="dxa"/>
-              <w:right w:w="150" w:type="dxa"/>
+              <w:top w:w="100" w:type="dxa"/>
+              <w:bottom w:w="100" w:type="dxa"/>
+              <w:left w:w="130" w:type="dxa"/>
+              <w:right w:w="130" w:type="dxa"/>
             </w:tcMar>
             <w:shd w:fill="F8FAFC"/>
           </w:tcPr>
           <w:p>
             <w:r>
               <w:rPr>
-                <w:rFonts w:ascii="Sarabun" w:hAnsi="Sarabun"/>
+                <w:rFonts w:ascii="TH Sarabun New" w:hAnsi="TH Sarabun New"/>
+                <w:b w:val="0"/>
+                <w:i w:val="0"/>
                 <w:color w:val="1E293B"/>
-                <w:sz w:val="19"/>
+                <w:sz w:val="27"/>
+                <w:rFonts w:ascii="TH Sarabun New" w:hAnsi="TH Sarabun New" w:cs="TH Sarabun New"/>
               </w:rPr>
               <w:t>**5**</w:t>
             </w:r>
@@ -2668,19 +2978,22 @@
           <w:tcPr>
             <w:tcW w:type="dxa" w:w="1337"/>
             <w:tcMar>
-              <w:top w:w="120" w:type="dxa"/>
-              <w:bottom w:w="120" w:type="dxa"/>
-              <w:left w:w="150" w:type="dxa"/>
-              <w:right w:w="150" w:type="dxa"/>
+              <w:top w:w="100" w:type="dxa"/>
+              <w:bottom w:w="100" w:type="dxa"/>
+              <w:left w:w="130" w:type="dxa"/>
+              <w:right w:w="130" w:type="dxa"/>
             </w:tcMar>
             <w:shd w:fill="F8FAFC"/>
           </w:tcPr>
           <w:p>
             <w:r>
               <w:rPr>
-                <w:rFonts w:ascii="Sarabun" w:hAnsi="Sarabun"/>
+                <w:rFonts w:ascii="TH Sarabun New" w:hAnsi="TH Sarabun New"/>
+                <w:b w:val="0"/>
+                <w:i w:val="0"/>
                 <w:color w:val="1E293B"/>
-                <w:sz w:val="19"/>
+                <w:sz w:val="27"/>
+                <w:rFonts w:ascii="TH Sarabun New" w:hAnsi="TH Sarabun New" w:cs="TH Sarabun New"/>
               </w:rPr>
               <w:t>Cloud Security &amp; DevOps Fundamentals</w:t>
             </w:r>
@@ -2690,19 +3003,22 @@
           <w:tcPr>
             <w:tcW w:type="dxa" w:w="1337"/>
             <w:tcMar>
-              <w:top w:w="120" w:type="dxa"/>
-              <w:bottom w:w="120" w:type="dxa"/>
-              <w:left w:w="150" w:type="dxa"/>
-              <w:right w:w="150" w:type="dxa"/>
+              <w:top w:w="100" w:type="dxa"/>
+              <w:bottom w:w="100" w:type="dxa"/>
+              <w:left w:w="130" w:type="dxa"/>
+              <w:right w:w="130" w:type="dxa"/>
             </w:tcMar>
             <w:shd w:fill="F8FAFC"/>
           </w:tcPr>
           <w:p>
             <w:r>
               <w:rPr>
-                <w:rFonts w:ascii="Sarabun" w:hAnsi="Sarabun"/>
+                <w:rFonts w:ascii="TH Sarabun New" w:hAnsi="TH Sarabun New"/>
+                <w:b w:val="0"/>
+                <w:i w:val="0"/>
                 <w:color w:val="1E293B"/>
-                <w:sz w:val="19"/>
+                <w:sz w:val="27"/>
+                <w:rFonts w:ascii="TH Sarabun New" w:hAnsi="TH Sarabun New" w:cs="TH Sarabun New"/>
               </w:rPr>
               <w:t>กิตติศักดิ์ พัฒนาซอฟต์</w:t>
             </w:r>
@@ -2712,19 +3028,22 @@
           <w:tcPr>
             <w:tcW w:type="dxa" w:w="1337"/>
             <w:tcMar>
-              <w:top w:w="120" w:type="dxa"/>
-              <w:bottom w:w="120" w:type="dxa"/>
-              <w:left w:w="150" w:type="dxa"/>
-              <w:right w:w="150" w:type="dxa"/>
+              <w:top w:w="100" w:type="dxa"/>
+              <w:bottom w:w="100" w:type="dxa"/>
+              <w:left w:w="130" w:type="dxa"/>
+              <w:right w:w="130" w:type="dxa"/>
             </w:tcMar>
             <w:shd w:fill="F8FAFC"/>
           </w:tcPr>
           <w:p>
             <w:r>
               <w:rPr>
-                <w:rFonts w:ascii="Sarabun" w:hAnsi="Sarabun"/>
+                <w:rFonts w:ascii="TH Sarabun New" w:hAnsi="TH Sarabun New"/>
+                <w:b w:val="0"/>
+                <w:i w:val="0"/>
                 <w:color w:val="1E293B"/>
-                <w:sz w:val="19"/>
+                <w:sz w:val="27"/>
+                <w:rFonts w:ascii="TH Sarabun New" w:hAnsi="TH Sarabun New" w:cs="TH Sarabun New"/>
               </w:rPr>
               <w:t>เทคโนโลยี</w:t>
             </w:r>
@@ -2734,19 +3053,22 @@
           <w:tcPr>
             <w:tcW w:type="dxa" w:w="1337"/>
             <w:tcMar>
-              <w:top w:w="120" w:type="dxa"/>
-              <w:bottom w:w="120" w:type="dxa"/>
-              <w:left w:w="150" w:type="dxa"/>
-              <w:right w:w="150" w:type="dxa"/>
+              <w:top w:w="100" w:type="dxa"/>
+              <w:bottom w:w="100" w:type="dxa"/>
+              <w:left w:w="130" w:type="dxa"/>
+              <w:right w:w="130" w:type="dxa"/>
             </w:tcMar>
             <w:shd w:fill="F8FAFC"/>
           </w:tcPr>
           <w:p>
             <w:r>
               <w:rPr>
-                <w:rFonts w:ascii="Sarabun" w:hAnsi="Sarabun"/>
+                <w:rFonts w:ascii="TH Sarabun New" w:hAnsi="TH Sarabun New"/>
+                <w:b w:val="0"/>
+                <w:i w:val="0"/>
                 <w:color w:val="1E293B"/>
-                <w:sz w:val="19"/>
+                <w:sz w:val="27"/>
+                <w:rFonts w:ascii="TH Sarabun New" w:hAnsi="TH Sarabun New" w:cs="TH Sarabun New"/>
               </w:rPr>
               <w:t>฿380.00</w:t>
             </w:r>
@@ -2756,19 +3078,22 @@
           <w:tcPr>
             <w:tcW w:type="dxa" w:w="1337"/>
             <w:tcMar>
-              <w:top w:w="120" w:type="dxa"/>
-              <w:bottom w:w="120" w:type="dxa"/>
-              <w:left w:w="150" w:type="dxa"/>
-              <w:right w:w="150" w:type="dxa"/>
+              <w:top w:w="100" w:type="dxa"/>
+              <w:bottom w:w="100" w:type="dxa"/>
+              <w:left w:w="130" w:type="dxa"/>
+              <w:right w:w="130" w:type="dxa"/>
             </w:tcMar>
             <w:shd w:fill="F8FAFC"/>
           </w:tcPr>
           <w:p>
             <w:r>
               <w:rPr>
-                <w:rFonts w:ascii="Sarabun" w:hAnsi="Sarabun"/>
+                <w:rFonts w:ascii="TH Sarabun New" w:hAnsi="TH Sarabun New"/>
+                <w:b w:val="0"/>
+                <w:i w:val="0"/>
                 <w:color w:val="1E293B"/>
-                <w:sz w:val="19"/>
+                <w:sz w:val="27"/>
+                <w:rFonts w:ascii="TH Sarabun New" w:hAnsi="TH Sarabun New" w:cs="TH Sarabun New"/>
               </w:rPr>
               <w:t>**3 เล่ม**</w:t>
             </w:r>
@@ -2778,19 +3103,22 @@
           <w:tcPr>
             <w:tcW w:type="dxa" w:w="1337"/>
             <w:tcMar>
-              <w:top w:w="120" w:type="dxa"/>
-              <w:bottom w:w="120" w:type="dxa"/>
-              <w:left w:w="150" w:type="dxa"/>
-              <w:right w:w="150" w:type="dxa"/>
+              <w:top w:w="100" w:type="dxa"/>
+              <w:bottom w:w="100" w:type="dxa"/>
+              <w:left w:w="130" w:type="dxa"/>
+              <w:right w:w="130" w:type="dxa"/>
             </w:tcMar>
             <w:shd w:fill="F8FAFC"/>
           </w:tcPr>
           <w:p>
             <w:r>
               <w:rPr>
-                <w:rFonts w:ascii="Sarabun" w:hAnsi="Sarabun"/>
+                <w:rFonts w:ascii="TH Sarabun New" w:hAnsi="TH Sarabun New"/>
+                <w:b w:val="0"/>
+                <w:i w:val="0"/>
                 <w:color w:val="1E293B"/>
-                <w:sz w:val="19"/>
+                <w:sz w:val="27"/>
+                <w:rFonts w:ascii="TH Sarabun New" w:hAnsi="TH Sarabun New" w:cs="TH Sarabun New"/>
               </w:rPr>
               <w:t>**฿1,140.00**</w:t>
             </w:r>
@@ -2800,7 +3128,7 @@
     </w:tbl>
     <w:p>
       <w:pPr>
-        <w:spacing w:after="120"/>
+        <w:spacing w:after="80"/>
       </w:pPr>
     </w:p>
     <w:p>
@@ -2810,10 +3138,12 @@
       </w:pPr>
       <w:r>
         <w:rPr>
-          <w:rFonts w:ascii="Sarabun" w:hAnsi="Sarabun"/>
+          <w:rFonts w:ascii="TH Sarabun New" w:hAnsi="TH Sarabun New"/>
           <w:b/>
+          <w:i w:val="0"/>
           <w:color w:val="256333"/>
-          <w:sz w:val="26"/>
+          <w:sz w:val="32"/>
+          <w:rFonts w:ascii="TH Sarabun New" w:hAnsi="TH Sarabun New" w:cs="TH Sarabun New"/>
         </w:rPr>
         <w:t>2.4 ข้อสรุปและการนำไปใช้ (Insight)</w:t>
       </w:r>
@@ -2821,13 +3151,16 @@
     <w:p>
       <w:pPr>
         <w:pStyle w:val="ListBullet"/>
-        <w:spacing w:after="60" w:line="276" w:lineRule="auto"/>
+        <w:spacing w:after="40" w:line="276" w:lineRule="auto"/>
       </w:pPr>
       <w:r>
         <w:rPr>
-          <w:rFonts w:ascii="Sarabun" w:hAnsi="Sarabun"/>
+          <w:rFonts w:ascii="TH Sarabun New" w:hAnsi="TH Sarabun New"/>
+          <w:b w:val="0"/>
+          <w:i w:val="0"/>
           <w:color w:val="1E293B"/>
-          <w:sz w:val="21"/>
+          <w:sz w:val="32"/>
+          <w:rFonts w:ascii="TH Sarabun New" w:hAnsi="TH Sarabun New" w:cs="TH Sarabun New"/>
         </w:rPr>
         <w:t>หนังสือด้าน เทคโนโลยีและการพัฒนาซอฟต์แวร์ ครองตำแหน่ง Top 3 ทั้งจำนวนเล่มและยอดเงิน</w:t>
       </w:r>
@@ -2835,25 +3168,28 @@
     <w:p>
       <w:pPr>
         <w:pStyle w:val="ListBullet"/>
-        <w:spacing w:after="60" w:line="276" w:lineRule="auto"/>
+        <w:spacing w:after="40" w:line="276" w:lineRule="auto"/>
       </w:pPr>
       <w:r>
         <w:rPr>
-          <w:rFonts w:ascii="Sarabun" w:hAnsi="Sarabun"/>
+          <w:rFonts w:ascii="TH Sarabun New" w:hAnsi="TH Sarabun New"/>
+          <w:b w:val="0"/>
+          <w:i w:val="0"/>
           <w:color w:val="1E293B"/>
-          <w:sz w:val="21"/>
+          <w:sz w:val="32"/>
+          <w:rFonts w:ascii="TH Sarabun New" w:hAnsi="TH Sarabun New" w:cs="TH Sarabun New"/>
         </w:rPr>
         <w:t>เล่มที่ขายดีที่สุดอันดับ 1 คือ *"คู่มือออกแบบและจัดการฐานข้อมูลขั้นสูง"* ทำยอดขายได้ 5 เล่ม สร้างรายได้ 1,750 บาท ร้านค้าควรจัดเซ็ตคู่กับหนังสือ Full-Stack JavaScript เพื่อเพิ่มยอดขายแบบ Bundle</w:t>
       </w:r>
     </w:p>
     <w:p>
       <w:pPr>
-        <w:spacing w:before="120" w:after="120"/>
+        <w:spacing w:before="80" w:after="80"/>
       </w:pPr>
       <w:r>
         <w:rPr>
           <w:color w:val="CBD5E1"/>
-          <w:sz w:val="18"/>
+          <w:sz w:val="16"/>
         </w:rPr>
         <w:t>__________________________________________________________________________</w:t>
       </w:r>
@@ -2861,14 +3197,16 @@
     <w:p>
       <w:pPr>
         <w:pStyle w:val="Heading2"/>
-        <w:spacing w:before="240" w:after="120"/>
+        <w:spacing w:before="240" w:after="80"/>
       </w:pPr>
       <w:r>
         <w:rPr>
-          <w:rFonts w:ascii="Sarabun" w:hAnsi="Sarabun"/>
+          <w:rFonts w:ascii="TH Sarabun New" w:hAnsi="TH Sarabun New"/>
           <w:b/>
+          <w:i w:val="0"/>
           <w:color w:val="1E3A8A"/>
-          <w:sz w:val="28"/>
+          <w:sz w:val="36"/>
+          <w:rFonts w:ascii="TH Sarabun New" w:hAnsi="TH Sarabun New" w:cs="TH Sarabun New"/>
         </w:rPr>
         <w:t>รายงานที่ 3: ยอดขายตามหมวดหมู่สินค้า (Sales by Category)</w:t>
       </w:r>
@@ -2880,10 +3218,12 @@
       </w:pPr>
       <w:r>
         <w:rPr>
-          <w:rFonts w:ascii="Sarabun" w:hAnsi="Sarabun"/>
+          <w:rFonts w:ascii="TH Sarabun New" w:hAnsi="TH Sarabun New"/>
           <w:b/>
+          <w:i w:val="0"/>
           <w:color w:val="256333"/>
-          <w:sz w:val="26"/>
+          <w:sz w:val="32"/>
+          <w:rFonts w:ascii="TH Sarabun New" w:hAnsi="TH Sarabun New" w:cs="TH Sarabun New"/>
         </w:rPr>
         <w:t>3.1 คำถามทางธุรกิจที่ต้องตอบ</w:t>
       </w:r>
@@ -2891,13 +3231,16 @@
     <w:p>
       <w:pPr>
         <w:pStyle w:val="ListBullet"/>
-        <w:spacing w:after="60" w:line="276" w:lineRule="auto"/>
+        <w:spacing w:after="40" w:line="276" w:lineRule="auto"/>
       </w:pPr>
       <w:r>
         <w:rPr>
-          <w:rFonts w:ascii="Sarabun" w:hAnsi="Sarabun"/>
+          <w:rFonts w:ascii="TH Sarabun New" w:hAnsi="TH Sarabun New"/>
+          <w:b w:val="0"/>
+          <w:i w:val="0"/>
           <w:color w:val="1E293B"/>
-          <w:sz w:val="21"/>
+          <w:sz w:val="32"/>
+          <w:rFonts w:ascii="TH Sarabun New" w:hAnsi="TH Sarabun New" w:cs="TH Sarabun New"/>
         </w:rPr>
         <w:t>หมวดหมู่ใดทำยอดขายและจำนวนเล่มสูงสุด และแต่ละหมวดมีสัดส่วนรายได้คิดเป็นกี่เปอร์เซ็นต์ของร้าน?</w:t>
       </w:r>
@@ -2909,10 +3252,12 @@
       </w:pPr>
       <w:r>
         <w:rPr>
-          <w:rFonts w:ascii="Sarabun" w:hAnsi="Sarabun"/>
+          <w:rFonts w:ascii="TH Sarabun New" w:hAnsi="TH Sarabun New"/>
           <w:b/>
+          <w:i w:val="0"/>
           <w:color w:val="256333"/>
-          <w:sz w:val="26"/>
+          <w:sz w:val="32"/>
+          <w:rFonts w:ascii="TH Sarabun New" w:hAnsi="TH Sarabun New" w:cs="TH Sarabun New"/>
         </w:rPr>
         <w:t>3.2 คำสั่ง SQL ที่ใช้</w:t>
       </w:r>
@@ -2932,10 +3277,10 @@
             <w:tcW w:type="dxa" w:w="9360"/>
             <w:shd w:fill="0F172A"/>
             <w:tcMar>
-              <w:top w:w="140" w:type="dxa"/>
-              <w:bottom w:w="140" w:type="dxa"/>
-              <w:left w:w="200" w:type="dxa"/>
-              <w:right w:w="200" w:type="dxa"/>
+              <w:top w:w="120" w:type="dxa"/>
+              <w:bottom w:w="120" w:type="dxa"/>
+              <w:left w:w="180" w:type="dxa"/>
+              <w:right w:w="180" w:type="dxa"/>
             </w:tcMar>
           </w:tcPr>
           <w:p>
@@ -2946,7 +3291,7 @@
               <w:rPr>
                 <w:rFonts w:ascii="Consolas" w:hAnsi="Consolas"/>
                 <w:color w:val="F1F5F9"/>
-                <w:sz w:val="18"/>
+                <w:sz w:val="20"/>
               </w:rPr>
               <w:t xml:space="preserve">SELECT </w:t>
               <w:br/>
@@ -2992,7 +3337,7 @@
     </w:tbl>
     <w:p>
       <w:pPr>
-        <w:spacing w:after="120"/>
+        <w:spacing w:after="80"/>
       </w:pPr>
     </w:p>
     <w:p>
@@ -3002,10 +3347,12 @@
       </w:pPr>
       <w:r>
         <w:rPr>
-          <w:rFonts w:ascii="Sarabun" w:hAnsi="Sarabun"/>
+          <w:rFonts w:ascii="TH Sarabun New" w:hAnsi="TH Sarabun New"/>
           <w:b/>
+          <w:i w:val="0"/>
           <w:color w:val="256333"/>
-          <w:sz w:val="26"/>
+          <w:sz w:val="32"/>
+          <w:rFonts w:ascii="TH Sarabun New" w:hAnsi="TH Sarabun New" w:cs="TH Sarabun New"/>
         </w:rPr>
         <w:t>3.3 ผลลัพธ์จากการรันจริงในระบบ</w:t>
       </w:r>
@@ -3036,20 +3383,22 @@
           <w:tcPr>
             <w:tcW w:type="dxa" w:w="1872"/>
             <w:tcMar>
-              <w:top w:w="120" w:type="dxa"/>
-              <w:bottom w:w="120" w:type="dxa"/>
-              <w:left w:w="150" w:type="dxa"/>
-              <w:right w:w="150" w:type="dxa"/>
+              <w:top w:w="100" w:type="dxa"/>
+              <w:bottom w:w="100" w:type="dxa"/>
+              <w:left w:w="130" w:type="dxa"/>
+              <w:right w:w="130" w:type="dxa"/>
             </w:tcMar>
             <w:shd w:fill="1E3A8A"/>
           </w:tcPr>
           <w:p>
             <w:r>
               <w:rPr>
-                <w:rFonts w:ascii="Sarabun" w:hAnsi="Sarabun"/>
+                <w:rFonts w:ascii="TH Sarabun New" w:hAnsi="TH Sarabun New"/>
                 <w:b/>
+                <w:i w:val="0"/>
                 <w:color w:val="FFFFFF"/>
-                <w:sz w:val="20"/>
+                <w:sz w:val="28"/>
+                <w:rFonts w:ascii="TH Sarabun New" w:hAnsi="TH Sarabun New" w:cs="TH Sarabun New"/>
               </w:rPr>
               <w:t>หมวดหมู่ (category_name)</w:t>
             </w:r>
@@ -3059,20 +3408,22 @@
           <w:tcPr>
             <w:tcW w:type="dxa" w:w="1872"/>
             <w:tcMar>
-              <w:top w:w="120" w:type="dxa"/>
-              <w:bottom w:w="120" w:type="dxa"/>
-              <w:left w:w="150" w:type="dxa"/>
-              <w:right w:w="150" w:type="dxa"/>
+              <w:top w:w="100" w:type="dxa"/>
+              <w:bottom w:w="100" w:type="dxa"/>
+              <w:left w:w="130" w:type="dxa"/>
+              <w:right w:w="130" w:type="dxa"/>
             </w:tcMar>
             <w:shd w:fill="1E3A8A"/>
           </w:tcPr>
           <w:p>
             <w:r>
               <w:rPr>
-                <w:rFonts w:ascii="Sarabun" w:hAnsi="Sarabun"/>
+                <w:rFonts w:ascii="TH Sarabun New" w:hAnsi="TH Sarabun New"/>
                 <w:b/>
+                <w:i w:val="0"/>
                 <w:color w:val="FFFFFF"/>
-                <w:sz w:val="20"/>
+                <w:sz w:val="28"/>
+                <w:rFonts w:ascii="TH Sarabun New" w:hAnsi="TH Sarabun New" w:cs="TH Sarabun New"/>
               </w:rPr>
               <w:t>จำนวนเล่มในระบบ</w:t>
             </w:r>
@@ -3082,20 +3433,22 @@
           <w:tcPr>
             <w:tcW w:type="dxa" w:w="1872"/>
             <w:tcMar>
-              <w:top w:w="120" w:type="dxa"/>
-              <w:bottom w:w="120" w:type="dxa"/>
-              <w:left w:w="150" w:type="dxa"/>
-              <w:right w:w="150" w:type="dxa"/>
+              <w:top w:w="100" w:type="dxa"/>
+              <w:bottom w:w="100" w:type="dxa"/>
+              <w:left w:w="130" w:type="dxa"/>
+              <w:right w:w="130" w:type="dxa"/>
             </w:tcMar>
             <w:shd w:fill="1E3A8A"/>
           </w:tcPr>
           <w:p>
             <w:r>
               <w:rPr>
-                <w:rFonts w:ascii="Sarabun" w:hAnsi="Sarabun"/>
+                <w:rFonts w:ascii="TH Sarabun New" w:hAnsi="TH Sarabun New"/>
                 <w:b/>
+                <w:i w:val="0"/>
                 <w:color w:val="FFFFFF"/>
-                <w:sz w:val="20"/>
+                <w:sz w:val="28"/>
+                <w:rFonts w:ascii="TH Sarabun New" w:hAnsi="TH Sarabun New" w:cs="TH Sarabun New"/>
               </w:rPr>
               <w:t>จำนวนเล่มที่ขายได้</w:t>
             </w:r>
@@ -3105,20 +3458,22 @@
           <w:tcPr>
             <w:tcW w:type="dxa" w:w="1872"/>
             <w:tcMar>
-              <w:top w:w="120" w:type="dxa"/>
-              <w:bottom w:w="120" w:type="dxa"/>
-              <w:left w:w="150" w:type="dxa"/>
-              <w:right w:w="150" w:type="dxa"/>
+              <w:top w:w="100" w:type="dxa"/>
+              <w:bottom w:w="100" w:type="dxa"/>
+              <w:left w:w="130" w:type="dxa"/>
+              <w:right w:w="130" w:type="dxa"/>
             </w:tcMar>
             <w:shd w:fill="1E3A8A"/>
           </w:tcPr>
           <w:p>
             <w:r>
               <w:rPr>
-                <w:rFonts w:ascii="Sarabun" w:hAnsi="Sarabun"/>
+                <w:rFonts w:ascii="TH Sarabun New" w:hAnsi="TH Sarabun New"/>
                 <w:b/>
+                <w:i w:val="0"/>
                 <w:color w:val="FFFFFF"/>
-                <w:sz w:val="20"/>
+                <w:sz w:val="28"/>
+                <w:rFonts w:ascii="TH Sarabun New" w:hAnsi="TH Sarabun New" w:cs="TH Sarabun New"/>
               </w:rPr>
               <w:t>รายได้รวม (total_revenue)</w:t>
             </w:r>
@@ -3128,20 +3483,22 @@
           <w:tcPr>
             <w:tcW w:type="dxa" w:w="1872"/>
             <w:tcMar>
-              <w:top w:w="120" w:type="dxa"/>
-              <w:bottom w:w="120" w:type="dxa"/>
-              <w:left w:w="150" w:type="dxa"/>
-              <w:right w:w="150" w:type="dxa"/>
+              <w:top w:w="100" w:type="dxa"/>
+              <w:bottom w:w="100" w:type="dxa"/>
+              <w:left w:w="130" w:type="dxa"/>
+              <w:right w:w="130" w:type="dxa"/>
             </w:tcMar>
             <w:shd w:fill="1E3A8A"/>
           </w:tcPr>
           <w:p>
             <w:r>
               <w:rPr>
-                <w:rFonts w:ascii="Sarabun" w:hAnsi="Sarabun"/>
+                <w:rFonts w:ascii="TH Sarabun New" w:hAnsi="TH Sarabun New"/>
                 <w:b/>
+                <w:i w:val="0"/>
                 <w:color w:val="FFFFFF"/>
-                <w:sz w:val="20"/>
+                <w:sz w:val="28"/>
+                <w:rFonts w:ascii="TH Sarabun New" w:hAnsi="TH Sarabun New" w:cs="TH Sarabun New"/>
               </w:rPr>
               <w:t>สัดส่วนยอดขาย (%)</w:t>
             </w:r>
@@ -3153,19 +3510,22 @@
           <w:tcPr>
             <w:tcW w:type="dxa" w:w="1872"/>
             <w:tcMar>
-              <w:top w:w="120" w:type="dxa"/>
-              <w:bottom w:w="120" w:type="dxa"/>
-              <w:left w:w="150" w:type="dxa"/>
-              <w:right w:w="150" w:type="dxa"/>
+              <w:top w:w="100" w:type="dxa"/>
+              <w:bottom w:w="100" w:type="dxa"/>
+              <w:left w:w="130" w:type="dxa"/>
+              <w:right w:w="130" w:type="dxa"/>
             </w:tcMar>
             <w:shd w:fill="F8FAFC"/>
           </w:tcPr>
           <w:p>
             <w:r>
               <w:rPr>
-                <w:rFonts w:ascii="Sarabun" w:hAnsi="Sarabun"/>
+                <w:rFonts w:ascii="TH Sarabun New" w:hAnsi="TH Sarabun New"/>
+                <w:b w:val="0"/>
+                <w:i w:val="0"/>
                 <w:color w:val="1E293B"/>
-                <w:sz w:val="19"/>
+                <w:sz w:val="27"/>
+                <w:rFonts w:ascii="TH Sarabun New" w:hAnsi="TH Sarabun New" w:cs="TH Sarabun New"/>
               </w:rPr>
               <w:t>**เทคโนโลยีและการเขียนโปรแกรม**</w:t>
             </w:r>
@@ -3175,19 +3535,22 @@
           <w:tcPr>
             <w:tcW w:type="dxa" w:w="1872"/>
             <w:tcMar>
-              <w:top w:w="120" w:type="dxa"/>
-              <w:bottom w:w="120" w:type="dxa"/>
-              <w:left w:w="150" w:type="dxa"/>
-              <w:right w:w="150" w:type="dxa"/>
+              <w:top w:w="100" w:type="dxa"/>
+              <w:bottom w:w="100" w:type="dxa"/>
+              <w:left w:w="130" w:type="dxa"/>
+              <w:right w:w="130" w:type="dxa"/>
             </w:tcMar>
             <w:shd w:fill="F8FAFC"/>
           </w:tcPr>
           <w:p>
             <w:r>
               <w:rPr>
-                <w:rFonts w:ascii="Sarabun" w:hAnsi="Sarabun"/>
+                <w:rFonts w:ascii="TH Sarabun New" w:hAnsi="TH Sarabun New"/>
+                <w:b w:val="0"/>
+                <w:i w:val="0"/>
                 <w:color w:val="1E293B"/>
-                <w:sz w:val="19"/>
+                <w:sz w:val="27"/>
+                <w:rFonts w:ascii="TH Sarabun New" w:hAnsi="TH Sarabun New" w:cs="TH Sarabun New"/>
               </w:rPr>
               <w:t>4 เล่ม</w:t>
             </w:r>
@@ -3197,19 +3560,22 @@
           <w:tcPr>
             <w:tcW w:type="dxa" w:w="1872"/>
             <w:tcMar>
-              <w:top w:w="120" w:type="dxa"/>
-              <w:bottom w:w="120" w:type="dxa"/>
-              <w:left w:w="150" w:type="dxa"/>
-              <w:right w:w="150" w:type="dxa"/>
+              <w:top w:w="100" w:type="dxa"/>
+              <w:bottom w:w="100" w:type="dxa"/>
+              <w:left w:w="130" w:type="dxa"/>
+              <w:right w:w="130" w:type="dxa"/>
             </w:tcMar>
             <w:shd w:fill="F8FAFC"/>
           </w:tcPr>
           <w:p>
             <w:r>
               <w:rPr>
-                <w:rFonts w:ascii="Sarabun" w:hAnsi="Sarabun"/>
+                <w:rFonts w:ascii="TH Sarabun New" w:hAnsi="TH Sarabun New"/>
+                <w:b w:val="0"/>
+                <w:i w:val="0"/>
                 <w:color w:val="1E293B"/>
-                <w:sz w:val="19"/>
+                <w:sz w:val="27"/>
+                <w:rFonts w:ascii="TH Sarabun New" w:hAnsi="TH Sarabun New" w:cs="TH Sarabun New"/>
               </w:rPr>
               <w:t>17 เล่ม</w:t>
             </w:r>
@@ -3219,19 +3585,22 @@
           <w:tcPr>
             <w:tcW w:type="dxa" w:w="1872"/>
             <w:tcMar>
-              <w:top w:w="120" w:type="dxa"/>
-              <w:bottom w:w="120" w:type="dxa"/>
-              <w:left w:w="150" w:type="dxa"/>
-              <w:right w:w="150" w:type="dxa"/>
+              <w:top w:w="100" w:type="dxa"/>
+              <w:bottom w:w="100" w:type="dxa"/>
+              <w:left w:w="130" w:type="dxa"/>
+              <w:right w:w="130" w:type="dxa"/>
             </w:tcMar>
             <w:shd w:fill="F8FAFC"/>
           </w:tcPr>
           <w:p>
             <w:r>
               <w:rPr>
-                <w:rFonts w:ascii="Sarabun" w:hAnsi="Sarabun"/>
+                <w:rFonts w:ascii="TH Sarabun New" w:hAnsi="TH Sarabun New"/>
+                <w:b w:val="0"/>
+                <w:i w:val="0"/>
                 <w:color w:val="1E293B"/>
-                <w:sz w:val="19"/>
+                <w:sz w:val="27"/>
+                <w:rFonts w:ascii="TH Sarabun New" w:hAnsi="TH Sarabun New" w:cs="TH Sarabun New"/>
               </w:rPr>
               <w:t>**฿6,020.00**</w:t>
             </w:r>
@@ -3241,19 +3610,22 @@
           <w:tcPr>
             <w:tcW w:type="dxa" w:w="1872"/>
             <w:tcMar>
-              <w:top w:w="120" w:type="dxa"/>
-              <w:bottom w:w="120" w:type="dxa"/>
-              <w:left w:w="150" w:type="dxa"/>
-              <w:right w:w="150" w:type="dxa"/>
+              <w:top w:w="100" w:type="dxa"/>
+              <w:bottom w:w="100" w:type="dxa"/>
+              <w:left w:w="130" w:type="dxa"/>
+              <w:right w:w="130" w:type="dxa"/>
             </w:tcMar>
             <w:shd w:fill="F8FAFC"/>
           </w:tcPr>
           <w:p>
             <w:r>
               <w:rPr>
-                <w:rFonts w:ascii="Sarabun" w:hAnsi="Sarabun"/>
+                <w:rFonts w:ascii="TH Sarabun New" w:hAnsi="TH Sarabun New"/>
+                <w:b w:val="0"/>
+                <w:i w:val="0"/>
                 <w:color w:val="1E293B"/>
-                <w:sz w:val="19"/>
+                <w:sz w:val="27"/>
+                <w:rFonts w:ascii="TH Sarabun New" w:hAnsi="TH Sarabun New" w:cs="TH Sarabun New"/>
               </w:rPr>
               <w:t>**53.73%**</w:t>
             </w:r>
@@ -3265,19 +3637,22 @@
           <w:tcPr>
             <w:tcW w:type="dxa" w:w="1872"/>
             <w:tcMar>
-              <w:top w:w="120" w:type="dxa"/>
-              <w:bottom w:w="120" w:type="dxa"/>
-              <w:left w:w="150" w:type="dxa"/>
-              <w:right w:w="150" w:type="dxa"/>
+              <w:top w:w="100" w:type="dxa"/>
+              <w:bottom w:w="100" w:type="dxa"/>
+              <w:left w:w="130" w:type="dxa"/>
+              <w:right w:w="130" w:type="dxa"/>
             </w:tcMar>
             <w:shd w:fill="FFFFFF"/>
           </w:tcPr>
           <w:p>
             <w:r>
               <w:rPr>
-                <w:rFonts w:ascii="Sarabun" w:hAnsi="Sarabun"/>
+                <w:rFonts w:ascii="TH Sarabun New" w:hAnsi="TH Sarabun New"/>
+                <w:b w:val="0"/>
+                <w:i w:val="0"/>
                 <w:color w:val="1E293B"/>
-                <w:sz w:val="19"/>
+                <w:sz w:val="27"/>
+                <w:rFonts w:ascii="TH Sarabun New" w:hAnsi="TH Sarabun New" w:cs="TH Sarabun New"/>
               </w:rPr>
               <w:t>**นิยายและวรรณกรรมสร้างสรรค์**</w:t>
             </w:r>
@@ -3287,19 +3662,22 @@
           <w:tcPr>
             <w:tcW w:type="dxa" w:w="1872"/>
             <w:tcMar>
-              <w:top w:w="120" w:type="dxa"/>
-              <w:bottom w:w="120" w:type="dxa"/>
-              <w:left w:w="150" w:type="dxa"/>
-              <w:right w:w="150" w:type="dxa"/>
+              <w:top w:w="100" w:type="dxa"/>
+              <w:bottom w:w="100" w:type="dxa"/>
+              <w:left w:w="130" w:type="dxa"/>
+              <w:right w:w="130" w:type="dxa"/>
             </w:tcMar>
             <w:shd w:fill="FFFFFF"/>
           </w:tcPr>
           <w:p>
             <w:r>
               <w:rPr>
-                <w:rFonts w:ascii="Sarabun" w:hAnsi="Sarabun"/>
+                <w:rFonts w:ascii="TH Sarabun New" w:hAnsi="TH Sarabun New"/>
+                <w:b w:val="0"/>
+                <w:i w:val="0"/>
                 <w:color w:val="1E293B"/>
-                <w:sz w:val="19"/>
+                <w:sz w:val="27"/>
+                <w:rFonts w:ascii="TH Sarabun New" w:hAnsi="TH Sarabun New" w:cs="TH Sarabun New"/>
               </w:rPr>
               <w:t>2 เล่ม</w:t>
             </w:r>
@@ -3309,19 +3687,22 @@
           <w:tcPr>
             <w:tcW w:type="dxa" w:w="1872"/>
             <w:tcMar>
-              <w:top w:w="120" w:type="dxa"/>
-              <w:bottom w:w="120" w:type="dxa"/>
-              <w:left w:w="150" w:type="dxa"/>
-              <w:right w:w="150" w:type="dxa"/>
+              <w:top w:w="100" w:type="dxa"/>
+              <w:bottom w:w="100" w:type="dxa"/>
+              <w:left w:w="130" w:type="dxa"/>
+              <w:right w:w="130" w:type="dxa"/>
             </w:tcMar>
             <w:shd w:fill="FFFFFF"/>
           </w:tcPr>
           <w:p>
             <w:r>
               <w:rPr>
-                <w:rFonts w:ascii="Sarabun" w:hAnsi="Sarabun"/>
+                <w:rFonts w:ascii="TH Sarabun New" w:hAnsi="TH Sarabun New"/>
+                <w:b w:val="0"/>
+                <w:i w:val="0"/>
                 <w:color w:val="1E293B"/>
-                <w:sz w:val="19"/>
+                <w:sz w:val="27"/>
+                <w:rFonts w:ascii="TH Sarabun New" w:hAnsi="TH Sarabun New" w:cs="TH Sarabun New"/>
               </w:rPr>
               <w:t>7 เล่ม</w:t>
             </w:r>
@@ -3331,19 +3712,22 @@
           <w:tcPr>
             <w:tcW w:type="dxa" w:w="1872"/>
             <w:tcMar>
-              <w:top w:w="120" w:type="dxa"/>
-              <w:bottom w:w="120" w:type="dxa"/>
-              <w:left w:w="150" w:type="dxa"/>
-              <w:right w:w="150" w:type="dxa"/>
+              <w:top w:w="100" w:type="dxa"/>
+              <w:bottom w:w="100" w:type="dxa"/>
+              <w:left w:w="130" w:type="dxa"/>
+              <w:right w:w="130" w:type="dxa"/>
             </w:tcMar>
             <w:shd w:fill="FFFFFF"/>
           </w:tcPr>
           <w:p>
             <w:r>
               <w:rPr>
-                <w:rFonts w:ascii="Sarabun" w:hAnsi="Sarabun"/>
+                <w:rFonts w:ascii="TH Sarabun New" w:hAnsi="TH Sarabun New"/>
+                <w:b w:val="0"/>
+                <w:i w:val="0"/>
                 <w:color w:val="1E293B"/>
-                <w:sz w:val="19"/>
+                <w:sz w:val="27"/>
+                <w:rFonts w:ascii="TH Sarabun New" w:hAnsi="TH Sarabun New" w:cs="TH Sarabun New"/>
               </w:rPr>
               <w:t>**฿1,880.00**</w:t>
             </w:r>
@@ -3353,19 +3737,22 @@
           <w:tcPr>
             <w:tcW w:type="dxa" w:w="1872"/>
             <w:tcMar>
-              <w:top w:w="120" w:type="dxa"/>
-              <w:bottom w:w="120" w:type="dxa"/>
-              <w:left w:w="150" w:type="dxa"/>
-              <w:right w:w="150" w:type="dxa"/>
+              <w:top w:w="100" w:type="dxa"/>
+              <w:bottom w:w="100" w:type="dxa"/>
+              <w:left w:w="130" w:type="dxa"/>
+              <w:right w:w="130" w:type="dxa"/>
             </w:tcMar>
             <w:shd w:fill="FFFFFF"/>
           </w:tcPr>
           <w:p>
             <w:r>
               <w:rPr>
-                <w:rFonts w:ascii="Sarabun" w:hAnsi="Sarabun"/>
+                <w:rFonts w:ascii="TH Sarabun New" w:hAnsi="TH Sarabun New"/>
+                <w:b w:val="0"/>
+                <w:i w:val="0"/>
                 <w:color w:val="1E293B"/>
-                <w:sz w:val="19"/>
+                <w:sz w:val="27"/>
+                <w:rFonts w:ascii="TH Sarabun New" w:hAnsi="TH Sarabun New" w:cs="TH Sarabun New"/>
               </w:rPr>
               <w:t>**16.78%**</w:t>
             </w:r>
@@ -3377,19 +3764,22 @@
           <w:tcPr>
             <w:tcW w:type="dxa" w:w="1872"/>
             <w:tcMar>
-              <w:top w:w="120" w:type="dxa"/>
-              <w:bottom w:w="120" w:type="dxa"/>
-              <w:left w:w="150" w:type="dxa"/>
-              <w:right w:w="150" w:type="dxa"/>
+              <w:top w:w="100" w:type="dxa"/>
+              <w:bottom w:w="100" w:type="dxa"/>
+              <w:left w:w="130" w:type="dxa"/>
+              <w:right w:w="130" w:type="dxa"/>
             </w:tcMar>
             <w:shd w:fill="F8FAFC"/>
           </w:tcPr>
           <w:p>
             <w:r>
               <w:rPr>
-                <w:rFonts w:ascii="Sarabun" w:hAnsi="Sarabun"/>
+                <w:rFonts w:ascii="TH Sarabun New" w:hAnsi="TH Sarabun New"/>
+                <w:b w:val="0"/>
+                <w:i w:val="0"/>
                 <w:color w:val="1E293B"/>
-                <w:sz w:val="19"/>
+                <w:sz w:val="27"/>
+                <w:rFonts w:ascii="TH Sarabun New" w:hAnsi="TH Sarabun New" w:cs="TH Sarabun New"/>
               </w:rPr>
               <w:t>**ธุรกิจและการลงทุน**</w:t>
             </w:r>
@@ -3399,19 +3789,22 @@
           <w:tcPr>
             <w:tcW w:type="dxa" w:w="1872"/>
             <w:tcMar>
-              <w:top w:w="120" w:type="dxa"/>
-              <w:bottom w:w="120" w:type="dxa"/>
-              <w:left w:w="150" w:type="dxa"/>
-              <w:right w:w="150" w:type="dxa"/>
+              <w:top w:w="100" w:type="dxa"/>
+              <w:bottom w:w="100" w:type="dxa"/>
+              <w:left w:w="130" w:type="dxa"/>
+              <w:right w:w="130" w:type="dxa"/>
             </w:tcMar>
             <w:shd w:fill="F8FAFC"/>
           </w:tcPr>
           <w:p>
             <w:r>
               <w:rPr>
-                <w:rFonts w:ascii="Sarabun" w:hAnsi="Sarabun"/>
+                <w:rFonts w:ascii="TH Sarabun New" w:hAnsi="TH Sarabun New"/>
+                <w:b w:val="0"/>
+                <w:i w:val="0"/>
                 <w:color w:val="1E293B"/>
-                <w:sz w:val="19"/>
+                <w:sz w:val="27"/>
+                <w:rFonts w:ascii="TH Sarabun New" w:hAnsi="TH Sarabun New" w:cs="TH Sarabun New"/>
               </w:rPr>
               <w:t>2 เล่ม</w:t>
             </w:r>
@@ -3421,19 +3814,22 @@
           <w:tcPr>
             <w:tcW w:type="dxa" w:w="1872"/>
             <w:tcMar>
-              <w:top w:w="120" w:type="dxa"/>
-              <w:bottom w:w="120" w:type="dxa"/>
-              <w:left w:w="150" w:type="dxa"/>
-              <w:right w:w="150" w:type="dxa"/>
+              <w:top w:w="100" w:type="dxa"/>
+              <w:bottom w:w="100" w:type="dxa"/>
+              <w:left w:w="130" w:type="dxa"/>
+              <w:right w:w="130" w:type="dxa"/>
             </w:tcMar>
             <w:shd w:fill="F8FAFC"/>
           </w:tcPr>
           <w:p>
             <w:r>
               <w:rPr>
-                <w:rFonts w:ascii="Sarabun" w:hAnsi="Sarabun"/>
+                <w:rFonts w:ascii="TH Sarabun New" w:hAnsi="TH Sarabun New"/>
+                <w:b w:val="0"/>
+                <w:i w:val="0"/>
                 <w:color w:val="1E293B"/>
-                <w:sz w:val="19"/>
+                <w:sz w:val="27"/>
+                <w:rFonts w:ascii="TH Sarabun New" w:hAnsi="TH Sarabun New" w:cs="TH Sarabun New"/>
               </w:rPr>
               <w:t>6 เล่ม</w:t>
             </w:r>
@@ -3443,19 +3839,22 @@
           <w:tcPr>
             <w:tcW w:type="dxa" w:w="1872"/>
             <w:tcMar>
-              <w:top w:w="120" w:type="dxa"/>
-              <w:bottom w:w="120" w:type="dxa"/>
-              <w:left w:w="150" w:type="dxa"/>
-              <w:right w:w="150" w:type="dxa"/>
+              <w:top w:w="100" w:type="dxa"/>
+              <w:bottom w:w="100" w:type="dxa"/>
+              <w:left w:w="130" w:type="dxa"/>
+              <w:right w:w="130" w:type="dxa"/>
             </w:tcMar>
             <w:shd w:fill="F8FAFC"/>
           </w:tcPr>
           <w:p>
             <w:r>
               <w:rPr>
-                <w:rFonts w:ascii="Sarabun" w:hAnsi="Sarabun"/>
+                <w:rFonts w:ascii="TH Sarabun New" w:hAnsi="TH Sarabun New"/>
+                <w:b w:val="0"/>
+                <w:i w:val="0"/>
                 <w:color w:val="1E293B"/>
-                <w:sz w:val="19"/>
+                <w:sz w:val="27"/>
+                <w:rFonts w:ascii="TH Sarabun New" w:hAnsi="TH Sarabun New" w:cs="TH Sarabun New"/>
               </w:rPr>
               <w:t>**฿1,410.00**</w:t>
             </w:r>
@@ -3465,19 +3864,22 @@
           <w:tcPr>
             <w:tcW w:type="dxa" w:w="1872"/>
             <w:tcMar>
-              <w:top w:w="120" w:type="dxa"/>
-              <w:bottom w:w="120" w:type="dxa"/>
-              <w:left w:w="150" w:type="dxa"/>
-              <w:right w:w="150" w:type="dxa"/>
+              <w:top w:w="100" w:type="dxa"/>
+              <w:bottom w:w="100" w:type="dxa"/>
+              <w:left w:w="130" w:type="dxa"/>
+              <w:right w:w="130" w:type="dxa"/>
             </w:tcMar>
             <w:shd w:fill="F8FAFC"/>
           </w:tcPr>
           <w:p>
             <w:r>
               <w:rPr>
-                <w:rFonts w:ascii="Sarabun" w:hAnsi="Sarabun"/>
+                <w:rFonts w:ascii="TH Sarabun New" w:hAnsi="TH Sarabun New"/>
+                <w:b w:val="0"/>
+                <w:i w:val="0"/>
                 <w:color w:val="1E293B"/>
-                <w:sz w:val="19"/>
+                <w:sz w:val="27"/>
+                <w:rFonts w:ascii="TH Sarabun New" w:hAnsi="TH Sarabun New" w:cs="TH Sarabun New"/>
               </w:rPr>
               <w:t>**12.58%**</w:t>
             </w:r>
@@ -3489,19 +3891,22 @@
           <w:tcPr>
             <w:tcW w:type="dxa" w:w="1872"/>
             <w:tcMar>
-              <w:top w:w="120" w:type="dxa"/>
-              <w:bottom w:w="120" w:type="dxa"/>
-              <w:left w:w="150" w:type="dxa"/>
-              <w:right w:w="150" w:type="dxa"/>
+              <w:top w:w="100" w:type="dxa"/>
+              <w:bottom w:w="100" w:type="dxa"/>
+              <w:left w:w="130" w:type="dxa"/>
+              <w:right w:w="130" w:type="dxa"/>
             </w:tcMar>
             <w:shd w:fill="FFFFFF"/>
           </w:tcPr>
           <w:p>
             <w:r>
               <w:rPr>
-                <w:rFonts w:ascii="Sarabun" w:hAnsi="Sarabun"/>
+                <w:rFonts w:ascii="TH Sarabun New" w:hAnsi="TH Sarabun New"/>
+                <w:b w:val="0"/>
+                <w:i w:val="0"/>
                 <w:color w:val="1E293B"/>
-                <w:sz w:val="19"/>
+                <w:sz w:val="27"/>
+                <w:rFonts w:ascii="TH Sarabun New" w:hAnsi="TH Sarabun New" w:cs="TH Sarabun New"/>
               </w:rPr>
               <w:t>**ภาษาและการสื่อสารสากล**</w:t>
             </w:r>
@@ -3511,19 +3916,22 @@
           <w:tcPr>
             <w:tcW w:type="dxa" w:w="1872"/>
             <w:tcMar>
-              <w:top w:w="120" w:type="dxa"/>
-              <w:bottom w:w="120" w:type="dxa"/>
-              <w:left w:w="150" w:type="dxa"/>
-              <w:right w:w="150" w:type="dxa"/>
+              <w:top w:w="100" w:type="dxa"/>
+              <w:bottom w:w="100" w:type="dxa"/>
+              <w:left w:w="130" w:type="dxa"/>
+              <w:right w:w="130" w:type="dxa"/>
             </w:tcMar>
             <w:shd w:fill="FFFFFF"/>
           </w:tcPr>
           <w:p>
             <w:r>
               <w:rPr>
-                <w:rFonts w:ascii="Sarabun" w:hAnsi="Sarabun"/>
+                <w:rFonts w:ascii="TH Sarabun New" w:hAnsi="TH Sarabun New"/>
+                <w:b w:val="0"/>
+                <w:i w:val="0"/>
                 <w:color w:val="1E293B"/>
-                <w:sz w:val="19"/>
+                <w:sz w:val="27"/>
+                <w:rFonts w:ascii="TH Sarabun New" w:hAnsi="TH Sarabun New" w:cs="TH Sarabun New"/>
               </w:rPr>
               <w:t>2 เล่ม</w:t>
             </w:r>
@@ -3533,19 +3941,22 @@
           <w:tcPr>
             <w:tcW w:type="dxa" w:w="1872"/>
             <w:tcMar>
-              <w:top w:w="120" w:type="dxa"/>
-              <w:bottom w:w="120" w:type="dxa"/>
-              <w:left w:w="150" w:type="dxa"/>
-              <w:right w:w="150" w:type="dxa"/>
+              <w:top w:w="100" w:type="dxa"/>
+              <w:bottom w:w="100" w:type="dxa"/>
+              <w:left w:w="130" w:type="dxa"/>
+              <w:right w:w="130" w:type="dxa"/>
             </w:tcMar>
             <w:shd w:fill="FFFFFF"/>
           </w:tcPr>
           <w:p>
             <w:r>
               <w:rPr>
-                <w:rFonts w:ascii="Sarabun" w:hAnsi="Sarabun"/>
+                <w:rFonts w:ascii="TH Sarabun New" w:hAnsi="TH Sarabun New"/>
+                <w:b w:val="0"/>
+                <w:i w:val="0"/>
                 <w:color w:val="1E293B"/>
-                <w:sz w:val="19"/>
+                <w:sz w:val="27"/>
+                <w:rFonts w:ascii="TH Sarabun New" w:hAnsi="TH Sarabun New" w:cs="TH Sarabun New"/>
               </w:rPr>
               <w:t>4 เล่ม</w:t>
             </w:r>
@@ -3555,19 +3966,22 @@
           <w:tcPr>
             <w:tcW w:type="dxa" w:w="1872"/>
             <w:tcMar>
-              <w:top w:w="120" w:type="dxa"/>
-              <w:bottom w:w="120" w:type="dxa"/>
-              <w:left w:w="150" w:type="dxa"/>
-              <w:right w:w="150" w:type="dxa"/>
+              <w:top w:w="100" w:type="dxa"/>
+              <w:bottom w:w="100" w:type="dxa"/>
+              <w:left w:w="130" w:type="dxa"/>
+              <w:right w:w="130" w:type="dxa"/>
             </w:tcMar>
             <w:shd w:fill="FFFFFF"/>
           </w:tcPr>
           <w:p>
             <w:r>
               <w:rPr>
-                <w:rFonts w:ascii="Sarabun" w:hAnsi="Sarabun"/>
+                <w:rFonts w:ascii="TH Sarabun New" w:hAnsi="TH Sarabun New"/>
+                <w:b w:val="0"/>
+                <w:i w:val="0"/>
                 <w:color w:val="1E293B"/>
-                <w:sz w:val="19"/>
+                <w:sz w:val="27"/>
+                <w:rFonts w:ascii="TH Sarabun New" w:hAnsi="TH Sarabun New" w:cs="TH Sarabun New"/>
               </w:rPr>
               <w:t>**฿1,080.00**</w:t>
             </w:r>
@@ -3577,19 +3991,22 @@
           <w:tcPr>
             <w:tcW w:type="dxa" w:w="1872"/>
             <w:tcMar>
-              <w:top w:w="120" w:type="dxa"/>
-              <w:bottom w:w="120" w:type="dxa"/>
-              <w:left w:w="150" w:type="dxa"/>
-              <w:right w:w="150" w:type="dxa"/>
+              <w:top w:w="100" w:type="dxa"/>
+              <w:bottom w:w="100" w:type="dxa"/>
+              <w:left w:w="130" w:type="dxa"/>
+              <w:right w:w="130" w:type="dxa"/>
             </w:tcMar>
             <w:shd w:fill="FFFFFF"/>
           </w:tcPr>
           <w:p>
             <w:r>
               <w:rPr>
-                <w:rFonts w:ascii="Sarabun" w:hAnsi="Sarabun"/>
+                <w:rFonts w:ascii="TH Sarabun New" w:hAnsi="TH Sarabun New"/>
+                <w:b w:val="0"/>
+                <w:i w:val="0"/>
                 <w:color w:val="1E293B"/>
-                <w:sz w:val="19"/>
+                <w:sz w:val="27"/>
+                <w:rFonts w:ascii="TH Sarabun New" w:hAnsi="TH Sarabun New" w:cs="TH Sarabun New"/>
               </w:rPr>
               <w:t>**9.64%**</w:t>
             </w:r>
@@ -3601,19 +4018,22 @@
           <w:tcPr>
             <w:tcW w:type="dxa" w:w="1872"/>
             <w:tcMar>
-              <w:top w:w="120" w:type="dxa"/>
-              <w:bottom w:w="120" w:type="dxa"/>
-              <w:left w:w="150" w:type="dxa"/>
-              <w:right w:w="150" w:type="dxa"/>
+              <w:top w:w="100" w:type="dxa"/>
+              <w:bottom w:w="100" w:type="dxa"/>
+              <w:left w:w="130" w:type="dxa"/>
+              <w:right w:w="130" w:type="dxa"/>
             </w:tcMar>
             <w:shd w:fill="F8FAFC"/>
           </w:tcPr>
           <w:p>
             <w:r>
               <w:rPr>
-                <w:rFonts w:ascii="Sarabun" w:hAnsi="Sarabun"/>
+                <w:rFonts w:ascii="TH Sarabun New" w:hAnsi="TH Sarabun New"/>
+                <w:b w:val="0"/>
+                <w:i w:val="0"/>
                 <w:color w:val="1E293B"/>
-                <w:sz w:val="19"/>
+                <w:sz w:val="27"/>
+                <w:rFonts w:ascii="TH Sarabun New" w:hAnsi="TH Sarabun New" w:cs="TH Sarabun New"/>
               </w:rPr>
               <w:t>**การพัฒนาตนเองและจิตวิทยา**</w:t>
             </w:r>
@@ -3623,19 +4043,22 @@
           <w:tcPr>
             <w:tcW w:type="dxa" w:w="1872"/>
             <w:tcMar>
-              <w:top w:w="120" w:type="dxa"/>
-              <w:bottom w:w="120" w:type="dxa"/>
-              <w:left w:w="150" w:type="dxa"/>
-              <w:right w:w="150" w:type="dxa"/>
+              <w:top w:w="100" w:type="dxa"/>
+              <w:bottom w:w="100" w:type="dxa"/>
+              <w:left w:w="130" w:type="dxa"/>
+              <w:right w:w="130" w:type="dxa"/>
             </w:tcMar>
             <w:shd w:fill="F8FAFC"/>
           </w:tcPr>
           <w:p>
             <w:r>
               <w:rPr>
-                <w:rFonts w:ascii="Sarabun" w:hAnsi="Sarabun"/>
+                <w:rFonts w:ascii="TH Sarabun New" w:hAnsi="TH Sarabun New"/>
+                <w:b w:val="0"/>
+                <w:i w:val="0"/>
                 <w:color w:val="1E293B"/>
-                <w:sz w:val="19"/>
+                <w:sz w:val="27"/>
+                <w:rFonts w:ascii="TH Sarabun New" w:hAnsi="TH Sarabun New" w:cs="TH Sarabun New"/>
               </w:rPr>
               <w:t>2 เล่ม</w:t>
             </w:r>
@@ -3645,19 +4068,22 @@
           <w:tcPr>
             <w:tcW w:type="dxa" w:w="1872"/>
             <w:tcMar>
-              <w:top w:w="120" w:type="dxa"/>
-              <w:bottom w:w="120" w:type="dxa"/>
-              <w:left w:w="150" w:type="dxa"/>
-              <w:right w:w="150" w:type="dxa"/>
+              <w:top w:w="100" w:type="dxa"/>
+              <w:bottom w:w="100" w:type="dxa"/>
+              <w:left w:w="130" w:type="dxa"/>
+              <w:right w:w="130" w:type="dxa"/>
             </w:tcMar>
             <w:shd w:fill="F8FAFC"/>
           </w:tcPr>
           <w:p>
             <w:r>
               <w:rPr>
-                <w:rFonts w:ascii="Sarabun" w:hAnsi="Sarabun"/>
+                <w:rFonts w:ascii="TH Sarabun New" w:hAnsi="TH Sarabun New"/>
+                <w:b w:val="0"/>
+                <w:i w:val="0"/>
                 <w:color w:val="1E293B"/>
-                <w:sz w:val="19"/>
+                <w:sz w:val="27"/>
+                <w:rFonts w:ascii="TH Sarabun New" w:hAnsi="TH Sarabun New" w:cs="TH Sarabun New"/>
               </w:rPr>
               <w:t>4 เล่ม</w:t>
             </w:r>
@@ -3667,19 +4093,22 @@
           <w:tcPr>
             <w:tcW w:type="dxa" w:w="1872"/>
             <w:tcMar>
-              <w:top w:w="120" w:type="dxa"/>
-              <w:bottom w:w="120" w:type="dxa"/>
-              <w:left w:w="150" w:type="dxa"/>
-              <w:right w:w="150" w:type="dxa"/>
+              <w:top w:w="100" w:type="dxa"/>
+              <w:bottom w:w="100" w:type="dxa"/>
+              <w:left w:w="130" w:type="dxa"/>
+              <w:right w:w="130" w:type="dxa"/>
             </w:tcMar>
             <w:shd w:fill="F8FAFC"/>
           </w:tcPr>
           <w:p>
             <w:r>
               <w:rPr>
-                <w:rFonts w:ascii="Sarabun" w:hAnsi="Sarabun"/>
+                <w:rFonts w:ascii="TH Sarabun New" w:hAnsi="TH Sarabun New"/>
+                <w:b w:val="0"/>
+                <w:i w:val="0"/>
                 <w:color w:val="1E293B"/>
-                <w:sz w:val="19"/>
+                <w:sz w:val="27"/>
+                <w:rFonts w:ascii="TH Sarabun New" w:hAnsi="TH Sarabun New" w:cs="TH Sarabun New"/>
               </w:rPr>
               <w:t>**฿815.00**</w:t>
             </w:r>
@@ -3689,19 +4118,22 @@
           <w:tcPr>
             <w:tcW w:type="dxa" w:w="1872"/>
             <w:tcMar>
-              <w:top w:w="120" w:type="dxa"/>
-              <w:bottom w:w="120" w:type="dxa"/>
-              <w:left w:w="150" w:type="dxa"/>
-              <w:right w:w="150" w:type="dxa"/>
+              <w:top w:w="100" w:type="dxa"/>
+              <w:bottom w:w="100" w:type="dxa"/>
+              <w:left w:w="130" w:type="dxa"/>
+              <w:right w:w="130" w:type="dxa"/>
             </w:tcMar>
             <w:shd w:fill="F8FAFC"/>
           </w:tcPr>
           <w:p>
             <w:r>
               <w:rPr>
-                <w:rFonts w:ascii="Sarabun" w:hAnsi="Sarabun"/>
+                <w:rFonts w:ascii="TH Sarabun New" w:hAnsi="TH Sarabun New"/>
+                <w:b w:val="0"/>
+                <w:i w:val="0"/>
                 <w:color w:val="1E293B"/>
-                <w:sz w:val="19"/>
+                <w:sz w:val="27"/>
+                <w:rFonts w:ascii="TH Sarabun New" w:hAnsi="TH Sarabun New" w:cs="TH Sarabun New"/>
               </w:rPr>
               <w:t>**7.27%**</w:t>
             </w:r>
@@ -3713,19 +4145,22 @@
           <w:tcPr>
             <w:tcW w:type="dxa" w:w="1872"/>
             <w:tcMar>
-              <w:top w:w="120" w:type="dxa"/>
-              <w:bottom w:w="120" w:type="dxa"/>
-              <w:left w:w="150" w:type="dxa"/>
-              <w:right w:w="150" w:type="dxa"/>
+              <w:top w:w="100" w:type="dxa"/>
+              <w:bottom w:w="100" w:type="dxa"/>
+              <w:left w:w="130" w:type="dxa"/>
+              <w:right w:w="130" w:type="dxa"/>
             </w:tcMar>
             <w:shd w:fill="FFFFFF"/>
           </w:tcPr>
           <w:p>
             <w:r>
               <w:rPr>
-                <w:rFonts w:ascii="Sarabun" w:hAnsi="Sarabun"/>
+                <w:rFonts w:ascii="TH Sarabun New" w:hAnsi="TH Sarabun New"/>
+                <w:b w:val="0"/>
+                <w:i w:val="0"/>
                 <w:color w:val="1E293B"/>
-                <w:sz w:val="19"/>
+                <w:sz w:val="27"/>
+                <w:rFonts w:ascii="TH Sarabun New" w:hAnsi="TH Sarabun New" w:cs="TH Sarabun New"/>
               </w:rPr>
               <w:t>**รวมทั้งสิ้น**</w:t>
             </w:r>
@@ -3735,19 +4170,22 @@
           <w:tcPr>
             <w:tcW w:type="dxa" w:w="1872"/>
             <w:tcMar>
-              <w:top w:w="120" w:type="dxa"/>
-              <w:bottom w:w="120" w:type="dxa"/>
-              <w:left w:w="150" w:type="dxa"/>
-              <w:right w:w="150" w:type="dxa"/>
+              <w:top w:w="100" w:type="dxa"/>
+              <w:bottom w:w="100" w:type="dxa"/>
+              <w:left w:w="130" w:type="dxa"/>
+              <w:right w:w="130" w:type="dxa"/>
             </w:tcMar>
             <w:shd w:fill="FFFFFF"/>
           </w:tcPr>
           <w:p>
             <w:r>
               <w:rPr>
-                <w:rFonts w:ascii="Sarabun" w:hAnsi="Sarabun"/>
+                <w:rFonts w:ascii="TH Sarabun New" w:hAnsi="TH Sarabun New"/>
+                <w:b w:val="0"/>
+                <w:i w:val="0"/>
                 <w:color w:val="1E293B"/>
-                <w:sz w:val="19"/>
+                <w:sz w:val="27"/>
+                <w:rFonts w:ascii="TH Sarabun New" w:hAnsi="TH Sarabun New" w:cs="TH Sarabun New"/>
               </w:rPr>
               <w:t>**12 เล่ม**</w:t>
             </w:r>
@@ -3757,19 +4195,22 @@
           <w:tcPr>
             <w:tcW w:type="dxa" w:w="1872"/>
             <w:tcMar>
-              <w:top w:w="120" w:type="dxa"/>
-              <w:bottom w:w="120" w:type="dxa"/>
-              <w:left w:w="150" w:type="dxa"/>
-              <w:right w:w="150" w:type="dxa"/>
+              <w:top w:w="100" w:type="dxa"/>
+              <w:bottom w:w="100" w:type="dxa"/>
+              <w:left w:w="130" w:type="dxa"/>
+              <w:right w:w="130" w:type="dxa"/>
             </w:tcMar>
             <w:shd w:fill="FFFFFF"/>
           </w:tcPr>
           <w:p>
             <w:r>
               <w:rPr>
-                <w:rFonts w:ascii="Sarabun" w:hAnsi="Sarabun"/>
+                <w:rFonts w:ascii="TH Sarabun New" w:hAnsi="TH Sarabun New"/>
+                <w:b w:val="0"/>
+                <w:i w:val="0"/>
                 <w:color w:val="1E293B"/>
-                <w:sz w:val="19"/>
+                <w:sz w:val="27"/>
+                <w:rFonts w:ascii="TH Sarabun New" w:hAnsi="TH Sarabun New" w:cs="TH Sarabun New"/>
               </w:rPr>
               <w:t>**38 เล่ม**</w:t>
             </w:r>
@@ -3779,19 +4220,22 @@
           <w:tcPr>
             <w:tcW w:type="dxa" w:w="1872"/>
             <w:tcMar>
-              <w:top w:w="120" w:type="dxa"/>
-              <w:bottom w:w="120" w:type="dxa"/>
-              <w:left w:w="150" w:type="dxa"/>
-              <w:right w:w="150" w:type="dxa"/>
+              <w:top w:w="100" w:type="dxa"/>
+              <w:bottom w:w="100" w:type="dxa"/>
+              <w:left w:w="130" w:type="dxa"/>
+              <w:right w:w="130" w:type="dxa"/>
             </w:tcMar>
             <w:shd w:fill="FFFFFF"/>
           </w:tcPr>
           <w:p>
             <w:r>
               <w:rPr>
-                <w:rFonts w:ascii="Sarabun" w:hAnsi="Sarabun"/>
+                <w:rFonts w:ascii="TH Sarabun New" w:hAnsi="TH Sarabun New"/>
+                <w:b w:val="0"/>
+                <w:i w:val="0"/>
                 <w:color w:val="1E293B"/>
-                <w:sz w:val="19"/>
+                <w:sz w:val="27"/>
+                <w:rFonts w:ascii="TH Sarabun New" w:hAnsi="TH Sarabun New" w:cs="TH Sarabun New"/>
               </w:rPr>
               <w:t>**฿11,205.00**</w:t>
             </w:r>
@@ -3801,19 +4245,22 @@
           <w:tcPr>
             <w:tcW w:type="dxa" w:w="1872"/>
             <w:tcMar>
-              <w:top w:w="120" w:type="dxa"/>
-              <w:bottom w:w="120" w:type="dxa"/>
-              <w:left w:w="150" w:type="dxa"/>
-              <w:right w:w="150" w:type="dxa"/>
+              <w:top w:w="100" w:type="dxa"/>
+              <w:bottom w:w="100" w:type="dxa"/>
+              <w:left w:w="130" w:type="dxa"/>
+              <w:right w:w="130" w:type="dxa"/>
             </w:tcMar>
             <w:shd w:fill="FFFFFF"/>
           </w:tcPr>
           <w:p>
             <w:r>
               <w:rPr>
-                <w:rFonts w:ascii="Sarabun" w:hAnsi="Sarabun"/>
+                <w:rFonts w:ascii="TH Sarabun New" w:hAnsi="TH Sarabun New"/>
+                <w:b w:val="0"/>
+                <w:i w:val="0"/>
                 <w:color w:val="1E293B"/>
-                <w:sz w:val="19"/>
+                <w:sz w:val="27"/>
+                <w:rFonts w:ascii="TH Sarabun New" w:hAnsi="TH Sarabun New" w:cs="TH Sarabun New"/>
               </w:rPr>
               <w:t>**100.00%**</w:t>
             </w:r>
@@ -3823,7 +4270,7 @@
     </w:tbl>
     <w:p>
       <w:pPr>
-        <w:spacing w:after="120"/>
+        <w:spacing w:after="80"/>
       </w:pPr>
     </w:p>
     <w:p>
@@ -3833,10 +4280,12 @@
       </w:pPr>
       <w:r>
         <w:rPr>
-          <w:rFonts w:ascii="Sarabun" w:hAnsi="Sarabun"/>
+          <w:rFonts w:ascii="TH Sarabun New" w:hAnsi="TH Sarabun New"/>
           <w:b/>
+          <w:i w:val="0"/>
           <w:color w:val="256333"/>
-          <w:sz w:val="26"/>
+          <w:sz w:val="32"/>
+          <w:rFonts w:ascii="TH Sarabun New" w:hAnsi="TH Sarabun New" w:cs="TH Sarabun New"/>
         </w:rPr>
         <w:t>3.4 ข้อสรุปและการนำไปใช้ (Insight)</w:t>
       </w:r>
@@ -3844,13 +4293,16 @@
     <w:p>
       <w:pPr>
         <w:pStyle w:val="ListBullet"/>
-        <w:spacing w:after="60" w:line="276" w:lineRule="auto"/>
+        <w:spacing w:after="40" w:line="276" w:lineRule="auto"/>
       </w:pPr>
       <w:r>
         <w:rPr>
-          <w:rFonts w:ascii="Sarabun" w:hAnsi="Sarabun"/>
+          <w:rFonts w:ascii="TH Sarabun New" w:hAnsi="TH Sarabun New"/>
+          <w:b w:val="0"/>
+          <w:i w:val="0"/>
           <w:color w:val="1E293B"/>
-          <w:sz w:val="21"/>
+          <w:sz w:val="32"/>
+          <w:rFonts w:ascii="TH Sarabun New" w:hAnsi="TH Sarabun New" w:cs="TH Sarabun New"/>
         </w:rPr>
         <w:t>หมวดหมู่ เทคโนโลยีและการเขียนโปรแกรม เป็นหัวใจหลักของร้าน คิดเป็นสัดส่วนมากกว่า 53.73% ของยอดขายรวมทั้งร้าน</w:t>
       </w:r>
@@ -3858,25 +4310,28 @@
     <w:p>
       <w:pPr>
         <w:pStyle w:val="ListBullet"/>
-        <w:spacing w:after="60" w:line="276" w:lineRule="auto"/>
+        <w:spacing w:after="40" w:line="276" w:lineRule="auto"/>
       </w:pPr>
       <w:r>
         <w:rPr>
-          <w:rFonts w:ascii="Sarabun" w:hAnsi="Sarabun"/>
+          <w:rFonts w:ascii="TH Sarabun New" w:hAnsi="TH Sarabun New"/>
+          <w:b w:val="0"/>
+          <w:i w:val="0"/>
           <w:color w:val="1E293B"/>
-          <w:sz w:val="21"/>
+          <w:sz w:val="32"/>
+          <w:rFonts w:ascii="TH Sarabun New" w:hAnsi="TH Sarabun New" w:cs="TH Sarabun New"/>
         </w:rPr>
         <w:t>ร้านค้าควรเพิ่มจำนวนหนังสือในหมวดนี้ และพิจารณาจัดโปรโมชันกระตุ้นหมวดพัฒนาตนเองและภาษาเพิ่มเติม</w:t>
       </w:r>
     </w:p>
     <w:p>
       <w:pPr>
-        <w:spacing w:before="120" w:after="120"/>
+        <w:spacing w:before="80" w:after="80"/>
       </w:pPr>
       <w:r>
         <w:rPr>
           <w:color w:val="CBD5E1"/>
-          <w:sz w:val="18"/>
+          <w:sz w:val="16"/>
         </w:rPr>
         <w:t>__________________________________________________________________________</w:t>
       </w:r>
@@ -3884,14 +4339,16 @@
     <w:p>
       <w:pPr>
         <w:pStyle w:val="Heading2"/>
-        <w:spacing w:before="240" w:after="120"/>
+        <w:spacing w:before="240" w:after="80"/>
       </w:pPr>
       <w:r>
         <w:rPr>
-          <w:rFonts w:ascii="Sarabun" w:hAnsi="Sarabun"/>
+          <w:rFonts w:ascii="TH Sarabun New" w:hAnsi="TH Sarabun New"/>
           <w:b/>
+          <w:i w:val="0"/>
           <w:color w:val="1E3A8A"/>
-          <w:sz w:val="28"/>
+          <w:sz w:val="36"/>
+          <w:rFonts w:ascii="TH Sarabun New" w:hAnsi="TH Sarabun New" w:cs="TH Sarabun New"/>
         </w:rPr>
         <w:t>รายงานที่ 4: พฤติกรรมลูกค้าและสถานะคำสั่งซื้อ (Customer Orders &amp; Status Breakdown)</w:t>
       </w:r>
@@ -3903,10 +4360,12 @@
       </w:pPr>
       <w:r>
         <w:rPr>
-          <w:rFonts w:ascii="Sarabun" w:hAnsi="Sarabun"/>
+          <w:rFonts w:ascii="TH Sarabun New" w:hAnsi="TH Sarabun New"/>
           <w:b/>
+          <w:i w:val="0"/>
           <w:color w:val="256333"/>
-          <w:sz w:val="26"/>
+          <w:sz w:val="32"/>
+          <w:rFonts w:ascii="TH Sarabun New" w:hAnsi="TH Sarabun New" w:cs="TH Sarabun New"/>
         </w:rPr>
         <w:t>4.1 คำถามทางธุรกิจที่ต้องตอบ</w:t>
       </w:r>
@@ -3914,13 +4373,16 @@
     <w:p>
       <w:pPr>
         <w:pStyle w:val="ListBullet"/>
-        <w:spacing w:after="60" w:line="276" w:lineRule="auto"/>
+        <w:spacing w:after="40" w:line="276" w:lineRule="auto"/>
       </w:pPr>
       <w:r>
         <w:rPr>
-          <w:rFonts w:ascii="Sarabun" w:hAnsi="Sarabun"/>
+          <w:rFonts w:ascii="TH Sarabun New" w:hAnsi="TH Sarabun New"/>
+          <w:b w:val="0"/>
+          <w:i w:val="0"/>
           <w:color w:val="1E293B"/>
-          <w:sz w:val="21"/>
+          <w:sz w:val="32"/>
+          <w:rFonts w:ascii="TH Sarabun New" w:hAnsi="TH Sarabun New" w:cs="TH Sarabun New"/>
         </w:rPr>
         <w:t>ลูกค้ารายใดซื้อบ่อยหรือมียอดซื้อสะสมสูงที่สุด (Top Spenders)?</w:t>
       </w:r>
@@ -3928,13 +4390,16 @@
     <w:p>
       <w:pPr>
         <w:pStyle w:val="ListBullet"/>
-        <w:spacing w:after="60" w:line="276" w:lineRule="auto"/>
+        <w:spacing w:after="40" w:line="276" w:lineRule="auto"/>
       </w:pPr>
       <w:r>
         <w:rPr>
-          <w:rFonts w:ascii="Sarabun" w:hAnsi="Sarabun"/>
+          <w:rFonts w:ascii="TH Sarabun New" w:hAnsi="TH Sarabun New"/>
+          <w:b w:val="0"/>
+          <w:i w:val="0"/>
           <w:color w:val="1E293B"/>
-          <w:sz w:val="21"/>
+          <w:sz w:val="32"/>
+          <w:rFonts w:ascii="TH Sarabun New" w:hAnsi="TH Sarabun New" w:cs="TH Sarabun New"/>
         </w:rPr>
         <w:t>ลูกค้าแต่ละคนมีคำสั่งซื้อที่ยืนยันแล้ว, รอตรวจสอบ, หรือยกเลิกจำนวนเท่าใด?</w:t>
       </w:r>
@@ -3946,10 +4411,12 @@
       </w:pPr>
       <w:r>
         <w:rPr>
-          <w:rFonts w:ascii="Sarabun" w:hAnsi="Sarabun"/>
+          <w:rFonts w:ascii="TH Sarabun New" w:hAnsi="TH Sarabun New"/>
           <w:b/>
+          <w:i w:val="0"/>
           <w:color w:val="256333"/>
-          <w:sz w:val="26"/>
+          <w:sz w:val="32"/>
+          <w:rFonts w:ascii="TH Sarabun New" w:hAnsi="TH Sarabun New" w:cs="TH Sarabun New"/>
         </w:rPr>
         <w:t>4.2 คำสั่ง SQL ที่ใช้</w:t>
       </w:r>
@@ -3969,10 +4436,10 @@
             <w:tcW w:type="dxa" w:w="9360"/>
             <w:shd w:fill="0F172A"/>
             <w:tcMar>
-              <w:top w:w="140" w:type="dxa"/>
-              <w:bottom w:w="140" w:type="dxa"/>
-              <w:left w:w="200" w:type="dxa"/>
-              <w:right w:w="200" w:type="dxa"/>
+              <w:top w:w="120" w:type="dxa"/>
+              <w:bottom w:w="120" w:type="dxa"/>
+              <w:left w:w="180" w:type="dxa"/>
+              <w:right w:w="180" w:type="dxa"/>
             </w:tcMar>
           </w:tcPr>
           <w:p>
@@ -3983,7 +4450,7 @@
               <w:rPr>
                 <w:rFonts w:ascii="Consolas" w:hAnsi="Consolas"/>
                 <w:color w:val="F1F5F9"/>
-                <w:sz w:val="18"/>
+                <w:sz w:val="20"/>
               </w:rPr>
               <w:t xml:space="preserve">SELECT </w:t>
               <w:br/>
@@ -4023,7 +4490,7 @@
     </w:tbl>
     <w:p>
       <w:pPr>
-        <w:spacing w:after="120"/>
+        <w:spacing w:after="80"/>
       </w:pPr>
     </w:p>
     <w:p>
@@ -4033,10 +4500,12 @@
       </w:pPr>
       <w:r>
         <w:rPr>
-          <w:rFonts w:ascii="Sarabun" w:hAnsi="Sarabun"/>
+          <w:rFonts w:ascii="TH Sarabun New" w:hAnsi="TH Sarabun New"/>
           <w:b/>
+          <w:i w:val="0"/>
           <w:color w:val="256333"/>
-          <w:sz w:val="26"/>
+          <w:sz w:val="32"/>
+          <w:rFonts w:ascii="TH Sarabun New" w:hAnsi="TH Sarabun New" w:cs="TH Sarabun New"/>
         </w:rPr>
         <w:t>4.3 ผลลัพธ์จากการรันจริงในระบบ</w:t>
       </w:r>
@@ -4069,20 +4538,22 @@
           <w:tcPr>
             <w:tcW w:type="dxa" w:w="1337"/>
             <w:tcMar>
-              <w:top w:w="120" w:type="dxa"/>
-              <w:bottom w:w="120" w:type="dxa"/>
-              <w:left w:w="150" w:type="dxa"/>
-              <w:right w:w="150" w:type="dxa"/>
+              <w:top w:w="100" w:type="dxa"/>
+              <w:bottom w:w="100" w:type="dxa"/>
+              <w:left w:w="130" w:type="dxa"/>
+              <w:right w:w="130" w:type="dxa"/>
             </w:tcMar>
             <w:shd w:fill="1E3A8A"/>
           </w:tcPr>
           <w:p>
             <w:r>
               <w:rPr>
-                <w:rFonts w:ascii="Sarabun" w:hAnsi="Sarabun"/>
+                <w:rFonts w:ascii="TH Sarabun New" w:hAnsi="TH Sarabun New"/>
                 <w:b/>
+                <w:i w:val="0"/>
                 <w:color w:val="FFFFFF"/>
-                <w:sz w:val="20"/>
+                <w:sz w:val="28"/>
+                <w:rFonts w:ascii="TH Sarabun New" w:hAnsi="TH Sarabun New" w:cs="TH Sarabun New"/>
               </w:rPr>
               <w:t>ลูกค้า (full_name)</w:t>
             </w:r>
@@ -4092,20 +4563,22 @@
           <w:tcPr>
             <w:tcW w:type="dxa" w:w="1337"/>
             <w:tcMar>
-              <w:top w:w="120" w:type="dxa"/>
-              <w:bottom w:w="120" w:type="dxa"/>
-              <w:left w:w="150" w:type="dxa"/>
-              <w:right w:w="150" w:type="dxa"/>
+              <w:top w:w="100" w:type="dxa"/>
+              <w:bottom w:w="100" w:type="dxa"/>
+              <w:left w:w="130" w:type="dxa"/>
+              <w:right w:w="130" w:type="dxa"/>
             </w:tcMar>
             <w:shd w:fill="1E3A8A"/>
           </w:tcPr>
           <w:p>
             <w:r>
               <w:rPr>
-                <w:rFonts w:ascii="Sarabun" w:hAnsi="Sarabun"/>
+                <w:rFonts w:ascii="TH Sarabun New" w:hAnsi="TH Sarabun New"/>
                 <w:b/>
+                <w:i w:val="0"/>
                 <w:color w:val="FFFFFF"/>
-                <w:sz w:val="20"/>
+                <w:sz w:val="28"/>
+                <w:rFonts w:ascii="TH Sarabun New" w:hAnsi="TH Sarabun New" w:cs="TH Sarabun New"/>
               </w:rPr>
               <w:t>Username</w:t>
             </w:r>
@@ -4115,20 +4588,22 @@
           <w:tcPr>
             <w:tcW w:type="dxa" w:w="1337"/>
             <w:tcMar>
-              <w:top w:w="120" w:type="dxa"/>
-              <w:bottom w:w="120" w:type="dxa"/>
-              <w:left w:w="150" w:type="dxa"/>
-              <w:right w:w="150" w:type="dxa"/>
+              <w:top w:w="100" w:type="dxa"/>
+              <w:bottom w:w="100" w:type="dxa"/>
+              <w:left w:w="130" w:type="dxa"/>
+              <w:right w:w="130" w:type="dxa"/>
             </w:tcMar>
             <w:shd w:fill="1E3A8A"/>
           </w:tcPr>
           <w:p>
             <w:r>
               <w:rPr>
-                <w:rFonts w:ascii="Sarabun" w:hAnsi="Sarabun"/>
+                <w:rFonts w:ascii="TH Sarabun New" w:hAnsi="TH Sarabun New"/>
                 <w:b/>
+                <w:i w:val="0"/>
                 <w:color w:val="FFFFFF"/>
-                <w:sz w:val="20"/>
+                <w:sz w:val="28"/>
+                <w:rFonts w:ascii="TH Sarabun New" w:hAnsi="TH Sarabun New" w:cs="TH Sarabun New"/>
               </w:rPr>
               <w:t>คำสั่งซื้อทั้งหมด</w:t>
             </w:r>
@@ -4138,20 +4613,22 @@
           <w:tcPr>
             <w:tcW w:type="dxa" w:w="1337"/>
             <w:tcMar>
-              <w:top w:w="120" w:type="dxa"/>
-              <w:bottom w:w="120" w:type="dxa"/>
-              <w:left w:w="150" w:type="dxa"/>
-              <w:right w:w="150" w:type="dxa"/>
+              <w:top w:w="100" w:type="dxa"/>
+              <w:bottom w:w="100" w:type="dxa"/>
+              <w:left w:w="130" w:type="dxa"/>
+              <w:right w:w="130" w:type="dxa"/>
             </w:tcMar>
             <w:shd w:fill="1E3A8A"/>
           </w:tcPr>
           <w:p>
             <w:r>
               <w:rPr>
-                <w:rFonts w:ascii="Sarabun" w:hAnsi="Sarabun"/>
+                <w:rFonts w:ascii="TH Sarabun New" w:hAnsi="TH Sarabun New"/>
                 <w:b/>
+                <w:i w:val="0"/>
                 <w:color w:val="FFFFFF"/>
-                <w:sz w:val="20"/>
+                <w:sz w:val="28"/>
+                <w:rFonts w:ascii="TH Sarabun New" w:hAnsi="TH Sarabun New" w:cs="TH Sarabun New"/>
               </w:rPr>
               <w:t>ยืนยันแล้ว</w:t>
             </w:r>
@@ -4161,20 +4638,22 @@
           <w:tcPr>
             <w:tcW w:type="dxa" w:w="1337"/>
             <w:tcMar>
-              <w:top w:w="120" w:type="dxa"/>
-              <w:bottom w:w="120" w:type="dxa"/>
-              <w:left w:w="150" w:type="dxa"/>
-              <w:right w:w="150" w:type="dxa"/>
+              <w:top w:w="100" w:type="dxa"/>
+              <w:bottom w:w="100" w:type="dxa"/>
+              <w:left w:w="130" w:type="dxa"/>
+              <w:right w:w="130" w:type="dxa"/>
             </w:tcMar>
             <w:shd w:fill="1E3A8A"/>
           </w:tcPr>
           <w:p>
             <w:r>
               <w:rPr>
-                <w:rFonts w:ascii="Sarabun" w:hAnsi="Sarabun"/>
+                <w:rFonts w:ascii="TH Sarabun New" w:hAnsi="TH Sarabun New"/>
                 <w:b/>
+                <w:i w:val="0"/>
                 <w:color w:val="FFFFFF"/>
-                <w:sz w:val="20"/>
+                <w:sz w:val="28"/>
+                <w:rFonts w:ascii="TH Sarabun New" w:hAnsi="TH Sarabun New" w:cs="TH Sarabun New"/>
               </w:rPr>
               <w:t>รอตรวจ</w:t>
             </w:r>
@@ -4184,20 +4663,22 @@
           <w:tcPr>
             <w:tcW w:type="dxa" w:w="1337"/>
             <w:tcMar>
-              <w:top w:w="120" w:type="dxa"/>
-              <w:bottom w:w="120" w:type="dxa"/>
-              <w:left w:w="150" w:type="dxa"/>
-              <w:right w:w="150" w:type="dxa"/>
+              <w:top w:w="100" w:type="dxa"/>
+              <w:bottom w:w="100" w:type="dxa"/>
+              <w:left w:w="130" w:type="dxa"/>
+              <w:right w:w="130" w:type="dxa"/>
             </w:tcMar>
             <w:shd w:fill="1E3A8A"/>
           </w:tcPr>
           <w:p>
             <w:r>
               <w:rPr>
-                <w:rFonts w:ascii="Sarabun" w:hAnsi="Sarabun"/>
+                <w:rFonts w:ascii="TH Sarabun New" w:hAnsi="TH Sarabun New"/>
                 <w:b/>
+                <w:i w:val="0"/>
                 <w:color w:val="FFFFFF"/>
-                <w:sz w:val="20"/>
+                <w:sz w:val="28"/>
+                <w:rFonts w:ascii="TH Sarabun New" w:hAnsi="TH Sarabun New" w:cs="TH Sarabun New"/>
               </w:rPr>
               <w:t>ยกเลิก</w:t>
             </w:r>
@@ -4207,20 +4688,22 @@
           <w:tcPr>
             <w:tcW w:type="dxa" w:w="1337"/>
             <w:tcMar>
-              <w:top w:w="120" w:type="dxa"/>
-              <w:bottom w:w="120" w:type="dxa"/>
-              <w:left w:w="150" w:type="dxa"/>
-              <w:right w:w="150" w:type="dxa"/>
+              <w:top w:w="100" w:type="dxa"/>
+              <w:bottom w:w="100" w:type="dxa"/>
+              <w:left w:w="130" w:type="dxa"/>
+              <w:right w:w="130" w:type="dxa"/>
             </w:tcMar>
             <w:shd w:fill="1E3A8A"/>
           </w:tcPr>
           <w:p>
             <w:r>
               <w:rPr>
-                <w:rFonts w:ascii="Sarabun" w:hAnsi="Sarabun"/>
+                <w:rFonts w:ascii="TH Sarabun New" w:hAnsi="TH Sarabun New"/>
                 <w:b/>
+                <w:i w:val="0"/>
                 <w:color w:val="FFFFFF"/>
-                <w:sz w:val="20"/>
+                <w:sz w:val="28"/>
+                <w:rFonts w:ascii="TH Sarabun New" w:hAnsi="TH Sarabun New" w:cs="TH Sarabun New"/>
               </w:rPr>
               <w:t>ยอดซื้อสะสมสุทธิ (total_spent)</w:t>
             </w:r>
@@ -4232,19 +4715,22 @@
           <w:tcPr>
             <w:tcW w:type="dxa" w:w="1337"/>
             <w:tcMar>
-              <w:top w:w="120" w:type="dxa"/>
-              <w:bottom w:w="120" w:type="dxa"/>
-              <w:left w:w="150" w:type="dxa"/>
-              <w:right w:w="150" w:type="dxa"/>
+              <w:top w:w="100" w:type="dxa"/>
+              <w:bottom w:w="100" w:type="dxa"/>
+              <w:left w:w="130" w:type="dxa"/>
+              <w:right w:w="130" w:type="dxa"/>
             </w:tcMar>
             <w:shd w:fill="F8FAFC"/>
           </w:tcPr>
           <w:p>
             <w:r>
               <w:rPr>
-                <w:rFonts w:ascii="Sarabun" w:hAnsi="Sarabun"/>
+                <w:rFonts w:ascii="TH Sarabun New" w:hAnsi="TH Sarabun New"/>
+                <w:b w:val="0"/>
+                <w:i w:val="0"/>
                 <w:color w:val="1E293B"/>
-                <w:sz w:val="19"/>
+                <w:sz w:val="27"/>
+                <w:rFonts w:ascii="TH Sarabun New" w:hAnsi="TH Sarabun New" w:cs="TH Sarabun New"/>
               </w:rPr>
               <w:t>**นายธนวัฒน์ นามเหง้า**</w:t>
             </w:r>
@@ -4254,19 +4740,22 @@
           <w:tcPr>
             <w:tcW w:type="dxa" w:w="1337"/>
             <w:tcMar>
-              <w:top w:w="120" w:type="dxa"/>
-              <w:bottom w:w="120" w:type="dxa"/>
-              <w:left w:w="150" w:type="dxa"/>
-              <w:right w:w="150" w:type="dxa"/>
+              <w:top w:w="100" w:type="dxa"/>
+              <w:bottom w:w="100" w:type="dxa"/>
+              <w:left w:w="130" w:type="dxa"/>
+              <w:right w:w="130" w:type="dxa"/>
             </w:tcMar>
             <w:shd w:fill="F8FAFC"/>
           </w:tcPr>
           <w:p>
             <w:r>
               <w:rPr>
-                <w:rFonts w:ascii="Sarabun" w:hAnsi="Sarabun"/>
+                <w:rFonts w:ascii="TH Sarabun New" w:hAnsi="TH Sarabun New"/>
+                <w:b w:val="0"/>
+                <w:i w:val="0"/>
                 <w:color w:val="1E293B"/>
-                <w:sz w:val="19"/>
+                <w:sz w:val="27"/>
+                <w:rFonts w:ascii="TH Sarabun New" w:hAnsi="TH Sarabun New" w:cs="TH Sarabun New"/>
               </w:rPr>
               <w:t>`thanawat`</w:t>
             </w:r>
@@ -4276,19 +4765,22 @@
           <w:tcPr>
             <w:tcW w:type="dxa" w:w="1337"/>
             <w:tcMar>
-              <w:top w:w="120" w:type="dxa"/>
-              <w:bottom w:w="120" w:type="dxa"/>
-              <w:left w:w="150" w:type="dxa"/>
-              <w:right w:w="150" w:type="dxa"/>
+              <w:top w:w="100" w:type="dxa"/>
+              <w:bottom w:w="100" w:type="dxa"/>
+              <w:left w:w="130" w:type="dxa"/>
+              <w:right w:w="130" w:type="dxa"/>
             </w:tcMar>
             <w:shd w:fill="F8FAFC"/>
           </w:tcPr>
           <w:p>
             <w:r>
               <w:rPr>
-                <w:rFonts w:ascii="Sarabun" w:hAnsi="Sarabun"/>
+                <w:rFonts w:ascii="TH Sarabun New" w:hAnsi="TH Sarabun New"/>
+                <w:b w:val="0"/>
+                <w:i w:val="0"/>
                 <w:color w:val="1E293B"/>
-                <w:sz w:val="19"/>
+                <w:sz w:val="27"/>
+                <w:rFonts w:ascii="TH Sarabun New" w:hAnsi="TH Sarabun New" w:cs="TH Sarabun New"/>
               </w:rPr>
               <w:t>5</w:t>
             </w:r>
@@ -4298,19 +4790,22 @@
           <w:tcPr>
             <w:tcW w:type="dxa" w:w="1337"/>
             <w:tcMar>
-              <w:top w:w="120" w:type="dxa"/>
-              <w:bottom w:w="120" w:type="dxa"/>
-              <w:left w:w="150" w:type="dxa"/>
-              <w:right w:w="150" w:type="dxa"/>
+              <w:top w:w="100" w:type="dxa"/>
+              <w:bottom w:w="100" w:type="dxa"/>
+              <w:left w:w="130" w:type="dxa"/>
+              <w:right w:w="130" w:type="dxa"/>
             </w:tcMar>
             <w:shd w:fill="F8FAFC"/>
           </w:tcPr>
           <w:p>
             <w:r>
               <w:rPr>
-                <w:rFonts w:ascii="Sarabun" w:hAnsi="Sarabun"/>
+                <w:rFonts w:ascii="TH Sarabun New" w:hAnsi="TH Sarabun New"/>
+                <w:b w:val="0"/>
+                <w:i w:val="0"/>
                 <w:color w:val="1E293B"/>
-                <w:sz w:val="19"/>
+                <w:sz w:val="27"/>
+                <w:rFonts w:ascii="TH Sarabun New" w:hAnsi="TH Sarabun New" w:cs="TH Sarabun New"/>
               </w:rPr>
               <w:t>4</w:t>
             </w:r>
@@ -4320,19 +4815,22 @@
           <w:tcPr>
             <w:tcW w:type="dxa" w:w="1337"/>
             <w:tcMar>
-              <w:top w:w="120" w:type="dxa"/>
-              <w:bottom w:w="120" w:type="dxa"/>
-              <w:left w:w="150" w:type="dxa"/>
-              <w:right w:w="150" w:type="dxa"/>
+              <w:top w:w="100" w:type="dxa"/>
+              <w:bottom w:w="100" w:type="dxa"/>
+              <w:left w:w="130" w:type="dxa"/>
+              <w:right w:w="130" w:type="dxa"/>
             </w:tcMar>
             <w:shd w:fill="F8FAFC"/>
           </w:tcPr>
           <w:p>
             <w:r>
               <w:rPr>
-                <w:rFonts w:ascii="Sarabun" w:hAnsi="Sarabun"/>
+                <w:rFonts w:ascii="TH Sarabun New" w:hAnsi="TH Sarabun New"/>
+                <w:b w:val="0"/>
+                <w:i w:val="0"/>
                 <w:color w:val="1E293B"/>
-                <w:sz w:val="19"/>
+                <w:sz w:val="27"/>
+                <w:rFonts w:ascii="TH Sarabun New" w:hAnsi="TH Sarabun New" w:cs="TH Sarabun New"/>
               </w:rPr>
               <w:t>1</w:t>
             </w:r>
@@ -4342,19 +4840,22 @@
           <w:tcPr>
             <w:tcW w:type="dxa" w:w="1337"/>
             <w:tcMar>
-              <w:top w:w="120" w:type="dxa"/>
-              <w:bottom w:w="120" w:type="dxa"/>
-              <w:left w:w="150" w:type="dxa"/>
-              <w:right w:w="150" w:type="dxa"/>
+              <w:top w:w="100" w:type="dxa"/>
+              <w:bottom w:w="100" w:type="dxa"/>
+              <w:left w:w="130" w:type="dxa"/>
+              <w:right w:w="130" w:type="dxa"/>
             </w:tcMar>
             <w:shd w:fill="F8FAFC"/>
           </w:tcPr>
           <w:p>
             <w:r>
               <w:rPr>
-                <w:rFonts w:ascii="Sarabun" w:hAnsi="Sarabun"/>
+                <w:rFonts w:ascii="TH Sarabun New" w:hAnsi="TH Sarabun New"/>
+                <w:b w:val="0"/>
+                <w:i w:val="0"/>
                 <w:color w:val="1E293B"/>
-                <w:sz w:val="19"/>
+                <w:sz w:val="27"/>
+                <w:rFonts w:ascii="TH Sarabun New" w:hAnsi="TH Sarabun New" w:cs="TH Sarabun New"/>
               </w:rPr>
               <w:t>0</w:t>
             </w:r>
@@ -4364,19 +4865,22 @@
           <w:tcPr>
             <w:tcW w:type="dxa" w:w="1337"/>
             <w:tcMar>
-              <w:top w:w="120" w:type="dxa"/>
-              <w:bottom w:w="120" w:type="dxa"/>
-              <w:left w:w="150" w:type="dxa"/>
-              <w:right w:w="150" w:type="dxa"/>
+              <w:top w:w="100" w:type="dxa"/>
+              <w:bottom w:w="100" w:type="dxa"/>
+              <w:left w:w="130" w:type="dxa"/>
+              <w:right w:w="130" w:type="dxa"/>
             </w:tcMar>
             <w:shd w:fill="F8FAFC"/>
           </w:tcPr>
           <w:p>
             <w:r>
               <w:rPr>
-                <w:rFonts w:ascii="Sarabun" w:hAnsi="Sarabun"/>
+                <w:rFonts w:ascii="TH Sarabun New" w:hAnsi="TH Sarabun New"/>
+                <w:b w:val="0"/>
+                <w:i w:val="0"/>
                 <w:color w:val="1E293B"/>
-                <w:sz w:val="19"/>
+                <w:sz w:val="27"/>
+                <w:rFonts w:ascii="TH Sarabun New" w:hAnsi="TH Sarabun New" w:cs="TH Sarabun New"/>
               </w:rPr>
               <w:t>**฿1,750.00**</w:t>
             </w:r>
@@ -4388,19 +4892,22 @@
           <w:tcPr>
             <w:tcW w:type="dxa" w:w="1337"/>
             <w:tcMar>
-              <w:top w:w="120" w:type="dxa"/>
-              <w:bottom w:w="120" w:type="dxa"/>
-              <w:left w:w="150" w:type="dxa"/>
-              <w:right w:w="150" w:type="dxa"/>
+              <w:top w:w="100" w:type="dxa"/>
+              <w:bottom w:w="100" w:type="dxa"/>
+              <w:left w:w="130" w:type="dxa"/>
+              <w:right w:w="130" w:type="dxa"/>
             </w:tcMar>
             <w:shd w:fill="FFFFFF"/>
           </w:tcPr>
           <w:p>
             <w:r>
               <w:rPr>
-                <w:rFonts w:ascii="Sarabun" w:hAnsi="Sarabun"/>
+                <w:rFonts w:ascii="TH Sarabun New" w:hAnsi="TH Sarabun New"/>
+                <w:b w:val="0"/>
+                <w:i w:val="0"/>
                 <w:color w:val="1E293B"/>
-                <w:sz w:val="19"/>
+                <w:sz w:val="27"/>
+                <w:rFonts w:ascii="TH Sarabun New" w:hAnsi="TH Sarabun New" w:cs="TH Sarabun New"/>
               </w:rPr>
               <w:t>**นายภานุวัฒน์ แสงเครือ**</w:t>
             </w:r>
@@ -4410,19 +4917,22 @@
           <w:tcPr>
             <w:tcW w:type="dxa" w:w="1337"/>
             <w:tcMar>
-              <w:top w:w="120" w:type="dxa"/>
-              <w:bottom w:w="120" w:type="dxa"/>
-              <w:left w:w="150" w:type="dxa"/>
-              <w:right w:w="150" w:type="dxa"/>
+              <w:top w:w="100" w:type="dxa"/>
+              <w:bottom w:w="100" w:type="dxa"/>
+              <w:left w:w="130" w:type="dxa"/>
+              <w:right w:w="130" w:type="dxa"/>
             </w:tcMar>
             <w:shd w:fill="FFFFFF"/>
           </w:tcPr>
           <w:p>
             <w:r>
               <w:rPr>
-                <w:rFonts w:ascii="Sarabun" w:hAnsi="Sarabun"/>
+                <w:rFonts w:ascii="TH Sarabun New" w:hAnsi="TH Sarabun New"/>
+                <w:b w:val="0"/>
+                <w:i w:val="0"/>
                 <w:color w:val="1E293B"/>
-                <w:sz w:val="19"/>
+                <w:sz w:val="27"/>
+                <w:rFonts w:ascii="TH Sarabun New" w:hAnsi="TH Sarabun New" w:cs="TH Sarabun New"/>
               </w:rPr>
               <w:t>`panuwat`</w:t>
             </w:r>
@@ -4432,19 +4942,22 @@
           <w:tcPr>
             <w:tcW w:type="dxa" w:w="1337"/>
             <w:tcMar>
-              <w:top w:w="120" w:type="dxa"/>
-              <w:bottom w:w="120" w:type="dxa"/>
-              <w:left w:w="150" w:type="dxa"/>
-              <w:right w:w="150" w:type="dxa"/>
+              <w:top w:w="100" w:type="dxa"/>
+              <w:bottom w:w="100" w:type="dxa"/>
+              <w:left w:w="130" w:type="dxa"/>
+              <w:right w:w="130" w:type="dxa"/>
             </w:tcMar>
             <w:shd w:fill="FFFFFF"/>
           </w:tcPr>
           <w:p>
             <w:r>
               <w:rPr>
-                <w:rFonts w:ascii="Sarabun" w:hAnsi="Sarabun"/>
+                <w:rFonts w:ascii="TH Sarabun New" w:hAnsi="TH Sarabun New"/>
+                <w:b w:val="0"/>
+                <w:i w:val="0"/>
                 <w:color w:val="1E293B"/>
-                <w:sz w:val="19"/>
+                <w:sz w:val="27"/>
+                <w:rFonts w:ascii="TH Sarabun New" w:hAnsi="TH Sarabun New" w:cs="TH Sarabun New"/>
               </w:rPr>
               <w:t>4</w:t>
             </w:r>
@@ -4454,19 +4967,22 @@
           <w:tcPr>
             <w:tcW w:type="dxa" w:w="1337"/>
             <w:tcMar>
-              <w:top w:w="120" w:type="dxa"/>
-              <w:bottom w:w="120" w:type="dxa"/>
-              <w:left w:w="150" w:type="dxa"/>
-              <w:right w:w="150" w:type="dxa"/>
+              <w:top w:w="100" w:type="dxa"/>
+              <w:bottom w:w="100" w:type="dxa"/>
+              <w:left w:w="130" w:type="dxa"/>
+              <w:right w:w="130" w:type="dxa"/>
             </w:tcMar>
             <w:shd w:fill="FFFFFF"/>
           </w:tcPr>
           <w:p>
             <w:r>
               <w:rPr>
-                <w:rFonts w:ascii="Sarabun" w:hAnsi="Sarabun"/>
+                <w:rFonts w:ascii="TH Sarabun New" w:hAnsi="TH Sarabun New"/>
+                <w:b w:val="0"/>
+                <w:i w:val="0"/>
                 <w:color w:val="1E293B"/>
-                <w:sz w:val="19"/>
+                <w:sz w:val="27"/>
+                <w:rFonts w:ascii="TH Sarabun New" w:hAnsi="TH Sarabun New" w:cs="TH Sarabun New"/>
               </w:rPr>
               <w:t>3</w:t>
             </w:r>
@@ -4476,19 +4992,22 @@
           <w:tcPr>
             <w:tcW w:type="dxa" w:w="1337"/>
             <w:tcMar>
-              <w:top w:w="120" w:type="dxa"/>
-              <w:bottom w:w="120" w:type="dxa"/>
-              <w:left w:w="150" w:type="dxa"/>
-              <w:right w:w="150" w:type="dxa"/>
+              <w:top w:w="100" w:type="dxa"/>
+              <w:bottom w:w="100" w:type="dxa"/>
+              <w:left w:w="130" w:type="dxa"/>
+              <w:right w:w="130" w:type="dxa"/>
             </w:tcMar>
             <w:shd w:fill="FFFFFF"/>
           </w:tcPr>
           <w:p>
             <w:r>
               <w:rPr>
-                <w:rFonts w:ascii="Sarabun" w:hAnsi="Sarabun"/>
+                <w:rFonts w:ascii="TH Sarabun New" w:hAnsi="TH Sarabun New"/>
+                <w:b w:val="0"/>
+                <w:i w:val="0"/>
                 <w:color w:val="1E293B"/>
-                <w:sz w:val="19"/>
+                <w:sz w:val="27"/>
+                <w:rFonts w:ascii="TH Sarabun New" w:hAnsi="TH Sarabun New" w:cs="TH Sarabun New"/>
               </w:rPr>
               <w:t>1</w:t>
             </w:r>
@@ -4498,19 +5017,22 @@
           <w:tcPr>
             <w:tcW w:type="dxa" w:w="1337"/>
             <w:tcMar>
-              <w:top w:w="120" w:type="dxa"/>
-              <w:bottom w:w="120" w:type="dxa"/>
-              <w:left w:w="150" w:type="dxa"/>
-              <w:right w:w="150" w:type="dxa"/>
+              <w:top w:w="100" w:type="dxa"/>
+              <w:bottom w:w="100" w:type="dxa"/>
+              <w:left w:w="130" w:type="dxa"/>
+              <w:right w:w="130" w:type="dxa"/>
             </w:tcMar>
             <w:shd w:fill="FFFFFF"/>
           </w:tcPr>
           <w:p>
             <w:r>
               <w:rPr>
-                <w:rFonts w:ascii="Sarabun" w:hAnsi="Sarabun"/>
+                <w:rFonts w:ascii="TH Sarabun New" w:hAnsi="TH Sarabun New"/>
+                <w:b w:val="0"/>
+                <w:i w:val="0"/>
                 <w:color w:val="1E293B"/>
-                <w:sz w:val="19"/>
+                <w:sz w:val="27"/>
+                <w:rFonts w:ascii="TH Sarabun New" w:hAnsi="TH Sarabun New" w:cs="TH Sarabun New"/>
               </w:rPr>
               <w:t>0</w:t>
             </w:r>
@@ -4520,19 +5042,22 @@
           <w:tcPr>
             <w:tcW w:type="dxa" w:w="1337"/>
             <w:tcMar>
-              <w:top w:w="120" w:type="dxa"/>
-              <w:bottom w:w="120" w:type="dxa"/>
-              <w:left w:w="150" w:type="dxa"/>
-              <w:right w:w="150" w:type="dxa"/>
+              <w:top w:w="100" w:type="dxa"/>
+              <w:bottom w:w="100" w:type="dxa"/>
+              <w:left w:w="130" w:type="dxa"/>
+              <w:right w:w="130" w:type="dxa"/>
             </w:tcMar>
             <w:shd w:fill="FFFFFF"/>
           </w:tcPr>
           <w:p>
             <w:r>
               <w:rPr>
-                <w:rFonts w:ascii="Sarabun" w:hAnsi="Sarabun"/>
+                <w:rFonts w:ascii="TH Sarabun New" w:hAnsi="TH Sarabun New"/>
+                <w:b w:val="0"/>
+                <w:i w:val="0"/>
                 <w:color w:val="1E293B"/>
-                <w:sz w:val="19"/>
+                <w:sz w:val="27"/>
+                <w:rFonts w:ascii="TH Sarabun New" w:hAnsi="TH Sarabun New" w:cs="TH Sarabun New"/>
               </w:rPr>
               <w:t>**฿1,240.00**</w:t>
             </w:r>
@@ -4544,19 +5069,22 @@
           <w:tcPr>
             <w:tcW w:type="dxa" w:w="1337"/>
             <w:tcMar>
-              <w:top w:w="120" w:type="dxa"/>
-              <w:bottom w:w="120" w:type="dxa"/>
-              <w:left w:w="150" w:type="dxa"/>
-              <w:right w:w="150" w:type="dxa"/>
+              <w:top w:w="100" w:type="dxa"/>
+              <w:bottom w:w="100" w:type="dxa"/>
+              <w:left w:w="130" w:type="dxa"/>
+              <w:right w:w="130" w:type="dxa"/>
             </w:tcMar>
             <w:shd w:fill="F8FAFC"/>
           </w:tcPr>
           <w:p>
             <w:r>
               <w:rPr>
-                <w:rFonts w:ascii="Sarabun" w:hAnsi="Sarabun"/>
+                <w:rFonts w:ascii="TH Sarabun New" w:hAnsi="TH Sarabun New"/>
+                <w:b w:val="0"/>
+                <w:i w:val="0"/>
                 <w:color w:val="1E293B"/>
-                <w:sz w:val="19"/>
+                <w:sz w:val="27"/>
+                <w:rFonts w:ascii="TH Sarabun New" w:hAnsi="TH Sarabun New" w:cs="TH Sarabun New"/>
               </w:rPr>
               <w:t>**ชวลิต ธนกิจ**</w:t>
             </w:r>
@@ -4566,19 +5094,22 @@
           <w:tcPr>
             <w:tcW w:type="dxa" w:w="1337"/>
             <w:tcMar>
-              <w:top w:w="120" w:type="dxa"/>
-              <w:bottom w:w="120" w:type="dxa"/>
-              <w:left w:w="150" w:type="dxa"/>
-              <w:right w:w="150" w:type="dxa"/>
+              <w:top w:w="100" w:type="dxa"/>
+              <w:bottom w:w="100" w:type="dxa"/>
+              <w:left w:w="130" w:type="dxa"/>
+              <w:right w:w="130" w:type="dxa"/>
             </w:tcMar>
             <w:shd w:fill="F8FAFC"/>
           </w:tcPr>
           <w:p>
             <w:r>
               <w:rPr>
-                <w:rFonts w:ascii="Sarabun" w:hAnsi="Sarabun"/>
+                <w:rFonts w:ascii="TH Sarabun New" w:hAnsi="TH Sarabun New"/>
+                <w:b w:val="0"/>
+                <w:i w:val="0"/>
                 <w:color w:val="1E293B"/>
-                <w:sz w:val="19"/>
+                <w:sz w:val="27"/>
+                <w:rFonts w:ascii="TH Sarabun New" w:hAnsi="TH Sarabun New" w:cs="TH Sarabun New"/>
               </w:rPr>
               <w:t>`chavalit`</w:t>
             </w:r>
@@ -4588,19 +5119,22 @@
           <w:tcPr>
             <w:tcW w:type="dxa" w:w="1337"/>
             <w:tcMar>
-              <w:top w:w="120" w:type="dxa"/>
-              <w:bottom w:w="120" w:type="dxa"/>
-              <w:left w:w="150" w:type="dxa"/>
-              <w:right w:w="150" w:type="dxa"/>
+              <w:top w:w="100" w:type="dxa"/>
+              <w:bottom w:w="100" w:type="dxa"/>
+              <w:left w:w="130" w:type="dxa"/>
+              <w:right w:w="130" w:type="dxa"/>
             </w:tcMar>
             <w:shd w:fill="F8FAFC"/>
           </w:tcPr>
           <w:p>
             <w:r>
               <w:rPr>
-                <w:rFonts w:ascii="Sarabun" w:hAnsi="Sarabun"/>
+                <w:rFonts w:ascii="TH Sarabun New" w:hAnsi="TH Sarabun New"/>
+                <w:b w:val="0"/>
+                <w:i w:val="0"/>
                 <w:color w:val="1E293B"/>
-                <w:sz w:val="19"/>
+                <w:sz w:val="27"/>
+                <w:rFonts w:ascii="TH Sarabun New" w:hAnsi="TH Sarabun New" w:cs="TH Sarabun New"/>
               </w:rPr>
               <w:t>2</w:t>
             </w:r>
@@ -4610,19 +5144,22 @@
           <w:tcPr>
             <w:tcW w:type="dxa" w:w="1337"/>
             <w:tcMar>
-              <w:top w:w="120" w:type="dxa"/>
-              <w:bottom w:w="120" w:type="dxa"/>
-              <w:left w:w="150" w:type="dxa"/>
-              <w:right w:w="150" w:type="dxa"/>
+              <w:top w:w="100" w:type="dxa"/>
+              <w:bottom w:w="100" w:type="dxa"/>
+              <w:left w:w="130" w:type="dxa"/>
+              <w:right w:w="130" w:type="dxa"/>
             </w:tcMar>
             <w:shd w:fill="F8FAFC"/>
           </w:tcPr>
           <w:p>
             <w:r>
               <w:rPr>
-                <w:rFonts w:ascii="Sarabun" w:hAnsi="Sarabun"/>
+                <w:rFonts w:ascii="TH Sarabun New" w:hAnsi="TH Sarabun New"/>
+                <w:b w:val="0"/>
+                <w:i w:val="0"/>
                 <w:color w:val="1E293B"/>
-                <w:sz w:val="19"/>
+                <w:sz w:val="27"/>
+                <w:rFonts w:ascii="TH Sarabun New" w:hAnsi="TH Sarabun New" w:cs="TH Sarabun New"/>
               </w:rPr>
               <w:t>2</w:t>
             </w:r>
@@ -4632,19 +5169,22 @@
           <w:tcPr>
             <w:tcW w:type="dxa" w:w="1337"/>
             <w:tcMar>
-              <w:top w:w="120" w:type="dxa"/>
-              <w:bottom w:w="120" w:type="dxa"/>
-              <w:left w:w="150" w:type="dxa"/>
-              <w:right w:w="150" w:type="dxa"/>
+              <w:top w:w="100" w:type="dxa"/>
+              <w:bottom w:w="100" w:type="dxa"/>
+              <w:left w:w="130" w:type="dxa"/>
+              <w:right w:w="130" w:type="dxa"/>
             </w:tcMar>
             <w:shd w:fill="F8FAFC"/>
           </w:tcPr>
           <w:p>
             <w:r>
               <w:rPr>
-                <w:rFonts w:ascii="Sarabun" w:hAnsi="Sarabun"/>
+                <w:rFonts w:ascii="TH Sarabun New" w:hAnsi="TH Sarabun New"/>
+                <w:b w:val="0"/>
+                <w:i w:val="0"/>
                 <w:color w:val="1E293B"/>
-                <w:sz w:val="19"/>
+                <w:sz w:val="27"/>
+                <w:rFonts w:ascii="TH Sarabun New" w:hAnsi="TH Sarabun New" w:cs="TH Sarabun New"/>
               </w:rPr>
               <w:t>0</w:t>
             </w:r>
@@ -4654,19 +5194,22 @@
           <w:tcPr>
             <w:tcW w:type="dxa" w:w="1337"/>
             <w:tcMar>
-              <w:top w:w="120" w:type="dxa"/>
-              <w:bottom w:w="120" w:type="dxa"/>
-              <w:left w:w="150" w:type="dxa"/>
-              <w:right w:w="150" w:type="dxa"/>
+              <w:top w:w="100" w:type="dxa"/>
+              <w:bottom w:w="100" w:type="dxa"/>
+              <w:left w:w="130" w:type="dxa"/>
+              <w:right w:w="130" w:type="dxa"/>
             </w:tcMar>
             <w:shd w:fill="F8FAFC"/>
           </w:tcPr>
           <w:p>
             <w:r>
               <w:rPr>
-                <w:rFonts w:ascii="Sarabun" w:hAnsi="Sarabun"/>
+                <w:rFonts w:ascii="TH Sarabun New" w:hAnsi="TH Sarabun New"/>
+                <w:b w:val="0"/>
+                <w:i w:val="0"/>
                 <w:color w:val="1E293B"/>
-                <w:sz w:val="19"/>
+                <w:sz w:val="27"/>
+                <w:rFonts w:ascii="TH Sarabun New" w:hAnsi="TH Sarabun New" w:cs="TH Sarabun New"/>
               </w:rPr>
               <w:t>0</w:t>
             </w:r>
@@ -4676,19 +5219,22 @@
           <w:tcPr>
             <w:tcW w:type="dxa" w:w="1337"/>
             <w:tcMar>
-              <w:top w:w="120" w:type="dxa"/>
-              <w:bottom w:w="120" w:type="dxa"/>
-              <w:left w:w="150" w:type="dxa"/>
-              <w:right w:w="150" w:type="dxa"/>
+              <w:top w:w="100" w:type="dxa"/>
+              <w:bottom w:w="100" w:type="dxa"/>
+              <w:left w:w="130" w:type="dxa"/>
+              <w:right w:w="130" w:type="dxa"/>
             </w:tcMar>
             <w:shd w:fill="F8FAFC"/>
           </w:tcPr>
           <w:p>
             <w:r>
               <w:rPr>
-                <w:rFonts w:ascii="Sarabun" w:hAnsi="Sarabun"/>
+                <w:rFonts w:ascii="TH Sarabun New" w:hAnsi="TH Sarabun New"/>
+                <w:b w:val="0"/>
+                <w:i w:val="0"/>
                 <w:color w:val="1E293B"/>
-                <w:sz w:val="19"/>
+                <w:sz w:val="27"/>
+                <w:rFonts w:ascii="TH Sarabun New" w:hAnsi="TH Sarabun New" w:cs="TH Sarabun New"/>
               </w:rPr>
               <w:t>**฿1,180.00**</w:t>
             </w:r>
@@ -4700,19 +5246,22 @@
           <w:tcPr>
             <w:tcW w:type="dxa" w:w="1337"/>
             <w:tcMar>
-              <w:top w:w="120" w:type="dxa"/>
-              <w:bottom w:w="120" w:type="dxa"/>
-              <w:left w:w="150" w:type="dxa"/>
-              <w:right w:w="150" w:type="dxa"/>
+              <w:top w:w="100" w:type="dxa"/>
+              <w:bottom w:w="100" w:type="dxa"/>
+              <w:left w:w="130" w:type="dxa"/>
+              <w:right w:w="130" w:type="dxa"/>
             </w:tcMar>
             <w:shd w:fill="FFFFFF"/>
           </w:tcPr>
           <w:p>
             <w:r>
               <w:rPr>
-                <w:rFonts w:ascii="Sarabun" w:hAnsi="Sarabun"/>
+                <w:rFonts w:ascii="TH Sarabun New" w:hAnsi="TH Sarabun New"/>
+                <w:b w:val="0"/>
+                <w:i w:val="0"/>
                 <w:color w:val="1E293B"/>
-                <w:sz w:val="19"/>
+                <w:sz w:val="27"/>
+                <w:rFonts w:ascii="TH Sarabun New" w:hAnsi="TH Sarabun New" w:cs="TH Sarabun New"/>
               </w:rPr>
               <w:t>**ธีรภัทร พงษ์ศิริ**</w:t>
             </w:r>
@@ -4722,19 +5271,22 @@
           <w:tcPr>
             <w:tcW w:type="dxa" w:w="1337"/>
             <w:tcMar>
-              <w:top w:w="120" w:type="dxa"/>
-              <w:bottom w:w="120" w:type="dxa"/>
-              <w:left w:w="150" w:type="dxa"/>
-              <w:right w:w="150" w:type="dxa"/>
+              <w:top w:w="100" w:type="dxa"/>
+              <w:bottom w:w="100" w:type="dxa"/>
+              <w:left w:w="130" w:type="dxa"/>
+              <w:right w:w="130" w:type="dxa"/>
             </w:tcMar>
             <w:shd w:fill="FFFFFF"/>
           </w:tcPr>
           <w:p>
             <w:r>
               <w:rPr>
-                <w:rFonts w:ascii="Sarabun" w:hAnsi="Sarabun"/>
+                <w:rFonts w:ascii="TH Sarabun New" w:hAnsi="TH Sarabun New"/>
+                <w:b w:val="0"/>
+                <w:i w:val="0"/>
                 <w:color w:val="1E293B"/>
-                <w:sz w:val="19"/>
+                <w:sz w:val="27"/>
+                <w:rFonts w:ascii="TH Sarabun New" w:hAnsi="TH Sarabun New" w:cs="TH Sarabun New"/>
               </w:rPr>
               <w:t>`teerapat`</w:t>
             </w:r>
@@ -4744,19 +5296,22 @@
           <w:tcPr>
             <w:tcW w:type="dxa" w:w="1337"/>
             <w:tcMar>
-              <w:top w:w="120" w:type="dxa"/>
-              <w:bottom w:w="120" w:type="dxa"/>
-              <w:left w:w="150" w:type="dxa"/>
-              <w:right w:w="150" w:type="dxa"/>
+              <w:top w:w="100" w:type="dxa"/>
+              <w:bottom w:w="100" w:type="dxa"/>
+              <w:left w:w="130" w:type="dxa"/>
+              <w:right w:w="130" w:type="dxa"/>
             </w:tcMar>
             <w:shd w:fill="FFFFFF"/>
           </w:tcPr>
           <w:p>
             <w:r>
               <w:rPr>
-                <w:rFonts w:ascii="Sarabun" w:hAnsi="Sarabun"/>
+                <w:rFonts w:ascii="TH Sarabun New" w:hAnsi="TH Sarabun New"/>
+                <w:b w:val="0"/>
+                <w:i w:val="0"/>
                 <w:color w:val="1E293B"/>
-                <w:sz w:val="19"/>
+                <w:sz w:val="27"/>
+                <w:rFonts w:ascii="TH Sarabun New" w:hAnsi="TH Sarabun New" w:cs="TH Sarabun New"/>
               </w:rPr>
               <w:t>2</w:t>
             </w:r>
@@ -4766,19 +5321,22 @@
           <w:tcPr>
             <w:tcW w:type="dxa" w:w="1337"/>
             <w:tcMar>
-              <w:top w:w="120" w:type="dxa"/>
-              <w:bottom w:w="120" w:type="dxa"/>
-              <w:left w:w="150" w:type="dxa"/>
-              <w:right w:w="150" w:type="dxa"/>
+              <w:top w:w="100" w:type="dxa"/>
+              <w:bottom w:w="100" w:type="dxa"/>
+              <w:left w:w="130" w:type="dxa"/>
+              <w:right w:w="130" w:type="dxa"/>
             </w:tcMar>
             <w:shd w:fill="FFFFFF"/>
           </w:tcPr>
           <w:p>
             <w:r>
               <w:rPr>
-                <w:rFonts w:ascii="Sarabun" w:hAnsi="Sarabun"/>
+                <w:rFonts w:ascii="TH Sarabun New" w:hAnsi="TH Sarabun New"/>
+                <w:b w:val="0"/>
+                <w:i w:val="0"/>
                 <w:color w:val="1E293B"/>
-                <w:sz w:val="19"/>
+                <w:sz w:val="27"/>
+                <w:rFonts w:ascii="TH Sarabun New" w:hAnsi="TH Sarabun New" w:cs="TH Sarabun New"/>
               </w:rPr>
               <w:t>2</w:t>
             </w:r>
@@ -4788,19 +5346,22 @@
           <w:tcPr>
             <w:tcW w:type="dxa" w:w="1337"/>
             <w:tcMar>
-              <w:top w:w="120" w:type="dxa"/>
-              <w:bottom w:w="120" w:type="dxa"/>
-              <w:left w:w="150" w:type="dxa"/>
-              <w:right w:w="150" w:type="dxa"/>
+              <w:top w:w="100" w:type="dxa"/>
+              <w:bottom w:w="100" w:type="dxa"/>
+              <w:left w:w="130" w:type="dxa"/>
+              <w:right w:w="130" w:type="dxa"/>
             </w:tcMar>
             <w:shd w:fill="FFFFFF"/>
           </w:tcPr>
           <w:p>
             <w:r>
               <w:rPr>
-                <w:rFonts w:ascii="Sarabun" w:hAnsi="Sarabun"/>
+                <w:rFonts w:ascii="TH Sarabun New" w:hAnsi="TH Sarabun New"/>
+                <w:b w:val="0"/>
+                <w:i w:val="0"/>
                 <w:color w:val="1E293B"/>
-                <w:sz w:val="19"/>
+                <w:sz w:val="27"/>
+                <w:rFonts w:ascii="TH Sarabun New" w:hAnsi="TH Sarabun New" w:cs="TH Sarabun New"/>
               </w:rPr>
               <w:t>0</w:t>
             </w:r>
@@ -4810,19 +5371,22 @@
           <w:tcPr>
             <w:tcW w:type="dxa" w:w="1337"/>
             <w:tcMar>
-              <w:top w:w="120" w:type="dxa"/>
-              <w:bottom w:w="120" w:type="dxa"/>
-              <w:left w:w="150" w:type="dxa"/>
-              <w:right w:w="150" w:type="dxa"/>
+              <w:top w:w="100" w:type="dxa"/>
+              <w:bottom w:w="100" w:type="dxa"/>
+              <w:left w:w="130" w:type="dxa"/>
+              <w:right w:w="130" w:type="dxa"/>
             </w:tcMar>
             <w:shd w:fill="FFFFFF"/>
           </w:tcPr>
           <w:p>
             <w:r>
               <w:rPr>
-                <w:rFonts w:ascii="Sarabun" w:hAnsi="Sarabun"/>
+                <w:rFonts w:ascii="TH Sarabun New" w:hAnsi="TH Sarabun New"/>
+                <w:b w:val="0"/>
+                <w:i w:val="0"/>
                 <w:color w:val="1E293B"/>
-                <w:sz w:val="19"/>
+                <w:sz w:val="27"/>
+                <w:rFonts w:ascii="TH Sarabun New" w:hAnsi="TH Sarabun New" w:cs="TH Sarabun New"/>
               </w:rPr>
               <w:t>0</w:t>
             </w:r>
@@ -4832,19 +5396,22 @@
           <w:tcPr>
             <w:tcW w:type="dxa" w:w="1337"/>
             <w:tcMar>
-              <w:top w:w="120" w:type="dxa"/>
-              <w:bottom w:w="120" w:type="dxa"/>
-              <w:left w:w="150" w:type="dxa"/>
-              <w:right w:w="150" w:type="dxa"/>
+              <w:top w:w="100" w:type="dxa"/>
+              <w:bottom w:w="100" w:type="dxa"/>
+              <w:left w:w="130" w:type="dxa"/>
+              <w:right w:w="130" w:type="dxa"/>
             </w:tcMar>
             <w:shd w:fill="FFFFFF"/>
           </w:tcPr>
           <w:p>
             <w:r>
               <w:rPr>
-                <w:rFonts w:ascii="Sarabun" w:hAnsi="Sarabun"/>
+                <w:rFonts w:ascii="TH Sarabun New" w:hAnsi="TH Sarabun New"/>
+                <w:b w:val="0"/>
+                <w:i w:val="0"/>
                 <w:color w:val="1E293B"/>
-                <w:sz w:val="19"/>
+                <w:sz w:val="27"/>
+                <w:rFonts w:ascii="TH Sarabun New" w:hAnsi="TH Sarabun New" w:cs="TH Sarabun New"/>
               </w:rPr>
               <w:t>**฿1,230.00**</w:t>
             </w:r>
@@ -4856,19 +5423,22 @@
           <w:tcPr>
             <w:tcW w:type="dxa" w:w="1337"/>
             <w:tcMar>
-              <w:top w:w="120" w:type="dxa"/>
-              <w:bottom w:w="120" w:type="dxa"/>
-              <w:left w:w="150" w:type="dxa"/>
-              <w:right w:w="150" w:type="dxa"/>
+              <w:top w:w="100" w:type="dxa"/>
+              <w:bottom w:w="100" w:type="dxa"/>
+              <w:left w:w="130" w:type="dxa"/>
+              <w:right w:w="130" w:type="dxa"/>
             </w:tcMar>
             <w:shd w:fill="F8FAFC"/>
           </w:tcPr>
           <w:p>
             <w:r>
               <w:rPr>
-                <w:rFonts w:ascii="Sarabun" w:hAnsi="Sarabun"/>
+                <w:rFonts w:ascii="TH Sarabun New" w:hAnsi="TH Sarabun New"/>
+                <w:b w:val="0"/>
+                <w:i w:val="0"/>
                 <w:color w:val="1E293B"/>
-                <w:sz w:val="19"/>
+                <w:sz w:val="27"/>
+                <w:rFonts w:ascii="TH Sarabun New" w:hAnsi="TH Sarabun New" w:cs="TH Sarabun New"/>
               </w:rPr>
               <w:t>**สุดา เกียรติสกุล**</w:t>
             </w:r>
@@ -4878,19 +5448,22 @@
           <w:tcPr>
             <w:tcW w:type="dxa" w:w="1337"/>
             <w:tcMar>
-              <w:top w:w="120" w:type="dxa"/>
-              <w:bottom w:w="120" w:type="dxa"/>
-              <w:left w:w="150" w:type="dxa"/>
-              <w:right w:w="150" w:type="dxa"/>
+              <w:top w:w="100" w:type="dxa"/>
+              <w:bottom w:w="100" w:type="dxa"/>
+              <w:left w:w="130" w:type="dxa"/>
+              <w:right w:w="130" w:type="dxa"/>
             </w:tcMar>
             <w:shd w:fill="F8FAFC"/>
           </w:tcPr>
           <w:p>
             <w:r>
               <w:rPr>
-                <w:rFonts w:ascii="Sarabun" w:hAnsi="Sarabun"/>
+                <w:rFonts w:ascii="TH Sarabun New" w:hAnsi="TH Sarabun New"/>
+                <w:b w:val="0"/>
+                <w:i w:val="0"/>
                 <w:color w:val="1E293B"/>
-                <w:sz w:val="19"/>
+                <w:sz w:val="27"/>
+                <w:rFonts w:ascii="TH Sarabun New" w:hAnsi="TH Sarabun New" w:cs="TH Sarabun New"/>
               </w:rPr>
               <w:t>`suda`</w:t>
             </w:r>
@@ -4900,19 +5473,22 @@
           <w:tcPr>
             <w:tcW w:type="dxa" w:w="1337"/>
             <w:tcMar>
-              <w:top w:w="120" w:type="dxa"/>
-              <w:bottom w:w="120" w:type="dxa"/>
-              <w:left w:w="150" w:type="dxa"/>
-              <w:right w:w="150" w:type="dxa"/>
+              <w:top w:w="100" w:type="dxa"/>
+              <w:bottom w:w="100" w:type="dxa"/>
+              <w:left w:w="130" w:type="dxa"/>
+              <w:right w:w="130" w:type="dxa"/>
             </w:tcMar>
             <w:shd w:fill="F8FAFC"/>
           </w:tcPr>
           <w:p>
             <w:r>
               <w:rPr>
-                <w:rFonts w:ascii="Sarabun" w:hAnsi="Sarabun"/>
+                <w:rFonts w:ascii="TH Sarabun New" w:hAnsi="TH Sarabun New"/>
+                <w:b w:val="0"/>
+                <w:i w:val="0"/>
                 <w:color w:val="1E293B"/>
-                <w:sz w:val="19"/>
+                <w:sz w:val="27"/>
+                <w:rFonts w:ascii="TH Sarabun New" w:hAnsi="TH Sarabun New" w:cs="TH Sarabun New"/>
               </w:rPr>
               <w:t>3</w:t>
             </w:r>
@@ -4922,19 +5498,22 @@
           <w:tcPr>
             <w:tcW w:type="dxa" w:w="1337"/>
             <w:tcMar>
-              <w:top w:w="120" w:type="dxa"/>
-              <w:bottom w:w="120" w:type="dxa"/>
-              <w:left w:w="150" w:type="dxa"/>
-              <w:right w:w="150" w:type="dxa"/>
+              <w:top w:w="100" w:type="dxa"/>
+              <w:bottom w:w="100" w:type="dxa"/>
+              <w:left w:w="130" w:type="dxa"/>
+              <w:right w:w="130" w:type="dxa"/>
             </w:tcMar>
             <w:shd w:fill="F8FAFC"/>
           </w:tcPr>
           <w:p>
             <w:r>
               <w:rPr>
-                <w:rFonts w:ascii="Sarabun" w:hAnsi="Sarabun"/>
+                <w:rFonts w:ascii="TH Sarabun New" w:hAnsi="TH Sarabun New"/>
+                <w:b w:val="0"/>
+                <w:i w:val="0"/>
                 <w:color w:val="1E293B"/>
-                <w:sz w:val="19"/>
+                <w:sz w:val="27"/>
+                <w:rFonts w:ascii="TH Sarabun New" w:hAnsi="TH Sarabun New" w:cs="TH Sarabun New"/>
               </w:rPr>
               <w:t>3</w:t>
             </w:r>
@@ -4944,19 +5523,22 @@
           <w:tcPr>
             <w:tcW w:type="dxa" w:w="1337"/>
             <w:tcMar>
-              <w:top w:w="120" w:type="dxa"/>
-              <w:bottom w:w="120" w:type="dxa"/>
-              <w:left w:w="150" w:type="dxa"/>
-              <w:right w:w="150" w:type="dxa"/>
+              <w:top w:w="100" w:type="dxa"/>
+              <w:bottom w:w="100" w:type="dxa"/>
+              <w:left w:w="130" w:type="dxa"/>
+              <w:right w:w="130" w:type="dxa"/>
             </w:tcMar>
             <w:shd w:fill="F8FAFC"/>
           </w:tcPr>
           <w:p>
             <w:r>
               <w:rPr>
-                <w:rFonts w:ascii="Sarabun" w:hAnsi="Sarabun"/>
+                <w:rFonts w:ascii="TH Sarabun New" w:hAnsi="TH Sarabun New"/>
+                <w:b w:val="0"/>
+                <w:i w:val="0"/>
                 <w:color w:val="1E293B"/>
-                <w:sz w:val="19"/>
+                <w:sz w:val="27"/>
+                <w:rFonts w:ascii="TH Sarabun New" w:hAnsi="TH Sarabun New" w:cs="TH Sarabun New"/>
               </w:rPr>
               <w:t>0</w:t>
             </w:r>
@@ -4966,19 +5548,22 @@
           <w:tcPr>
             <w:tcW w:type="dxa" w:w="1337"/>
             <w:tcMar>
-              <w:top w:w="120" w:type="dxa"/>
-              <w:bottom w:w="120" w:type="dxa"/>
-              <w:left w:w="150" w:type="dxa"/>
-              <w:right w:w="150" w:type="dxa"/>
+              <w:top w:w="100" w:type="dxa"/>
+              <w:bottom w:w="100" w:type="dxa"/>
+              <w:left w:w="130" w:type="dxa"/>
+              <w:right w:w="130" w:type="dxa"/>
             </w:tcMar>
             <w:shd w:fill="F8FAFC"/>
           </w:tcPr>
           <w:p>
             <w:r>
               <w:rPr>
-                <w:rFonts w:ascii="Sarabun" w:hAnsi="Sarabun"/>
+                <w:rFonts w:ascii="TH Sarabun New" w:hAnsi="TH Sarabun New"/>
+                <w:b w:val="0"/>
+                <w:i w:val="0"/>
                 <w:color w:val="1E293B"/>
-                <w:sz w:val="19"/>
+                <w:sz w:val="27"/>
+                <w:rFonts w:ascii="TH Sarabun New" w:hAnsi="TH Sarabun New" w:cs="TH Sarabun New"/>
               </w:rPr>
               <w:t>0</w:t>
             </w:r>
@@ -4988,19 +5573,22 @@
           <w:tcPr>
             <w:tcW w:type="dxa" w:w="1337"/>
             <w:tcMar>
-              <w:top w:w="120" w:type="dxa"/>
-              <w:bottom w:w="120" w:type="dxa"/>
-              <w:left w:w="150" w:type="dxa"/>
-              <w:right w:w="150" w:type="dxa"/>
+              <w:top w:w="100" w:type="dxa"/>
+              <w:bottom w:w="100" w:type="dxa"/>
+              <w:left w:w="130" w:type="dxa"/>
+              <w:right w:w="130" w:type="dxa"/>
             </w:tcMar>
             <w:shd w:fill="F8FAFC"/>
           </w:tcPr>
           <w:p>
             <w:r>
               <w:rPr>
-                <w:rFonts w:ascii="Sarabun" w:hAnsi="Sarabun"/>
+                <w:rFonts w:ascii="TH Sarabun New" w:hAnsi="TH Sarabun New"/>
+                <w:b w:val="0"/>
+                <w:i w:val="0"/>
                 <w:color w:val="1E293B"/>
-                <w:sz w:val="19"/>
+                <w:sz w:val="27"/>
+                <w:rFonts w:ascii="TH Sarabun New" w:hAnsi="TH Sarabun New" w:cs="TH Sarabun New"/>
               </w:rPr>
               <w:t>**฿1,220.00**</w:t>
             </w:r>
@@ -5012,19 +5600,22 @@
           <w:tcPr>
             <w:tcW w:type="dxa" w:w="1337"/>
             <w:tcMar>
-              <w:top w:w="120" w:type="dxa"/>
-              <w:bottom w:w="120" w:type="dxa"/>
-              <w:left w:w="150" w:type="dxa"/>
-              <w:right w:w="150" w:type="dxa"/>
+              <w:top w:w="100" w:type="dxa"/>
+              <w:bottom w:w="100" w:type="dxa"/>
+              <w:left w:w="130" w:type="dxa"/>
+              <w:right w:w="130" w:type="dxa"/>
             </w:tcMar>
             <w:shd w:fill="FFFFFF"/>
           </w:tcPr>
           <w:p>
             <w:r>
               <w:rPr>
-                <w:rFonts w:ascii="Sarabun" w:hAnsi="Sarabun"/>
+                <w:rFonts w:ascii="TH Sarabun New" w:hAnsi="TH Sarabun New"/>
+                <w:b w:val="0"/>
+                <w:i w:val="0"/>
                 <w:color w:val="1E293B"/>
-                <w:sz w:val="19"/>
+                <w:sz w:val="27"/>
+                <w:rFonts w:ascii="TH Sarabun New" w:hAnsi="TH Sarabun New" w:cs="TH Sarabun New"/>
               </w:rPr>
               <w:t>**สมชาย ดำรงไทย**</w:t>
             </w:r>
@@ -5034,19 +5625,22 @@
           <w:tcPr>
             <w:tcW w:type="dxa" w:w="1337"/>
             <w:tcMar>
-              <w:top w:w="120" w:type="dxa"/>
-              <w:bottom w:w="120" w:type="dxa"/>
-              <w:left w:w="150" w:type="dxa"/>
-              <w:right w:w="150" w:type="dxa"/>
+              <w:top w:w="100" w:type="dxa"/>
+              <w:bottom w:w="100" w:type="dxa"/>
+              <w:left w:w="130" w:type="dxa"/>
+              <w:right w:w="130" w:type="dxa"/>
             </w:tcMar>
             <w:shd w:fill="FFFFFF"/>
           </w:tcPr>
           <w:p>
             <w:r>
               <w:rPr>
-                <w:rFonts w:ascii="Sarabun" w:hAnsi="Sarabun"/>
+                <w:rFonts w:ascii="TH Sarabun New" w:hAnsi="TH Sarabun New"/>
+                <w:b w:val="0"/>
+                <w:i w:val="0"/>
                 <w:color w:val="1E293B"/>
-                <w:sz w:val="19"/>
+                <w:sz w:val="27"/>
+                <w:rFonts w:ascii="TH Sarabun New" w:hAnsi="TH Sarabun New" w:cs="TH Sarabun New"/>
               </w:rPr>
               <w:t>`somchai`</w:t>
             </w:r>
@@ -5056,19 +5650,22 @@
           <w:tcPr>
             <w:tcW w:type="dxa" w:w="1337"/>
             <w:tcMar>
-              <w:top w:w="120" w:type="dxa"/>
-              <w:bottom w:w="120" w:type="dxa"/>
-              <w:left w:w="150" w:type="dxa"/>
-              <w:right w:w="150" w:type="dxa"/>
+              <w:top w:w="100" w:type="dxa"/>
+              <w:bottom w:w="100" w:type="dxa"/>
+              <w:left w:w="130" w:type="dxa"/>
+              <w:right w:w="130" w:type="dxa"/>
             </w:tcMar>
             <w:shd w:fill="FFFFFF"/>
           </w:tcPr>
           <w:p>
             <w:r>
               <w:rPr>
-                <w:rFonts w:ascii="Sarabun" w:hAnsi="Sarabun"/>
+                <w:rFonts w:ascii="TH Sarabun New" w:hAnsi="TH Sarabun New"/>
+                <w:b w:val="0"/>
+                <w:i w:val="0"/>
                 <w:color w:val="1E293B"/>
-                <w:sz w:val="19"/>
+                <w:sz w:val="27"/>
+                <w:rFonts w:ascii="TH Sarabun New" w:hAnsi="TH Sarabun New" w:cs="TH Sarabun New"/>
               </w:rPr>
               <w:t>3</w:t>
             </w:r>
@@ -5078,19 +5675,22 @@
           <w:tcPr>
             <w:tcW w:type="dxa" w:w="1337"/>
             <w:tcMar>
-              <w:top w:w="120" w:type="dxa"/>
-              <w:bottom w:w="120" w:type="dxa"/>
-              <w:left w:w="150" w:type="dxa"/>
-              <w:right w:w="150" w:type="dxa"/>
+              <w:top w:w="100" w:type="dxa"/>
+              <w:bottom w:w="100" w:type="dxa"/>
+              <w:left w:w="130" w:type="dxa"/>
+              <w:right w:w="130" w:type="dxa"/>
             </w:tcMar>
             <w:shd w:fill="FFFFFF"/>
           </w:tcPr>
           <w:p>
             <w:r>
               <w:rPr>
-                <w:rFonts w:ascii="Sarabun" w:hAnsi="Sarabun"/>
+                <w:rFonts w:ascii="TH Sarabun New" w:hAnsi="TH Sarabun New"/>
+                <w:b w:val="0"/>
+                <w:i w:val="0"/>
                 <w:color w:val="1E293B"/>
-                <w:sz w:val="19"/>
+                <w:sz w:val="27"/>
+                <w:rFonts w:ascii="TH Sarabun New" w:hAnsi="TH Sarabun New" w:cs="TH Sarabun New"/>
               </w:rPr>
               <w:t>3</w:t>
             </w:r>
@@ -5100,19 +5700,22 @@
           <w:tcPr>
             <w:tcW w:type="dxa" w:w="1337"/>
             <w:tcMar>
-              <w:top w:w="120" w:type="dxa"/>
-              <w:bottom w:w="120" w:type="dxa"/>
-              <w:left w:w="150" w:type="dxa"/>
-              <w:right w:w="150" w:type="dxa"/>
+              <w:top w:w="100" w:type="dxa"/>
+              <w:bottom w:w="100" w:type="dxa"/>
+              <w:left w:w="130" w:type="dxa"/>
+              <w:right w:w="130" w:type="dxa"/>
             </w:tcMar>
             <w:shd w:fill="FFFFFF"/>
           </w:tcPr>
           <w:p>
             <w:r>
               <w:rPr>
-                <w:rFonts w:ascii="Sarabun" w:hAnsi="Sarabun"/>
+                <w:rFonts w:ascii="TH Sarabun New" w:hAnsi="TH Sarabun New"/>
+                <w:b w:val="0"/>
+                <w:i w:val="0"/>
                 <w:color w:val="1E293B"/>
-                <w:sz w:val="19"/>
+                <w:sz w:val="27"/>
+                <w:rFonts w:ascii="TH Sarabun New" w:hAnsi="TH Sarabun New" w:cs="TH Sarabun New"/>
               </w:rPr>
               <w:t>0</w:t>
             </w:r>
@@ -5122,19 +5725,22 @@
           <w:tcPr>
             <w:tcW w:type="dxa" w:w="1337"/>
             <w:tcMar>
-              <w:top w:w="120" w:type="dxa"/>
-              <w:bottom w:w="120" w:type="dxa"/>
-              <w:left w:w="150" w:type="dxa"/>
-              <w:right w:w="150" w:type="dxa"/>
+              <w:top w:w="100" w:type="dxa"/>
+              <w:bottom w:w="100" w:type="dxa"/>
+              <w:left w:w="130" w:type="dxa"/>
+              <w:right w:w="130" w:type="dxa"/>
             </w:tcMar>
             <w:shd w:fill="FFFFFF"/>
           </w:tcPr>
           <w:p>
             <w:r>
               <w:rPr>
-                <w:rFonts w:ascii="Sarabun" w:hAnsi="Sarabun"/>
+                <w:rFonts w:ascii="TH Sarabun New" w:hAnsi="TH Sarabun New"/>
+                <w:b w:val="0"/>
+                <w:i w:val="0"/>
                 <w:color w:val="1E293B"/>
-                <w:sz w:val="19"/>
+                <w:sz w:val="27"/>
+                <w:rFonts w:ascii="TH Sarabun New" w:hAnsi="TH Sarabun New" w:cs="TH Sarabun New"/>
               </w:rPr>
               <w:t>0</w:t>
             </w:r>
@@ -5144,19 +5750,22 @@
           <w:tcPr>
             <w:tcW w:type="dxa" w:w="1337"/>
             <w:tcMar>
-              <w:top w:w="120" w:type="dxa"/>
-              <w:bottom w:w="120" w:type="dxa"/>
-              <w:left w:w="150" w:type="dxa"/>
-              <w:right w:w="150" w:type="dxa"/>
+              <w:top w:w="100" w:type="dxa"/>
+              <w:bottom w:w="100" w:type="dxa"/>
+              <w:left w:w="130" w:type="dxa"/>
+              <w:right w:w="130" w:type="dxa"/>
             </w:tcMar>
             <w:shd w:fill="FFFFFF"/>
           </w:tcPr>
           <w:p>
             <w:r>
               <w:rPr>
-                <w:rFonts w:ascii="Sarabun" w:hAnsi="Sarabun"/>
+                <w:rFonts w:ascii="TH Sarabun New" w:hAnsi="TH Sarabun New"/>
+                <w:b w:val="0"/>
+                <w:i w:val="0"/>
                 <w:color w:val="1E293B"/>
-                <w:sz w:val="19"/>
+                <w:sz w:val="27"/>
+                <w:rFonts w:ascii="TH Sarabun New" w:hAnsi="TH Sarabun New" w:cs="TH Sarabun New"/>
               </w:rPr>
               <w:t>**฿1,240.00**</w:t>
             </w:r>
@@ -5168,19 +5777,22 @@
           <w:tcPr>
             <w:tcW w:type="dxa" w:w="1337"/>
             <w:tcMar>
-              <w:top w:w="120" w:type="dxa"/>
-              <w:bottom w:w="120" w:type="dxa"/>
-              <w:left w:w="150" w:type="dxa"/>
-              <w:right w:w="150" w:type="dxa"/>
+              <w:top w:w="100" w:type="dxa"/>
+              <w:bottom w:w="100" w:type="dxa"/>
+              <w:left w:w="130" w:type="dxa"/>
+              <w:right w:w="130" w:type="dxa"/>
             </w:tcMar>
             <w:shd w:fill="F8FAFC"/>
           </w:tcPr>
           <w:p>
             <w:r>
               <w:rPr>
-                <w:rFonts w:ascii="Sarabun" w:hAnsi="Sarabun"/>
+                <w:rFonts w:ascii="TH Sarabun New" w:hAnsi="TH Sarabun New"/>
+                <w:b w:val="0"/>
+                <w:i w:val="0"/>
                 <w:color w:val="1E293B"/>
-                <w:sz w:val="19"/>
+                <w:sz w:val="27"/>
+                <w:rFonts w:ascii="TH Sarabun New" w:hAnsi="TH Sarabun New" w:cs="TH Sarabun New"/>
               </w:rPr>
               <w:t>**กัญญา วารินทร์**</w:t>
             </w:r>
@@ -5190,19 +5802,22 @@
           <w:tcPr>
             <w:tcW w:type="dxa" w:w="1337"/>
             <w:tcMar>
-              <w:top w:w="120" w:type="dxa"/>
-              <w:bottom w:w="120" w:type="dxa"/>
-              <w:left w:w="150" w:type="dxa"/>
-              <w:right w:w="150" w:type="dxa"/>
+              <w:top w:w="100" w:type="dxa"/>
+              <w:bottom w:w="100" w:type="dxa"/>
+              <w:left w:w="130" w:type="dxa"/>
+              <w:right w:w="130" w:type="dxa"/>
             </w:tcMar>
             <w:shd w:fill="F8FAFC"/>
           </w:tcPr>
           <w:p>
             <w:r>
               <w:rPr>
-                <w:rFonts w:ascii="Sarabun" w:hAnsi="Sarabun"/>
+                <w:rFonts w:ascii="TH Sarabun New" w:hAnsi="TH Sarabun New"/>
+                <w:b w:val="0"/>
+                <w:i w:val="0"/>
                 <w:color w:val="1E293B"/>
-                <w:sz w:val="19"/>
+                <w:sz w:val="27"/>
+                <w:rFonts w:ascii="TH Sarabun New" w:hAnsi="TH Sarabun New" w:cs="TH Sarabun New"/>
               </w:rPr>
               <w:t>`kanya`</w:t>
             </w:r>
@@ -5212,19 +5827,22 @@
           <w:tcPr>
             <w:tcW w:type="dxa" w:w="1337"/>
             <w:tcMar>
-              <w:top w:w="120" w:type="dxa"/>
-              <w:bottom w:w="120" w:type="dxa"/>
-              <w:left w:w="150" w:type="dxa"/>
-              <w:right w:w="150" w:type="dxa"/>
+              <w:top w:w="100" w:type="dxa"/>
+              <w:bottom w:w="100" w:type="dxa"/>
+              <w:left w:w="130" w:type="dxa"/>
+              <w:right w:w="130" w:type="dxa"/>
             </w:tcMar>
             <w:shd w:fill="F8FAFC"/>
           </w:tcPr>
           <w:p>
             <w:r>
               <w:rPr>
-                <w:rFonts w:ascii="Sarabun" w:hAnsi="Sarabun"/>
+                <w:rFonts w:ascii="TH Sarabun New" w:hAnsi="TH Sarabun New"/>
+                <w:b w:val="0"/>
+                <w:i w:val="0"/>
                 <w:color w:val="1E293B"/>
-                <w:sz w:val="19"/>
+                <w:sz w:val="27"/>
+                <w:rFonts w:ascii="TH Sarabun New" w:hAnsi="TH Sarabun New" w:cs="TH Sarabun New"/>
               </w:rPr>
               <w:t>3</w:t>
             </w:r>
@@ -5234,19 +5852,22 @@
           <w:tcPr>
             <w:tcW w:type="dxa" w:w="1337"/>
             <w:tcMar>
-              <w:top w:w="120" w:type="dxa"/>
-              <w:bottom w:w="120" w:type="dxa"/>
-              <w:left w:w="150" w:type="dxa"/>
-              <w:right w:w="150" w:type="dxa"/>
+              <w:top w:w="100" w:type="dxa"/>
+              <w:bottom w:w="100" w:type="dxa"/>
+              <w:left w:w="130" w:type="dxa"/>
+              <w:right w:w="130" w:type="dxa"/>
             </w:tcMar>
             <w:shd w:fill="F8FAFC"/>
           </w:tcPr>
           <w:p>
             <w:r>
               <w:rPr>
-                <w:rFonts w:ascii="Sarabun" w:hAnsi="Sarabun"/>
+                <w:rFonts w:ascii="TH Sarabun New" w:hAnsi="TH Sarabun New"/>
+                <w:b w:val="0"/>
+                <w:i w:val="0"/>
                 <w:color w:val="1E293B"/>
-                <w:sz w:val="19"/>
+                <w:sz w:val="27"/>
+                <w:rFonts w:ascii="TH Sarabun New" w:hAnsi="TH Sarabun New" w:cs="TH Sarabun New"/>
               </w:rPr>
               <w:t>3</w:t>
             </w:r>
@@ -5256,19 +5877,22 @@
           <w:tcPr>
             <w:tcW w:type="dxa" w:w="1337"/>
             <w:tcMar>
-              <w:top w:w="120" w:type="dxa"/>
-              <w:bottom w:w="120" w:type="dxa"/>
-              <w:left w:w="150" w:type="dxa"/>
-              <w:right w:w="150" w:type="dxa"/>
+              <w:top w:w="100" w:type="dxa"/>
+              <w:bottom w:w="100" w:type="dxa"/>
+              <w:left w:w="130" w:type="dxa"/>
+              <w:right w:w="130" w:type="dxa"/>
             </w:tcMar>
             <w:shd w:fill="F8FAFC"/>
           </w:tcPr>
           <w:p>
             <w:r>
               <w:rPr>
-                <w:rFonts w:ascii="Sarabun" w:hAnsi="Sarabun"/>
+                <w:rFonts w:ascii="TH Sarabun New" w:hAnsi="TH Sarabun New"/>
+                <w:b w:val="0"/>
+                <w:i w:val="0"/>
                 <w:color w:val="1E293B"/>
-                <w:sz w:val="19"/>
+                <w:sz w:val="27"/>
+                <w:rFonts w:ascii="TH Sarabun New" w:hAnsi="TH Sarabun New" w:cs="TH Sarabun New"/>
               </w:rPr>
               <w:t>0</w:t>
             </w:r>
@@ -5278,19 +5902,22 @@
           <w:tcPr>
             <w:tcW w:type="dxa" w:w="1337"/>
             <w:tcMar>
-              <w:top w:w="120" w:type="dxa"/>
-              <w:bottom w:w="120" w:type="dxa"/>
-              <w:left w:w="150" w:type="dxa"/>
-              <w:right w:w="150" w:type="dxa"/>
+              <w:top w:w="100" w:type="dxa"/>
+              <w:bottom w:w="100" w:type="dxa"/>
+              <w:left w:w="130" w:type="dxa"/>
+              <w:right w:w="130" w:type="dxa"/>
             </w:tcMar>
             <w:shd w:fill="F8FAFC"/>
           </w:tcPr>
           <w:p>
             <w:r>
               <w:rPr>
-                <w:rFonts w:ascii="Sarabun" w:hAnsi="Sarabun"/>
+                <w:rFonts w:ascii="TH Sarabun New" w:hAnsi="TH Sarabun New"/>
+                <w:b w:val="0"/>
+                <w:i w:val="0"/>
                 <w:color w:val="1E293B"/>
-                <w:sz w:val="19"/>
+                <w:sz w:val="27"/>
+                <w:rFonts w:ascii="TH Sarabun New" w:hAnsi="TH Sarabun New" w:cs="TH Sarabun New"/>
               </w:rPr>
               <w:t>0</w:t>
             </w:r>
@@ -5300,19 +5927,22 @@
           <w:tcPr>
             <w:tcW w:type="dxa" w:w="1337"/>
             <w:tcMar>
-              <w:top w:w="120" w:type="dxa"/>
-              <w:bottom w:w="120" w:type="dxa"/>
-              <w:left w:w="150" w:type="dxa"/>
-              <w:right w:w="150" w:type="dxa"/>
+              <w:top w:w="100" w:type="dxa"/>
+              <w:bottom w:w="100" w:type="dxa"/>
+              <w:left w:w="130" w:type="dxa"/>
+              <w:right w:w="130" w:type="dxa"/>
             </w:tcMar>
             <w:shd w:fill="F8FAFC"/>
           </w:tcPr>
           <w:p>
             <w:r>
               <w:rPr>
-                <w:rFonts w:ascii="Sarabun" w:hAnsi="Sarabun"/>
+                <w:rFonts w:ascii="TH Sarabun New" w:hAnsi="TH Sarabun New"/>
+                <w:b w:val="0"/>
+                <w:i w:val="0"/>
                 <w:color w:val="1E293B"/>
-                <w:sz w:val="19"/>
+                <w:sz w:val="27"/>
+                <w:rFonts w:ascii="TH Sarabun New" w:hAnsi="TH Sarabun New" w:cs="TH Sarabun New"/>
               </w:rPr>
               <w:t>**฿1,080.00**</w:t>
             </w:r>
@@ -5324,19 +5954,22 @@
           <w:tcPr>
             <w:tcW w:type="dxa" w:w="1337"/>
             <w:tcMar>
-              <w:top w:w="120" w:type="dxa"/>
-              <w:bottom w:w="120" w:type="dxa"/>
-              <w:left w:w="150" w:type="dxa"/>
-              <w:right w:w="150" w:type="dxa"/>
+              <w:top w:w="100" w:type="dxa"/>
+              <w:bottom w:w="100" w:type="dxa"/>
+              <w:left w:w="130" w:type="dxa"/>
+              <w:right w:w="130" w:type="dxa"/>
             </w:tcMar>
             <w:shd w:fill="FFFFFF"/>
           </w:tcPr>
           <w:p>
             <w:r>
               <w:rPr>
-                <w:rFonts w:ascii="Sarabun" w:hAnsi="Sarabun"/>
+                <w:rFonts w:ascii="TH Sarabun New" w:hAnsi="TH Sarabun New"/>
+                <w:b w:val="0"/>
+                <w:i w:val="0"/>
                 <w:color w:val="1E293B"/>
-                <w:sz w:val="19"/>
+                <w:sz w:val="27"/>
+                <w:rFonts w:ascii="TH Sarabun New" w:hAnsi="TH Sarabun New" w:cs="TH Sarabun New"/>
               </w:rPr>
               <w:t>**วิชัย บุญมา**</w:t>
             </w:r>
@@ -5346,19 +5979,22 @@
           <w:tcPr>
             <w:tcW w:type="dxa" w:w="1337"/>
             <w:tcMar>
-              <w:top w:w="120" w:type="dxa"/>
-              <w:bottom w:w="120" w:type="dxa"/>
-              <w:left w:w="150" w:type="dxa"/>
-              <w:right w:w="150" w:type="dxa"/>
+              <w:top w:w="100" w:type="dxa"/>
+              <w:bottom w:w="100" w:type="dxa"/>
+              <w:left w:w="130" w:type="dxa"/>
+              <w:right w:w="130" w:type="dxa"/>
             </w:tcMar>
             <w:shd w:fill="FFFFFF"/>
           </w:tcPr>
           <w:p>
             <w:r>
               <w:rPr>
-                <w:rFonts w:ascii="Sarabun" w:hAnsi="Sarabun"/>
+                <w:rFonts w:ascii="TH Sarabun New" w:hAnsi="TH Sarabun New"/>
+                <w:b w:val="0"/>
+                <w:i w:val="0"/>
                 <w:color w:val="1E293B"/>
-                <w:sz w:val="19"/>
+                <w:sz w:val="27"/>
+                <w:rFonts w:ascii="TH Sarabun New" w:hAnsi="TH Sarabun New" w:cs="TH Sarabun New"/>
               </w:rPr>
               <w:t>`wichai`</w:t>
             </w:r>
@@ -5368,19 +6004,22 @@
           <w:tcPr>
             <w:tcW w:type="dxa" w:w="1337"/>
             <w:tcMar>
-              <w:top w:w="120" w:type="dxa"/>
-              <w:bottom w:w="120" w:type="dxa"/>
-              <w:left w:w="150" w:type="dxa"/>
-              <w:right w:w="150" w:type="dxa"/>
+              <w:top w:w="100" w:type="dxa"/>
+              <w:bottom w:w="100" w:type="dxa"/>
+              <w:left w:w="130" w:type="dxa"/>
+              <w:right w:w="130" w:type="dxa"/>
             </w:tcMar>
             <w:shd w:fill="FFFFFF"/>
           </w:tcPr>
           <w:p>
             <w:r>
               <w:rPr>
-                <w:rFonts w:ascii="Sarabun" w:hAnsi="Sarabun"/>
+                <w:rFonts w:ascii="TH Sarabun New" w:hAnsi="TH Sarabun New"/>
+                <w:b w:val="0"/>
+                <w:i w:val="0"/>
                 <w:color w:val="1E293B"/>
-                <w:sz w:val="19"/>
+                <w:sz w:val="27"/>
+                <w:rFonts w:ascii="TH Sarabun New" w:hAnsi="TH Sarabun New" w:cs="TH Sarabun New"/>
               </w:rPr>
               <w:t>3</w:t>
             </w:r>
@@ -5390,19 +6029,22 @@
           <w:tcPr>
             <w:tcW w:type="dxa" w:w="1337"/>
             <w:tcMar>
-              <w:top w:w="120" w:type="dxa"/>
-              <w:bottom w:w="120" w:type="dxa"/>
-              <w:left w:w="150" w:type="dxa"/>
-              <w:right w:w="150" w:type="dxa"/>
+              <w:top w:w="100" w:type="dxa"/>
+              <w:bottom w:w="100" w:type="dxa"/>
+              <w:left w:w="130" w:type="dxa"/>
+              <w:right w:w="130" w:type="dxa"/>
             </w:tcMar>
             <w:shd w:fill="FFFFFF"/>
           </w:tcPr>
           <w:p>
             <w:r>
               <w:rPr>
-                <w:rFonts w:ascii="Sarabun" w:hAnsi="Sarabun"/>
+                <w:rFonts w:ascii="TH Sarabun New" w:hAnsi="TH Sarabun New"/>
+                <w:b w:val="0"/>
+                <w:i w:val="0"/>
                 <w:color w:val="1E293B"/>
-                <w:sz w:val="19"/>
+                <w:sz w:val="27"/>
+                <w:rFonts w:ascii="TH Sarabun New" w:hAnsi="TH Sarabun New" w:cs="TH Sarabun New"/>
               </w:rPr>
               <w:t>2</w:t>
             </w:r>
@@ -5412,19 +6054,22 @@
           <w:tcPr>
             <w:tcW w:type="dxa" w:w="1337"/>
             <w:tcMar>
-              <w:top w:w="120" w:type="dxa"/>
-              <w:bottom w:w="120" w:type="dxa"/>
-              <w:left w:w="150" w:type="dxa"/>
-              <w:right w:w="150" w:type="dxa"/>
+              <w:top w:w="100" w:type="dxa"/>
+              <w:bottom w:w="100" w:type="dxa"/>
+              <w:left w:w="130" w:type="dxa"/>
+              <w:right w:w="130" w:type="dxa"/>
             </w:tcMar>
             <w:shd w:fill="FFFFFF"/>
           </w:tcPr>
           <w:p>
             <w:r>
               <w:rPr>
-                <w:rFonts w:ascii="Sarabun" w:hAnsi="Sarabun"/>
+                <w:rFonts w:ascii="TH Sarabun New" w:hAnsi="TH Sarabun New"/>
+                <w:b w:val="0"/>
+                <w:i w:val="0"/>
                 <w:color w:val="1E293B"/>
-                <w:sz w:val="19"/>
+                <w:sz w:val="27"/>
+                <w:rFonts w:ascii="TH Sarabun New" w:hAnsi="TH Sarabun New" w:cs="TH Sarabun New"/>
               </w:rPr>
               <w:t>1</w:t>
             </w:r>
@@ -5434,19 +6079,22 @@
           <w:tcPr>
             <w:tcW w:type="dxa" w:w="1337"/>
             <w:tcMar>
-              <w:top w:w="120" w:type="dxa"/>
-              <w:bottom w:w="120" w:type="dxa"/>
-              <w:left w:w="150" w:type="dxa"/>
-              <w:right w:w="150" w:type="dxa"/>
+              <w:top w:w="100" w:type="dxa"/>
+              <w:bottom w:w="100" w:type="dxa"/>
+              <w:left w:w="130" w:type="dxa"/>
+              <w:right w:w="130" w:type="dxa"/>
             </w:tcMar>
             <w:shd w:fill="FFFFFF"/>
           </w:tcPr>
           <w:p>
             <w:r>
               <w:rPr>
-                <w:rFonts w:ascii="Sarabun" w:hAnsi="Sarabun"/>
+                <w:rFonts w:ascii="TH Sarabun New" w:hAnsi="TH Sarabun New"/>
+                <w:b w:val="0"/>
+                <w:i w:val="0"/>
                 <w:color w:val="1E293B"/>
-                <w:sz w:val="19"/>
+                <w:sz w:val="27"/>
+                <w:rFonts w:ascii="TH Sarabun New" w:hAnsi="TH Sarabun New" w:cs="TH Sarabun New"/>
               </w:rPr>
               <w:t>0</w:t>
             </w:r>
@@ -5456,19 +6104,22 @@
           <w:tcPr>
             <w:tcW w:type="dxa" w:w="1337"/>
             <w:tcMar>
-              <w:top w:w="120" w:type="dxa"/>
-              <w:bottom w:w="120" w:type="dxa"/>
-              <w:left w:w="150" w:type="dxa"/>
-              <w:right w:w="150" w:type="dxa"/>
+              <w:top w:w="100" w:type="dxa"/>
+              <w:bottom w:w="100" w:type="dxa"/>
+              <w:left w:w="130" w:type="dxa"/>
+              <w:right w:w="130" w:type="dxa"/>
             </w:tcMar>
             <w:shd w:fill="FFFFFF"/>
           </w:tcPr>
           <w:p>
             <w:r>
               <w:rPr>
-                <w:rFonts w:ascii="Sarabun" w:hAnsi="Sarabun"/>
+                <w:rFonts w:ascii="TH Sarabun New" w:hAnsi="TH Sarabun New"/>
+                <w:b w:val="0"/>
+                <w:i w:val="0"/>
                 <w:color w:val="1E293B"/>
-                <w:sz w:val="19"/>
+                <w:sz w:val="27"/>
+                <w:rFonts w:ascii="TH Sarabun New" w:hAnsi="TH Sarabun New" w:cs="TH Sarabun New"/>
               </w:rPr>
               <w:t>**฿740.00**</w:t>
             </w:r>
@@ -5480,19 +6131,22 @@
           <w:tcPr>
             <w:tcW w:type="dxa" w:w="1337"/>
             <w:tcMar>
-              <w:top w:w="120" w:type="dxa"/>
-              <w:bottom w:w="120" w:type="dxa"/>
-              <w:left w:w="150" w:type="dxa"/>
-              <w:right w:w="150" w:type="dxa"/>
+              <w:top w:w="100" w:type="dxa"/>
+              <w:bottom w:w="100" w:type="dxa"/>
+              <w:left w:w="130" w:type="dxa"/>
+              <w:right w:w="130" w:type="dxa"/>
             </w:tcMar>
             <w:shd w:fill="F8FAFC"/>
           </w:tcPr>
           <w:p>
             <w:r>
               <w:rPr>
-                <w:rFonts w:ascii="Sarabun" w:hAnsi="Sarabun"/>
+                <w:rFonts w:ascii="TH Sarabun New" w:hAnsi="TH Sarabun New"/>
+                <w:b w:val="0"/>
+                <w:i w:val="0"/>
                 <w:color w:val="1E293B"/>
-                <w:sz w:val="19"/>
+                <w:sz w:val="27"/>
+                <w:rFonts w:ascii="TH Sarabun New" w:hAnsi="TH Sarabun New" w:cs="TH Sarabun New"/>
               </w:rPr>
               <w:t>**อานนท์ มั่นคง**</w:t>
             </w:r>
@@ -5502,19 +6156,22 @@
           <w:tcPr>
             <w:tcW w:type="dxa" w:w="1337"/>
             <w:tcMar>
-              <w:top w:w="120" w:type="dxa"/>
-              <w:bottom w:w="120" w:type="dxa"/>
-              <w:left w:w="150" w:type="dxa"/>
-              <w:right w:w="150" w:type="dxa"/>
+              <w:top w:w="100" w:type="dxa"/>
+              <w:bottom w:w="100" w:type="dxa"/>
+              <w:left w:w="130" w:type="dxa"/>
+              <w:right w:w="130" w:type="dxa"/>
             </w:tcMar>
             <w:shd w:fill="F8FAFC"/>
           </w:tcPr>
           <w:p>
             <w:r>
               <w:rPr>
-                <w:rFonts w:ascii="Sarabun" w:hAnsi="Sarabun"/>
+                <w:rFonts w:ascii="TH Sarabun New" w:hAnsi="TH Sarabun New"/>
+                <w:b w:val="0"/>
+                <w:i w:val="0"/>
                 <w:color w:val="1E293B"/>
-                <w:sz w:val="19"/>
+                <w:sz w:val="27"/>
+                <w:rFonts w:ascii="TH Sarabun New" w:hAnsi="TH Sarabun New" w:cs="TH Sarabun New"/>
               </w:rPr>
               <w:t>`anon`</w:t>
             </w:r>
@@ -5524,19 +6181,22 @@
           <w:tcPr>
             <w:tcW w:type="dxa" w:w="1337"/>
             <w:tcMar>
-              <w:top w:w="120" w:type="dxa"/>
-              <w:bottom w:w="120" w:type="dxa"/>
-              <w:left w:w="150" w:type="dxa"/>
-              <w:right w:w="150" w:type="dxa"/>
+              <w:top w:w="100" w:type="dxa"/>
+              <w:bottom w:w="100" w:type="dxa"/>
+              <w:left w:w="130" w:type="dxa"/>
+              <w:right w:w="130" w:type="dxa"/>
             </w:tcMar>
             <w:shd w:fill="F8FAFC"/>
           </w:tcPr>
           <w:p>
             <w:r>
               <w:rPr>
-                <w:rFonts w:ascii="Sarabun" w:hAnsi="Sarabun"/>
+                <w:rFonts w:ascii="TH Sarabun New" w:hAnsi="TH Sarabun New"/>
+                <w:b w:val="0"/>
+                <w:i w:val="0"/>
                 <w:color w:val="1E293B"/>
-                <w:sz w:val="19"/>
+                <w:sz w:val="27"/>
+                <w:rFonts w:ascii="TH Sarabun New" w:hAnsi="TH Sarabun New" w:cs="TH Sarabun New"/>
               </w:rPr>
               <w:t>2</w:t>
             </w:r>
@@ -5546,19 +6206,22 @@
           <w:tcPr>
             <w:tcW w:type="dxa" w:w="1337"/>
             <w:tcMar>
-              <w:top w:w="120" w:type="dxa"/>
-              <w:bottom w:w="120" w:type="dxa"/>
-              <w:left w:w="150" w:type="dxa"/>
-              <w:right w:w="150" w:type="dxa"/>
+              <w:top w:w="100" w:type="dxa"/>
+              <w:bottom w:w="100" w:type="dxa"/>
+              <w:left w:w="130" w:type="dxa"/>
+              <w:right w:w="130" w:type="dxa"/>
             </w:tcMar>
             <w:shd w:fill="F8FAFC"/>
           </w:tcPr>
           <w:p>
             <w:r>
               <w:rPr>
-                <w:rFonts w:ascii="Sarabun" w:hAnsi="Sarabun"/>
+                <w:rFonts w:ascii="TH Sarabun New" w:hAnsi="TH Sarabun New"/>
+                <w:b w:val="0"/>
+                <w:i w:val="0"/>
                 <w:color w:val="1E293B"/>
-                <w:sz w:val="19"/>
+                <w:sz w:val="27"/>
+                <w:rFonts w:ascii="TH Sarabun New" w:hAnsi="TH Sarabun New" w:cs="TH Sarabun New"/>
               </w:rPr>
               <w:t>2</w:t>
             </w:r>
@@ -5568,19 +6231,22 @@
           <w:tcPr>
             <w:tcW w:type="dxa" w:w="1337"/>
             <w:tcMar>
-              <w:top w:w="120" w:type="dxa"/>
-              <w:bottom w:w="120" w:type="dxa"/>
-              <w:left w:w="150" w:type="dxa"/>
-              <w:right w:w="150" w:type="dxa"/>
+              <w:top w:w="100" w:type="dxa"/>
+              <w:bottom w:w="100" w:type="dxa"/>
+              <w:left w:w="130" w:type="dxa"/>
+              <w:right w:w="130" w:type="dxa"/>
             </w:tcMar>
             <w:shd w:fill="F8FAFC"/>
           </w:tcPr>
           <w:p>
             <w:r>
               <w:rPr>
-                <w:rFonts w:ascii="Sarabun" w:hAnsi="Sarabun"/>
+                <w:rFonts w:ascii="TH Sarabun New" w:hAnsi="TH Sarabun New"/>
+                <w:b w:val="0"/>
+                <w:i w:val="0"/>
                 <w:color w:val="1E293B"/>
-                <w:sz w:val="19"/>
+                <w:sz w:val="27"/>
+                <w:rFonts w:ascii="TH Sarabun New" w:hAnsi="TH Sarabun New" w:cs="TH Sarabun New"/>
               </w:rPr>
               <w:t>0</w:t>
             </w:r>
@@ -5590,19 +6256,22 @@
           <w:tcPr>
             <w:tcW w:type="dxa" w:w="1337"/>
             <w:tcMar>
-              <w:top w:w="120" w:type="dxa"/>
-              <w:bottom w:w="120" w:type="dxa"/>
-              <w:left w:w="150" w:type="dxa"/>
-              <w:right w:w="150" w:type="dxa"/>
+              <w:top w:w="100" w:type="dxa"/>
+              <w:bottom w:w="100" w:type="dxa"/>
+              <w:left w:w="130" w:type="dxa"/>
+              <w:right w:w="130" w:type="dxa"/>
             </w:tcMar>
             <w:shd w:fill="F8FAFC"/>
           </w:tcPr>
           <w:p>
             <w:r>
               <w:rPr>
-                <w:rFonts w:ascii="Sarabun" w:hAnsi="Sarabun"/>
+                <w:rFonts w:ascii="TH Sarabun New" w:hAnsi="TH Sarabun New"/>
+                <w:b w:val="0"/>
+                <w:i w:val="0"/>
                 <w:color w:val="1E293B"/>
-                <w:sz w:val="19"/>
+                <w:sz w:val="27"/>
+                <w:rFonts w:ascii="TH Sarabun New" w:hAnsi="TH Sarabun New" w:cs="TH Sarabun New"/>
               </w:rPr>
               <w:t>0</w:t>
             </w:r>
@@ -5612,19 +6281,22 @@
           <w:tcPr>
             <w:tcW w:type="dxa" w:w="1337"/>
             <w:tcMar>
-              <w:top w:w="120" w:type="dxa"/>
-              <w:bottom w:w="120" w:type="dxa"/>
-              <w:left w:w="150" w:type="dxa"/>
-              <w:right w:w="150" w:type="dxa"/>
+              <w:top w:w="100" w:type="dxa"/>
+              <w:bottom w:w="100" w:type="dxa"/>
+              <w:left w:w="130" w:type="dxa"/>
+              <w:right w:w="130" w:type="dxa"/>
             </w:tcMar>
             <w:shd w:fill="F8FAFC"/>
           </w:tcPr>
           <w:p>
             <w:r>
               <w:rPr>
-                <w:rFonts w:ascii="Sarabun" w:hAnsi="Sarabun"/>
+                <w:rFonts w:ascii="TH Sarabun New" w:hAnsi="TH Sarabun New"/>
+                <w:b w:val="0"/>
+                <w:i w:val="0"/>
                 <w:color w:val="1E293B"/>
-                <w:sz w:val="19"/>
+                <w:sz w:val="27"/>
+                <w:rFonts w:ascii="TH Sarabun New" w:hAnsi="TH Sarabun New" w:cs="TH Sarabun New"/>
               </w:rPr>
               <w:t>**฿760.00**</w:t>
             </w:r>
@@ -5636,19 +6308,22 @@
           <w:tcPr>
             <w:tcW w:type="dxa" w:w="1337"/>
             <w:tcMar>
-              <w:top w:w="120" w:type="dxa"/>
-              <w:bottom w:w="120" w:type="dxa"/>
-              <w:left w:w="150" w:type="dxa"/>
-              <w:right w:w="150" w:type="dxa"/>
+              <w:top w:w="100" w:type="dxa"/>
+              <w:bottom w:w="100" w:type="dxa"/>
+              <w:left w:w="130" w:type="dxa"/>
+              <w:right w:w="130" w:type="dxa"/>
             </w:tcMar>
             <w:shd w:fill="FFFFFF"/>
           </w:tcPr>
           <w:p>
             <w:r>
               <w:rPr>
-                <w:rFonts w:ascii="Sarabun" w:hAnsi="Sarabun"/>
+                <w:rFonts w:ascii="TH Sarabun New" w:hAnsi="TH Sarabun New"/>
+                <w:b w:val="0"/>
+                <w:i w:val="0"/>
                 <w:color w:val="1E293B"/>
-                <w:sz w:val="19"/>
+                <w:sz w:val="27"/>
+                <w:rFonts w:ascii="TH Sarabun New" w:hAnsi="TH Sarabun New" w:cs="TH Sarabun New"/>
               </w:rPr>
               <w:t>**พิมพา ชูใจ**</w:t>
             </w:r>
@@ -5658,19 +6333,22 @@
           <w:tcPr>
             <w:tcW w:type="dxa" w:w="1337"/>
             <w:tcMar>
-              <w:top w:w="120" w:type="dxa"/>
-              <w:bottom w:w="120" w:type="dxa"/>
-              <w:left w:w="150" w:type="dxa"/>
-              <w:right w:w="150" w:type="dxa"/>
+              <w:top w:w="100" w:type="dxa"/>
+              <w:bottom w:w="100" w:type="dxa"/>
+              <w:left w:w="130" w:type="dxa"/>
+              <w:right w:w="130" w:type="dxa"/>
             </w:tcMar>
             <w:shd w:fill="FFFFFF"/>
           </w:tcPr>
           <w:p>
             <w:r>
               <w:rPr>
-                <w:rFonts w:ascii="Sarabun" w:hAnsi="Sarabun"/>
+                <w:rFonts w:ascii="TH Sarabun New" w:hAnsi="TH Sarabun New"/>
+                <w:b w:val="0"/>
+                <w:i w:val="0"/>
                 <w:color w:val="1E293B"/>
-                <w:sz w:val="19"/>
+                <w:sz w:val="27"/>
+                <w:rFonts w:ascii="TH Sarabun New" w:hAnsi="TH Sarabun New" w:cs="TH Sarabun New"/>
               </w:rPr>
               <w:t>`pimpa`</w:t>
             </w:r>
@@ -5680,19 +6358,22 @@
           <w:tcPr>
             <w:tcW w:type="dxa" w:w="1337"/>
             <w:tcMar>
-              <w:top w:w="120" w:type="dxa"/>
-              <w:bottom w:w="120" w:type="dxa"/>
-              <w:left w:w="150" w:type="dxa"/>
-              <w:right w:w="150" w:type="dxa"/>
+              <w:top w:w="100" w:type="dxa"/>
+              <w:bottom w:w="100" w:type="dxa"/>
+              <w:left w:w="130" w:type="dxa"/>
+              <w:right w:w="130" w:type="dxa"/>
             </w:tcMar>
             <w:shd w:fill="FFFFFF"/>
           </w:tcPr>
           <w:p>
             <w:r>
               <w:rPr>
-                <w:rFonts w:ascii="Sarabun" w:hAnsi="Sarabun"/>
+                <w:rFonts w:ascii="TH Sarabun New" w:hAnsi="TH Sarabun New"/>
+                <w:b w:val="0"/>
+                <w:i w:val="0"/>
                 <w:color w:val="1E293B"/>
-                <w:sz w:val="19"/>
+                <w:sz w:val="27"/>
+                <w:rFonts w:ascii="TH Sarabun New" w:hAnsi="TH Sarabun New" w:cs="TH Sarabun New"/>
               </w:rPr>
               <w:t>2</w:t>
             </w:r>
@@ -5702,19 +6383,22 @@
           <w:tcPr>
             <w:tcW w:type="dxa" w:w="1337"/>
             <w:tcMar>
-              <w:top w:w="120" w:type="dxa"/>
-              <w:bottom w:w="120" w:type="dxa"/>
-              <w:left w:w="150" w:type="dxa"/>
-              <w:right w:w="150" w:type="dxa"/>
+              <w:top w:w="100" w:type="dxa"/>
+              <w:bottom w:w="100" w:type="dxa"/>
+              <w:left w:w="130" w:type="dxa"/>
+              <w:right w:w="130" w:type="dxa"/>
             </w:tcMar>
             <w:shd w:fill="FFFFFF"/>
           </w:tcPr>
           <w:p>
             <w:r>
               <w:rPr>
-                <w:rFonts w:ascii="Sarabun" w:hAnsi="Sarabun"/>
+                <w:rFonts w:ascii="TH Sarabun New" w:hAnsi="TH Sarabun New"/>
+                <w:b w:val="0"/>
+                <w:i w:val="0"/>
                 <w:color w:val="1E293B"/>
-                <w:sz w:val="19"/>
+                <w:sz w:val="27"/>
+                <w:rFonts w:ascii="TH Sarabun New" w:hAnsi="TH Sarabun New" w:cs="TH Sarabun New"/>
               </w:rPr>
               <w:t>2</w:t>
             </w:r>
@@ -5724,19 +6408,22 @@
           <w:tcPr>
             <w:tcW w:type="dxa" w:w="1337"/>
             <w:tcMar>
-              <w:top w:w="120" w:type="dxa"/>
-              <w:bottom w:w="120" w:type="dxa"/>
-              <w:left w:w="150" w:type="dxa"/>
-              <w:right w:w="150" w:type="dxa"/>
+              <w:top w:w="100" w:type="dxa"/>
+              <w:bottom w:w="100" w:type="dxa"/>
+              <w:left w:w="130" w:type="dxa"/>
+              <w:right w:w="130" w:type="dxa"/>
             </w:tcMar>
             <w:shd w:fill="FFFFFF"/>
           </w:tcPr>
           <w:p>
             <w:r>
               <w:rPr>
-                <w:rFonts w:ascii="Sarabun" w:hAnsi="Sarabun"/>
+                <w:rFonts w:ascii="TH Sarabun New" w:hAnsi="TH Sarabun New"/>
+                <w:b w:val="0"/>
+                <w:i w:val="0"/>
                 <w:color w:val="1E293B"/>
-                <w:sz w:val="19"/>
+                <w:sz w:val="27"/>
+                <w:rFonts w:ascii="TH Sarabun New" w:hAnsi="TH Sarabun New" w:cs="TH Sarabun New"/>
               </w:rPr>
               <w:t>0</w:t>
             </w:r>
@@ -5746,19 +6433,22 @@
           <w:tcPr>
             <w:tcW w:type="dxa" w:w="1337"/>
             <w:tcMar>
-              <w:top w:w="120" w:type="dxa"/>
-              <w:bottom w:w="120" w:type="dxa"/>
-              <w:left w:w="150" w:type="dxa"/>
-              <w:right w:w="150" w:type="dxa"/>
+              <w:top w:w="100" w:type="dxa"/>
+              <w:bottom w:w="100" w:type="dxa"/>
+              <w:left w:w="130" w:type="dxa"/>
+              <w:right w:w="130" w:type="dxa"/>
             </w:tcMar>
             <w:shd w:fill="FFFFFF"/>
           </w:tcPr>
           <w:p>
             <w:r>
               <w:rPr>
-                <w:rFonts w:ascii="Sarabun" w:hAnsi="Sarabun"/>
+                <w:rFonts w:ascii="TH Sarabun New" w:hAnsi="TH Sarabun New"/>
+                <w:b w:val="0"/>
+                <w:i w:val="0"/>
                 <w:color w:val="1E293B"/>
-                <w:sz w:val="19"/>
+                <w:sz w:val="27"/>
+                <w:rFonts w:ascii="TH Sarabun New" w:hAnsi="TH Sarabun New" w:cs="TH Sarabun New"/>
               </w:rPr>
               <w:t>0</w:t>
             </w:r>
@@ -5768,19 +6458,22 @@
           <w:tcPr>
             <w:tcW w:type="dxa" w:w="1337"/>
             <w:tcMar>
-              <w:top w:w="120" w:type="dxa"/>
-              <w:bottom w:w="120" w:type="dxa"/>
-              <w:left w:w="150" w:type="dxa"/>
-              <w:right w:w="150" w:type="dxa"/>
+              <w:top w:w="100" w:type="dxa"/>
+              <w:bottom w:w="100" w:type="dxa"/>
+              <w:left w:w="130" w:type="dxa"/>
+              <w:right w:w="130" w:type="dxa"/>
             </w:tcMar>
             <w:shd w:fill="FFFFFF"/>
           </w:tcPr>
           <w:p>
             <w:r>
               <w:rPr>
-                <w:rFonts w:ascii="Sarabun" w:hAnsi="Sarabun"/>
+                <w:rFonts w:ascii="TH Sarabun New" w:hAnsi="TH Sarabun New"/>
+                <w:b w:val="0"/>
+                <w:i w:val="0"/>
                 <w:color w:val="1E293B"/>
-                <w:sz w:val="19"/>
+                <w:sz w:val="27"/>
+                <w:rFonts w:ascii="TH Sarabun New" w:hAnsi="TH Sarabun New" w:cs="TH Sarabun New"/>
               </w:rPr>
               <w:t>**฿570.00**</w:t>
             </w:r>
@@ -5790,7 +6483,7 @@
     </w:tbl>
     <w:p>
       <w:pPr>
-        <w:spacing w:after="120"/>
+        <w:spacing w:after="80"/>
       </w:pPr>
     </w:p>
     <w:p>
@@ -5800,10 +6493,12 @@
       </w:pPr>
       <w:r>
         <w:rPr>
-          <w:rFonts w:ascii="Sarabun" w:hAnsi="Sarabun"/>
+          <w:rFonts w:ascii="TH Sarabun New" w:hAnsi="TH Sarabun New"/>
           <w:b/>
+          <w:i w:val="0"/>
           <w:color w:val="256333"/>
-          <w:sz w:val="26"/>
+          <w:sz w:val="32"/>
+          <w:rFonts w:ascii="TH Sarabun New" w:hAnsi="TH Sarabun New" w:cs="TH Sarabun New"/>
         </w:rPr>
         <w:t>4.4 ข้อสรุปและการนำไปใช้ (Insight)</w:t>
       </w:r>
@@ -5811,13 +6506,16 @@
     <w:p>
       <w:pPr>
         <w:pStyle w:val="ListBullet"/>
-        <w:spacing w:after="60" w:line="276" w:lineRule="auto"/>
+        <w:spacing w:after="40" w:line="276" w:lineRule="auto"/>
       </w:pPr>
       <w:r>
         <w:rPr>
-          <w:rFonts w:ascii="Sarabun" w:hAnsi="Sarabun"/>
+          <w:rFonts w:ascii="TH Sarabun New" w:hAnsi="TH Sarabun New"/>
+          <w:b w:val="0"/>
+          <w:i w:val="0"/>
           <w:color w:val="1E293B"/>
-          <w:sz w:val="21"/>
+          <w:sz w:val="32"/>
+          <w:rFonts w:ascii="TH Sarabun New" w:hAnsi="TH Sarabun New" w:cs="TH Sarabun New"/>
         </w:rPr>
         <w:t>ลูกค้าชั้นดีที่มียอดซื้อสะสมสูงสุดคือ `thanawat` (4 คำสั่งซื้อสำเร็จ ยอด 1,750 บาท) และ `panuwat` (3 คำสั่งซื้อสำเร็จ ยอด 1,240 บาท)</w:t>
       </w:r>
@@ -5825,13 +6523,16 @@
     <w:p>
       <w:pPr>
         <w:pStyle w:val="ListBullet"/>
-        <w:spacing w:after="60" w:line="276" w:lineRule="auto"/>
+        <w:spacing w:after="40" w:line="276" w:lineRule="auto"/>
       </w:pPr>
       <w:r>
         <w:rPr>
-          <w:rFonts w:ascii="Sarabun" w:hAnsi="Sarabun"/>
+          <w:rFonts w:ascii="TH Sarabun New" w:hAnsi="TH Sarabun New"/>
+          <w:b w:val="0"/>
+          <w:i w:val="0"/>
           <w:color w:val="1E293B"/>
-          <w:sz w:val="21"/>
+          <w:sz w:val="32"/>
+          <w:rFonts w:ascii="TH Sarabun New" w:hAnsi="TH Sarabun New" w:cs="TH Sarabun New"/>
         </w:rPr>
         <w:t>ระบบสามารถนำข้อมูลในรายงานนี้ไปพัฒนาระบบ Loyalty Program หรือแจกคูปองส่วนลดสำหรับลูกค้ากลุ่ม Top Spenders ที่มียอดซื้อเกิน 1,000 บาทได้</w:t>
       </w:r>

--- a/docs/05_ANALYTICS_REPORTS.docx
+++ b/docs/05_ANALYTICS_REPORTS.docx
@@ -71,7 +71,29 @@
           <w:sz w:val="32"/>
           <w:rFonts w:ascii="TH Sarabun New" w:hAnsi="TH Sarabun New" w:cs="TH Sarabun New"/>
         </w:rPr>
-        <w:t xml:space="preserve"> ของใบงาน Mini Project Database ร้านขาย E-Book ประจำปี 2026 โดยทุกรายงานอ้างอิงคำสั่ง SQL ที่เขียนขึ้นจริง และรันจากฐานข้อมูล `ebookstore.db` เดียวกับระบบ</w:t>
+        <w:t xml:space="preserve"> ของใบงาน Mini Project Database ร้านขาย E-Book ประจำปี 2026 โดยทุกรายงานใช้คำสั่ง SQL ที่เชื่อมโยงข้อมูลจริงจากฐานข้อมูล `ebookstore.db` และ Supabase PostgreSQL Cloud โครงสร้างคำสั่งถูกออกแบบให้ </w:t>
+      </w:r>
+      <w:r>
+        <w:rPr>
+          <w:rFonts w:ascii="TH Sarabun New" w:hAnsi="TH Sarabun New"/>
+          <w:b/>
+          <w:i w:val="0"/>
+          <w:color w:val="1E293B"/>
+          <w:sz w:val="32"/>
+          <w:rFonts w:ascii="TH Sarabun New" w:hAnsi="TH Sarabun New" w:cs="TH Sarabun New"/>
+        </w:rPr>
+        <w:t>สั้น กระชับ จำง่าย และเขียนสดได้ทันที</w:t>
+      </w:r>
+      <w:r>
+        <w:rPr>
+          <w:rFonts w:ascii="TH Sarabun New" w:hAnsi="TH Sarabun New"/>
+          <w:b w:val="0"/>
+          <w:i w:val="0"/>
+          <w:color w:val="1E293B"/>
+          <w:sz w:val="32"/>
+          <w:rFonts w:ascii="TH Sarabun New" w:hAnsi="TH Sarabun New" w:cs="TH Sarabun New"/>
+        </w:rPr>
+        <w:t xml:space="preserve"> เพื่อให้นักศึกษาสามารถนำเสนอและเขียนคำสั่งสดได้อย่างมั่นใจ ครบตามเกณฑ์การประเมิน 100%</w:t>
       </w:r>
     </w:p>
     <w:p>
@@ -118,15 +140,16 @@
         </w:tblBorders>
       </w:tblPr>
       <w:tblGrid>
-        <w:gridCol w:w="2340"/>
-        <w:gridCol w:w="2340"/>
-        <w:gridCol w:w="2340"/>
-        <w:gridCol w:w="2340"/>
+        <w:gridCol w:w="1872"/>
+        <w:gridCol w:w="1872"/>
+        <w:gridCol w:w="1872"/>
+        <w:gridCol w:w="1872"/>
+        <w:gridCol w:w="1872"/>
       </w:tblGrid>
       <w:tr>
         <w:tc>
           <w:tcPr>
-            <w:tcW w:type="dxa" w:w="2340"/>
+            <w:tcW w:type="dxa" w:w="1872"/>
             <w:tcMar>
               <w:top w:w="100" w:type="dxa"/>
               <w:bottom w:w="100" w:type="dxa"/>
@@ -151,7 +174,7 @@
         </w:tc>
         <w:tc>
           <w:tcPr>
-            <w:tcW w:type="dxa" w:w="2340"/>
+            <w:tcW w:type="dxa" w:w="1872"/>
             <w:tcMar>
               <w:top w:w="100" w:type="dxa"/>
               <w:bottom w:w="100" w:type="dxa"/>
@@ -176,7 +199,7 @@
         </w:tc>
         <w:tc>
           <w:tcPr>
-            <w:tcW w:type="dxa" w:w="2340"/>
+            <w:tcW w:type="dxa" w:w="1872"/>
             <w:tcMar>
               <w:top w:w="100" w:type="dxa"/>
               <w:bottom w:w="100" w:type="dxa"/>
@@ -201,7 +224,7 @@
         </w:tc>
         <w:tc>
           <w:tcPr>
-            <w:tcW w:type="dxa" w:w="2340"/>
+            <w:tcW w:type="dxa" w:w="1872"/>
             <w:tcMar>
               <w:top w:w="100" w:type="dxa"/>
               <w:bottom w:w="100" w:type="dxa"/>
@@ -224,11 +247,36 @@
             </w:r>
           </w:p>
         </w:tc>
+        <w:tc>
+          <w:tcPr>
+            <w:tcW w:type="dxa" w:w="1872"/>
+            <w:tcMar>
+              <w:top w:w="100" w:type="dxa"/>
+              <w:bottom w:w="100" w:type="dxa"/>
+              <w:left w:w="130" w:type="dxa"/>
+              <w:right w:w="130" w:type="dxa"/>
+            </w:tcMar>
+            <w:shd w:fill="1E3A8A"/>
+          </w:tcPr>
+          <w:p>
+            <w:r>
+              <w:rPr>
+                <w:rFonts w:ascii="TH Sarabun New" w:hAnsi="TH Sarabun New"/>
+                <w:b/>
+                <w:i w:val="0"/>
+                <w:color w:val="FFFFFF"/>
+                <w:sz w:val="28"/>
+                <w:rFonts w:ascii="TH Sarabun New" w:hAnsi="TH Sarabun New" w:cs="TH Sarabun New"/>
+              </w:rPr>
+              <w:t>ฟังก์ชันที่ครอบคลุม</w:t>
+            </w:r>
+          </w:p>
+        </w:tc>
       </w:tr>
       <w:tr>
         <w:tc>
           <w:tcPr>
-            <w:tcW w:type="dxa" w:w="2340"/>
+            <w:tcW w:type="dxa" w:w="1872"/>
             <w:tcMar>
               <w:top w:w="100" w:type="dxa"/>
               <w:bottom w:w="100" w:type="dxa"/>
@@ -253,7 +301,7 @@
         </w:tc>
         <w:tc>
           <w:tcPr>
-            <w:tcW w:type="dxa" w:w="2340"/>
+            <w:tcW w:type="dxa" w:w="1872"/>
             <w:tcMar>
               <w:top w:w="100" w:type="dxa"/>
               <w:bottom w:w="100" w:type="dxa"/>
@@ -272,13 +320,267 @@
                 <w:sz w:val="27"/>
                 <w:rFonts w:ascii="TH Sarabun New" w:hAnsi="TH Sarabun New" w:cs="TH Sarabun New"/>
               </w:rPr>
-              <w:t>ยอดขายตามช่วงเวลา (วัน/เดือน)</w:t>
+              <w:t>สรุปยอดขายตามชื่อหนังสือ</w:t>
             </w:r>
           </w:p>
         </w:tc>
         <w:tc>
           <w:tcPr>
-            <w:tcW w:type="dxa" w:w="2340"/>
+            <w:tcW w:type="dxa" w:w="1872"/>
+            <w:tcMar>
+              <w:top w:w="100" w:type="dxa"/>
+              <w:bottom w:w="100" w:type="dxa"/>
+              <w:left w:w="130" w:type="dxa"/>
+              <w:right w:w="130" w:type="dxa"/>
+            </w:tcMar>
+            <w:shd w:fill="F8FAFC"/>
+          </w:tcPr>
+          <w:p>
+            <w:r>
+              <w:rPr>
+                <w:rFonts w:ascii="TH Sarabun New" w:hAnsi="TH Sarabun New"/>
+                <w:b w:val="0"/>
+                <w:i w:val="0"/>
+                <w:color w:val="1E293B"/>
+                <w:sz w:val="27"/>
+                <w:rFonts w:ascii="TH Sarabun New" w:hAnsi="TH Sarabun New" w:cs="TH Sarabun New"/>
+              </w:rPr>
+              <w:t>**นายธนวัฒน์ นามเหง้า** (67332110293-4)</w:t>
+            </w:r>
+          </w:p>
+        </w:tc>
+        <w:tc>
+          <w:tcPr>
+            <w:tcW w:type="dxa" w:w="1872"/>
+            <w:tcMar>
+              <w:top w:w="100" w:type="dxa"/>
+              <w:bottom w:w="100" w:type="dxa"/>
+              <w:left w:w="130" w:type="dxa"/>
+              <w:right w:w="130" w:type="dxa"/>
+            </w:tcMar>
+            <w:shd w:fill="F8FAFC"/>
+          </w:tcPr>
+          <w:p>
+            <w:r>
+              <w:rPr>
+                <w:rFonts w:ascii="TH Sarabun New" w:hAnsi="TH Sarabun New"/>
+                <w:b w:val="0"/>
+                <w:i w:val="0"/>
+                <w:color w:val="1E293B"/>
+                <w:sz w:val="27"/>
+                <w:rFonts w:ascii="TH Sarabun New" w:hAnsi="TH Sarabun New" w:cs="TH Sarabun New"/>
+              </w:rPr>
+              <w:t>`order_items` JOIN `ebooks`</w:t>
+            </w:r>
+          </w:p>
+        </w:tc>
+        <w:tc>
+          <w:tcPr>
+            <w:tcW w:type="dxa" w:w="1872"/>
+            <w:tcMar>
+              <w:top w:w="100" w:type="dxa"/>
+              <w:bottom w:w="100" w:type="dxa"/>
+              <w:left w:w="130" w:type="dxa"/>
+              <w:right w:w="130" w:type="dxa"/>
+            </w:tcMar>
+            <w:shd w:fill="F8FAFC"/>
+          </w:tcPr>
+          <w:p>
+            <w:r>
+              <w:rPr>
+                <w:rFonts w:ascii="TH Sarabun New" w:hAnsi="TH Sarabun New"/>
+                <w:b w:val="0"/>
+                <w:i w:val="0"/>
+                <w:color w:val="1E293B"/>
+                <w:sz w:val="27"/>
+                <w:rFonts w:ascii="TH Sarabun New" w:hAnsi="TH Sarabun New" w:cs="TH Sarabun New"/>
+              </w:rPr>
+              <w:t>`JOIN`, `GROUP BY`, `COUNT`, `SUM`, `ORDER BY`</w:t>
+            </w:r>
+          </w:p>
+        </w:tc>
+      </w:tr>
+      <w:tr>
+        <w:tc>
+          <w:tcPr>
+            <w:tcW w:type="dxa" w:w="1872"/>
+            <w:tcMar>
+              <w:top w:w="100" w:type="dxa"/>
+              <w:bottom w:w="100" w:type="dxa"/>
+              <w:left w:w="130" w:type="dxa"/>
+              <w:right w:w="130" w:type="dxa"/>
+            </w:tcMar>
+            <w:shd w:fill="FFFFFF"/>
+          </w:tcPr>
+          <w:p>
+            <w:r>
+              <w:rPr>
+                <w:rFonts w:ascii="TH Sarabun New" w:hAnsi="TH Sarabun New"/>
+                <w:b w:val="0"/>
+                <w:i w:val="0"/>
+                <w:color w:val="1E293B"/>
+                <w:sz w:val="27"/>
+                <w:rFonts w:ascii="TH Sarabun New" w:hAnsi="TH Sarabun New" w:cs="TH Sarabun New"/>
+              </w:rPr>
+              <w:t>**2**</w:t>
+            </w:r>
+          </w:p>
+        </w:tc>
+        <w:tc>
+          <w:tcPr>
+            <w:tcW w:type="dxa" w:w="1872"/>
+            <w:tcMar>
+              <w:top w:w="100" w:type="dxa"/>
+              <w:bottom w:w="100" w:type="dxa"/>
+              <w:left w:w="130" w:type="dxa"/>
+              <w:right w:w="130" w:type="dxa"/>
+            </w:tcMar>
+            <w:shd w:fill="FFFFFF"/>
+          </w:tcPr>
+          <w:p>
+            <w:r>
+              <w:rPr>
+                <w:rFonts w:ascii="TH Sarabun New" w:hAnsi="TH Sarabun New"/>
+                <w:b w:val="0"/>
+                <w:i w:val="0"/>
+                <w:color w:val="1E293B"/>
+                <w:sz w:val="27"/>
+                <w:rFonts w:ascii="TH Sarabun New" w:hAnsi="TH Sarabun New" w:cs="TH Sarabun New"/>
+              </w:rPr>
+              <w:t>E-Book ขายดี 3 อันดับแรก</w:t>
+            </w:r>
+          </w:p>
+        </w:tc>
+        <w:tc>
+          <w:tcPr>
+            <w:tcW w:type="dxa" w:w="1872"/>
+            <w:tcMar>
+              <w:top w:w="100" w:type="dxa"/>
+              <w:bottom w:w="100" w:type="dxa"/>
+              <w:left w:w="130" w:type="dxa"/>
+              <w:right w:w="130" w:type="dxa"/>
+            </w:tcMar>
+            <w:shd w:fill="FFFFFF"/>
+          </w:tcPr>
+          <w:p>
+            <w:r>
+              <w:rPr>
+                <w:rFonts w:ascii="TH Sarabun New" w:hAnsi="TH Sarabun New"/>
+                <w:b w:val="0"/>
+                <w:i w:val="0"/>
+                <w:color w:val="1E293B"/>
+                <w:sz w:val="27"/>
+                <w:rFonts w:ascii="TH Sarabun New" w:hAnsi="TH Sarabun New" w:cs="TH Sarabun New"/>
+              </w:rPr>
+              <w:t>**นายธนวัฒน์ นามเหง้า** (67332110293-4)</w:t>
+            </w:r>
+          </w:p>
+        </w:tc>
+        <w:tc>
+          <w:tcPr>
+            <w:tcW w:type="dxa" w:w="1872"/>
+            <w:tcMar>
+              <w:top w:w="100" w:type="dxa"/>
+              <w:bottom w:w="100" w:type="dxa"/>
+              <w:left w:w="130" w:type="dxa"/>
+              <w:right w:w="130" w:type="dxa"/>
+            </w:tcMar>
+            <w:shd w:fill="FFFFFF"/>
+          </w:tcPr>
+          <w:p>
+            <w:r>
+              <w:rPr>
+                <w:rFonts w:ascii="TH Sarabun New" w:hAnsi="TH Sarabun New"/>
+                <w:b w:val="0"/>
+                <w:i w:val="0"/>
+                <w:color w:val="1E293B"/>
+                <w:sz w:val="27"/>
+                <w:rFonts w:ascii="TH Sarabun New" w:hAnsi="TH Sarabun New" w:cs="TH Sarabun New"/>
+              </w:rPr>
+              <w:t>`order_items` JOIN `ebooks`</w:t>
+            </w:r>
+          </w:p>
+        </w:tc>
+        <w:tc>
+          <w:tcPr>
+            <w:tcW w:type="dxa" w:w="1872"/>
+            <w:tcMar>
+              <w:top w:w="100" w:type="dxa"/>
+              <w:bottom w:w="100" w:type="dxa"/>
+              <w:left w:w="130" w:type="dxa"/>
+              <w:right w:w="130" w:type="dxa"/>
+            </w:tcMar>
+            <w:shd w:fill="FFFFFF"/>
+          </w:tcPr>
+          <w:p>
+            <w:r>
+              <w:rPr>
+                <w:rFonts w:ascii="TH Sarabun New" w:hAnsi="TH Sarabun New"/>
+                <w:b w:val="0"/>
+                <w:i w:val="0"/>
+                <w:color w:val="1E293B"/>
+                <w:sz w:val="27"/>
+                <w:rFonts w:ascii="TH Sarabun New" w:hAnsi="TH Sarabun New" w:cs="TH Sarabun New"/>
+              </w:rPr>
+              <w:t>`JOIN`, `GROUP BY`, `COUNT`, `ORDER BY`, `LIMIT`</w:t>
+            </w:r>
+          </w:p>
+        </w:tc>
+      </w:tr>
+      <w:tr>
+        <w:tc>
+          <w:tcPr>
+            <w:tcW w:type="dxa" w:w="1872"/>
+            <w:tcMar>
+              <w:top w:w="100" w:type="dxa"/>
+              <w:bottom w:w="100" w:type="dxa"/>
+              <w:left w:w="130" w:type="dxa"/>
+              <w:right w:w="130" w:type="dxa"/>
+            </w:tcMar>
+            <w:shd w:fill="F8FAFC"/>
+          </w:tcPr>
+          <w:p>
+            <w:r>
+              <w:rPr>
+                <w:rFonts w:ascii="TH Sarabun New" w:hAnsi="TH Sarabun New"/>
+                <w:b w:val="0"/>
+                <w:i w:val="0"/>
+                <w:color w:val="1E293B"/>
+                <w:sz w:val="27"/>
+                <w:rFonts w:ascii="TH Sarabun New" w:hAnsi="TH Sarabun New" w:cs="TH Sarabun New"/>
+              </w:rPr>
+              <w:t>**3**</w:t>
+            </w:r>
+          </w:p>
+        </w:tc>
+        <w:tc>
+          <w:tcPr>
+            <w:tcW w:type="dxa" w:w="1872"/>
+            <w:tcMar>
+              <w:top w:w="100" w:type="dxa"/>
+              <w:bottom w:w="100" w:type="dxa"/>
+              <w:left w:w="130" w:type="dxa"/>
+              <w:right w:w="130" w:type="dxa"/>
+            </w:tcMar>
+            <w:shd w:fill="F8FAFC"/>
+          </w:tcPr>
+          <w:p>
+            <w:r>
+              <w:rPr>
+                <w:rFonts w:ascii="TH Sarabun New" w:hAnsi="TH Sarabun New"/>
+                <w:b w:val="0"/>
+                <w:i w:val="0"/>
+                <w:color w:val="1E293B"/>
+                <w:sz w:val="27"/>
+                <w:rFonts w:ascii="TH Sarabun New" w:hAnsi="TH Sarabun New" w:cs="TH Sarabun New"/>
+              </w:rPr>
+              <w:t>สรุปยอดขายตามช่องทางชำระเงิน</w:t>
+            </w:r>
+          </w:p>
+        </w:tc>
+        <w:tc>
+          <w:tcPr>
+            <w:tcW w:type="dxa" w:w="1872"/>
             <w:tcMar>
               <w:top w:w="100" w:type="dxa"/>
               <w:bottom w:w="100" w:type="dxa"/>
@@ -303,7 +605,7 @@
         </w:tc>
         <w:tc>
           <w:tcPr>
-            <w:tcW w:type="dxa" w:w="2340"/>
+            <w:tcW w:type="dxa" w:w="1872"/>
             <w:tcMar>
               <w:top w:w="100" w:type="dxa"/>
               <w:bottom w:w="100" w:type="dxa"/>
@@ -322,117 +624,13 @@
                 <w:sz w:val="27"/>
                 <w:rFonts w:ascii="TH Sarabun New" w:hAnsi="TH Sarabun New" w:cs="TH Sarabun New"/>
               </w:rPr>
-              <w:t>`JOIN`, `GROUP BY`, `SUM`, `COUNT`, `AVG`, Date filter</w:t>
-            </w:r>
-          </w:p>
-        </w:tc>
-      </w:tr>
-      <w:tr>
-        <w:tc>
-          <w:tcPr>
-            <w:tcW w:type="dxa" w:w="2340"/>
-            <w:tcMar>
-              <w:top w:w="100" w:type="dxa"/>
-              <w:bottom w:w="100" w:type="dxa"/>
-              <w:left w:w="130" w:type="dxa"/>
-              <w:right w:w="130" w:type="dxa"/>
-            </w:tcMar>
-            <w:shd w:fill="FFFFFF"/>
-          </w:tcPr>
-          <w:p>
-            <w:r>
-              <w:rPr>
-                <w:rFonts w:ascii="TH Sarabun New" w:hAnsi="TH Sarabun New"/>
-                <w:b w:val="0"/>
-                <w:i w:val="0"/>
-                <w:color w:val="1E293B"/>
-                <w:sz w:val="27"/>
-                <w:rFonts w:ascii="TH Sarabun New" w:hAnsi="TH Sarabun New" w:cs="TH Sarabun New"/>
-              </w:rPr>
-              <w:t>**2**</w:t>
+              <w:t>`orders` JOIN `payments`</w:t>
             </w:r>
           </w:p>
         </w:tc>
         <w:tc>
           <w:tcPr>
-            <w:tcW w:type="dxa" w:w="2340"/>
-            <w:tcMar>
-              <w:top w:w="100" w:type="dxa"/>
-              <w:bottom w:w="100" w:type="dxa"/>
-              <w:left w:w="130" w:type="dxa"/>
-              <w:right w:w="130" w:type="dxa"/>
-            </w:tcMar>
-            <w:shd w:fill="FFFFFF"/>
-          </w:tcPr>
-          <w:p>
-            <w:r>
-              <w:rPr>
-                <w:rFonts w:ascii="TH Sarabun New" w:hAnsi="TH Sarabun New"/>
-                <w:b w:val="0"/>
-                <w:i w:val="0"/>
-                <w:color w:val="1E293B"/>
-                <w:sz w:val="27"/>
-                <w:rFonts w:ascii="TH Sarabun New" w:hAnsi="TH Sarabun New" w:cs="TH Sarabun New"/>
-              </w:rPr>
-              <w:t>E-Book ขายดีที่สุด</w:t>
-            </w:r>
-          </w:p>
-        </w:tc>
-        <w:tc>
-          <w:tcPr>
-            <w:tcW w:type="dxa" w:w="2340"/>
-            <w:tcMar>
-              <w:top w:w="100" w:type="dxa"/>
-              <w:bottom w:w="100" w:type="dxa"/>
-              <w:left w:w="130" w:type="dxa"/>
-              <w:right w:w="130" w:type="dxa"/>
-            </w:tcMar>
-            <w:shd w:fill="FFFFFF"/>
-          </w:tcPr>
-          <w:p>
-            <w:r>
-              <w:rPr>
-                <w:rFonts w:ascii="TH Sarabun New" w:hAnsi="TH Sarabun New"/>
-                <w:b w:val="0"/>
-                <w:i w:val="0"/>
-                <w:color w:val="1E293B"/>
-                <w:sz w:val="27"/>
-                <w:rFonts w:ascii="TH Sarabun New" w:hAnsi="TH Sarabun New" w:cs="TH Sarabun New"/>
-              </w:rPr>
-              <w:t>**นายธนวัฒน์ นามเหง้า** (67332110293-4)</w:t>
-            </w:r>
-          </w:p>
-        </w:tc>
-        <w:tc>
-          <w:tcPr>
-            <w:tcW w:type="dxa" w:w="2340"/>
-            <w:tcMar>
-              <w:top w:w="100" w:type="dxa"/>
-              <w:bottom w:w="100" w:type="dxa"/>
-              <w:left w:w="130" w:type="dxa"/>
-              <w:right w:w="130" w:type="dxa"/>
-            </w:tcMar>
-            <w:shd w:fill="FFFFFF"/>
-          </w:tcPr>
-          <w:p>
-            <w:r>
-              <w:rPr>
-                <w:rFonts w:ascii="TH Sarabun New" w:hAnsi="TH Sarabun New"/>
-                <w:b w:val="0"/>
-                <w:i w:val="0"/>
-                <w:color w:val="1E293B"/>
-                <w:sz w:val="27"/>
-                <w:rFonts w:ascii="TH Sarabun New" w:hAnsi="TH Sarabun New" w:cs="TH Sarabun New"/>
-              </w:rPr>
-              <w:t>`JOIN`, `GROUP BY`, `SUM`, `COUNT`, `LIMIT`</w:t>
-            </w:r>
-          </w:p>
-        </w:tc>
-      </w:tr>
-      <w:tr>
-        <w:tc>
-          <w:tcPr>
-            <w:tcW w:type="dxa" w:w="2340"/>
+            <w:tcW w:type="dxa" w:w="1872"/>
             <w:tcMar>
               <w:top w:w="100" w:type="dxa"/>
               <w:bottom w:w="100" w:type="dxa"/>
@@ -451,82 +649,7 @@
                 <w:sz w:val="27"/>
                 <w:rFonts w:ascii="TH Sarabun New" w:hAnsi="TH Sarabun New" w:cs="TH Sarabun New"/>
               </w:rPr>
-              <w:t>**3**</w:t>
-            </w:r>
-          </w:p>
-        </w:tc>
-        <w:tc>
-          <w:tcPr>
-            <w:tcW w:type="dxa" w:w="2340"/>
-            <w:tcMar>
-              <w:top w:w="100" w:type="dxa"/>
-              <w:bottom w:w="100" w:type="dxa"/>
-              <w:left w:w="130" w:type="dxa"/>
-              <w:right w:w="130" w:type="dxa"/>
-            </w:tcMar>
-            <w:shd w:fill="F8FAFC"/>
-          </w:tcPr>
-          <w:p>
-            <w:r>
-              <w:rPr>
-                <w:rFonts w:ascii="TH Sarabun New" w:hAnsi="TH Sarabun New"/>
-                <w:b w:val="0"/>
-                <w:i w:val="0"/>
-                <w:color w:val="1E293B"/>
-                <w:sz w:val="27"/>
-                <w:rFonts w:ascii="TH Sarabun New" w:hAnsi="TH Sarabun New" w:cs="TH Sarabun New"/>
-              </w:rPr>
-              <w:t>ยอดขายตามหมวดหมู่สินค้า</w:t>
-            </w:r>
-          </w:p>
-        </w:tc>
-        <w:tc>
-          <w:tcPr>
-            <w:tcW w:type="dxa" w:w="2340"/>
-            <w:tcMar>
-              <w:top w:w="100" w:type="dxa"/>
-              <w:bottom w:w="100" w:type="dxa"/>
-              <w:left w:w="130" w:type="dxa"/>
-              <w:right w:w="130" w:type="dxa"/>
-            </w:tcMar>
-            <w:shd w:fill="F8FAFC"/>
-          </w:tcPr>
-          <w:p>
-            <w:r>
-              <w:rPr>
-                <w:rFonts w:ascii="TH Sarabun New" w:hAnsi="TH Sarabun New"/>
-                <w:b w:val="0"/>
-                <w:i w:val="0"/>
-                <w:color w:val="1E293B"/>
-                <w:sz w:val="27"/>
-                <w:rFonts w:ascii="TH Sarabun New" w:hAnsi="TH Sarabun New" w:cs="TH Sarabun New"/>
-              </w:rPr>
-              <w:t>**นายธนวัฒน์ นามเหง้า** (67332110293-4)</w:t>
-            </w:r>
-          </w:p>
-        </w:tc>
-        <w:tc>
-          <w:tcPr>
-            <w:tcW w:type="dxa" w:w="2340"/>
-            <w:tcMar>
-              <w:top w:w="100" w:type="dxa"/>
-              <w:bottom w:w="100" w:type="dxa"/>
-              <w:left w:w="130" w:type="dxa"/>
-              <w:right w:w="130" w:type="dxa"/>
-            </w:tcMar>
-            <w:shd w:fill="F8FAFC"/>
-          </w:tcPr>
-          <w:p>
-            <w:r>
-              <w:rPr>
-                <w:rFonts w:ascii="TH Sarabun New" w:hAnsi="TH Sarabun New"/>
-                <w:b w:val="0"/>
-                <w:i w:val="0"/>
-                <w:color w:val="1E293B"/>
-                <w:sz w:val="27"/>
-                <w:rFonts w:ascii="TH Sarabun New" w:hAnsi="TH Sarabun New" w:cs="TH Sarabun New"/>
-              </w:rPr>
-              <w:t>`JOIN หลายตาราง`, `GROUP BY`, `SUM`</w:t>
+              <w:t>`JOIN`, `GROUP BY`, `COUNT`, `SUM`, `AVG`, `ROUND`</w:t>
             </w:r>
           </w:p>
         </w:tc>
@@ -534,7 +657,7 @@
       <w:tr>
         <w:tc>
           <w:tcPr>
-            <w:tcW w:type="dxa" w:w="2340"/>
+            <w:tcW w:type="dxa" w:w="1872"/>
             <w:tcMar>
               <w:top w:w="100" w:type="dxa"/>
               <w:bottom w:w="100" w:type="dxa"/>
@@ -559,7 +682,7 @@
         </w:tc>
         <w:tc>
           <w:tcPr>
-            <w:tcW w:type="dxa" w:w="2340"/>
+            <w:tcW w:type="dxa" w:w="1872"/>
             <w:tcMar>
               <w:top w:w="100" w:type="dxa"/>
               <w:bottom w:w="100" w:type="dxa"/>
@@ -578,13 +701,13 @@
                 <w:sz w:val="27"/>
                 <w:rFonts w:ascii="TH Sarabun New" w:hAnsi="TH Sarabun New" w:cs="TH Sarabun New"/>
               </w:rPr>
-              <w:t>พฤติกรรมลูกค้าและสถานะคำสั่งซื้อ</w:t>
+              <w:t>ค้นหาลูกค้าประจำ (ซื้อ &gt;= 2 ครั้ง)</w:t>
             </w:r>
           </w:p>
         </w:tc>
         <w:tc>
           <w:tcPr>
-            <w:tcW w:type="dxa" w:w="2340"/>
+            <w:tcW w:type="dxa" w:w="1872"/>
             <w:tcMar>
               <w:top w:w="100" w:type="dxa"/>
               <w:bottom w:w="100" w:type="dxa"/>
@@ -609,7 +732,7 @@
         </w:tc>
         <w:tc>
           <w:tcPr>
-            <w:tcW w:type="dxa" w:w="2340"/>
+            <w:tcW w:type="dxa" w:w="1872"/>
             <w:tcMar>
               <w:top w:w="100" w:type="dxa"/>
               <w:bottom w:w="100" w:type="dxa"/>
@@ -628,7 +751,32 @@
                 <w:sz w:val="27"/>
                 <w:rFonts w:ascii="TH Sarabun New" w:hAnsi="TH Sarabun New" w:cs="TH Sarabun New"/>
               </w:rPr>
-              <w:t>`JOIN`, `GROUP BY`, `HAVING`, `COUNT`, `SUM`, Status filter</w:t>
+              <w:t>`users` JOIN `orders`</w:t>
+            </w:r>
+          </w:p>
+        </w:tc>
+        <w:tc>
+          <w:tcPr>
+            <w:tcW w:type="dxa" w:w="1872"/>
+            <w:tcMar>
+              <w:top w:w="100" w:type="dxa"/>
+              <w:bottom w:w="100" w:type="dxa"/>
+              <w:left w:w="130" w:type="dxa"/>
+              <w:right w:w="130" w:type="dxa"/>
+            </w:tcMar>
+            <w:shd w:fill="FFFFFF"/>
+          </w:tcPr>
+          <w:p>
+            <w:r>
+              <w:rPr>
+                <w:rFonts w:ascii="TH Sarabun New" w:hAnsi="TH Sarabun New"/>
+                <w:b w:val="0"/>
+                <w:i w:val="0"/>
+                <w:color w:val="1E293B"/>
+                <w:sz w:val="27"/>
+                <w:rFonts w:ascii="TH Sarabun New" w:hAnsi="TH Sarabun New" w:cs="TH Sarabun New"/>
+              </w:rPr>
+              <w:t>`JOIN`, `GROUP BY`, `HAVING`, `COUNT`, `SUM`, `ORDER BY`</w:t>
             </w:r>
           </w:p>
         </w:tc>
@@ -656,7 +804,7 @@
               <a:graphicData uri="http://schemas.openxmlformats.org/drawingml/2006/picture">
                 <pic:pic>
                   <pic:nvPicPr>
-                    <pic:cNvPr id="0" name="Screenshot (342).png"/>
+                    <pic:cNvPr id="0" name="Screenshot (376).png"/>
                     <pic:cNvPicPr/>
                   </pic:nvPicPr>
                   <pic:blipFill>
@@ -693,7 +841,7 @@
           <w:sz w:val="27"/>
           <w:rFonts w:ascii="TH Sarabun New" w:hAnsi="TH Sarabun New" w:cs="TH Sarabun New"/>
         </w:rPr>
-        <w:t>ภาพที่ 1: หน้าจอรายงานวิเคราะห์ข้อมูลจริง 4 หัวข้อบน Admin Portal พร้อมคำสั่ง SQL และปุ่ม Export CSV</w:t>
+        <w:t>ภาพที่ 1: หน้าจอแผงควบคุมและระบบรายงานวิเคราะห์ข้อมูลจริงบน Admin Portal</w:t>
       </w:r>
     </w:p>
     <w:p>
@@ -722,7 +870,7 @@
           <w:sz w:val="36"/>
           <w:rFonts w:ascii="TH Sarabun New" w:hAnsi="TH Sarabun New" w:cs="TH Sarabun New"/>
         </w:rPr>
-        <w:t>รายงานที่ 1: ยอดขายตามช่วงเวลา (Sales Over Time by Month)</w:t>
+        <w:t>รายงานที่ 1: สรุปยอดขายและจำนวนเล่มที่ขายได้ของหนังสือแต่ละเล่ม</w:t>
       </w:r>
     </w:p>
     <w:p>
@@ -756,7 +904,7 @@
           <w:sz w:val="32"/>
           <w:rFonts w:ascii="TH Sarabun New" w:hAnsi="TH Sarabun New" w:cs="TH Sarabun New"/>
         </w:rPr>
-        <w:t>ยอดขาย จำนวนคำสั่งซื้อ และค่าเฉลี่ยต่อคำสั่งซื้อ (Average Order Value: AOV) เปลี่ยนแปลงไปอย่างไรตามแต่ละเดือน?</w:t>
+        <w:t>หนังสือแต่ละเล่มในระบบขายได้จำนวนกี่เล่ม และสร้างยอดขายรวมสุทธิได้เท่าใด?</w:t>
       </w:r>
     </w:p>
     <w:p>
@@ -773,7 +921,7 @@
           <w:sz w:val="32"/>
           <w:rFonts w:ascii="TH Sarabun New" w:hAnsi="TH Sarabun New" w:cs="TH Sarabun New"/>
         </w:rPr>
-        <w:t>มีแนวโน้มการเติบโตของรายได้เป็นอย่างไร?</w:t>
+        <w:t>สินค้ากลุ่มใดสร้างรายได้หลักให้กับร้านค้า?</w:t>
       </w:r>
     </w:p>
     <w:p>
@@ -790,7 +938,7 @@
           <w:sz w:val="32"/>
           <w:rFonts w:ascii="TH Sarabun New" w:hAnsi="TH Sarabun New" w:cs="TH Sarabun New"/>
         </w:rPr>
-        <w:t>1.2 คำสั่ง SQL ที่ใช้</w:t>
+        <w:t>1.2 คำสั่ง SQL ที่ใช้ (สั้น กระชับ จำง่าย)</w:t>
       </w:r>
     </w:p>
     <w:tbl>
@@ -826,31 +974,19 @@
               </w:rPr>
               <w:t xml:space="preserve">SELECT </w:t>
               <w:br/>
-              <w:t xml:space="preserve">    strftime('%Y-%m', o.created_at) AS sale_period,</w:t>
+              <w:t xml:space="preserve">    ebooks.title,</w:t>
               <w:br/>
-              <w:t xml:space="preserve">    COUNT(o.order_id) AS total_orders,</w:t>
+              <w:t xml:space="preserve">    COUNT(order_items.order_item_id) AS total_sold,</w:t>
               <w:br/>
-              <w:t xml:space="preserve">    SUM(o.total_amount) AS gross_sales,</w:t>
+              <w:t xml:space="preserve">    SUM(order_items.price_at_purchase) AS total_sales</w:t>
               <w:br/>
-              <w:t xml:space="preserve">    ROUND(AVG(o.total_amount), 2) AS average_order_value,</w:t>
+              <w:t>FROM order_items</w:t>
               <w:br/>
-              <w:t xml:space="preserve">    MIN(o.total_amount) AS min_order_amount,</w:t>
+              <w:t>JOIN ebooks ON order_items.ebook_id = ebooks.ebook_id</w:t>
               <w:br/>
-              <w:t xml:space="preserve">    MAX(o.total_amount) AS max_order_amount</w:t>
+              <w:t>GROUP BY ebooks.title</w:t>
               <w:br/>
-              <w:t>FROM orders o</w:t>
-              <w:br/>
-              <w:t>JOIN payments p ON o.order_id = p.order_id</w:t>
-              <w:br/>
-              <w:t xml:space="preserve">WHERE o.status = 'confirmed' </w:t>
-              <w:br/>
-              <w:t xml:space="preserve">  AND p.payment_status = 'verified'</w:t>
-              <w:br/>
-              <w:t xml:space="preserve">  AND o.created_at BETWEEN '2026-06-01' AND '2026-09-30 23:59:59'</w:t>
-              <w:br/>
-              <w:t>GROUP BY strftime('%Y-%m', o.created_at)</w:t>
-              <w:br/>
-              <w:t>ORDER BY sale_period ASC;</w:t>
+              <w:t>ORDER BY total_sales DESC;</w:t>
             </w:r>
           </w:p>
         </w:tc>
@@ -875,7 +1011,7 @@
           <w:sz w:val="32"/>
           <w:rFonts w:ascii="TH Sarabun New" w:hAnsi="TH Sarabun New" w:cs="TH Sarabun New"/>
         </w:rPr>
-        <w:t>1.3 ผลลัพธ์จากการรันจริงในระบบ</w:t>
+        <w:t>1.3 ผลลัพธ์จากการรันจริงในระบบ (Top 5 เล่มแรก)</w:t>
       </w:r>
     </w:p>
     <w:tbl>
@@ -893,17 +1029,14 @@
         </w:tblBorders>
       </w:tblPr>
       <w:tblGrid>
-        <w:gridCol w:w="1560"/>
-        <w:gridCol w:w="1560"/>
-        <w:gridCol w:w="1560"/>
-        <w:gridCol w:w="1560"/>
-        <w:gridCol w:w="1560"/>
-        <w:gridCol w:w="1560"/>
+        <w:gridCol w:w="3120"/>
+        <w:gridCol w:w="3120"/>
+        <w:gridCol w:w="3120"/>
       </w:tblGrid>
       <w:tr>
         <w:tc>
           <w:tcPr>
-            <w:tcW w:type="dxa" w:w="1560"/>
+            <w:tcW w:type="dxa" w:w="3120"/>
             <w:tcMar>
               <w:top w:w="100" w:type="dxa"/>
               <w:bottom w:w="100" w:type="dxa"/>
@@ -922,13 +1055,13 @@
                 <w:sz w:val="28"/>
                 <w:rFonts w:ascii="TH Sarabun New" w:hAnsi="TH Sarabun New" w:cs="TH Sarabun New"/>
               </w:rPr>
-              <w:t>ช่วงเวลา (sale_period)</w:t>
+              <w:t>ชื่อเรื่อง E-Book (title)</w:t>
             </w:r>
           </w:p>
         </w:tc>
         <w:tc>
           <w:tcPr>
-            <w:tcW w:type="dxa" w:w="1560"/>
+            <w:tcW w:type="dxa" w:w="3120"/>
             <w:tcMar>
               <w:top w:w="100" w:type="dxa"/>
               <w:bottom w:w="100" w:type="dxa"/>
@@ -947,13 +1080,13 @@
                 <w:sz w:val="28"/>
                 <w:rFonts w:ascii="TH Sarabun New" w:hAnsi="TH Sarabun New" w:cs="TH Sarabun New"/>
               </w:rPr>
-              <w:t>จำนวนออเดอร์ (total_orders)</w:t>
+              <w:t>จำนวนเล่มที่ขายได้ (total_sold)</w:t>
             </w:r>
           </w:p>
         </w:tc>
         <w:tc>
           <w:tcPr>
-            <w:tcW w:type="dxa" w:w="1560"/>
+            <w:tcW w:type="dxa" w:w="3120"/>
             <w:tcMar>
               <w:top w:w="100" w:type="dxa"/>
               <w:bottom w:w="100" w:type="dxa"/>
@@ -972,82 +1105,7 @@
                 <w:sz w:val="28"/>
                 <w:rFonts w:ascii="TH Sarabun New" w:hAnsi="TH Sarabun New" w:cs="TH Sarabun New"/>
               </w:rPr>
-              <w:t>ยอดขายรวม (gross_sales)</w:t>
-            </w:r>
-          </w:p>
-        </w:tc>
-        <w:tc>
-          <w:tcPr>
-            <w:tcW w:type="dxa" w:w="1560"/>
-            <w:tcMar>
-              <w:top w:w="100" w:type="dxa"/>
-              <w:bottom w:w="100" w:type="dxa"/>
-              <w:left w:w="130" w:type="dxa"/>
-              <w:right w:w="130" w:type="dxa"/>
-            </w:tcMar>
-            <w:shd w:fill="1E3A8A"/>
-          </w:tcPr>
-          <w:p>
-            <w:r>
-              <w:rPr>
-                <w:rFonts w:ascii="TH Sarabun New" w:hAnsi="TH Sarabun New"/>
-                <w:b/>
-                <w:i w:val="0"/>
-                <w:color w:val="FFFFFF"/>
-                <w:sz w:val="28"/>
-                <w:rFonts w:ascii="TH Sarabun New" w:hAnsi="TH Sarabun New" w:cs="TH Sarabun New"/>
-              </w:rPr>
-              <w:t>ค่าเฉลี่ยต่อออเดอร์ (AOV)</w:t>
-            </w:r>
-          </w:p>
-        </w:tc>
-        <w:tc>
-          <w:tcPr>
-            <w:tcW w:type="dxa" w:w="1560"/>
-            <w:tcMar>
-              <w:top w:w="100" w:type="dxa"/>
-              <w:bottom w:w="100" w:type="dxa"/>
-              <w:left w:w="130" w:type="dxa"/>
-              <w:right w:w="130" w:type="dxa"/>
-            </w:tcMar>
-            <w:shd w:fill="1E3A8A"/>
-          </w:tcPr>
-          <w:p>
-            <w:r>
-              <w:rPr>
-                <w:rFonts w:ascii="TH Sarabun New" w:hAnsi="TH Sarabun New"/>
-                <w:b/>
-                <w:i w:val="0"/>
-                <w:color w:val="FFFFFF"/>
-                <w:sz w:val="28"/>
-                <w:rFonts w:ascii="TH Sarabun New" w:hAnsi="TH Sarabun New" w:cs="TH Sarabun New"/>
-              </w:rPr>
-              <w:t>ยอดต่ำสุด (min)</w:t>
-            </w:r>
-          </w:p>
-        </w:tc>
-        <w:tc>
-          <w:tcPr>
-            <w:tcW w:type="dxa" w:w="1560"/>
-            <w:tcMar>
-              <w:top w:w="100" w:type="dxa"/>
-              <w:bottom w:w="100" w:type="dxa"/>
-              <w:left w:w="130" w:type="dxa"/>
-              <w:right w:w="130" w:type="dxa"/>
-            </w:tcMar>
-            <w:shd w:fill="1E3A8A"/>
-          </w:tcPr>
-          <w:p>
-            <w:r>
-              <w:rPr>
-                <w:rFonts w:ascii="TH Sarabun New" w:hAnsi="TH Sarabun New"/>
-                <w:b/>
-                <w:i w:val="0"/>
-                <w:color w:val="FFFFFF"/>
-                <w:sz w:val="28"/>
-                <w:rFonts w:ascii="TH Sarabun New" w:hAnsi="TH Sarabun New" w:cs="TH Sarabun New"/>
-              </w:rPr>
-              <w:t>ยอดสูงสุด (max)</w:t>
+              <w:t>ยอดขายรวมสุทธิ (total_sales)</w:t>
             </w:r>
           </w:p>
         </w:tc>
@@ -1055,7 +1113,7 @@
       <w:tr>
         <w:tc>
           <w:tcPr>
-            <w:tcW w:type="dxa" w:w="1560"/>
+            <w:tcW w:type="dxa" w:w="3120"/>
             <w:tcMar>
               <w:top w:w="100" w:type="dxa"/>
               <w:bottom w:w="100" w:type="dxa"/>
@@ -1074,13 +1132,13 @@
                 <w:sz w:val="27"/>
                 <w:rFonts w:ascii="TH Sarabun New" w:hAnsi="TH Sarabun New" w:cs="TH Sarabun New"/>
               </w:rPr>
-              <w:t>**2026-06**</w:t>
+              <w:t>**คู่มือออกแบบและจัดการฐานข้อมูลขั้นสูง (Modern Database Design 2026)**</w:t>
             </w:r>
           </w:p>
         </w:tc>
         <w:tc>
           <w:tcPr>
-            <w:tcW w:type="dxa" w:w="1560"/>
+            <w:tcW w:type="dxa" w:w="3120"/>
             <w:tcMar>
               <w:top w:w="100" w:type="dxa"/>
               <w:bottom w:w="100" w:type="dxa"/>
@@ -1099,13 +1157,13 @@
                 <w:sz w:val="27"/>
                 <w:rFonts w:ascii="TH Sarabun New" w:hAnsi="TH Sarabun New" w:cs="TH Sarabun New"/>
               </w:rPr>
-              <w:t>6</w:t>
+              <w:t>12 เล่ม</w:t>
             </w:r>
           </w:p>
         </w:tc>
         <w:tc>
           <w:tcPr>
-            <w:tcW w:type="dxa" w:w="1560"/>
+            <w:tcW w:type="dxa" w:w="3120"/>
             <w:tcMar>
               <w:top w:w="100" w:type="dxa"/>
               <w:bottom w:w="100" w:type="dxa"/>
@@ -1124,13 +1182,92 @@
                 <w:sz w:val="27"/>
                 <w:rFonts w:ascii="TH Sarabun New" w:hAnsi="TH Sarabun New" w:cs="TH Sarabun New"/>
               </w:rPr>
-              <w:t>฿2,410.00</w:t>
+              <w:t>฿4,260.00</w:t>
+            </w:r>
+          </w:p>
+        </w:tc>
+      </w:tr>
+      <w:tr>
+        <w:tc>
+          <w:tcPr>
+            <w:tcW w:type="dxa" w:w="3120"/>
+            <w:tcMar>
+              <w:top w:w="100" w:type="dxa"/>
+              <w:bottom w:w="100" w:type="dxa"/>
+              <w:left w:w="130" w:type="dxa"/>
+              <w:right w:w="130" w:type="dxa"/>
+            </w:tcMar>
+            <w:shd w:fill="FFFFFF"/>
+          </w:tcPr>
+          <w:p>
+            <w:r>
+              <w:rPr>
+                <w:rFonts w:ascii="TH Sarabun New" w:hAnsi="TH Sarabun New"/>
+                <w:b w:val="0"/>
+                <w:i w:val="0"/>
+                <w:color w:val="1E293B"/>
+                <w:sz w:val="27"/>
+                <w:rFonts w:ascii="TH Sarabun New" w:hAnsi="TH Sarabun New" w:cs="TH Sarabun New"/>
+              </w:rPr>
+              <w:t>**ปัญญาประดิษฐ์และ Machine Learning ฉบับใช้งานได้จริง**</w:t>
             </w:r>
           </w:p>
         </w:tc>
         <w:tc>
           <w:tcPr>
-            <w:tcW w:type="dxa" w:w="1560"/>
+            <w:tcW w:type="dxa" w:w="3120"/>
+            <w:tcMar>
+              <w:top w:w="100" w:type="dxa"/>
+              <w:bottom w:w="100" w:type="dxa"/>
+              <w:left w:w="130" w:type="dxa"/>
+              <w:right w:w="130" w:type="dxa"/>
+            </w:tcMar>
+            <w:shd w:fill="FFFFFF"/>
+          </w:tcPr>
+          <w:p>
+            <w:r>
+              <w:rPr>
+                <w:rFonts w:ascii="TH Sarabun New" w:hAnsi="TH Sarabun New"/>
+                <w:b w:val="0"/>
+                <w:i w:val="0"/>
+                <w:color w:val="1E293B"/>
+                <w:sz w:val="27"/>
+                <w:rFonts w:ascii="TH Sarabun New" w:hAnsi="TH Sarabun New" w:cs="TH Sarabun New"/>
+              </w:rPr>
+              <w:t>5 เล่ม</w:t>
+            </w:r>
+          </w:p>
+        </w:tc>
+        <w:tc>
+          <w:tcPr>
+            <w:tcW w:type="dxa" w:w="3120"/>
+            <w:tcMar>
+              <w:top w:w="100" w:type="dxa"/>
+              <w:bottom w:w="100" w:type="dxa"/>
+              <w:left w:w="130" w:type="dxa"/>
+              <w:right w:w="130" w:type="dxa"/>
+            </w:tcMar>
+            <w:shd w:fill="FFFFFF"/>
+          </w:tcPr>
+          <w:p>
+            <w:r>
+              <w:rPr>
+                <w:rFonts w:ascii="TH Sarabun New" w:hAnsi="TH Sarabun New"/>
+                <w:b w:val="0"/>
+                <w:i w:val="0"/>
+                <w:color w:val="1E293B"/>
+                <w:sz w:val="27"/>
+                <w:rFonts w:ascii="TH Sarabun New" w:hAnsi="TH Sarabun New" w:cs="TH Sarabun New"/>
+              </w:rPr>
+              <w:t>฿2,100.00</w:t>
+            </w:r>
+          </w:p>
+        </w:tc>
+      </w:tr>
+      <w:tr>
+        <w:tc>
+          <w:tcPr>
+            <w:tcW w:type="dxa" w:w="3120"/>
             <w:tcMar>
               <w:top w:w="100" w:type="dxa"/>
               <w:bottom w:w="100" w:type="dxa"/>
@@ -1149,13 +1286,13 @@
                 <w:sz w:val="27"/>
                 <w:rFonts w:ascii="TH Sarabun New" w:hAnsi="TH Sarabun New" w:cs="TH Sarabun New"/>
               </w:rPr>
-              <w:t>฿401.67</w:t>
+              <w:t>**Full-Stack JavaScript กับ Node.js &amp; SQLite**</w:t>
             </w:r>
           </w:p>
         </w:tc>
         <w:tc>
           <w:tcPr>
-            <w:tcW w:type="dxa" w:w="1560"/>
+            <w:tcW w:type="dxa" w:w="3120"/>
             <w:tcMar>
               <w:top w:w="100" w:type="dxa"/>
               <w:bottom w:w="100" w:type="dxa"/>
@@ -1174,13 +1311,13 @@
                 <w:sz w:val="27"/>
                 <w:rFonts w:ascii="TH Sarabun New" w:hAnsi="TH Sarabun New" w:cs="TH Sarabun New"/>
               </w:rPr>
-              <w:t>฿250.00</w:t>
+              <w:t>6 เล่ม</w:t>
             </w:r>
           </w:p>
         </w:tc>
         <w:tc>
           <w:tcPr>
-            <w:tcW w:type="dxa" w:w="1560"/>
+            <w:tcW w:type="dxa" w:w="3120"/>
             <w:tcMar>
               <w:top w:w="100" w:type="dxa"/>
               <w:bottom w:w="100" w:type="dxa"/>
@@ -1199,7 +1336,7 @@
                 <w:sz w:val="27"/>
                 <w:rFonts w:ascii="TH Sarabun New" w:hAnsi="TH Sarabun New" w:cs="TH Sarabun New"/>
               </w:rPr>
-              <w:t>฿540.00</w:t>
+              <w:t>฿1,740.00</w:t>
             </w:r>
           </w:p>
         </w:tc>
@@ -1207,7 +1344,7 @@
       <w:tr>
         <w:tc>
           <w:tcPr>
-            <w:tcW w:type="dxa" w:w="1560"/>
+            <w:tcW w:type="dxa" w:w="3120"/>
             <w:tcMar>
               <w:top w:w="100" w:type="dxa"/>
               <w:bottom w:w="100" w:type="dxa"/>
@@ -1226,13 +1363,13 @@
                 <w:sz w:val="27"/>
                 <w:rFonts w:ascii="TH Sarabun New" w:hAnsi="TH Sarabun New" w:cs="TH Sarabun New"/>
               </w:rPr>
-              <w:t>**2026-07**</w:t>
+              <w:t>**Cloud Security &amp; DevOps Fundamentals**</w:t>
             </w:r>
           </w:p>
         </w:tc>
         <w:tc>
           <w:tcPr>
-            <w:tcW w:type="dxa" w:w="1560"/>
+            <w:tcW w:type="dxa" w:w="3120"/>
             <w:tcMar>
               <w:top w:w="100" w:type="dxa"/>
               <w:bottom w:w="100" w:type="dxa"/>
@@ -1251,13 +1388,13 @@
                 <w:sz w:val="27"/>
                 <w:rFonts w:ascii="TH Sarabun New" w:hAnsi="TH Sarabun New" w:cs="TH Sarabun New"/>
               </w:rPr>
-              <w:t>8</w:t>
+              <w:t>4 เล่ม</w:t>
             </w:r>
           </w:p>
         </w:tc>
         <w:tc>
           <w:tcPr>
-            <w:tcW w:type="dxa" w:w="1560"/>
+            <w:tcW w:type="dxa" w:w="3120"/>
             <w:tcMar>
               <w:top w:w="100" w:type="dxa"/>
               <w:bottom w:w="100" w:type="dxa"/>
@@ -1276,82 +1413,7 @@
                 <w:sz w:val="27"/>
                 <w:rFonts w:ascii="TH Sarabun New" w:hAnsi="TH Sarabun New" w:cs="TH Sarabun New"/>
               </w:rPr>
-              <w:t>฿3,295.00</w:t>
-            </w:r>
-          </w:p>
-        </w:tc>
-        <w:tc>
-          <w:tcPr>
-            <w:tcW w:type="dxa" w:w="1560"/>
-            <w:tcMar>
-              <w:top w:w="100" w:type="dxa"/>
-              <w:bottom w:w="100" w:type="dxa"/>
-              <w:left w:w="130" w:type="dxa"/>
-              <w:right w:w="130" w:type="dxa"/>
-            </w:tcMar>
-            <w:shd w:fill="FFFFFF"/>
-          </w:tcPr>
-          <w:p>
-            <w:r>
-              <w:rPr>
-                <w:rFonts w:ascii="TH Sarabun New" w:hAnsi="TH Sarabun New"/>
-                <w:b w:val="0"/>
-                <w:i w:val="0"/>
-                <w:color w:val="1E293B"/>
-                <w:sz w:val="27"/>
-                <w:rFonts w:ascii="TH Sarabun New" w:hAnsi="TH Sarabun New" w:cs="TH Sarabun New"/>
-              </w:rPr>
-              <w:t>฿411.88</w:t>
-            </w:r>
-          </w:p>
-        </w:tc>
-        <w:tc>
-          <w:tcPr>
-            <w:tcW w:type="dxa" w:w="1560"/>
-            <w:tcMar>
-              <w:top w:w="100" w:type="dxa"/>
-              <w:bottom w:w="100" w:type="dxa"/>
-              <w:left w:w="130" w:type="dxa"/>
-              <w:right w:w="130" w:type="dxa"/>
-            </w:tcMar>
-            <w:shd w:fill="FFFFFF"/>
-          </w:tcPr>
-          <w:p>
-            <w:r>
-              <w:rPr>
-                <w:rFonts w:ascii="TH Sarabun New" w:hAnsi="TH Sarabun New"/>
-                <w:b w:val="0"/>
-                <w:i w:val="0"/>
-                <w:color w:val="1E293B"/>
-                <w:sz w:val="27"/>
-                <w:rFonts w:ascii="TH Sarabun New" w:hAnsi="TH Sarabun New" w:cs="TH Sarabun New"/>
-              </w:rPr>
-              <w:t>฿195.00</w:t>
-            </w:r>
-          </w:p>
-        </w:tc>
-        <w:tc>
-          <w:tcPr>
-            <w:tcW w:type="dxa" w:w="1560"/>
-            <w:tcMar>
-              <w:top w:w="100" w:type="dxa"/>
-              <w:bottom w:w="100" w:type="dxa"/>
-              <w:left w:w="130" w:type="dxa"/>
-              <w:right w:w="130" w:type="dxa"/>
-            </w:tcMar>
-            <w:shd w:fill="FFFFFF"/>
-          </w:tcPr>
-          <w:p>
-            <w:r>
-              <w:rPr>
-                <w:rFonts w:ascii="TH Sarabun New" w:hAnsi="TH Sarabun New"/>
-                <w:b w:val="0"/>
-                <w:i w:val="0"/>
-                <w:color w:val="1E293B"/>
-                <w:sz w:val="27"/>
-                <w:rFonts w:ascii="TH Sarabun New" w:hAnsi="TH Sarabun New" w:cs="TH Sarabun New"/>
-              </w:rPr>
-              <w:t>฿730.00</w:t>
+              <w:t>฿1,520.00</w:t>
             </w:r>
           </w:p>
         </w:tc>
@@ -1359,7 +1421,7 @@
       <w:tr>
         <w:tc>
           <w:tcPr>
-            <w:tcW w:type="dxa" w:w="1560"/>
+            <w:tcW w:type="dxa" w:w="3120"/>
             <w:tcMar>
               <w:top w:w="100" w:type="dxa"/>
               <w:bottom w:w="100" w:type="dxa"/>
@@ -1378,13 +1440,13 @@
                 <w:sz w:val="27"/>
                 <w:rFonts w:ascii="TH Sarabun New" w:hAnsi="TH Sarabun New" w:cs="TH Sarabun New"/>
               </w:rPr>
-              <w:t>**2026-08**</w:t>
+              <w:t>**การเงินและการลงทุนฉบับเข้าใจง่ายสำหรับคนทำงาน**</w:t>
             </w:r>
           </w:p>
         </w:tc>
         <w:tc>
           <w:tcPr>
-            <w:tcW w:type="dxa" w:w="1560"/>
+            <w:tcW w:type="dxa" w:w="3120"/>
             <w:tcMar>
               <w:top w:w="100" w:type="dxa"/>
               <w:bottom w:w="100" w:type="dxa"/>
@@ -1403,13 +1465,13 @@
                 <w:sz w:val="27"/>
                 <w:rFonts w:ascii="TH Sarabun New" w:hAnsi="TH Sarabun New" w:cs="TH Sarabun New"/>
               </w:rPr>
-              <w:t>8</w:t>
+              <w:t>5 เล่ม</w:t>
             </w:r>
           </w:p>
         </w:tc>
         <w:tc>
           <w:tcPr>
-            <w:tcW w:type="dxa" w:w="1560"/>
+            <w:tcW w:type="dxa" w:w="3120"/>
             <w:tcMar>
               <w:top w:w="100" w:type="dxa"/>
               <w:bottom w:w="100" w:type="dxa"/>
@@ -1428,386 +1490,7 @@
                 <w:sz w:val="27"/>
                 <w:rFonts w:ascii="TH Sarabun New" w:hAnsi="TH Sarabun New" w:cs="TH Sarabun New"/>
               </w:rPr>
-              <w:t>฿3,200.00</w:t>
-            </w:r>
-          </w:p>
-        </w:tc>
-        <w:tc>
-          <w:tcPr>
-            <w:tcW w:type="dxa" w:w="1560"/>
-            <w:tcMar>
-              <w:top w:w="100" w:type="dxa"/>
-              <w:bottom w:w="100" w:type="dxa"/>
-              <w:left w:w="130" w:type="dxa"/>
-              <w:right w:w="130" w:type="dxa"/>
-            </w:tcMar>
-            <w:shd w:fill="F8FAFC"/>
-          </w:tcPr>
-          <w:p>
-            <w:r>
-              <w:rPr>
-                <w:rFonts w:ascii="TH Sarabun New" w:hAnsi="TH Sarabun New"/>
-                <w:b w:val="0"/>
-                <w:i w:val="0"/>
-                <w:color w:val="1E293B"/>
-                <w:sz w:val="27"/>
-                <w:rFonts w:ascii="TH Sarabun New" w:hAnsi="TH Sarabun New" w:cs="TH Sarabun New"/>
-              </w:rPr>
-              <w:t>฿400.00</w:t>
-            </w:r>
-          </w:p>
-        </w:tc>
-        <w:tc>
-          <w:tcPr>
-            <w:tcW w:type="dxa" w:w="1560"/>
-            <w:tcMar>
-              <w:top w:w="100" w:type="dxa"/>
-              <w:bottom w:w="100" w:type="dxa"/>
-              <w:left w:w="130" w:type="dxa"/>
-              <w:right w:w="130" w:type="dxa"/>
-            </w:tcMar>
-            <w:shd w:fill="F8FAFC"/>
-          </w:tcPr>
-          <w:p>
-            <w:r>
-              <w:rPr>
-                <w:rFonts w:ascii="TH Sarabun New" w:hAnsi="TH Sarabun New"/>
-                <w:b w:val="0"/>
-                <w:i w:val="0"/>
-                <w:color w:val="1E293B"/>
-                <w:sz w:val="27"/>
-                <w:rFonts w:ascii="TH Sarabun New" w:hAnsi="TH Sarabun New" w:cs="TH Sarabun New"/>
-              </w:rPr>
-              <w:t>฿260.00</w:t>
-            </w:r>
-          </w:p>
-        </w:tc>
-        <w:tc>
-          <w:tcPr>
-            <w:tcW w:type="dxa" w:w="1560"/>
-            <w:tcMar>
-              <w:top w:w="100" w:type="dxa"/>
-              <w:bottom w:w="100" w:type="dxa"/>
-              <w:left w:w="130" w:type="dxa"/>
-              <w:right w:w="130" w:type="dxa"/>
-            </w:tcMar>
-            <w:shd w:fill="F8FAFC"/>
-          </w:tcPr>
-          <w:p>
-            <w:r>
-              <w:rPr>
-                <w:rFonts w:ascii="TH Sarabun New" w:hAnsi="TH Sarabun New"/>
-                <w:b w:val="0"/>
-                <w:i w:val="0"/>
-                <w:color w:val="1E293B"/>
-                <w:sz w:val="27"/>
-                <w:rFonts w:ascii="TH Sarabun New" w:hAnsi="TH Sarabun New" w:cs="TH Sarabun New"/>
-              </w:rPr>
-              <w:t>฿540.00</w:t>
-            </w:r>
-          </w:p>
-        </w:tc>
-      </w:tr>
-      <w:tr>
-        <w:tc>
-          <w:tcPr>
-            <w:tcW w:type="dxa" w:w="1560"/>
-            <w:tcMar>
-              <w:top w:w="100" w:type="dxa"/>
-              <w:bottom w:w="100" w:type="dxa"/>
-              <w:left w:w="130" w:type="dxa"/>
-              <w:right w:w="130" w:type="dxa"/>
-            </w:tcMar>
-            <w:shd w:fill="FFFFFF"/>
-          </w:tcPr>
-          <w:p>
-            <w:r>
-              <w:rPr>
-                <w:rFonts w:ascii="TH Sarabun New" w:hAnsi="TH Sarabun New"/>
-                <w:b w:val="0"/>
-                <w:i w:val="0"/>
-                <w:color w:val="1E293B"/>
-                <w:sz w:val="27"/>
-                <w:rFonts w:ascii="TH Sarabun New" w:hAnsi="TH Sarabun New" w:cs="TH Sarabun New"/>
-              </w:rPr>
-              <w:t>**2026-09**</w:t>
-            </w:r>
-          </w:p>
-        </w:tc>
-        <w:tc>
-          <w:tcPr>
-            <w:tcW w:type="dxa" w:w="1560"/>
-            <w:tcMar>
-              <w:top w:w="100" w:type="dxa"/>
-              <w:bottom w:w="100" w:type="dxa"/>
-              <w:left w:w="130" w:type="dxa"/>
-              <w:right w:w="130" w:type="dxa"/>
-            </w:tcMar>
-            <w:shd w:fill="FFFFFF"/>
-          </w:tcPr>
-          <w:p>
-            <w:r>
-              <w:rPr>
-                <w:rFonts w:ascii="TH Sarabun New" w:hAnsi="TH Sarabun New"/>
-                <w:b w:val="0"/>
-                <w:i w:val="0"/>
-                <w:color w:val="1E293B"/>
-                <w:sz w:val="27"/>
-                <w:rFonts w:ascii="TH Sarabun New" w:hAnsi="TH Sarabun New" w:cs="TH Sarabun New"/>
-              </w:rPr>
-              <w:t>6</w:t>
-            </w:r>
-          </w:p>
-        </w:tc>
-        <w:tc>
-          <w:tcPr>
-            <w:tcW w:type="dxa" w:w="1560"/>
-            <w:tcMar>
-              <w:top w:w="100" w:type="dxa"/>
-              <w:bottom w:w="100" w:type="dxa"/>
-              <w:left w:w="130" w:type="dxa"/>
-              <w:right w:w="130" w:type="dxa"/>
-            </w:tcMar>
-            <w:shd w:fill="FFFFFF"/>
-          </w:tcPr>
-          <w:p>
-            <w:r>
-              <w:rPr>
-                <w:rFonts w:ascii="TH Sarabun New" w:hAnsi="TH Sarabun New"/>
-                <w:b w:val="0"/>
-                <w:i w:val="0"/>
-                <w:color w:val="1E293B"/>
-                <w:sz w:val="27"/>
-                <w:rFonts w:ascii="TH Sarabun New" w:hAnsi="TH Sarabun New" w:cs="TH Sarabun New"/>
-              </w:rPr>
-              <w:t>฿2,300.00</w:t>
-            </w:r>
-          </w:p>
-        </w:tc>
-        <w:tc>
-          <w:tcPr>
-            <w:tcW w:type="dxa" w:w="1560"/>
-            <w:tcMar>
-              <w:top w:w="100" w:type="dxa"/>
-              <w:bottom w:w="100" w:type="dxa"/>
-              <w:left w:w="130" w:type="dxa"/>
-              <w:right w:w="130" w:type="dxa"/>
-            </w:tcMar>
-            <w:shd w:fill="FFFFFF"/>
-          </w:tcPr>
-          <w:p>
-            <w:r>
-              <w:rPr>
-                <w:rFonts w:ascii="TH Sarabun New" w:hAnsi="TH Sarabun New"/>
-                <w:b w:val="0"/>
-                <w:i w:val="0"/>
-                <w:color w:val="1E293B"/>
-                <w:sz w:val="27"/>
-                <w:rFonts w:ascii="TH Sarabun New" w:hAnsi="TH Sarabun New" w:cs="TH Sarabun New"/>
-              </w:rPr>
-              <w:t>฿383.33</w:t>
-            </w:r>
-          </w:p>
-        </w:tc>
-        <w:tc>
-          <w:tcPr>
-            <w:tcW w:type="dxa" w:w="1560"/>
-            <w:tcMar>
-              <w:top w:w="100" w:type="dxa"/>
-              <w:bottom w:w="100" w:type="dxa"/>
-              <w:left w:w="130" w:type="dxa"/>
-              <w:right w:w="130" w:type="dxa"/>
-            </w:tcMar>
-            <w:shd w:fill="FFFFFF"/>
-          </w:tcPr>
-          <w:p>
-            <w:r>
-              <w:rPr>
-                <w:rFonts w:ascii="TH Sarabun New" w:hAnsi="TH Sarabun New"/>
-                <w:b w:val="0"/>
-                <w:i w:val="0"/>
-                <w:color w:val="1E293B"/>
-                <w:sz w:val="27"/>
-                <w:rFonts w:ascii="TH Sarabun New" w:hAnsi="TH Sarabun New" w:cs="TH Sarabun New"/>
-              </w:rPr>
-              <w:t>฿280.00</w:t>
-            </w:r>
-          </w:p>
-        </w:tc>
-        <w:tc>
-          <w:tcPr>
-            <w:tcW w:type="dxa" w:w="1560"/>
-            <w:tcMar>
-              <w:top w:w="100" w:type="dxa"/>
-              <w:bottom w:w="100" w:type="dxa"/>
-              <w:left w:w="130" w:type="dxa"/>
-              <w:right w:w="130" w:type="dxa"/>
-            </w:tcMar>
-            <w:shd w:fill="FFFFFF"/>
-          </w:tcPr>
-          <w:p>
-            <w:r>
-              <w:rPr>
-                <w:rFonts w:ascii="TH Sarabun New" w:hAnsi="TH Sarabun New"/>
-                <w:b w:val="0"/>
-                <w:i w:val="0"/>
-                <w:color w:val="1E293B"/>
-                <w:sz w:val="27"/>
-                <w:rFonts w:ascii="TH Sarabun New" w:hAnsi="TH Sarabun New" w:cs="TH Sarabun New"/>
-              </w:rPr>
-              <w:t>฿500.00</w:t>
-            </w:r>
-          </w:p>
-        </w:tc>
-      </w:tr>
-      <w:tr>
-        <w:tc>
-          <w:tcPr>
-            <w:tcW w:type="dxa" w:w="1560"/>
-            <w:tcMar>
-              <w:top w:w="100" w:type="dxa"/>
-              <w:bottom w:w="100" w:type="dxa"/>
-              <w:left w:w="130" w:type="dxa"/>
-              <w:right w:w="130" w:type="dxa"/>
-            </w:tcMar>
-            <w:shd w:fill="F8FAFC"/>
-          </w:tcPr>
-          <w:p>
-            <w:r>
-              <w:rPr>
-                <w:rFonts w:ascii="TH Sarabun New" w:hAnsi="TH Sarabun New"/>
-                <w:b w:val="0"/>
-                <w:i w:val="0"/>
-                <w:color w:val="1E293B"/>
-                <w:sz w:val="27"/>
-                <w:rFonts w:ascii="TH Sarabun New" w:hAnsi="TH Sarabun New" w:cs="TH Sarabun New"/>
-              </w:rPr>
-              <w:t>**รวมทั้งหมด**</w:t>
-            </w:r>
-          </w:p>
-        </w:tc>
-        <w:tc>
-          <w:tcPr>
-            <w:tcW w:type="dxa" w:w="1560"/>
-            <w:tcMar>
-              <w:top w:w="100" w:type="dxa"/>
-              <w:bottom w:w="100" w:type="dxa"/>
-              <w:left w:w="130" w:type="dxa"/>
-              <w:right w:w="130" w:type="dxa"/>
-            </w:tcMar>
-            <w:shd w:fill="F8FAFC"/>
-          </w:tcPr>
-          <w:p>
-            <w:r>
-              <w:rPr>
-                <w:rFonts w:ascii="TH Sarabun New" w:hAnsi="TH Sarabun New"/>
-                <w:b w:val="0"/>
-                <w:i w:val="0"/>
-                <w:color w:val="1E293B"/>
-                <w:sz w:val="27"/>
-                <w:rFonts w:ascii="TH Sarabun New" w:hAnsi="TH Sarabun New" w:cs="TH Sarabun New"/>
-              </w:rPr>
-              <w:t>**28**</w:t>
-            </w:r>
-          </w:p>
-        </w:tc>
-        <w:tc>
-          <w:tcPr>
-            <w:tcW w:type="dxa" w:w="1560"/>
-            <w:tcMar>
-              <w:top w:w="100" w:type="dxa"/>
-              <w:bottom w:w="100" w:type="dxa"/>
-              <w:left w:w="130" w:type="dxa"/>
-              <w:right w:w="130" w:type="dxa"/>
-            </w:tcMar>
-            <w:shd w:fill="F8FAFC"/>
-          </w:tcPr>
-          <w:p>
-            <w:r>
-              <w:rPr>
-                <w:rFonts w:ascii="TH Sarabun New" w:hAnsi="TH Sarabun New"/>
-                <w:b w:val="0"/>
-                <w:i w:val="0"/>
-                <w:color w:val="1E293B"/>
-                <w:sz w:val="27"/>
-                <w:rFonts w:ascii="TH Sarabun New" w:hAnsi="TH Sarabun New" w:cs="TH Sarabun New"/>
-              </w:rPr>
-              <w:t>**฿11,205.00**</w:t>
-            </w:r>
-          </w:p>
-        </w:tc>
-        <w:tc>
-          <w:tcPr>
-            <w:tcW w:type="dxa" w:w="1560"/>
-            <w:tcMar>
-              <w:top w:w="100" w:type="dxa"/>
-              <w:bottom w:w="100" w:type="dxa"/>
-              <w:left w:w="130" w:type="dxa"/>
-              <w:right w:w="130" w:type="dxa"/>
-            </w:tcMar>
-            <w:shd w:fill="F8FAFC"/>
-          </w:tcPr>
-          <w:p>
-            <w:r>
-              <w:rPr>
-                <w:rFonts w:ascii="TH Sarabun New" w:hAnsi="TH Sarabun New"/>
-                <w:b w:val="0"/>
-                <w:i w:val="0"/>
-                <w:color w:val="1E293B"/>
-                <w:sz w:val="27"/>
-                <w:rFonts w:ascii="TH Sarabun New" w:hAnsi="TH Sarabun New" w:cs="TH Sarabun New"/>
-              </w:rPr>
-              <w:t>**฿400.18**</w:t>
-            </w:r>
-          </w:p>
-        </w:tc>
-        <w:tc>
-          <w:tcPr>
-            <w:tcW w:type="dxa" w:w="1560"/>
-            <w:tcMar>
-              <w:top w:w="100" w:type="dxa"/>
-              <w:bottom w:w="100" w:type="dxa"/>
-              <w:left w:w="130" w:type="dxa"/>
-              <w:right w:w="130" w:type="dxa"/>
-            </w:tcMar>
-            <w:shd w:fill="F8FAFC"/>
-          </w:tcPr>
-          <w:p>
-            <w:r>
-              <w:rPr>
-                <w:rFonts w:ascii="TH Sarabun New" w:hAnsi="TH Sarabun New"/>
-                <w:b w:val="0"/>
-                <w:i w:val="0"/>
-                <w:color w:val="1E293B"/>
-                <w:sz w:val="27"/>
-                <w:rFonts w:ascii="TH Sarabun New" w:hAnsi="TH Sarabun New" w:cs="TH Sarabun New"/>
-              </w:rPr>
-              <w:t>**฿195.00**</w:t>
-            </w:r>
-          </w:p>
-        </w:tc>
-        <w:tc>
-          <w:tcPr>
-            <w:tcW w:type="dxa" w:w="1560"/>
-            <w:tcMar>
-              <w:top w:w="100" w:type="dxa"/>
-              <w:bottom w:w="100" w:type="dxa"/>
-              <w:left w:w="130" w:type="dxa"/>
-              <w:right w:w="130" w:type="dxa"/>
-            </w:tcMar>
-            <w:shd w:fill="F8FAFC"/>
-          </w:tcPr>
-          <w:p>
-            <w:r>
-              <w:rPr>
-                <w:rFonts w:ascii="TH Sarabun New" w:hAnsi="TH Sarabun New"/>
-                <w:b w:val="0"/>
-                <w:i w:val="0"/>
-                <w:color w:val="1E293B"/>
-                <w:sz w:val="27"/>
-                <w:rFonts w:ascii="TH Sarabun New" w:hAnsi="TH Sarabun New" w:cs="TH Sarabun New"/>
-              </w:rPr>
-              <w:t>**฿730.00**</w:t>
+              <w:t>฿1,100.00</w:t>
             </w:r>
           </w:p>
         </w:tc>
@@ -1832,7 +1515,7 @@
           <w:sz w:val="32"/>
           <w:rFonts w:ascii="TH Sarabun New" w:hAnsi="TH Sarabun New" w:cs="TH Sarabun New"/>
         </w:rPr>
-        <w:t>1.4 ข้อสรุปและการนำไปใช้ (Insight)</w:t>
+        <w:t>1.4 ข้อสรุปและการนำไปใช้ (Business Insight)</w:t>
       </w:r>
     </w:p>
     <w:p>
@@ -1849,24 +1532,7 @@
           <w:sz w:val="32"/>
           <w:rFonts w:ascii="TH Sarabun New" w:hAnsi="TH Sarabun New" w:cs="TH Sarabun New"/>
         </w:rPr>
-        <w:t>ยอดขายสูงสุดเกิดขึ้นในเดือน กรกฎาคม 2026 (8 ออเดอร์, ยอด ฿3,295.00) โดยมีค่าเฉลี่ยต่อคำสั่งซื้อสูงสุดที่ ฿411.88</w:t>
-      </w:r>
-    </w:p>
-    <w:p>
-      <w:pPr>
-        <w:pStyle w:val="ListBullet"/>
-        <w:spacing w:after="40" w:line="276" w:lineRule="auto"/>
-      </w:pPr>
-      <w:r>
-        <w:rPr>
-          <w:rFonts w:ascii="TH Sarabun New" w:hAnsi="TH Sarabun New"/>
-          <w:b w:val="0"/>
-          <w:i w:val="0"/>
-          <w:color w:val="1E293B"/>
-          <w:sz w:val="32"/>
-          <w:rFonts w:ascii="TH Sarabun New" w:hAnsi="TH Sarabun New" w:cs="TH Sarabun New"/>
-        </w:rPr>
-        <w:t>ค่าเฉลี่ยการซื้อต่อครั้งของลูกค้าอยู่ที่ประมาณ 400 บาท ซึ่งเทียบเท่ากับการซื้อหนังสือเฉลี่ย 1.3 เล่มต่อคำสั่งซื้อ</w:t>
+        <w:t>หนังสือ "คู่มือออกแบบและจัดการฐานข้อมูลขั้นสูง" สามารถทำรายได้สูงสุดเป็นอันดับ 1 ถึง 4,260.00 บาท (12 เล่ม) แสดงถึงความสนใจอย่างสูงของกลุ่มผู้เรียนสายคอมพิวเตอร์และฐานข้อมูล</w:t>
       </w:r>
     </w:p>
     <w:p>
@@ -1895,7 +1561,7 @@
           <w:sz w:val="36"/>
           <w:rFonts w:ascii="TH Sarabun New" w:hAnsi="TH Sarabun New" w:cs="TH Sarabun New"/>
         </w:rPr>
-        <w:t>รายงานที่ 2: E-Book ขายดีที่สุด (Best-Selling E-Books)</w:t>
+        <w:t>รายงานที่ 2: จัดอันดับ E-Book ขายดีที่สุด 3 อันดับแรก (Top 3 Bestsellers)</w:t>
       </w:r>
     </w:p>
     <w:p>
@@ -1929,7 +1595,24 @@
           <w:sz w:val="32"/>
           <w:rFonts w:ascii="TH Sarabun New" w:hAnsi="TH Sarabun New" w:cs="TH Sarabun New"/>
         </w:rPr>
-        <w:t>E-Book เล่มใดทำยอดขายได้มากที่สุดทั้งในแง่จำนวนเล่มที่ขายได้ และรายได้รวมที่สร้างให้แก่ร้านค้า?</w:t>
+        <w:t>หนังสือเล่มใดได้รับความนิยมสูงสุด 3 อันดับแรก โดยวัดจากจำนวนเล่มที่จำหน่ายได้?</w:t>
+      </w:r>
+    </w:p>
+    <w:p>
+      <w:pPr>
+        <w:pStyle w:val="ListBullet"/>
+        <w:spacing w:after="40" w:line="276" w:lineRule="auto"/>
+      </w:pPr>
+      <w:r>
+        <w:rPr>
+          <w:rFonts w:ascii="TH Sarabun New" w:hAnsi="TH Sarabun New"/>
+          <w:b w:val="0"/>
+          <w:i w:val="0"/>
+          <w:color w:val="1E293B"/>
+          <w:sz w:val="32"/>
+          <w:rFonts w:ascii="TH Sarabun New" w:hAnsi="TH Sarabun New" w:cs="TH Sarabun New"/>
+        </w:rPr>
+        <w:t>ข้อมูลนี้จะนำไปจัดแสดงบนแบนเนอร์สินค้าขายดีหน้าร้านอย่างไร?</w:t>
       </w:r>
     </w:p>
     <w:p>
@@ -1946,7 +1629,7 @@
           <w:sz w:val="32"/>
           <w:rFonts w:ascii="TH Sarabun New" w:hAnsi="TH Sarabun New" w:cs="TH Sarabun New"/>
         </w:rPr>
-        <w:t>2.2 คำสั่ง SQL ที่ใช้</w:t>
+        <w:t>2.2 คำสั่ง SQL ที่ใช้ (สูตรจำ: เหมือนรายงานที่ 1 ตัด SUM แล้วเติม LIMIT 3)</w:t>
       </w:r>
     </w:p>
     <w:tbl>
@@ -1982,37 +1665,19 @@
               </w:rPr>
               <w:t xml:space="preserve">SELECT </w:t>
               <w:br/>
-              <w:t xml:space="preserve">    b.ebook_id,</w:t>
+              <w:t xml:space="preserve">    ebooks.title,</w:t>
               <w:br/>
-              <w:t xml:space="preserve">    b.title AS ebook_title,</w:t>
+              <w:t xml:space="preserve">    COUNT(order_items.order_item_id) AS total_sold</w:t>
               <w:br/>
-              <w:t xml:space="preserve">    a.name AS author_name,</w:t>
+              <w:t>FROM order_items</w:t>
               <w:br/>
-              <w:t xml:space="preserve">    c.name AS category_name,</w:t>
+              <w:t>JOIN ebooks ON order_items.ebook_id = ebooks.ebook_id</w:t>
               <w:br/>
-              <w:t xml:space="preserve">    b.price AS current_price,</w:t>
+              <w:t>GROUP BY ebooks.title</w:t>
               <w:br/>
-              <w:t xml:space="preserve">    COUNT(oi.order_item_id) AS total_copies_sold,</w:t>
+              <w:t>ORDER BY total_sold DESC</w:t>
               <w:br/>
-              <w:t xml:space="preserve">    SUM(oi.price_at_purchase) AS total_revenue</w:t>
-              <w:br/>
-              <w:t>FROM ebooks b</w:t>
-              <w:br/>
-              <w:t>JOIN authors a ON b.author_id = a.author_id</w:t>
-              <w:br/>
-              <w:t>JOIN categories c ON b.category_id = c.category_id</w:t>
-              <w:br/>
-              <w:t>JOIN order_items oi ON b.ebook_id = oi.ebook_id</w:t>
-              <w:br/>
-              <w:t>JOIN orders o ON oi.order_id = o.order_id</w:t>
-              <w:br/>
-              <w:t>WHERE o.status = 'confirmed'</w:t>
-              <w:br/>
-              <w:t>GROUP BY b.ebook_id, b.title, a.name, c.name, b.price</w:t>
-              <w:br/>
-              <w:t>ORDER BY total_copies_sold DESC, total_revenue DESC</w:t>
-              <w:br/>
-              <w:t>LIMIT 5;</w:t>
+              <w:t>LIMIT 3;</w:t>
             </w:r>
           </w:p>
         </w:tc>
@@ -2055,18 +1720,14 @@
         </w:tblBorders>
       </w:tblPr>
       <w:tblGrid>
-        <w:gridCol w:w="1337"/>
-        <w:gridCol w:w="1337"/>
-        <w:gridCol w:w="1337"/>
-        <w:gridCol w:w="1337"/>
-        <w:gridCol w:w="1337"/>
-        <w:gridCol w:w="1337"/>
-        <w:gridCol w:w="1337"/>
+        <w:gridCol w:w="3120"/>
+        <w:gridCol w:w="3120"/>
+        <w:gridCol w:w="3120"/>
       </w:tblGrid>
       <w:tr>
         <w:tc>
           <w:tcPr>
-            <w:tcW w:type="dxa" w:w="1337"/>
+            <w:tcW w:type="dxa" w:w="3120"/>
             <w:tcMar>
               <w:top w:w="100" w:type="dxa"/>
               <w:bottom w:w="100" w:type="dxa"/>
@@ -2091,7 +1752,7 @@
         </w:tc>
         <w:tc>
           <w:tcPr>
-            <w:tcW w:type="dxa" w:w="1337"/>
+            <w:tcW w:type="dxa" w:w="3120"/>
             <w:tcMar>
               <w:top w:w="100" w:type="dxa"/>
               <w:bottom w:w="100" w:type="dxa"/>
@@ -2110,13 +1771,13 @@
                 <w:sz w:val="28"/>
                 <w:rFonts w:ascii="TH Sarabun New" w:hAnsi="TH Sarabun New" w:cs="TH Sarabun New"/>
               </w:rPr>
-              <w:t>ชื่อเรื่อง E-Book</w:t>
+              <w:t>ชื่อเรื่อง E-Book (title)</w:t>
             </w:r>
           </w:p>
         </w:tc>
         <w:tc>
           <w:tcPr>
-            <w:tcW w:type="dxa" w:w="1337"/>
+            <w:tcW w:type="dxa" w:w="3120"/>
             <w:tcMar>
               <w:top w:w="100" w:type="dxa"/>
               <w:bottom w:w="100" w:type="dxa"/>
@@ -2135,107 +1796,7 @@
                 <w:sz w:val="28"/>
                 <w:rFonts w:ascii="TH Sarabun New" w:hAnsi="TH Sarabun New" w:cs="TH Sarabun New"/>
               </w:rPr>
-              <w:t>ผู้แต่ง</w:t>
-            </w:r>
-          </w:p>
-        </w:tc>
-        <w:tc>
-          <w:tcPr>
-            <w:tcW w:type="dxa" w:w="1337"/>
-            <w:tcMar>
-              <w:top w:w="100" w:type="dxa"/>
-              <w:bottom w:w="100" w:type="dxa"/>
-              <w:left w:w="130" w:type="dxa"/>
-              <w:right w:w="130" w:type="dxa"/>
-            </w:tcMar>
-            <w:shd w:fill="1E3A8A"/>
-          </w:tcPr>
-          <w:p>
-            <w:r>
-              <w:rPr>
-                <w:rFonts w:ascii="TH Sarabun New" w:hAnsi="TH Sarabun New"/>
-                <w:b/>
-                <w:i w:val="0"/>
-                <w:color w:val="FFFFFF"/>
-                <w:sz w:val="28"/>
-                <w:rFonts w:ascii="TH Sarabun New" w:hAnsi="TH Sarabun New" w:cs="TH Sarabun New"/>
-              </w:rPr>
-              <w:t>หมวดหมู่</w:t>
-            </w:r>
-          </w:p>
-        </w:tc>
-        <w:tc>
-          <w:tcPr>
-            <w:tcW w:type="dxa" w:w="1337"/>
-            <w:tcMar>
-              <w:top w:w="100" w:type="dxa"/>
-              <w:bottom w:w="100" w:type="dxa"/>
-              <w:left w:w="130" w:type="dxa"/>
-              <w:right w:w="130" w:type="dxa"/>
-            </w:tcMar>
-            <w:shd w:fill="1E3A8A"/>
-          </w:tcPr>
-          <w:p>
-            <w:r>
-              <w:rPr>
-                <w:rFonts w:ascii="TH Sarabun New" w:hAnsi="TH Sarabun New"/>
-                <w:b/>
-                <w:i w:val="0"/>
-                <w:color w:val="FFFFFF"/>
-                <w:sz w:val="28"/>
-                <w:rFonts w:ascii="TH Sarabun New" w:hAnsi="TH Sarabun New" w:cs="TH Sarabun New"/>
-              </w:rPr>
-              <w:t>ราคาขาย</w:t>
-            </w:r>
-          </w:p>
-        </w:tc>
-        <w:tc>
-          <w:tcPr>
-            <w:tcW w:type="dxa" w:w="1337"/>
-            <w:tcMar>
-              <w:top w:w="100" w:type="dxa"/>
-              <w:bottom w:w="100" w:type="dxa"/>
-              <w:left w:w="130" w:type="dxa"/>
-              <w:right w:w="130" w:type="dxa"/>
-            </w:tcMar>
-            <w:shd w:fill="1E3A8A"/>
-          </w:tcPr>
-          <w:p>
-            <w:r>
-              <w:rPr>
-                <w:rFonts w:ascii="TH Sarabun New" w:hAnsi="TH Sarabun New"/>
-                <w:b/>
-                <w:i w:val="0"/>
-                <w:color w:val="FFFFFF"/>
-                <w:sz w:val="28"/>
-                <w:rFonts w:ascii="TH Sarabun New" w:hAnsi="TH Sarabun New" w:cs="TH Sarabun New"/>
-              </w:rPr>
-              <w:t>จำนวนเล่มที่ขาย</w:t>
-            </w:r>
-          </w:p>
-        </w:tc>
-        <w:tc>
-          <w:tcPr>
-            <w:tcW w:type="dxa" w:w="1337"/>
-            <w:tcMar>
-              <w:top w:w="100" w:type="dxa"/>
-              <w:bottom w:w="100" w:type="dxa"/>
-              <w:left w:w="130" w:type="dxa"/>
-              <w:right w:w="130" w:type="dxa"/>
-            </w:tcMar>
-            <w:shd w:fill="1E3A8A"/>
-          </w:tcPr>
-          <w:p>
-            <w:r>
-              <w:rPr>
-                <w:rFonts w:ascii="TH Sarabun New" w:hAnsi="TH Sarabun New"/>
-                <w:b/>
-                <w:i w:val="0"/>
-                <w:color w:val="FFFFFF"/>
-                <w:sz w:val="28"/>
-                <w:rFonts w:ascii="TH Sarabun New" w:hAnsi="TH Sarabun New" w:cs="TH Sarabun New"/>
-              </w:rPr>
-              <w:t>รายได้รวม (total_revenue)</w:t>
+              <w:t>จำนวนเล่มที่ขายได้ (total_sold)</w:t>
             </w:r>
           </w:p>
         </w:tc>
@@ -2243,7 +1804,7 @@
       <w:tr>
         <w:tc>
           <w:tcPr>
-            <w:tcW w:type="dxa" w:w="1337"/>
+            <w:tcW w:type="dxa" w:w="3120"/>
             <w:tcMar>
               <w:top w:w="100" w:type="dxa"/>
               <w:bottom w:w="100" w:type="dxa"/>
@@ -2262,13 +1823,13 @@
                 <w:sz w:val="27"/>
                 <w:rFonts w:ascii="TH Sarabun New" w:hAnsi="TH Sarabun New" w:cs="TH Sarabun New"/>
               </w:rPr>
-              <w:t>🥇 **1**</w:t>
+              <w:t>🥇 **อันดับ 1**</w:t>
             </w:r>
           </w:p>
         </w:tc>
         <w:tc>
           <w:tcPr>
-            <w:tcW w:type="dxa" w:w="1337"/>
+            <w:tcW w:type="dxa" w:w="3120"/>
             <w:tcMar>
               <w:top w:w="100" w:type="dxa"/>
               <w:bottom w:w="100" w:type="dxa"/>
@@ -2287,13 +1848,13 @@
                 <w:sz w:val="27"/>
                 <w:rFonts w:ascii="TH Sarabun New" w:hAnsi="TH Sarabun New" w:cs="TH Sarabun New"/>
               </w:rPr>
-              <w:t>**คู่มือออกแบบและจัดการฐานข้อมูลขั้นสูง**</w:t>
+              <w:t>คู่มือออกแบบและจัดการฐานข้อมูลขั้นสูง (Modern Database Design 2026)</w:t>
             </w:r>
           </w:p>
         </w:tc>
         <w:tc>
           <w:tcPr>
-            <w:tcW w:type="dxa" w:w="1337"/>
+            <w:tcW w:type="dxa" w:w="3120"/>
             <w:tcMar>
               <w:top w:w="100" w:type="dxa"/>
               <w:bottom w:w="100" w:type="dxa"/>
@@ -2312,13 +1873,92 @@
                 <w:sz w:val="27"/>
                 <w:rFonts w:ascii="TH Sarabun New" w:hAnsi="TH Sarabun New" w:cs="TH Sarabun New"/>
               </w:rPr>
-              <w:t>ดร. สมเกียรติ์ ปัญญาดิลก</w:t>
+              <w:t>12 เล่ม</w:t>
+            </w:r>
+          </w:p>
+        </w:tc>
+      </w:tr>
+      <w:tr>
+        <w:tc>
+          <w:tcPr>
+            <w:tcW w:type="dxa" w:w="3120"/>
+            <w:tcMar>
+              <w:top w:w="100" w:type="dxa"/>
+              <w:bottom w:w="100" w:type="dxa"/>
+              <w:left w:w="130" w:type="dxa"/>
+              <w:right w:w="130" w:type="dxa"/>
+            </w:tcMar>
+            <w:shd w:fill="FFFFFF"/>
+          </w:tcPr>
+          <w:p>
+            <w:r>
+              <w:rPr>
+                <w:rFonts w:ascii="TH Sarabun New" w:hAnsi="TH Sarabun New"/>
+                <w:b w:val="0"/>
+                <w:i w:val="0"/>
+                <w:color w:val="1E293B"/>
+                <w:sz w:val="27"/>
+                <w:rFonts w:ascii="TH Sarabun New" w:hAnsi="TH Sarabun New" w:cs="TH Sarabun New"/>
+              </w:rPr>
+              <w:t>🥈 **อันดับ 2**</w:t>
             </w:r>
           </w:p>
         </w:tc>
         <w:tc>
           <w:tcPr>
-            <w:tcW w:type="dxa" w:w="1337"/>
+            <w:tcW w:type="dxa" w:w="3120"/>
+            <w:tcMar>
+              <w:top w:w="100" w:type="dxa"/>
+              <w:bottom w:w="100" w:type="dxa"/>
+              <w:left w:w="130" w:type="dxa"/>
+              <w:right w:w="130" w:type="dxa"/>
+            </w:tcMar>
+            <w:shd w:fill="FFFFFF"/>
+          </w:tcPr>
+          <w:p>
+            <w:r>
+              <w:rPr>
+                <w:rFonts w:ascii="TH Sarabun New" w:hAnsi="TH Sarabun New"/>
+                <w:b w:val="0"/>
+                <w:i w:val="0"/>
+                <w:color w:val="1E293B"/>
+                <w:sz w:val="27"/>
+                <w:rFonts w:ascii="TH Sarabun New" w:hAnsi="TH Sarabun New" w:cs="TH Sarabun New"/>
+              </w:rPr>
+              <w:t>Full-Stack JavaScript กับ Node.js &amp; SQLite</w:t>
+            </w:r>
+          </w:p>
+        </w:tc>
+        <w:tc>
+          <w:tcPr>
+            <w:tcW w:type="dxa" w:w="3120"/>
+            <w:tcMar>
+              <w:top w:w="100" w:type="dxa"/>
+              <w:bottom w:w="100" w:type="dxa"/>
+              <w:left w:w="130" w:type="dxa"/>
+              <w:right w:w="130" w:type="dxa"/>
+            </w:tcMar>
+            <w:shd w:fill="FFFFFF"/>
+          </w:tcPr>
+          <w:p>
+            <w:r>
+              <w:rPr>
+                <w:rFonts w:ascii="TH Sarabun New" w:hAnsi="TH Sarabun New"/>
+                <w:b w:val="0"/>
+                <w:i w:val="0"/>
+                <w:color w:val="1E293B"/>
+                <w:sz w:val="27"/>
+                <w:rFonts w:ascii="TH Sarabun New" w:hAnsi="TH Sarabun New" w:cs="TH Sarabun New"/>
+              </w:rPr>
+              <w:t>6 เล่ม</w:t>
+            </w:r>
+          </w:p>
+        </w:tc>
+      </w:tr>
+      <w:tr>
+        <w:tc>
+          <w:tcPr>
+            <w:tcW w:type="dxa" w:w="3120"/>
             <w:tcMar>
               <w:top w:w="100" w:type="dxa"/>
               <w:bottom w:w="100" w:type="dxa"/>
@@ -2337,13 +1977,13 @@
                 <w:sz w:val="27"/>
                 <w:rFonts w:ascii="TH Sarabun New" w:hAnsi="TH Sarabun New" w:cs="TH Sarabun New"/>
               </w:rPr>
-              <w:t>เทคโนโลยี</w:t>
+              <w:t>🥉 **อันดับ 3**</w:t>
             </w:r>
           </w:p>
         </w:tc>
         <w:tc>
           <w:tcPr>
-            <w:tcW w:type="dxa" w:w="1337"/>
+            <w:tcW w:type="dxa" w:w="3120"/>
             <w:tcMar>
               <w:top w:w="100" w:type="dxa"/>
               <w:bottom w:w="100" w:type="dxa"/>
@@ -2362,13 +2002,13 @@
                 <w:sz w:val="27"/>
                 <w:rFonts w:ascii="TH Sarabun New" w:hAnsi="TH Sarabun New" w:cs="TH Sarabun New"/>
               </w:rPr>
-              <w:t>฿350.00</w:t>
+              <w:t>ปัญญาประดิษฐ์และ Machine Learning ฉบับใช้งานได้จริง</w:t>
             </w:r>
           </w:p>
         </w:tc>
         <w:tc>
           <w:tcPr>
-            <w:tcW w:type="dxa" w:w="1337"/>
+            <w:tcW w:type="dxa" w:w="3120"/>
             <w:tcMar>
               <w:top w:w="100" w:type="dxa"/>
               <w:bottom w:w="100" w:type="dxa"/>
@@ -2387,740 +2027,7 @@
                 <w:sz w:val="27"/>
                 <w:rFonts w:ascii="TH Sarabun New" w:hAnsi="TH Sarabun New" w:cs="TH Sarabun New"/>
               </w:rPr>
-              <w:t>**5 เล่ม**</w:t>
-            </w:r>
-          </w:p>
-        </w:tc>
-        <w:tc>
-          <w:tcPr>
-            <w:tcW w:type="dxa" w:w="1337"/>
-            <w:tcMar>
-              <w:top w:w="100" w:type="dxa"/>
-              <w:bottom w:w="100" w:type="dxa"/>
-              <w:left w:w="130" w:type="dxa"/>
-              <w:right w:w="130" w:type="dxa"/>
-            </w:tcMar>
-            <w:shd w:fill="F8FAFC"/>
-          </w:tcPr>
-          <w:p>
-            <w:r>
-              <w:rPr>
-                <w:rFonts w:ascii="TH Sarabun New" w:hAnsi="TH Sarabun New"/>
-                <w:b w:val="0"/>
-                <w:i w:val="0"/>
-                <w:color w:val="1E293B"/>
-                <w:sz w:val="27"/>
-                <w:rFonts w:ascii="TH Sarabun New" w:hAnsi="TH Sarabun New" w:cs="TH Sarabun New"/>
-              </w:rPr>
-              <w:t>**฿1,750.00**</w:t>
-            </w:r>
-          </w:p>
-        </w:tc>
-      </w:tr>
-      <w:tr>
-        <w:tc>
-          <w:tcPr>
-            <w:tcW w:type="dxa" w:w="1337"/>
-            <w:tcMar>
-              <w:top w:w="100" w:type="dxa"/>
-              <w:bottom w:w="100" w:type="dxa"/>
-              <w:left w:w="130" w:type="dxa"/>
-              <w:right w:w="130" w:type="dxa"/>
-            </w:tcMar>
-            <w:shd w:fill="FFFFFF"/>
-          </w:tcPr>
-          <w:p>
-            <w:r>
-              <w:rPr>
-                <w:rFonts w:ascii="TH Sarabun New" w:hAnsi="TH Sarabun New"/>
-                <w:b w:val="0"/>
-                <w:i w:val="0"/>
-                <w:color w:val="1E293B"/>
-                <w:sz w:val="27"/>
-                <w:rFonts w:ascii="TH Sarabun New" w:hAnsi="TH Sarabun New" w:cs="TH Sarabun New"/>
-              </w:rPr>
-              <w:t>🥈 **2**</w:t>
-            </w:r>
-          </w:p>
-        </w:tc>
-        <w:tc>
-          <w:tcPr>
-            <w:tcW w:type="dxa" w:w="1337"/>
-            <w:tcMar>
-              <w:top w:w="100" w:type="dxa"/>
-              <w:bottom w:w="100" w:type="dxa"/>
-              <w:left w:w="130" w:type="dxa"/>
-              <w:right w:w="130" w:type="dxa"/>
-            </w:tcMar>
-            <w:shd w:fill="FFFFFF"/>
-          </w:tcPr>
-          <w:p>
-            <w:r>
-              <w:rPr>
-                <w:rFonts w:ascii="TH Sarabun New" w:hAnsi="TH Sarabun New"/>
-                <w:b w:val="0"/>
-                <w:i w:val="0"/>
-                <w:color w:val="1E293B"/>
-                <w:sz w:val="27"/>
-                <w:rFonts w:ascii="TH Sarabun New" w:hAnsi="TH Sarabun New" w:cs="TH Sarabun New"/>
-              </w:rPr>
-              <w:t>**Full-Stack JavaScript กับ Node.js &amp; SQLite**</w:t>
-            </w:r>
-          </w:p>
-        </w:tc>
-        <w:tc>
-          <w:tcPr>
-            <w:tcW w:type="dxa" w:w="1337"/>
-            <w:tcMar>
-              <w:top w:w="100" w:type="dxa"/>
-              <w:bottom w:w="100" w:type="dxa"/>
-              <w:left w:w="130" w:type="dxa"/>
-              <w:right w:w="130" w:type="dxa"/>
-            </w:tcMar>
-            <w:shd w:fill="FFFFFF"/>
-          </w:tcPr>
-          <w:p>
-            <w:r>
-              <w:rPr>
-                <w:rFonts w:ascii="TH Sarabun New" w:hAnsi="TH Sarabun New"/>
-                <w:b w:val="0"/>
-                <w:i w:val="0"/>
-                <w:color w:val="1E293B"/>
-                <w:sz w:val="27"/>
-                <w:rFonts w:ascii="TH Sarabun New" w:hAnsi="TH Sarabun New" w:cs="TH Sarabun New"/>
-              </w:rPr>
-              <w:t>กิตติศักดิ์ พัฒนาซอฟต์</w:t>
-            </w:r>
-          </w:p>
-        </w:tc>
-        <w:tc>
-          <w:tcPr>
-            <w:tcW w:type="dxa" w:w="1337"/>
-            <w:tcMar>
-              <w:top w:w="100" w:type="dxa"/>
-              <w:bottom w:w="100" w:type="dxa"/>
-              <w:left w:w="130" w:type="dxa"/>
-              <w:right w:w="130" w:type="dxa"/>
-            </w:tcMar>
-            <w:shd w:fill="FFFFFF"/>
-          </w:tcPr>
-          <w:p>
-            <w:r>
-              <w:rPr>
-                <w:rFonts w:ascii="TH Sarabun New" w:hAnsi="TH Sarabun New"/>
-                <w:b w:val="0"/>
-                <w:i w:val="0"/>
-                <w:color w:val="1E293B"/>
-                <w:sz w:val="27"/>
-                <w:rFonts w:ascii="TH Sarabun New" w:hAnsi="TH Sarabun New" w:cs="TH Sarabun New"/>
-              </w:rPr>
-              <w:t>เทคโนโลยี</w:t>
-            </w:r>
-          </w:p>
-        </w:tc>
-        <w:tc>
-          <w:tcPr>
-            <w:tcW w:type="dxa" w:w="1337"/>
-            <w:tcMar>
-              <w:top w:w="100" w:type="dxa"/>
-              <w:bottom w:w="100" w:type="dxa"/>
-              <w:left w:w="130" w:type="dxa"/>
-              <w:right w:w="130" w:type="dxa"/>
-            </w:tcMar>
-            <w:shd w:fill="FFFFFF"/>
-          </w:tcPr>
-          <w:p>
-            <w:r>
-              <w:rPr>
-                <w:rFonts w:ascii="TH Sarabun New" w:hAnsi="TH Sarabun New"/>
-                <w:b w:val="0"/>
-                <w:i w:val="0"/>
-                <w:color w:val="1E293B"/>
-                <w:sz w:val="27"/>
-                <w:rFonts w:ascii="TH Sarabun New" w:hAnsi="TH Sarabun New" w:cs="TH Sarabun New"/>
-              </w:rPr>
-              <w:t>฿290.00</w:t>
-            </w:r>
-          </w:p>
-        </w:tc>
-        <w:tc>
-          <w:tcPr>
-            <w:tcW w:type="dxa" w:w="1337"/>
-            <w:tcMar>
-              <w:top w:w="100" w:type="dxa"/>
-              <w:bottom w:w="100" w:type="dxa"/>
-              <w:left w:w="130" w:type="dxa"/>
-              <w:right w:w="130" w:type="dxa"/>
-            </w:tcMar>
-            <w:shd w:fill="FFFFFF"/>
-          </w:tcPr>
-          <w:p>
-            <w:r>
-              <w:rPr>
-                <w:rFonts w:ascii="TH Sarabun New" w:hAnsi="TH Sarabun New"/>
-                <w:b w:val="0"/>
-                <w:i w:val="0"/>
-                <w:color w:val="1E293B"/>
-                <w:sz w:val="27"/>
-                <w:rFonts w:ascii="TH Sarabun New" w:hAnsi="TH Sarabun New" w:cs="TH Sarabun New"/>
-              </w:rPr>
-              <w:t>**5 เล่ม**</w:t>
-            </w:r>
-          </w:p>
-        </w:tc>
-        <w:tc>
-          <w:tcPr>
-            <w:tcW w:type="dxa" w:w="1337"/>
-            <w:tcMar>
-              <w:top w:w="100" w:type="dxa"/>
-              <w:bottom w:w="100" w:type="dxa"/>
-              <w:left w:w="130" w:type="dxa"/>
-              <w:right w:w="130" w:type="dxa"/>
-            </w:tcMar>
-            <w:shd w:fill="FFFFFF"/>
-          </w:tcPr>
-          <w:p>
-            <w:r>
-              <w:rPr>
-                <w:rFonts w:ascii="TH Sarabun New" w:hAnsi="TH Sarabun New"/>
-                <w:b w:val="0"/>
-                <w:i w:val="0"/>
-                <w:color w:val="1E293B"/>
-                <w:sz w:val="27"/>
-                <w:rFonts w:ascii="TH Sarabun New" w:hAnsi="TH Sarabun New" w:cs="TH Sarabun New"/>
-              </w:rPr>
-              <w:t>**฿1,450.00**</w:t>
-            </w:r>
-          </w:p>
-        </w:tc>
-      </w:tr>
-      <w:tr>
-        <w:tc>
-          <w:tcPr>
-            <w:tcW w:type="dxa" w:w="1337"/>
-            <w:tcMar>
-              <w:top w:w="100" w:type="dxa"/>
-              <w:bottom w:w="100" w:type="dxa"/>
-              <w:left w:w="130" w:type="dxa"/>
-              <w:right w:w="130" w:type="dxa"/>
-            </w:tcMar>
-            <w:shd w:fill="F8FAFC"/>
-          </w:tcPr>
-          <w:p>
-            <w:r>
-              <w:rPr>
-                <w:rFonts w:ascii="TH Sarabun New" w:hAnsi="TH Sarabun New"/>
-                <w:b w:val="0"/>
-                <w:i w:val="0"/>
-                <w:color w:val="1E293B"/>
-                <w:sz w:val="27"/>
-                <w:rFonts w:ascii="TH Sarabun New" w:hAnsi="TH Sarabun New" w:cs="TH Sarabun New"/>
-              </w:rPr>
-              <w:t>🥉 **3**</w:t>
-            </w:r>
-          </w:p>
-        </w:tc>
-        <w:tc>
-          <w:tcPr>
-            <w:tcW w:type="dxa" w:w="1337"/>
-            <w:tcMar>
-              <w:top w:w="100" w:type="dxa"/>
-              <w:bottom w:w="100" w:type="dxa"/>
-              <w:left w:w="130" w:type="dxa"/>
-              <w:right w:w="130" w:type="dxa"/>
-            </w:tcMar>
-            <w:shd w:fill="F8FAFC"/>
-          </w:tcPr>
-          <w:p>
-            <w:r>
-              <w:rPr>
-                <w:rFonts w:ascii="TH Sarabun New" w:hAnsi="TH Sarabun New"/>
-                <w:b w:val="0"/>
-                <w:i w:val="0"/>
-                <w:color w:val="1E293B"/>
-                <w:sz w:val="27"/>
-                <w:rFonts w:ascii="TH Sarabun New" w:hAnsi="TH Sarabun New" w:cs="TH Sarabun New"/>
-              </w:rPr>
-              <w:t>**ปัญญาประดิษฐ์และ Machine Learning ฉบับใช้งานจริง**</w:t>
-            </w:r>
-          </w:p>
-        </w:tc>
-        <w:tc>
-          <w:tcPr>
-            <w:tcW w:type="dxa" w:w="1337"/>
-            <w:tcMar>
-              <w:top w:w="100" w:type="dxa"/>
-              <w:bottom w:w="100" w:type="dxa"/>
-              <w:left w:w="130" w:type="dxa"/>
-              <w:right w:w="130" w:type="dxa"/>
-            </w:tcMar>
-            <w:shd w:fill="F8FAFC"/>
-          </w:tcPr>
-          <w:p>
-            <w:r>
-              <w:rPr>
-                <w:rFonts w:ascii="TH Sarabun New" w:hAnsi="TH Sarabun New"/>
-                <w:b w:val="0"/>
-                <w:i w:val="0"/>
-                <w:color w:val="1E293B"/>
-                <w:sz w:val="27"/>
-                <w:rFonts w:ascii="TH Sarabun New" w:hAnsi="TH Sarabun New" w:cs="TH Sarabun New"/>
-              </w:rPr>
-              <w:t>ดร. สมเกียรติ์ ปัญญาดิลก</w:t>
-            </w:r>
-          </w:p>
-        </w:tc>
-        <w:tc>
-          <w:tcPr>
-            <w:tcW w:type="dxa" w:w="1337"/>
-            <w:tcMar>
-              <w:top w:w="100" w:type="dxa"/>
-              <w:bottom w:w="100" w:type="dxa"/>
-              <w:left w:w="130" w:type="dxa"/>
-              <w:right w:w="130" w:type="dxa"/>
-            </w:tcMar>
-            <w:shd w:fill="F8FAFC"/>
-          </w:tcPr>
-          <w:p>
-            <w:r>
-              <w:rPr>
-                <w:rFonts w:ascii="TH Sarabun New" w:hAnsi="TH Sarabun New"/>
-                <w:b w:val="0"/>
-                <w:i w:val="0"/>
-                <w:color w:val="1E293B"/>
-                <w:sz w:val="27"/>
-                <w:rFonts w:ascii="TH Sarabun New" w:hAnsi="TH Sarabun New" w:cs="TH Sarabun New"/>
-              </w:rPr>
-              <w:t>เทคโนโลยี</w:t>
-            </w:r>
-          </w:p>
-        </w:tc>
-        <w:tc>
-          <w:tcPr>
-            <w:tcW w:type="dxa" w:w="1337"/>
-            <w:tcMar>
-              <w:top w:w="100" w:type="dxa"/>
-              <w:bottom w:w="100" w:type="dxa"/>
-              <w:left w:w="130" w:type="dxa"/>
-              <w:right w:w="130" w:type="dxa"/>
-            </w:tcMar>
-            <w:shd w:fill="F8FAFC"/>
-          </w:tcPr>
-          <w:p>
-            <w:r>
-              <w:rPr>
-                <w:rFonts w:ascii="TH Sarabun New" w:hAnsi="TH Sarabun New"/>
-                <w:b w:val="0"/>
-                <w:i w:val="0"/>
-                <w:color w:val="1E293B"/>
-                <w:sz w:val="27"/>
-                <w:rFonts w:ascii="TH Sarabun New" w:hAnsi="TH Sarabun New" w:cs="TH Sarabun New"/>
-              </w:rPr>
-              <w:t>฿420.00</w:t>
-            </w:r>
-          </w:p>
-        </w:tc>
-        <w:tc>
-          <w:tcPr>
-            <w:tcW w:type="dxa" w:w="1337"/>
-            <w:tcMar>
-              <w:top w:w="100" w:type="dxa"/>
-              <w:bottom w:w="100" w:type="dxa"/>
-              <w:left w:w="130" w:type="dxa"/>
-              <w:right w:w="130" w:type="dxa"/>
-            </w:tcMar>
-            <w:shd w:fill="F8FAFC"/>
-          </w:tcPr>
-          <w:p>
-            <w:r>
-              <w:rPr>
-                <w:rFonts w:ascii="TH Sarabun New" w:hAnsi="TH Sarabun New"/>
-                <w:b w:val="0"/>
-                <w:i w:val="0"/>
-                <w:color w:val="1E293B"/>
-                <w:sz w:val="27"/>
-                <w:rFonts w:ascii="TH Sarabun New" w:hAnsi="TH Sarabun New" w:cs="TH Sarabun New"/>
-              </w:rPr>
-              <w:t>**4 เล่ม**</w:t>
-            </w:r>
-          </w:p>
-        </w:tc>
-        <w:tc>
-          <w:tcPr>
-            <w:tcW w:type="dxa" w:w="1337"/>
-            <w:tcMar>
-              <w:top w:w="100" w:type="dxa"/>
-              <w:bottom w:w="100" w:type="dxa"/>
-              <w:left w:w="130" w:type="dxa"/>
-              <w:right w:w="130" w:type="dxa"/>
-            </w:tcMar>
-            <w:shd w:fill="F8FAFC"/>
-          </w:tcPr>
-          <w:p>
-            <w:r>
-              <w:rPr>
-                <w:rFonts w:ascii="TH Sarabun New" w:hAnsi="TH Sarabun New"/>
-                <w:b w:val="0"/>
-                <w:i w:val="0"/>
-                <w:color w:val="1E293B"/>
-                <w:sz w:val="27"/>
-                <w:rFonts w:ascii="TH Sarabun New" w:hAnsi="TH Sarabun New" w:cs="TH Sarabun New"/>
-              </w:rPr>
-              <w:t>**฿1,680.00**</w:t>
-            </w:r>
-          </w:p>
-        </w:tc>
-      </w:tr>
-      <w:tr>
-        <w:tc>
-          <w:tcPr>
-            <w:tcW w:type="dxa" w:w="1337"/>
-            <w:tcMar>
-              <w:top w:w="100" w:type="dxa"/>
-              <w:bottom w:w="100" w:type="dxa"/>
-              <w:left w:w="130" w:type="dxa"/>
-              <w:right w:w="130" w:type="dxa"/>
-            </w:tcMar>
-            <w:shd w:fill="FFFFFF"/>
-          </w:tcPr>
-          <w:p>
-            <w:r>
-              <w:rPr>
-                <w:rFonts w:ascii="TH Sarabun New" w:hAnsi="TH Sarabun New"/>
-                <w:b w:val="0"/>
-                <w:i w:val="0"/>
-                <w:color w:val="1E293B"/>
-                <w:sz w:val="27"/>
-                <w:rFonts w:ascii="TH Sarabun New" w:hAnsi="TH Sarabun New" w:cs="TH Sarabun New"/>
-              </w:rPr>
-              <w:t>**4**</w:t>
-            </w:r>
-          </w:p>
-        </w:tc>
-        <w:tc>
-          <w:tcPr>
-            <w:tcW w:type="dxa" w:w="1337"/>
-            <w:tcMar>
-              <w:top w:w="100" w:type="dxa"/>
-              <w:bottom w:w="100" w:type="dxa"/>
-              <w:left w:w="130" w:type="dxa"/>
-              <w:right w:w="130" w:type="dxa"/>
-            </w:tcMar>
-            <w:shd w:fill="FFFFFF"/>
-          </w:tcPr>
-          <w:p>
-            <w:r>
-              <w:rPr>
-                <w:rFonts w:ascii="TH Sarabun New" w:hAnsi="TH Sarabun New"/>
-                <w:b w:val="0"/>
-                <w:i w:val="0"/>
-                <w:color w:val="1E293B"/>
-                <w:sz w:val="27"/>
-                <w:rFonts w:ascii="TH Sarabun New" w:hAnsi="TH Sarabun New" w:cs="TH Sarabun New"/>
-              </w:rPr>
-              <w:t>สตาร์ทอัพติดสปีด: กลยุทธ์เติบโตแบบก้าวกระโดด</w:t>
-            </w:r>
-          </w:p>
-        </w:tc>
-        <w:tc>
-          <w:tcPr>
-            <w:tcW w:type="dxa" w:w="1337"/>
-            <w:tcMar>
-              <w:top w:w="100" w:type="dxa"/>
-              <w:bottom w:w="100" w:type="dxa"/>
-              <w:left w:w="130" w:type="dxa"/>
-              <w:right w:w="130" w:type="dxa"/>
-            </w:tcMar>
-            <w:shd w:fill="FFFFFF"/>
-          </w:tcPr>
-          <w:p>
-            <w:r>
-              <w:rPr>
-                <w:rFonts w:ascii="TH Sarabun New" w:hAnsi="TH Sarabun New"/>
-                <w:b w:val="0"/>
-                <w:i w:val="0"/>
-                <w:color w:val="1E293B"/>
-                <w:sz w:val="27"/>
-                <w:rFonts w:ascii="TH Sarabun New" w:hAnsi="TH Sarabun New" w:cs="TH Sarabun New"/>
-              </w:rPr>
-              <w:t>ณัฐวุฒิ นวการค้า</w:t>
-            </w:r>
-          </w:p>
-        </w:tc>
-        <w:tc>
-          <w:tcPr>
-            <w:tcW w:type="dxa" w:w="1337"/>
-            <w:tcMar>
-              <w:top w:w="100" w:type="dxa"/>
-              <w:bottom w:w="100" w:type="dxa"/>
-              <w:left w:w="130" w:type="dxa"/>
-              <w:right w:w="130" w:type="dxa"/>
-            </w:tcMar>
-            <w:shd w:fill="FFFFFF"/>
-          </w:tcPr>
-          <w:p>
-            <w:r>
-              <w:rPr>
-                <w:rFonts w:ascii="TH Sarabun New" w:hAnsi="TH Sarabun New"/>
-                <w:b w:val="0"/>
-                <w:i w:val="0"/>
-                <w:color w:val="1E293B"/>
-                <w:sz w:val="27"/>
-                <w:rFonts w:ascii="TH Sarabun New" w:hAnsi="TH Sarabun New" w:cs="TH Sarabun New"/>
-              </w:rPr>
-              <w:t>ธุรกิจ</w:t>
-            </w:r>
-          </w:p>
-        </w:tc>
-        <w:tc>
-          <w:tcPr>
-            <w:tcW w:type="dxa" w:w="1337"/>
-            <w:tcMar>
-              <w:top w:w="100" w:type="dxa"/>
-              <w:bottom w:w="100" w:type="dxa"/>
-              <w:left w:w="130" w:type="dxa"/>
-              <w:right w:w="130" w:type="dxa"/>
-            </w:tcMar>
-            <w:shd w:fill="FFFFFF"/>
-          </w:tcPr>
-          <w:p>
-            <w:r>
-              <w:rPr>
-                <w:rFonts w:ascii="TH Sarabun New" w:hAnsi="TH Sarabun New"/>
-                <w:b w:val="0"/>
-                <w:i w:val="0"/>
-                <w:color w:val="1E293B"/>
-                <w:sz w:val="27"/>
-                <w:rFonts w:ascii="TH Sarabun New" w:hAnsi="TH Sarabun New" w:cs="TH Sarabun New"/>
-              </w:rPr>
-              <w:t>฿250.00</w:t>
-            </w:r>
-          </w:p>
-        </w:tc>
-        <w:tc>
-          <w:tcPr>
-            <w:tcW w:type="dxa" w:w="1337"/>
-            <w:tcMar>
-              <w:top w:w="100" w:type="dxa"/>
-              <w:bottom w:w="100" w:type="dxa"/>
-              <w:left w:w="130" w:type="dxa"/>
-              <w:right w:w="130" w:type="dxa"/>
-            </w:tcMar>
-            <w:shd w:fill="FFFFFF"/>
-          </w:tcPr>
-          <w:p>
-            <w:r>
-              <w:rPr>
-                <w:rFonts w:ascii="TH Sarabun New" w:hAnsi="TH Sarabun New"/>
-                <w:b w:val="0"/>
-                <w:i w:val="0"/>
-                <w:color w:val="1E293B"/>
-                <w:sz w:val="27"/>
-                <w:rFonts w:ascii="TH Sarabun New" w:hAnsi="TH Sarabun New" w:cs="TH Sarabun New"/>
-              </w:rPr>
-              <w:t>**3 เล่ม**</w:t>
-            </w:r>
-          </w:p>
-        </w:tc>
-        <w:tc>
-          <w:tcPr>
-            <w:tcW w:type="dxa" w:w="1337"/>
-            <w:tcMar>
-              <w:top w:w="100" w:type="dxa"/>
-              <w:bottom w:w="100" w:type="dxa"/>
-              <w:left w:w="130" w:type="dxa"/>
-              <w:right w:w="130" w:type="dxa"/>
-            </w:tcMar>
-            <w:shd w:fill="FFFFFF"/>
-          </w:tcPr>
-          <w:p>
-            <w:r>
-              <w:rPr>
-                <w:rFonts w:ascii="TH Sarabun New" w:hAnsi="TH Sarabun New"/>
-                <w:b w:val="0"/>
-                <w:i w:val="0"/>
-                <w:color w:val="1E293B"/>
-                <w:sz w:val="27"/>
-                <w:rFonts w:ascii="TH Sarabun New" w:hAnsi="TH Sarabun New" w:cs="TH Sarabun New"/>
-              </w:rPr>
-              <w:t>**฿750.00**</w:t>
-            </w:r>
-          </w:p>
-        </w:tc>
-      </w:tr>
-      <w:tr>
-        <w:tc>
-          <w:tcPr>
-            <w:tcW w:type="dxa" w:w="1337"/>
-            <w:tcMar>
-              <w:top w:w="100" w:type="dxa"/>
-              <w:bottom w:w="100" w:type="dxa"/>
-              <w:left w:w="130" w:type="dxa"/>
-              <w:right w:w="130" w:type="dxa"/>
-            </w:tcMar>
-            <w:shd w:fill="F8FAFC"/>
-          </w:tcPr>
-          <w:p>
-            <w:r>
-              <w:rPr>
-                <w:rFonts w:ascii="TH Sarabun New" w:hAnsi="TH Sarabun New"/>
-                <w:b w:val="0"/>
-                <w:i w:val="0"/>
-                <w:color w:val="1E293B"/>
-                <w:sz w:val="27"/>
-                <w:rFonts w:ascii="TH Sarabun New" w:hAnsi="TH Sarabun New" w:cs="TH Sarabun New"/>
-              </w:rPr>
-              <w:t>**5**</w:t>
-            </w:r>
-          </w:p>
-        </w:tc>
-        <w:tc>
-          <w:tcPr>
-            <w:tcW w:type="dxa" w:w="1337"/>
-            <w:tcMar>
-              <w:top w:w="100" w:type="dxa"/>
-              <w:bottom w:w="100" w:type="dxa"/>
-              <w:left w:w="130" w:type="dxa"/>
-              <w:right w:w="130" w:type="dxa"/>
-            </w:tcMar>
-            <w:shd w:fill="F8FAFC"/>
-          </w:tcPr>
-          <w:p>
-            <w:r>
-              <w:rPr>
-                <w:rFonts w:ascii="TH Sarabun New" w:hAnsi="TH Sarabun New"/>
-                <w:b w:val="0"/>
-                <w:i w:val="0"/>
-                <w:color w:val="1E293B"/>
-                <w:sz w:val="27"/>
-                <w:rFonts w:ascii="TH Sarabun New" w:hAnsi="TH Sarabun New" w:cs="TH Sarabun New"/>
-              </w:rPr>
-              <w:t>Cloud Security &amp; DevOps Fundamentals</w:t>
-            </w:r>
-          </w:p>
-        </w:tc>
-        <w:tc>
-          <w:tcPr>
-            <w:tcW w:type="dxa" w:w="1337"/>
-            <w:tcMar>
-              <w:top w:w="100" w:type="dxa"/>
-              <w:bottom w:w="100" w:type="dxa"/>
-              <w:left w:w="130" w:type="dxa"/>
-              <w:right w:w="130" w:type="dxa"/>
-            </w:tcMar>
-            <w:shd w:fill="F8FAFC"/>
-          </w:tcPr>
-          <w:p>
-            <w:r>
-              <w:rPr>
-                <w:rFonts w:ascii="TH Sarabun New" w:hAnsi="TH Sarabun New"/>
-                <w:b w:val="0"/>
-                <w:i w:val="0"/>
-                <w:color w:val="1E293B"/>
-                <w:sz w:val="27"/>
-                <w:rFonts w:ascii="TH Sarabun New" w:hAnsi="TH Sarabun New" w:cs="TH Sarabun New"/>
-              </w:rPr>
-              <w:t>กิตติศักดิ์ พัฒนาซอฟต์</w:t>
-            </w:r>
-          </w:p>
-        </w:tc>
-        <w:tc>
-          <w:tcPr>
-            <w:tcW w:type="dxa" w:w="1337"/>
-            <w:tcMar>
-              <w:top w:w="100" w:type="dxa"/>
-              <w:bottom w:w="100" w:type="dxa"/>
-              <w:left w:w="130" w:type="dxa"/>
-              <w:right w:w="130" w:type="dxa"/>
-            </w:tcMar>
-            <w:shd w:fill="F8FAFC"/>
-          </w:tcPr>
-          <w:p>
-            <w:r>
-              <w:rPr>
-                <w:rFonts w:ascii="TH Sarabun New" w:hAnsi="TH Sarabun New"/>
-                <w:b w:val="0"/>
-                <w:i w:val="0"/>
-                <w:color w:val="1E293B"/>
-                <w:sz w:val="27"/>
-                <w:rFonts w:ascii="TH Sarabun New" w:hAnsi="TH Sarabun New" w:cs="TH Sarabun New"/>
-              </w:rPr>
-              <w:t>เทคโนโลยี</w:t>
-            </w:r>
-          </w:p>
-        </w:tc>
-        <w:tc>
-          <w:tcPr>
-            <w:tcW w:type="dxa" w:w="1337"/>
-            <w:tcMar>
-              <w:top w:w="100" w:type="dxa"/>
-              <w:bottom w:w="100" w:type="dxa"/>
-              <w:left w:w="130" w:type="dxa"/>
-              <w:right w:w="130" w:type="dxa"/>
-            </w:tcMar>
-            <w:shd w:fill="F8FAFC"/>
-          </w:tcPr>
-          <w:p>
-            <w:r>
-              <w:rPr>
-                <w:rFonts w:ascii="TH Sarabun New" w:hAnsi="TH Sarabun New"/>
-                <w:b w:val="0"/>
-                <w:i w:val="0"/>
-                <w:color w:val="1E293B"/>
-                <w:sz w:val="27"/>
-                <w:rFonts w:ascii="TH Sarabun New" w:hAnsi="TH Sarabun New" w:cs="TH Sarabun New"/>
-              </w:rPr>
-              <w:t>฿380.00</w:t>
-            </w:r>
-          </w:p>
-        </w:tc>
-        <w:tc>
-          <w:tcPr>
-            <w:tcW w:type="dxa" w:w="1337"/>
-            <w:tcMar>
-              <w:top w:w="100" w:type="dxa"/>
-              <w:bottom w:w="100" w:type="dxa"/>
-              <w:left w:w="130" w:type="dxa"/>
-              <w:right w:w="130" w:type="dxa"/>
-            </w:tcMar>
-            <w:shd w:fill="F8FAFC"/>
-          </w:tcPr>
-          <w:p>
-            <w:r>
-              <w:rPr>
-                <w:rFonts w:ascii="TH Sarabun New" w:hAnsi="TH Sarabun New"/>
-                <w:b w:val="0"/>
-                <w:i w:val="0"/>
-                <w:color w:val="1E293B"/>
-                <w:sz w:val="27"/>
-                <w:rFonts w:ascii="TH Sarabun New" w:hAnsi="TH Sarabun New" w:cs="TH Sarabun New"/>
-              </w:rPr>
-              <w:t>**3 เล่ม**</w:t>
-            </w:r>
-          </w:p>
-        </w:tc>
-        <w:tc>
-          <w:tcPr>
-            <w:tcW w:type="dxa" w:w="1337"/>
-            <w:tcMar>
-              <w:top w:w="100" w:type="dxa"/>
-              <w:bottom w:w="100" w:type="dxa"/>
-              <w:left w:w="130" w:type="dxa"/>
-              <w:right w:w="130" w:type="dxa"/>
-            </w:tcMar>
-            <w:shd w:fill="F8FAFC"/>
-          </w:tcPr>
-          <w:p>
-            <w:r>
-              <w:rPr>
-                <w:rFonts w:ascii="TH Sarabun New" w:hAnsi="TH Sarabun New"/>
-                <w:b w:val="0"/>
-                <w:i w:val="0"/>
-                <w:color w:val="1E293B"/>
-                <w:sz w:val="27"/>
-                <w:rFonts w:ascii="TH Sarabun New" w:hAnsi="TH Sarabun New" w:cs="TH Sarabun New"/>
-              </w:rPr>
-              <w:t>**฿1,140.00**</w:t>
+              <w:t>5 เล่ม</w:t>
             </w:r>
           </w:p>
         </w:tc>
@@ -3145,7 +2052,7 @@
           <w:sz w:val="32"/>
           <w:rFonts w:ascii="TH Sarabun New" w:hAnsi="TH Sarabun New" w:cs="TH Sarabun New"/>
         </w:rPr>
-        <w:t>2.4 ข้อสรุปและการนำไปใช้ (Insight)</w:t>
+        <w:t>2.4 ข้อสรุปและการนำไปใช้ (Business Insight)</w:t>
       </w:r>
     </w:p>
     <w:p>
@@ -3162,24 +2069,7 @@
           <w:sz w:val="32"/>
           <w:rFonts w:ascii="TH Sarabun New" w:hAnsi="TH Sarabun New" w:cs="TH Sarabun New"/>
         </w:rPr>
-        <w:t>หนังสือด้าน เทคโนโลยีและการพัฒนาซอฟต์แวร์ ครองตำแหน่ง Top 3 ทั้งจำนวนเล่มและยอดเงิน</w:t>
-      </w:r>
-    </w:p>
-    <w:p>
-      <w:pPr>
-        <w:pStyle w:val="ListBullet"/>
-        <w:spacing w:after="40" w:line="276" w:lineRule="auto"/>
-      </w:pPr>
-      <w:r>
-        <w:rPr>
-          <w:rFonts w:ascii="TH Sarabun New" w:hAnsi="TH Sarabun New"/>
-          <w:b w:val="0"/>
-          <w:i w:val="0"/>
-          <w:color w:val="1E293B"/>
-          <w:sz w:val="32"/>
-          <w:rFonts w:ascii="TH Sarabun New" w:hAnsi="TH Sarabun New" w:cs="TH Sarabun New"/>
-        </w:rPr>
-        <w:t>เล่มที่ขายดีที่สุดอันดับ 1 คือ *"คู่มือออกแบบและจัดการฐานข้อมูลขั้นสูง"* ทำยอดขายได้ 5 เล่ม สร้างรายได้ 1,750 บาท ร้านค้าควรจัดเซ็ตคู่กับหนังสือ Full-Stack JavaScript เพื่อเพิ่มยอดขายแบบ Bundle</w:t>
+        <w:t>3 อันดับแรกมียอดขายรวมกันถึง 23 เล่ม ควรนำมาตั้งเป็นหนังสือแนะนำ (Featured Books) บนหน้าแรกของเว็บไซต์เพื่อดึงดูดผู้ใช้งานใหม่</w:t>
       </w:r>
     </w:p>
     <w:p>
@@ -3208,7 +2098,7 @@
           <w:sz w:val="36"/>
           <w:rFonts w:ascii="TH Sarabun New" w:hAnsi="TH Sarabun New" w:cs="TH Sarabun New"/>
         </w:rPr>
-        <w:t>รายงานที่ 3: ยอดขายตามหมวดหมู่สินค้า (Sales by Category)</w:t>
+        <w:t>รายงานที่ 3: สรุปประสิทธิภาพช่องทางชำระเงินและยอดเฉลี่ยต่อบิล</w:t>
       </w:r>
     </w:p>
     <w:p>
@@ -3242,7 +2132,24 @@
           <w:sz w:val="32"/>
           <w:rFonts w:ascii="TH Sarabun New" w:hAnsi="TH Sarabun New" w:cs="TH Sarabun New"/>
         </w:rPr>
-        <w:t>หมวดหมู่ใดทำยอดขายและจำนวนเล่มสูงสุด และแต่ละหมวดมีสัดส่วนรายได้คิดเป็นกี่เปอร์เซ็นต์ของร้าน?</w:t>
+        <w:t>ลูกค้านิยมชำระเงินผ่านช่องทางใดมากที่สุด?</w:t>
+      </w:r>
+    </w:p>
+    <w:p>
+      <w:pPr>
+        <w:pStyle w:val="ListBullet"/>
+        <w:spacing w:after="40" w:line="276" w:lineRule="auto"/>
+      </w:pPr>
+      <w:r>
+        <w:rPr>
+          <w:rFonts w:ascii="TH Sarabun New" w:hAnsi="TH Sarabun New"/>
+          <w:b w:val="0"/>
+          <w:i w:val="0"/>
+          <w:color w:val="1E293B"/>
+          <w:sz w:val="32"/>
+          <w:rFonts w:ascii="TH Sarabun New" w:hAnsi="TH Sarabun New" w:cs="TH Sarabun New"/>
+        </w:rPr>
+        <w:t>แต่ละช่องทางสร้างยอดเงินรวมและมียอดเฉลี่ยต่อคำสั่งซื้อ (Average Order Value: AOV) เท่าใด?</w:t>
       </w:r>
     </w:p>
     <w:p>
@@ -3259,7 +2166,7 @@
           <w:sz w:val="32"/>
           <w:rFonts w:ascii="TH Sarabun New" w:hAnsi="TH Sarabun New" w:cs="TH Sarabun New"/>
         </w:rPr>
-        <w:t>3.2 คำสั่ง SQL ที่ใช้</w:t>
+        <w:t>3.2 คำสั่ง SQL ที่ใช้ (สั้น กระชับ คำนวณครบทั้ง SUM และ AVG)</w:t>
       </w:r>
     </w:p>
     <w:tbl>
@@ -3295,41 +2202,23 @@
               </w:rPr>
               <w:t xml:space="preserve">SELECT </w:t>
               <w:br/>
-              <w:t xml:space="preserve">    c.category_id,</w:t>
+              <w:t xml:space="preserve">    payments.payment_method,</w:t>
               <w:br/>
-              <w:t xml:space="preserve">    c.name AS category_name,</w:t>
+              <w:t xml:space="preserve">    COUNT(orders.order_id) AS total_orders,</w:t>
               <w:br/>
-              <w:t xml:space="preserve">    COUNT(DISTINCT b.ebook_id) AS total_active_titles,</w:t>
+              <w:t xml:space="preserve">    SUM(orders.total_amount) AS total_sales,</w:t>
               <w:br/>
-              <w:t xml:space="preserve">    COUNT(oi.order_item_id) AS total_items_sold,</w:t>
+              <w:t xml:space="preserve">    ROUND(AVG(orders.total_amount), 2) AS avg_sales</w:t>
               <w:br/>
-              <w:t xml:space="preserve">    SUM(oi.price_at_purchase) AS total_category_revenue,</w:t>
+              <w:t>FROM orders</w:t>
               <w:br/>
-              <w:t xml:space="preserve">    ROUND(SUM(oi.price_at_purchase) * 100.0 / (</w:t>
+              <w:t>JOIN payments ON orders.order_id = payments.order_id</w:t>
               <w:br/>
-              <w:t xml:space="preserve">        SELECT SUM(oi2.price_at_purchase) </w:t>
+              <w:t>WHERE orders.status = 'confirmed'</w:t>
               <w:br/>
-              <w:t xml:space="preserve">        FROM order_items oi2 </w:t>
+              <w:t>GROUP BY payments.payment_method</w:t>
               <w:br/>
-              <w:t xml:space="preserve">        JOIN orders o2 ON oi2.order_id = o2.order_id </w:t>
-              <w:br/>
-              <w:t xml:space="preserve">        WHERE o2.status = 'confirmed'</w:t>
-              <w:br/>
-              <w:t xml:space="preserve">    ), 2) AS revenue_percentage</w:t>
-              <w:br/>
-              <w:t>FROM categories c</w:t>
-              <w:br/>
-              <w:t>JOIN ebooks b ON c.category_id = b.category_id</w:t>
-              <w:br/>
-              <w:t>JOIN order_items oi ON b.ebook_id = oi.ebook_id</w:t>
-              <w:br/>
-              <w:t>JOIN orders o ON oi.order_id = o.order_id</w:t>
-              <w:br/>
-              <w:t>WHERE o.status = 'confirmed'</w:t>
-              <w:br/>
-              <w:t>GROUP BY c.category_id, c.name</w:t>
-              <w:br/>
-              <w:t>ORDER BY total_category_revenue DESC;</w:t>
+              <w:t>ORDER BY total_sales DESC;</w:t>
             </w:r>
           </w:p>
         </w:tc>
@@ -3372,16 +2261,15 @@
         </w:tblBorders>
       </w:tblPr>
       <w:tblGrid>
-        <w:gridCol w:w="1872"/>
-        <w:gridCol w:w="1872"/>
-        <w:gridCol w:w="1872"/>
-        <w:gridCol w:w="1872"/>
-        <w:gridCol w:w="1872"/>
+        <w:gridCol w:w="2340"/>
+        <w:gridCol w:w="2340"/>
+        <w:gridCol w:w="2340"/>
+        <w:gridCol w:w="2340"/>
       </w:tblGrid>
       <w:tr>
         <w:tc>
           <w:tcPr>
-            <w:tcW w:type="dxa" w:w="1872"/>
+            <w:tcW w:type="dxa" w:w="2340"/>
             <w:tcMar>
               <w:top w:w="100" w:type="dxa"/>
               <w:bottom w:w="100" w:type="dxa"/>
@@ -3400,13 +2288,13 @@
                 <w:sz w:val="28"/>
                 <w:rFonts w:ascii="TH Sarabun New" w:hAnsi="TH Sarabun New" w:cs="TH Sarabun New"/>
               </w:rPr>
-              <w:t>หมวดหมู่ (category_name)</w:t>
+              <w:t>ช่องทางชำระเงิน (payment_method)</w:t>
             </w:r>
           </w:p>
         </w:tc>
         <w:tc>
           <w:tcPr>
-            <w:tcW w:type="dxa" w:w="1872"/>
+            <w:tcW w:type="dxa" w:w="2340"/>
             <w:tcMar>
               <w:top w:w="100" w:type="dxa"/>
               <w:bottom w:w="100" w:type="dxa"/>
@@ -3425,13 +2313,13 @@
                 <w:sz w:val="28"/>
                 <w:rFonts w:ascii="TH Sarabun New" w:hAnsi="TH Sarabun New" w:cs="TH Sarabun New"/>
               </w:rPr>
-              <w:t>จำนวนเล่มในระบบ</w:t>
+              <w:t>จำนวนออเดอร์ (total_orders)</w:t>
             </w:r>
           </w:p>
         </w:tc>
         <w:tc>
           <w:tcPr>
-            <w:tcW w:type="dxa" w:w="1872"/>
+            <w:tcW w:type="dxa" w:w="2340"/>
             <w:tcMar>
               <w:top w:w="100" w:type="dxa"/>
               <w:bottom w:w="100" w:type="dxa"/>
@@ -3450,13 +2338,13 @@
                 <w:sz w:val="28"/>
                 <w:rFonts w:ascii="TH Sarabun New" w:hAnsi="TH Sarabun New" w:cs="TH Sarabun New"/>
               </w:rPr>
-              <w:t>จำนวนเล่มที่ขายได้</w:t>
+              <w:t>ยอดเงินรวม (total_sales)</w:t>
             </w:r>
           </w:p>
         </w:tc>
         <w:tc>
           <w:tcPr>
-            <w:tcW w:type="dxa" w:w="1872"/>
+            <w:tcW w:type="dxa" w:w="2340"/>
             <w:tcMar>
               <w:top w:w="100" w:type="dxa"/>
               <w:bottom w:w="100" w:type="dxa"/>
@@ -3475,32 +2363,7 @@
                 <w:sz w:val="28"/>
                 <w:rFonts w:ascii="TH Sarabun New" w:hAnsi="TH Sarabun New" w:cs="TH Sarabun New"/>
               </w:rPr>
-              <w:t>รายได้รวม (total_revenue)</w:t>
-            </w:r>
-          </w:p>
-        </w:tc>
-        <w:tc>
-          <w:tcPr>
-            <w:tcW w:type="dxa" w:w="1872"/>
-            <w:tcMar>
-              <w:top w:w="100" w:type="dxa"/>
-              <w:bottom w:w="100" w:type="dxa"/>
-              <w:left w:w="130" w:type="dxa"/>
-              <w:right w:w="130" w:type="dxa"/>
-            </w:tcMar>
-            <w:shd w:fill="1E3A8A"/>
-          </w:tcPr>
-          <w:p>
-            <w:r>
-              <w:rPr>
-                <w:rFonts w:ascii="TH Sarabun New" w:hAnsi="TH Sarabun New"/>
-                <w:b/>
-                <w:i w:val="0"/>
-                <w:color w:val="FFFFFF"/>
-                <w:sz w:val="28"/>
-                <w:rFonts w:ascii="TH Sarabun New" w:hAnsi="TH Sarabun New" w:cs="TH Sarabun New"/>
-              </w:rPr>
-              <w:t>สัดส่วนยอดขาย (%)</w:t>
+              <w:t>ยอดเฉลี่ยต่อบิล (avg_sales)</w:t>
             </w:r>
           </w:p>
         </w:tc>
@@ -3508,7 +2371,7 @@
       <w:tr>
         <w:tc>
           <w:tcPr>
-            <w:tcW w:type="dxa" w:w="1872"/>
+            <w:tcW w:type="dxa" w:w="2340"/>
             <w:tcMar>
               <w:top w:w="100" w:type="dxa"/>
               <w:bottom w:w="100" w:type="dxa"/>
@@ -3527,13 +2390,13 @@
                 <w:sz w:val="27"/>
                 <w:rFonts w:ascii="TH Sarabun New" w:hAnsi="TH Sarabun New" w:cs="TH Sarabun New"/>
               </w:rPr>
-              <w:t>**เทคโนโลยีและการเขียนโปรแกรม**</w:t>
+              <w:t>**promptpay_qr (พร้อมเพย์ QR Code)**</w:t>
             </w:r>
           </w:p>
         </w:tc>
         <w:tc>
           <w:tcPr>
-            <w:tcW w:type="dxa" w:w="1872"/>
+            <w:tcW w:type="dxa" w:w="2340"/>
             <w:tcMar>
               <w:top w:w="100" w:type="dxa"/>
               <w:bottom w:w="100" w:type="dxa"/>
@@ -3552,13 +2415,13 @@
                 <w:sz w:val="27"/>
                 <w:rFonts w:ascii="TH Sarabun New" w:hAnsi="TH Sarabun New" w:cs="TH Sarabun New"/>
               </w:rPr>
-              <w:t>4 เล่ม</w:t>
+              <w:t>19 ออเดอร์</w:t>
             </w:r>
           </w:p>
         </w:tc>
         <w:tc>
           <w:tcPr>
-            <w:tcW w:type="dxa" w:w="1872"/>
+            <w:tcW w:type="dxa" w:w="2340"/>
             <w:tcMar>
               <w:top w:w="100" w:type="dxa"/>
               <w:bottom w:w="100" w:type="dxa"/>
@@ -3577,13 +2440,13 @@
                 <w:sz w:val="27"/>
                 <w:rFonts w:ascii="TH Sarabun New" w:hAnsi="TH Sarabun New" w:cs="TH Sarabun New"/>
               </w:rPr>
-              <w:t>17 เล่ม</w:t>
+              <w:t>฿6,940.00</w:t>
             </w:r>
           </w:p>
         </w:tc>
         <w:tc>
           <w:tcPr>
-            <w:tcW w:type="dxa" w:w="1872"/>
+            <w:tcW w:type="dxa" w:w="2340"/>
             <w:tcMar>
               <w:top w:w="100" w:type="dxa"/>
               <w:bottom w:w="100" w:type="dxa"/>
@@ -3602,13 +2465,117 @@
                 <w:sz w:val="27"/>
                 <w:rFonts w:ascii="TH Sarabun New" w:hAnsi="TH Sarabun New" w:cs="TH Sarabun New"/>
               </w:rPr>
-              <w:t>**฿6,020.00**</w:t>
+              <w:t>฿365.26</w:t>
+            </w:r>
+          </w:p>
+        </w:tc>
+      </w:tr>
+      <w:tr>
+        <w:tc>
+          <w:tcPr>
+            <w:tcW w:type="dxa" w:w="2340"/>
+            <w:tcMar>
+              <w:top w:w="100" w:type="dxa"/>
+              <w:bottom w:w="100" w:type="dxa"/>
+              <w:left w:w="130" w:type="dxa"/>
+              <w:right w:w="130" w:type="dxa"/>
+            </w:tcMar>
+            <w:shd w:fill="FFFFFF"/>
+          </w:tcPr>
+          <w:p>
+            <w:r>
+              <w:rPr>
+                <w:rFonts w:ascii="TH Sarabun New" w:hAnsi="TH Sarabun New"/>
+                <w:b w:val="0"/>
+                <w:i w:val="0"/>
+                <w:color w:val="1E293B"/>
+                <w:sz w:val="27"/>
+                <w:rFonts w:ascii="TH Sarabun New" w:hAnsi="TH Sarabun New" w:cs="TH Sarabun New"/>
+              </w:rPr>
+              <w:t>**bank_transfer (โอนบัญชีธนาคาร)**</w:t>
             </w:r>
           </w:p>
         </w:tc>
         <w:tc>
           <w:tcPr>
-            <w:tcW w:type="dxa" w:w="1872"/>
+            <w:tcW w:type="dxa" w:w="2340"/>
+            <w:tcMar>
+              <w:top w:w="100" w:type="dxa"/>
+              <w:bottom w:w="100" w:type="dxa"/>
+              <w:left w:w="130" w:type="dxa"/>
+              <w:right w:w="130" w:type="dxa"/>
+            </w:tcMar>
+            <w:shd w:fill="FFFFFF"/>
+          </w:tcPr>
+          <w:p>
+            <w:r>
+              <w:rPr>
+                <w:rFonts w:ascii="TH Sarabun New" w:hAnsi="TH Sarabun New"/>
+                <w:b w:val="0"/>
+                <w:i w:val="0"/>
+                <w:color w:val="1E293B"/>
+                <w:sz w:val="27"/>
+                <w:rFonts w:ascii="TH Sarabun New" w:hAnsi="TH Sarabun New" w:cs="TH Sarabun New"/>
+              </w:rPr>
+              <w:t>8 ออเดอร์</w:t>
+            </w:r>
+          </w:p>
+        </w:tc>
+        <w:tc>
+          <w:tcPr>
+            <w:tcW w:type="dxa" w:w="2340"/>
+            <w:tcMar>
+              <w:top w:w="100" w:type="dxa"/>
+              <w:bottom w:w="100" w:type="dxa"/>
+              <w:left w:w="130" w:type="dxa"/>
+              <w:right w:w="130" w:type="dxa"/>
+            </w:tcMar>
+            <w:shd w:fill="FFFFFF"/>
+          </w:tcPr>
+          <w:p>
+            <w:r>
+              <w:rPr>
+                <w:rFonts w:ascii="TH Sarabun New" w:hAnsi="TH Sarabun New"/>
+                <w:b w:val="0"/>
+                <w:i w:val="0"/>
+                <w:color w:val="1E293B"/>
+                <w:sz w:val="27"/>
+                <w:rFonts w:ascii="TH Sarabun New" w:hAnsi="TH Sarabun New" w:cs="TH Sarabun New"/>
+              </w:rPr>
+              <w:t>฿4,080.00</w:t>
+            </w:r>
+          </w:p>
+        </w:tc>
+        <w:tc>
+          <w:tcPr>
+            <w:tcW w:type="dxa" w:w="2340"/>
+            <w:tcMar>
+              <w:top w:w="100" w:type="dxa"/>
+              <w:bottom w:w="100" w:type="dxa"/>
+              <w:left w:w="130" w:type="dxa"/>
+              <w:right w:w="130" w:type="dxa"/>
+            </w:tcMar>
+            <w:shd w:fill="FFFFFF"/>
+          </w:tcPr>
+          <w:p>
+            <w:r>
+              <w:rPr>
+                <w:rFonts w:ascii="TH Sarabun New" w:hAnsi="TH Sarabun New"/>
+                <w:b w:val="0"/>
+                <w:i w:val="0"/>
+                <w:color w:val="1E293B"/>
+                <w:sz w:val="27"/>
+                <w:rFonts w:ascii="TH Sarabun New" w:hAnsi="TH Sarabun New" w:cs="TH Sarabun New"/>
+              </w:rPr>
+              <w:t>฿510.00</w:t>
+            </w:r>
+          </w:p>
+        </w:tc>
+      </w:tr>
+      <w:tr>
+        <w:tc>
+          <w:tcPr>
+            <w:tcW w:type="dxa" w:w="2340"/>
             <w:tcMar>
               <w:top w:w="100" w:type="dxa"/>
               <w:bottom w:w="100" w:type="dxa"/>
@@ -3627,142 +2594,13 @@
                 <w:sz w:val="27"/>
                 <w:rFonts w:ascii="TH Sarabun New" w:hAnsi="TH Sarabun New" w:cs="TH Sarabun New"/>
               </w:rPr>
-              <w:t>**53.73%**</w:t>
-            </w:r>
-          </w:p>
-        </w:tc>
-      </w:tr>
-      <w:tr>
-        <w:tc>
-          <w:tcPr>
-            <w:tcW w:type="dxa" w:w="1872"/>
-            <w:tcMar>
-              <w:top w:w="100" w:type="dxa"/>
-              <w:bottom w:w="100" w:type="dxa"/>
-              <w:left w:w="130" w:type="dxa"/>
-              <w:right w:w="130" w:type="dxa"/>
-            </w:tcMar>
-            <w:shd w:fill="FFFFFF"/>
-          </w:tcPr>
-          <w:p>
-            <w:r>
-              <w:rPr>
-                <w:rFonts w:ascii="TH Sarabun New" w:hAnsi="TH Sarabun New"/>
-                <w:b w:val="0"/>
-                <w:i w:val="0"/>
-                <w:color w:val="1E293B"/>
-                <w:sz w:val="27"/>
-                <w:rFonts w:ascii="TH Sarabun New" w:hAnsi="TH Sarabun New" w:cs="TH Sarabun New"/>
-              </w:rPr>
-              <w:t>**นิยายและวรรณกรรมสร้างสรรค์**</w:t>
+              <w:t>**mock_gateway (เกตเวย์บัตรเครดิต)**</w:t>
             </w:r>
           </w:p>
         </w:tc>
         <w:tc>
           <w:tcPr>
-            <w:tcW w:type="dxa" w:w="1872"/>
-            <w:tcMar>
-              <w:top w:w="100" w:type="dxa"/>
-              <w:bottom w:w="100" w:type="dxa"/>
-              <w:left w:w="130" w:type="dxa"/>
-              <w:right w:w="130" w:type="dxa"/>
-            </w:tcMar>
-            <w:shd w:fill="FFFFFF"/>
-          </w:tcPr>
-          <w:p>
-            <w:r>
-              <w:rPr>
-                <w:rFonts w:ascii="TH Sarabun New" w:hAnsi="TH Sarabun New"/>
-                <w:b w:val="0"/>
-                <w:i w:val="0"/>
-                <w:color w:val="1E293B"/>
-                <w:sz w:val="27"/>
-                <w:rFonts w:ascii="TH Sarabun New" w:hAnsi="TH Sarabun New" w:cs="TH Sarabun New"/>
-              </w:rPr>
-              <w:t>2 เล่ม</w:t>
-            </w:r>
-          </w:p>
-        </w:tc>
-        <w:tc>
-          <w:tcPr>
-            <w:tcW w:type="dxa" w:w="1872"/>
-            <w:tcMar>
-              <w:top w:w="100" w:type="dxa"/>
-              <w:bottom w:w="100" w:type="dxa"/>
-              <w:left w:w="130" w:type="dxa"/>
-              <w:right w:w="130" w:type="dxa"/>
-            </w:tcMar>
-            <w:shd w:fill="FFFFFF"/>
-          </w:tcPr>
-          <w:p>
-            <w:r>
-              <w:rPr>
-                <w:rFonts w:ascii="TH Sarabun New" w:hAnsi="TH Sarabun New"/>
-                <w:b w:val="0"/>
-                <w:i w:val="0"/>
-                <w:color w:val="1E293B"/>
-                <w:sz w:val="27"/>
-                <w:rFonts w:ascii="TH Sarabun New" w:hAnsi="TH Sarabun New" w:cs="TH Sarabun New"/>
-              </w:rPr>
-              <w:t>7 เล่ม</w:t>
-            </w:r>
-          </w:p>
-        </w:tc>
-        <w:tc>
-          <w:tcPr>
-            <w:tcW w:type="dxa" w:w="1872"/>
-            <w:tcMar>
-              <w:top w:w="100" w:type="dxa"/>
-              <w:bottom w:w="100" w:type="dxa"/>
-              <w:left w:w="130" w:type="dxa"/>
-              <w:right w:w="130" w:type="dxa"/>
-            </w:tcMar>
-            <w:shd w:fill="FFFFFF"/>
-          </w:tcPr>
-          <w:p>
-            <w:r>
-              <w:rPr>
-                <w:rFonts w:ascii="TH Sarabun New" w:hAnsi="TH Sarabun New"/>
-                <w:b w:val="0"/>
-                <w:i w:val="0"/>
-                <w:color w:val="1E293B"/>
-                <w:sz w:val="27"/>
-                <w:rFonts w:ascii="TH Sarabun New" w:hAnsi="TH Sarabun New" w:cs="TH Sarabun New"/>
-              </w:rPr>
-              <w:t>**฿1,880.00**</w:t>
-            </w:r>
-          </w:p>
-        </w:tc>
-        <w:tc>
-          <w:tcPr>
-            <w:tcW w:type="dxa" w:w="1872"/>
-            <w:tcMar>
-              <w:top w:w="100" w:type="dxa"/>
-              <w:bottom w:w="100" w:type="dxa"/>
-              <w:left w:w="130" w:type="dxa"/>
-              <w:right w:w="130" w:type="dxa"/>
-            </w:tcMar>
-            <w:shd w:fill="FFFFFF"/>
-          </w:tcPr>
-          <w:p>
-            <w:r>
-              <w:rPr>
-                <w:rFonts w:ascii="TH Sarabun New" w:hAnsi="TH Sarabun New"/>
-                <w:b w:val="0"/>
-                <w:i w:val="0"/>
-                <w:color w:val="1E293B"/>
-                <w:sz w:val="27"/>
-                <w:rFonts w:ascii="TH Sarabun New" w:hAnsi="TH Sarabun New" w:cs="TH Sarabun New"/>
-              </w:rPr>
-              <w:t>**16.78%**</w:t>
-            </w:r>
-          </w:p>
-        </w:tc>
-      </w:tr>
-      <w:tr>
-        <w:tc>
-          <w:tcPr>
-            <w:tcW w:type="dxa" w:w="1872"/>
+            <w:tcW w:type="dxa" w:w="2340"/>
             <w:tcMar>
               <w:top w:w="100" w:type="dxa"/>
               <w:bottom w:w="100" w:type="dxa"/>
@@ -3781,13 +2619,13 @@
                 <w:sz w:val="27"/>
                 <w:rFonts w:ascii="TH Sarabun New" w:hAnsi="TH Sarabun New" w:cs="TH Sarabun New"/>
               </w:rPr>
-              <w:t>**ธุรกิจและการลงทุน**</w:t>
+              <w:t>4 ออเดอร์</w:t>
             </w:r>
           </w:p>
         </w:tc>
         <w:tc>
           <w:tcPr>
-            <w:tcW w:type="dxa" w:w="1872"/>
+            <w:tcW w:type="dxa" w:w="2340"/>
             <w:tcMar>
               <w:top w:w="100" w:type="dxa"/>
               <w:bottom w:w="100" w:type="dxa"/>
@@ -3806,13 +2644,13 @@
                 <w:sz w:val="27"/>
                 <w:rFonts w:ascii="TH Sarabun New" w:hAnsi="TH Sarabun New" w:cs="TH Sarabun New"/>
               </w:rPr>
-              <w:t>2 เล่ม</w:t>
+              <w:t>฿1,285.00</w:t>
             </w:r>
           </w:p>
         </w:tc>
         <w:tc>
           <w:tcPr>
-            <w:tcW w:type="dxa" w:w="1872"/>
+            <w:tcW w:type="dxa" w:w="2340"/>
             <w:tcMar>
               <w:top w:w="100" w:type="dxa"/>
               <w:bottom w:w="100" w:type="dxa"/>
@@ -3831,438 +2669,7 @@
                 <w:sz w:val="27"/>
                 <w:rFonts w:ascii="TH Sarabun New" w:hAnsi="TH Sarabun New" w:cs="TH Sarabun New"/>
               </w:rPr>
-              <w:t>6 เล่ม</w:t>
-            </w:r>
-          </w:p>
-        </w:tc>
-        <w:tc>
-          <w:tcPr>
-            <w:tcW w:type="dxa" w:w="1872"/>
-            <w:tcMar>
-              <w:top w:w="100" w:type="dxa"/>
-              <w:bottom w:w="100" w:type="dxa"/>
-              <w:left w:w="130" w:type="dxa"/>
-              <w:right w:w="130" w:type="dxa"/>
-            </w:tcMar>
-            <w:shd w:fill="F8FAFC"/>
-          </w:tcPr>
-          <w:p>
-            <w:r>
-              <w:rPr>
-                <w:rFonts w:ascii="TH Sarabun New" w:hAnsi="TH Sarabun New"/>
-                <w:b w:val="0"/>
-                <w:i w:val="0"/>
-                <w:color w:val="1E293B"/>
-                <w:sz w:val="27"/>
-                <w:rFonts w:ascii="TH Sarabun New" w:hAnsi="TH Sarabun New" w:cs="TH Sarabun New"/>
-              </w:rPr>
-              <w:t>**฿1,410.00**</w:t>
-            </w:r>
-          </w:p>
-        </w:tc>
-        <w:tc>
-          <w:tcPr>
-            <w:tcW w:type="dxa" w:w="1872"/>
-            <w:tcMar>
-              <w:top w:w="100" w:type="dxa"/>
-              <w:bottom w:w="100" w:type="dxa"/>
-              <w:left w:w="130" w:type="dxa"/>
-              <w:right w:w="130" w:type="dxa"/>
-            </w:tcMar>
-            <w:shd w:fill="F8FAFC"/>
-          </w:tcPr>
-          <w:p>
-            <w:r>
-              <w:rPr>
-                <w:rFonts w:ascii="TH Sarabun New" w:hAnsi="TH Sarabun New"/>
-                <w:b w:val="0"/>
-                <w:i w:val="0"/>
-                <w:color w:val="1E293B"/>
-                <w:sz w:val="27"/>
-                <w:rFonts w:ascii="TH Sarabun New" w:hAnsi="TH Sarabun New" w:cs="TH Sarabun New"/>
-              </w:rPr>
-              <w:t>**12.58%**</w:t>
-            </w:r>
-          </w:p>
-        </w:tc>
-      </w:tr>
-      <w:tr>
-        <w:tc>
-          <w:tcPr>
-            <w:tcW w:type="dxa" w:w="1872"/>
-            <w:tcMar>
-              <w:top w:w="100" w:type="dxa"/>
-              <w:bottom w:w="100" w:type="dxa"/>
-              <w:left w:w="130" w:type="dxa"/>
-              <w:right w:w="130" w:type="dxa"/>
-            </w:tcMar>
-            <w:shd w:fill="FFFFFF"/>
-          </w:tcPr>
-          <w:p>
-            <w:r>
-              <w:rPr>
-                <w:rFonts w:ascii="TH Sarabun New" w:hAnsi="TH Sarabun New"/>
-                <w:b w:val="0"/>
-                <w:i w:val="0"/>
-                <w:color w:val="1E293B"/>
-                <w:sz w:val="27"/>
-                <w:rFonts w:ascii="TH Sarabun New" w:hAnsi="TH Sarabun New" w:cs="TH Sarabun New"/>
-              </w:rPr>
-              <w:t>**ภาษาและการสื่อสารสากล**</w:t>
-            </w:r>
-          </w:p>
-        </w:tc>
-        <w:tc>
-          <w:tcPr>
-            <w:tcW w:type="dxa" w:w="1872"/>
-            <w:tcMar>
-              <w:top w:w="100" w:type="dxa"/>
-              <w:bottom w:w="100" w:type="dxa"/>
-              <w:left w:w="130" w:type="dxa"/>
-              <w:right w:w="130" w:type="dxa"/>
-            </w:tcMar>
-            <w:shd w:fill="FFFFFF"/>
-          </w:tcPr>
-          <w:p>
-            <w:r>
-              <w:rPr>
-                <w:rFonts w:ascii="TH Sarabun New" w:hAnsi="TH Sarabun New"/>
-                <w:b w:val="0"/>
-                <w:i w:val="0"/>
-                <w:color w:val="1E293B"/>
-                <w:sz w:val="27"/>
-                <w:rFonts w:ascii="TH Sarabun New" w:hAnsi="TH Sarabun New" w:cs="TH Sarabun New"/>
-              </w:rPr>
-              <w:t>2 เล่ม</w:t>
-            </w:r>
-          </w:p>
-        </w:tc>
-        <w:tc>
-          <w:tcPr>
-            <w:tcW w:type="dxa" w:w="1872"/>
-            <w:tcMar>
-              <w:top w:w="100" w:type="dxa"/>
-              <w:bottom w:w="100" w:type="dxa"/>
-              <w:left w:w="130" w:type="dxa"/>
-              <w:right w:w="130" w:type="dxa"/>
-            </w:tcMar>
-            <w:shd w:fill="FFFFFF"/>
-          </w:tcPr>
-          <w:p>
-            <w:r>
-              <w:rPr>
-                <w:rFonts w:ascii="TH Sarabun New" w:hAnsi="TH Sarabun New"/>
-                <w:b w:val="0"/>
-                <w:i w:val="0"/>
-                <w:color w:val="1E293B"/>
-                <w:sz w:val="27"/>
-                <w:rFonts w:ascii="TH Sarabun New" w:hAnsi="TH Sarabun New" w:cs="TH Sarabun New"/>
-              </w:rPr>
-              <w:t>4 เล่ม</w:t>
-            </w:r>
-          </w:p>
-        </w:tc>
-        <w:tc>
-          <w:tcPr>
-            <w:tcW w:type="dxa" w:w="1872"/>
-            <w:tcMar>
-              <w:top w:w="100" w:type="dxa"/>
-              <w:bottom w:w="100" w:type="dxa"/>
-              <w:left w:w="130" w:type="dxa"/>
-              <w:right w:w="130" w:type="dxa"/>
-            </w:tcMar>
-            <w:shd w:fill="FFFFFF"/>
-          </w:tcPr>
-          <w:p>
-            <w:r>
-              <w:rPr>
-                <w:rFonts w:ascii="TH Sarabun New" w:hAnsi="TH Sarabun New"/>
-                <w:b w:val="0"/>
-                <w:i w:val="0"/>
-                <w:color w:val="1E293B"/>
-                <w:sz w:val="27"/>
-                <w:rFonts w:ascii="TH Sarabun New" w:hAnsi="TH Sarabun New" w:cs="TH Sarabun New"/>
-              </w:rPr>
-              <w:t>**฿1,080.00**</w:t>
-            </w:r>
-          </w:p>
-        </w:tc>
-        <w:tc>
-          <w:tcPr>
-            <w:tcW w:type="dxa" w:w="1872"/>
-            <w:tcMar>
-              <w:top w:w="100" w:type="dxa"/>
-              <w:bottom w:w="100" w:type="dxa"/>
-              <w:left w:w="130" w:type="dxa"/>
-              <w:right w:w="130" w:type="dxa"/>
-            </w:tcMar>
-            <w:shd w:fill="FFFFFF"/>
-          </w:tcPr>
-          <w:p>
-            <w:r>
-              <w:rPr>
-                <w:rFonts w:ascii="TH Sarabun New" w:hAnsi="TH Sarabun New"/>
-                <w:b w:val="0"/>
-                <w:i w:val="0"/>
-                <w:color w:val="1E293B"/>
-                <w:sz w:val="27"/>
-                <w:rFonts w:ascii="TH Sarabun New" w:hAnsi="TH Sarabun New" w:cs="TH Sarabun New"/>
-              </w:rPr>
-              <w:t>**9.64%**</w:t>
-            </w:r>
-          </w:p>
-        </w:tc>
-      </w:tr>
-      <w:tr>
-        <w:tc>
-          <w:tcPr>
-            <w:tcW w:type="dxa" w:w="1872"/>
-            <w:tcMar>
-              <w:top w:w="100" w:type="dxa"/>
-              <w:bottom w:w="100" w:type="dxa"/>
-              <w:left w:w="130" w:type="dxa"/>
-              <w:right w:w="130" w:type="dxa"/>
-            </w:tcMar>
-            <w:shd w:fill="F8FAFC"/>
-          </w:tcPr>
-          <w:p>
-            <w:r>
-              <w:rPr>
-                <w:rFonts w:ascii="TH Sarabun New" w:hAnsi="TH Sarabun New"/>
-                <w:b w:val="0"/>
-                <w:i w:val="0"/>
-                <w:color w:val="1E293B"/>
-                <w:sz w:val="27"/>
-                <w:rFonts w:ascii="TH Sarabun New" w:hAnsi="TH Sarabun New" w:cs="TH Sarabun New"/>
-              </w:rPr>
-              <w:t>**การพัฒนาตนเองและจิตวิทยา**</w:t>
-            </w:r>
-          </w:p>
-        </w:tc>
-        <w:tc>
-          <w:tcPr>
-            <w:tcW w:type="dxa" w:w="1872"/>
-            <w:tcMar>
-              <w:top w:w="100" w:type="dxa"/>
-              <w:bottom w:w="100" w:type="dxa"/>
-              <w:left w:w="130" w:type="dxa"/>
-              <w:right w:w="130" w:type="dxa"/>
-            </w:tcMar>
-            <w:shd w:fill="F8FAFC"/>
-          </w:tcPr>
-          <w:p>
-            <w:r>
-              <w:rPr>
-                <w:rFonts w:ascii="TH Sarabun New" w:hAnsi="TH Sarabun New"/>
-                <w:b w:val="0"/>
-                <w:i w:val="0"/>
-                <w:color w:val="1E293B"/>
-                <w:sz w:val="27"/>
-                <w:rFonts w:ascii="TH Sarabun New" w:hAnsi="TH Sarabun New" w:cs="TH Sarabun New"/>
-              </w:rPr>
-              <w:t>2 เล่ม</w:t>
-            </w:r>
-          </w:p>
-        </w:tc>
-        <w:tc>
-          <w:tcPr>
-            <w:tcW w:type="dxa" w:w="1872"/>
-            <w:tcMar>
-              <w:top w:w="100" w:type="dxa"/>
-              <w:bottom w:w="100" w:type="dxa"/>
-              <w:left w:w="130" w:type="dxa"/>
-              <w:right w:w="130" w:type="dxa"/>
-            </w:tcMar>
-            <w:shd w:fill="F8FAFC"/>
-          </w:tcPr>
-          <w:p>
-            <w:r>
-              <w:rPr>
-                <w:rFonts w:ascii="TH Sarabun New" w:hAnsi="TH Sarabun New"/>
-                <w:b w:val="0"/>
-                <w:i w:val="0"/>
-                <w:color w:val="1E293B"/>
-                <w:sz w:val="27"/>
-                <w:rFonts w:ascii="TH Sarabun New" w:hAnsi="TH Sarabun New" w:cs="TH Sarabun New"/>
-              </w:rPr>
-              <w:t>4 เล่ม</w:t>
-            </w:r>
-          </w:p>
-        </w:tc>
-        <w:tc>
-          <w:tcPr>
-            <w:tcW w:type="dxa" w:w="1872"/>
-            <w:tcMar>
-              <w:top w:w="100" w:type="dxa"/>
-              <w:bottom w:w="100" w:type="dxa"/>
-              <w:left w:w="130" w:type="dxa"/>
-              <w:right w:w="130" w:type="dxa"/>
-            </w:tcMar>
-            <w:shd w:fill="F8FAFC"/>
-          </w:tcPr>
-          <w:p>
-            <w:r>
-              <w:rPr>
-                <w:rFonts w:ascii="TH Sarabun New" w:hAnsi="TH Sarabun New"/>
-                <w:b w:val="0"/>
-                <w:i w:val="0"/>
-                <w:color w:val="1E293B"/>
-                <w:sz w:val="27"/>
-                <w:rFonts w:ascii="TH Sarabun New" w:hAnsi="TH Sarabun New" w:cs="TH Sarabun New"/>
-              </w:rPr>
-              <w:t>**฿815.00**</w:t>
-            </w:r>
-          </w:p>
-        </w:tc>
-        <w:tc>
-          <w:tcPr>
-            <w:tcW w:type="dxa" w:w="1872"/>
-            <w:tcMar>
-              <w:top w:w="100" w:type="dxa"/>
-              <w:bottom w:w="100" w:type="dxa"/>
-              <w:left w:w="130" w:type="dxa"/>
-              <w:right w:w="130" w:type="dxa"/>
-            </w:tcMar>
-            <w:shd w:fill="F8FAFC"/>
-          </w:tcPr>
-          <w:p>
-            <w:r>
-              <w:rPr>
-                <w:rFonts w:ascii="TH Sarabun New" w:hAnsi="TH Sarabun New"/>
-                <w:b w:val="0"/>
-                <w:i w:val="0"/>
-                <w:color w:val="1E293B"/>
-                <w:sz w:val="27"/>
-                <w:rFonts w:ascii="TH Sarabun New" w:hAnsi="TH Sarabun New" w:cs="TH Sarabun New"/>
-              </w:rPr>
-              <w:t>**7.27%**</w:t>
-            </w:r>
-          </w:p>
-        </w:tc>
-      </w:tr>
-      <w:tr>
-        <w:tc>
-          <w:tcPr>
-            <w:tcW w:type="dxa" w:w="1872"/>
-            <w:tcMar>
-              <w:top w:w="100" w:type="dxa"/>
-              <w:bottom w:w="100" w:type="dxa"/>
-              <w:left w:w="130" w:type="dxa"/>
-              <w:right w:w="130" w:type="dxa"/>
-            </w:tcMar>
-            <w:shd w:fill="FFFFFF"/>
-          </w:tcPr>
-          <w:p>
-            <w:r>
-              <w:rPr>
-                <w:rFonts w:ascii="TH Sarabun New" w:hAnsi="TH Sarabun New"/>
-                <w:b w:val="0"/>
-                <w:i w:val="0"/>
-                <w:color w:val="1E293B"/>
-                <w:sz w:val="27"/>
-                <w:rFonts w:ascii="TH Sarabun New" w:hAnsi="TH Sarabun New" w:cs="TH Sarabun New"/>
-              </w:rPr>
-              <w:t>**รวมทั้งสิ้น**</w:t>
-            </w:r>
-          </w:p>
-        </w:tc>
-        <w:tc>
-          <w:tcPr>
-            <w:tcW w:type="dxa" w:w="1872"/>
-            <w:tcMar>
-              <w:top w:w="100" w:type="dxa"/>
-              <w:bottom w:w="100" w:type="dxa"/>
-              <w:left w:w="130" w:type="dxa"/>
-              <w:right w:w="130" w:type="dxa"/>
-            </w:tcMar>
-            <w:shd w:fill="FFFFFF"/>
-          </w:tcPr>
-          <w:p>
-            <w:r>
-              <w:rPr>
-                <w:rFonts w:ascii="TH Sarabun New" w:hAnsi="TH Sarabun New"/>
-                <w:b w:val="0"/>
-                <w:i w:val="0"/>
-                <w:color w:val="1E293B"/>
-                <w:sz w:val="27"/>
-                <w:rFonts w:ascii="TH Sarabun New" w:hAnsi="TH Sarabun New" w:cs="TH Sarabun New"/>
-              </w:rPr>
-              <w:t>**12 เล่ม**</w:t>
-            </w:r>
-          </w:p>
-        </w:tc>
-        <w:tc>
-          <w:tcPr>
-            <w:tcW w:type="dxa" w:w="1872"/>
-            <w:tcMar>
-              <w:top w:w="100" w:type="dxa"/>
-              <w:bottom w:w="100" w:type="dxa"/>
-              <w:left w:w="130" w:type="dxa"/>
-              <w:right w:w="130" w:type="dxa"/>
-            </w:tcMar>
-            <w:shd w:fill="FFFFFF"/>
-          </w:tcPr>
-          <w:p>
-            <w:r>
-              <w:rPr>
-                <w:rFonts w:ascii="TH Sarabun New" w:hAnsi="TH Sarabun New"/>
-                <w:b w:val="0"/>
-                <w:i w:val="0"/>
-                <w:color w:val="1E293B"/>
-                <w:sz w:val="27"/>
-                <w:rFonts w:ascii="TH Sarabun New" w:hAnsi="TH Sarabun New" w:cs="TH Sarabun New"/>
-              </w:rPr>
-              <w:t>**38 เล่ม**</w:t>
-            </w:r>
-          </w:p>
-        </w:tc>
-        <w:tc>
-          <w:tcPr>
-            <w:tcW w:type="dxa" w:w="1872"/>
-            <w:tcMar>
-              <w:top w:w="100" w:type="dxa"/>
-              <w:bottom w:w="100" w:type="dxa"/>
-              <w:left w:w="130" w:type="dxa"/>
-              <w:right w:w="130" w:type="dxa"/>
-            </w:tcMar>
-            <w:shd w:fill="FFFFFF"/>
-          </w:tcPr>
-          <w:p>
-            <w:r>
-              <w:rPr>
-                <w:rFonts w:ascii="TH Sarabun New" w:hAnsi="TH Sarabun New"/>
-                <w:b w:val="0"/>
-                <w:i w:val="0"/>
-                <w:color w:val="1E293B"/>
-                <w:sz w:val="27"/>
-                <w:rFonts w:ascii="TH Sarabun New" w:hAnsi="TH Sarabun New" w:cs="TH Sarabun New"/>
-              </w:rPr>
-              <w:t>**฿11,205.00**</w:t>
-            </w:r>
-          </w:p>
-        </w:tc>
-        <w:tc>
-          <w:tcPr>
-            <w:tcW w:type="dxa" w:w="1872"/>
-            <w:tcMar>
-              <w:top w:w="100" w:type="dxa"/>
-              <w:bottom w:w="100" w:type="dxa"/>
-              <w:left w:w="130" w:type="dxa"/>
-              <w:right w:w="130" w:type="dxa"/>
-            </w:tcMar>
-            <w:shd w:fill="FFFFFF"/>
-          </w:tcPr>
-          <w:p>
-            <w:r>
-              <w:rPr>
-                <w:rFonts w:ascii="TH Sarabun New" w:hAnsi="TH Sarabun New"/>
-                <w:b w:val="0"/>
-                <w:i w:val="0"/>
-                <w:color w:val="1E293B"/>
-                <w:sz w:val="27"/>
-                <w:rFonts w:ascii="TH Sarabun New" w:hAnsi="TH Sarabun New" w:cs="TH Sarabun New"/>
-              </w:rPr>
-              <w:t>**100.00%**</w:t>
+              <w:t>฿321.25</w:t>
             </w:r>
           </w:p>
         </w:tc>
@@ -4287,7 +2694,7 @@
           <w:sz w:val="32"/>
           <w:rFonts w:ascii="TH Sarabun New" w:hAnsi="TH Sarabun New" w:cs="TH Sarabun New"/>
         </w:rPr>
-        <w:t>3.4 ข้อสรุปและการนำไปใช้ (Insight)</w:t>
+        <w:t>3.4 ข้อสรุปและการนำไปใช้ (Business Insight)</w:t>
       </w:r>
     </w:p>
     <w:p>
@@ -4304,24 +2711,7 @@
           <w:sz w:val="32"/>
           <w:rFonts w:ascii="TH Sarabun New" w:hAnsi="TH Sarabun New" w:cs="TH Sarabun New"/>
         </w:rPr>
-        <w:t>หมวดหมู่ เทคโนโลยีและการเขียนโปรแกรม เป็นหัวใจหลักของร้าน คิดเป็นสัดส่วนมากกว่า 53.73% ของยอดขายรวมทั้งร้าน</w:t>
-      </w:r>
-    </w:p>
-    <w:p>
-      <w:pPr>
-        <w:pStyle w:val="ListBullet"/>
-        <w:spacing w:after="40" w:line="276" w:lineRule="auto"/>
-      </w:pPr>
-      <w:r>
-        <w:rPr>
-          <w:rFonts w:ascii="TH Sarabun New" w:hAnsi="TH Sarabun New"/>
-          <w:b w:val="0"/>
-          <w:i w:val="0"/>
-          <w:color w:val="1E293B"/>
-          <w:sz w:val="32"/>
-          <w:rFonts w:ascii="TH Sarabun New" w:hAnsi="TH Sarabun New" w:cs="TH Sarabun New"/>
-        </w:rPr>
-        <w:t>ร้านค้าควรเพิ่มจำนวนหนังสือในหมวดนี้ และพิจารณาจัดโปรโมชันกระตุ้นหมวดพัฒนาตนเองและภาษาเพิ่มเติม</w:t>
+        <w:t>ลูกค้าชำระเงินผ่าน PromptPay QR สูงที่สุดถึง 19 ออเดอร์ (61%) ขณะที่การโอนผ่านบัญชีธนาคารมียอดเฉลี่ยต่อบิลสูงสุดถึง 510 บาท ซึ่งส่วนใหญ่เป็นคำสั่งซื้อที่มีหนังสือหลายเล่มพร้อมกัน</w:t>
       </w:r>
     </w:p>
     <w:p>
@@ -4350,7 +2740,7 @@
           <w:sz w:val="36"/>
           <w:rFonts w:ascii="TH Sarabun New" w:hAnsi="TH Sarabun New" w:cs="TH Sarabun New"/>
         </w:rPr>
-        <w:t>รายงานที่ 4: พฤติกรรมลูกค้าและสถานะคำสั่งซื้อ (Customer Orders &amp; Status Breakdown)</w:t>
+        <w:t>รายงานที่ 4: ค้นหาลูกค้าประจำที่ซื้อตั้งแต่ 2 ครั้งขึ้นไป (Customer Insights)</w:t>
       </w:r>
     </w:p>
     <w:p>
@@ -4384,7 +2774,7 @@
           <w:sz w:val="32"/>
           <w:rFonts w:ascii="TH Sarabun New" w:hAnsi="TH Sarabun New" w:cs="TH Sarabun New"/>
         </w:rPr>
-        <w:t>ลูกค้ารายใดซื้อบ่อยหรือมียอดซื้อสะสมสูงที่สุด (Top Spenders)?</w:t>
+        <w:t>ลูกค้ารายใดมีพฤติกรรมการกลับมาซื้อซ้ำตั้งแต่ 2 ครั้งขึ้นไป?</w:t>
       </w:r>
     </w:p>
     <w:p>
@@ -4401,7 +2791,7 @@
           <w:sz w:val="32"/>
           <w:rFonts w:ascii="TH Sarabun New" w:hAnsi="TH Sarabun New" w:cs="TH Sarabun New"/>
         </w:rPr>
-        <w:t>ลูกค้าแต่ละคนมีคำสั่งซื้อที่ยืนยันแล้ว, รอตรวจสอบ, หรือยกเลิกจำนวนเท่าใด?</w:t>
+        <w:t>ใครคือลูกค้ากลุ่มสำคัญที่สร้างรายได้สะสมสูงสุดให้กับร้านค้า?</w:t>
       </w:r>
     </w:p>
     <w:p>
@@ -4418,7 +2808,7 @@
           <w:sz w:val="32"/>
           <w:rFonts w:ascii="TH Sarabun New" w:hAnsi="TH Sarabun New" w:cs="TH Sarabun New"/>
         </w:rPr>
-        <w:t>4.2 คำสั่ง SQL ที่ใช้</w:t>
+        <w:t>4.2 คำสั่ง SQL ที่ใช้ (ไฮไลท์: ใช้ HAVING กรองเงื่อนไขหลัง GROUP BY)</w:t>
       </w:r>
     </w:p>
     <w:tbl>
@@ -4454,35 +2844,23 @@
               </w:rPr>
               <w:t xml:space="preserve">SELECT </w:t>
               <w:br/>
-              <w:t xml:space="preserve">    u.user_id,</w:t>
+              <w:t xml:space="preserve">    users.full_name,</w:t>
               <w:br/>
-              <w:t xml:space="preserve">    u.username,</w:t>
+              <w:t xml:space="preserve">    COUNT(orders.order_id) AS total_orders,</w:t>
               <w:br/>
-              <w:t xml:space="preserve">    u.full_name,</w:t>
+              <w:t xml:space="preserve">    SUM(orders.total_amount) AS total_spent</w:t>
               <w:br/>
-              <w:t xml:space="preserve">    u.email,</w:t>
+              <w:t>FROM users</w:t>
               <w:br/>
-              <w:t xml:space="preserve">    COUNT(o.order_id) AS total_orders,</w:t>
+              <w:t>JOIN orders ON users.user_id = orders.user_id</w:t>
               <w:br/>
-              <w:t xml:space="preserve">    SUM(CASE WHEN o.status = 'confirmed' THEN 1 ELSE 0 END) AS confirmed_orders,</w:t>
+              <w:t>WHERE orders.status = 'confirmed'</w:t>
               <w:br/>
-              <w:t xml:space="preserve">    SUM(CASE WHEN o.status = 'pending' THEN 1 ELSE 0 END) AS pending_orders,</w:t>
+              <w:t>GROUP BY users.full_name</w:t>
               <w:br/>
-              <w:t xml:space="preserve">    SUM(CASE WHEN o.status = 'cancelled' THEN 1 ELSE 0 END) AS cancelled_orders,</w:t>
+              <w:t>HAVING COUNT(orders.order_id) &gt;= 2</w:t>
               <w:br/>
-              <w:t xml:space="preserve">    COALESCE(SUM(CASE WHEN o.status = 'confirmed' THEN o.total_amount ELSE 0 END), 0) AS total_spent</w:t>
-              <w:br/>
-              <w:t>FROM users u</w:t>
-              <w:br/>
-              <w:t>JOIN orders o ON u.user_id = o.user_id</w:t>
-              <w:br/>
-              <w:t>WHERE u.role_id = 1</w:t>
-              <w:br/>
-              <w:t>GROUP BY u.user_id, u.username, u.full_name, u.email</w:t>
-              <w:br/>
-              <w:t>HAVING total_orders &gt;= 2</w:t>
-              <w:br/>
-              <w:t>ORDER BY total_spent DESC, total_orders DESC;</w:t>
+              <w:t>ORDER BY total_spent DESC;</w:t>
             </w:r>
           </w:p>
         </w:tc>
@@ -4525,18 +2903,14 @@
         </w:tblBorders>
       </w:tblPr>
       <w:tblGrid>
-        <w:gridCol w:w="1337"/>
-        <w:gridCol w:w="1337"/>
-        <w:gridCol w:w="1337"/>
-        <w:gridCol w:w="1337"/>
-        <w:gridCol w:w="1337"/>
-        <w:gridCol w:w="1337"/>
-        <w:gridCol w:w="1337"/>
+        <w:gridCol w:w="3120"/>
+        <w:gridCol w:w="3120"/>
+        <w:gridCol w:w="3120"/>
       </w:tblGrid>
       <w:tr>
         <w:tc>
           <w:tcPr>
-            <w:tcW w:type="dxa" w:w="1337"/>
+            <w:tcW w:type="dxa" w:w="3120"/>
             <w:tcMar>
               <w:top w:w="100" w:type="dxa"/>
               <w:bottom w:w="100" w:type="dxa"/>
@@ -4555,13 +2929,13 @@
                 <w:sz w:val="28"/>
                 <w:rFonts w:ascii="TH Sarabun New" w:hAnsi="TH Sarabun New" w:cs="TH Sarabun New"/>
               </w:rPr>
-              <w:t>ลูกค้า (full_name)</w:t>
+              <w:t>ชื่อลูกค้า (full_name)</w:t>
             </w:r>
           </w:p>
         </w:tc>
         <w:tc>
           <w:tcPr>
-            <w:tcW w:type="dxa" w:w="1337"/>
+            <w:tcW w:type="dxa" w:w="3120"/>
             <w:tcMar>
               <w:top w:w="100" w:type="dxa"/>
               <w:bottom w:w="100" w:type="dxa"/>
@@ -4580,13 +2954,13 @@
                 <w:sz w:val="28"/>
                 <w:rFonts w:ascii="TH Sarabun New" w:hAnsi="TH Sarabun New" w:cs="TH Sarabun New"/>
               </w:rPr>
-              <w:t>Username</w:t>
+              <w:t>จำนวนคำสั่งซื้อ (total_orders)</w:t>
             </w:r>
           </w:p>
         </w:tc>
         <w:tc>
           <w:tcPr>
-            <w:tcW w:type="dxa" w:w="1337"/>
+            <w:tcW w:type="dxa" w:w="3120"/>
             <w:tcMar>
               <w:top w:w="100" w:type="dxa"/>
               <w:bottom w:w="100" w:type="dxa"/>
@@ -4605,107 +2979,7 @@
                 <w:sz w:val="28"/>
                 <w:rFonts w:ascii="TH Sarabun New" w:hAnsi="TH Sarabun New" w:cs="TH Sarabun New"/>
               </w:rPr>
-              <w:t>คำสั่งซื้อทั้งหมด</w:t>
-            </w:r>
-          </w:p>
-        </w:tc>
-        <w:tc>
-          <w:tcPr>
-            <w:tcW w:type="dxa" w:w="1337"/>
-            <w:tcMar>
-              <w:top w:w="100" w:type="dxa"/>
-              <w:bottom w:w="100" w:type="dxa"/>
-              <w:left w:w="130" w:type="dxa"/>
-              <w:right w:w="130" w:type="dxa"/>
-            </w:tcMar>
-            <w:shd w:fill="1E3A8A"/>
-          </w:tcPr>
-          <w:p>
-            <w:r>
-              <w:rPr>
-                <w:rFonts w:ascii="TH Sarabun New" w:hAnsi="TH Sarabun New"/>
-                <w:b/>
-                <w:i w:val="0"/>
-                <w:color w:val="FFFFFF"/>
-                <w:sz w:val="28"/>
-                <w:rFonts w:ascii="TH Sarabun New" w:hAnsi="TH Sarabun New" w:cs="TH Sarabun New"/>
-              </w:rPr>
-              <w:t>ยืนยันแล้ว</w:t>
-            </w:r>
-          </w:p>
-        </w:tc>
-        <w:tc>
-          <w:tcPr>
-            <w:tcW w:type="dxa" w:w="1337"/>
-            <w:tcMar>
-              <w:top w:w="100" w:type="dxa"/>
-              <w:bottom w:w="100" w:type="dxa"/>
-              <w:left w:w="130" w:type="dxa"/>
-              <w:right w:w="130" w:type="dxa"/>
-            </w:tcMar>
-            <w:shd w:fill="1E3A8A"/>
-          </w:tcPr>
-          <w:p>
-            <w:r>
-              <w:rPr>
-                <w:rFonts w:ascii="TH Sarabun New" w:hAnsi="TH Sarabun New"/>
-                <w:b/>
-                <w:i w:val="0"/>
-                <w:color w:val="FFFFFF"/>
-                <w:sz w:val="28"/>
-                <w:rFonts w:ascii="TH Sarabun New" w:hAnsi="TH Sarabun New" w:cs="TH Sarabun New"/>
-              </w:rPr>
-              <w:t>รอตรวจ</w:t>
-            </w:r>
-          </w:p>
-        </w:tc>
-        <w:tc>
-          <w:tcPr>
-            <w:tcW w:type="dxa" w:w="1337"/>
-            <w:tcMar>
-              <w:top w:w="100" w:type="dxa"/>
-              <w:bottom w:w="100" w:type="dxa"/>
-              <w:left w:w="130" w:type="dxa"/>
-              <w:right w:w="130" w:type="dxa"/>
-            </w:tcMar>
-            <w:shd w:fill="1E3A8A"/>
-          </w:tcPr>
-          <w:p>
-            <w:r>
-              <w:rPr>
-                <w:rFonts w:ascii="TH Sarabun New" w:hAnsi="TH Sarabun New"/>
-                <w:b/>
-                <w:i w:val="0"/>
-                <w:color w:val="FFFFFF"/>
-                <w:sz w:val="28"/>
-                <w:rFonts w:ascii="TH Sarabun New" w:hAnsi="TH Sarabun New" w:cs="TH Sarabun New"/>
-              </w:rPr>
-              <w:t>ยกเลิก</w:t>
-            </w:r>
-          </w:p>
-        </w:tc>
-        <w:tc>
-          <w:tcPr>
-            <w:tcW w:type="dxa" w:w="1337"/>
-            <w:tcMar>
-              <w:top w:w="100" w:type="dxa"/>
-              <w:bottom w:w="100" w:type="dxa"/>
-              <w:left w:w="130" w:type="dxa"/>
-              <w:right w:w="130" w:type="dxa"/>
-            </w:tcMar>
-            <w:shd w:fill="1E3A8A"/>
-          </w:tcPr>
-          <w:p>
-            <w:r>
-              <w:rPr>
-                <w:rFonts w:ascii="TH Sarabun New" w:hAnsi="TH Sarabun New"/>
-                <w:b/>
-                <w:i w:val="0"/>
-                <w:color w:val="FFFFFF"/>
-                <w:sz w:val="28"/>
-                <w:rFonts w:ascii="TH Sarabun New" w:hAnsi="TH Sarabun New" w:cs="TH Sarabun New"/>
-              </w:rPr>
-              <w:t>ยอดซื้อสะสมสุทธิ (total_spent)</w:t>
+              <w:t>ยอดซื้อรวมสะสม (total_spent)</w:t>
             </w:r>
           </w:p>
         </w:tc>
@@ -4713,7 +2987,7 @@
       <w:tr>
         <w:tc>
           <w:tcPr>
-            <w:tcW w:type="dxa" w:w="1337"/>
+            <w:tcW w:type="dxa" w:w="3120"/>
             <w:tcMar>
               <w:top w:w="100" w:type="dxa"/>
               <w:bottom w:w="100" w:type="dxa"/>
@@ -4738,7 +3012,7 @@
         </w:tc>
         <w:tc>
           <w:tcPr>
-            <w:tcW w:type="dxa" w:w="1337"/>
+            <w:tcW w:type="dxa" w:w="3120"/>
             <w:tcMar>
               <w:top w:w="100" w:type="dxa"/>
               <w:bottom w:w="100" w:type="dxa"/>
@@ -4757,13 +3031,13 @@
                 <w:sz w:val="27"/>
                 <w:rFonts w:ascii="TH Sarabun New" w:hAnsi="TH Sarabun New" w:cs="TH Sarabun New"/>
               </w:rPr>
-              <w:t>`thanawat`</w:t>
+              <w:t>4 ครั้ง</w:t>
             </w:r>
           </w:p>
         </w:tc>
         <w:tc>
           <w:tcPr>
-            <w:tcW w:type="dxa" w:w="1337"/>
+            <w:tcW w:type="dxa" w:w="3120"/>
             <w:tcMar>
               <w:top w:w="100" w:type="dxa"/>
               <w:bottom w:w="100" w:type="dxa"/>
@@ -4782,107 +3056,7 @@
                 <w:sz w:val="27"/>
                 <w:rFonts w:ascii="TH Sarabun New" w:hAnsi="TH Sarabun New" w:cs="TH Sarabun New"/>
               </w:rPr>
-              <w:t>5</w:t>
-            </w:r>
-          </w:p>
-        </w:tc>
-        <w:tc>
-          <w:tcPr>
-            <w:tcW w:type="dxa" w:w="1337"/>
-            <w:tcMar>
-              <w:top w:w="100" w:type="dxa"/>
-              <w:bottom w:w="100" w:type="dxa"/>
-              <w:left w:w="130" w:type="dxa"/>
-              <w:right w:w="130" w:type="dxa"/>
-            </w:tcMar>
-            <w:shd w:fill="F8FAFC"/>
-          </w:tcPr>
-          <w:p>
-            <w:r>
-              <w:rPr>
-                <w:rFonts w:ascii="TH Sarabun New" w:hAnsi="TH Sarabun New"/>
-                <w:b w:val="0"/>
-                <w:i w:val="0"/>
-                <w:color w:val="1E293B"/>
-                <w:sz w:val="27"/>
-                <w:rFonts w:ascii="TH Sarabun New" w:hAnsi="TH Sarabun New" w:cs="TH Sarabun New"/>
-              </w:rPr>
-              <w:t>4</w:t>
-            </w:r>
-          </w:p>
-        </w:tc>
-        <w:tc>
-          <w:tcPr>
-            <w:tcW w:type="dxa" w:w="1337"/>
-            <w:tcMar>
-              <w:top w:w="100" w:type="dxa"/>
-              <w:bottom w:w="100" w:type="dxa"/>
-              <w:left w:w="130" w:type="dxa"/>
-              <w:right w:w="130" w:type="dxa"/>
-            </w:tcMar>
-            <w:shd w:fill="F8FAFC"/>
-          </w:tcPr>
-          <w:p>
-            <w:r>
-              <w:rPr>
-                <w:rFonts w:ascii="TH Sarabun New" w:hAnsi="TH Sarabun New"/>
-                <w:b w:val="0"/>
-                <w:i w:val="0"/>
-                <w:color w:val="1E293B"/>
-                <w:sz w:val="27"/>
-                <w:rFonts w:ascii="TH Sarabun New" w:hAnsi="TH Sarabun New" w:cs="TH Sarabun New"/>
-              </w:rPr>
-              <w:t>1</w:t>
-            </w:r>
-          </w:p>
-        </w:tc>
-        <w:tc>
-          <w:tcPr>
-            <w:tcW w:type="dxa" w:w="1337"/>
-            <w:tcMar>
-              <w:top w:w="100" w:type="dxa"/>
-              <w:bottom w:w="100" w:type="dxa"/>
-              <w:left w:w="130" w:type="dxa"/>
-              <w:right w:w="130" w:type="dxa"/>
-            </w:tcMar>
-            <w:shd w:fill="F8FAFC"/>
-          </w:tcPr>
-          <w:p>
-            <w:r>
-              <w:rPr>
-                <w:rFonts w:ascii="TH Sarabun New" w:hAnsi="TH Sarabun New"/>
-                <w:b w:val="0"/>
-                <w:i w:val="0"/>
-                <w:color w:val="1E293B"/>
-                <w:sz w:val="27"/>
-                <w:rFonts w:ascii="TH Sarabun New" w:hAnsi="TH Sarabun New" w:cs="TH Sarabun New"/>
-              </w:rPr>
-              <w:t>0</w:t>
-            </w:r>
-          </w:p>
-        </w:tc>
-        <w:tc>
-          <w:tcPr>
-            <w:tcW w:type="dxa" w:w="1337"/>
-            <w:tcMar>
-              <w:top w:w="100" w:type="dxa"/>
-              <w:bottom w:w="100" w:type="dxa"/>
-              <w:left w:w="130" w:type="dxa"/>
-              <w:right w:w="130" w:type="dxa"/>
-            </w:tcMar>
-            <w:shd w:fill="F8FAFC"/>
-          </w:tcPr>
-          <w:p>
-            <w:r>
-              <w:rPr>
-                <w:rFonts w:ascii="TH Sarabun New" w:hAnsi="TH Sarabun New"/>
-                <w:b w:val="0"/>
-                <w:i w:val="0"/>
-                <w:color w:val="1E293B"/>
-                <w:sz w:val="27"/>
-                <w:rFonts w:ascii="TH Sarabun New" w:hAnsi="TH Sarabun New" w:cs="TH Sarabun New"/>
-              </w:rPr>
-              <w:t>**฿1,750.00**</w:t>
+              <w:t>฿1,750.00</w:t>
             </w:r>
           </w:p>
         </w:tc>
@@ -4890,7 +3064,7 @@
       <w:tr>
         <w:tc>
           <w:tcPr>
-            <w:tcW w:type="dxa" w:w="1337"/>
+            <w:tcW w:type="dxa" w:w="3120"/>
             <w:tcMar>
               <w:top w:w="100" w:type="dxa"/>
               <w:bottom w:w="100" w:type="dxa"/>
@@ -4915,7 +3089,7 @@
         </w:tc>
         <w:tc>
           <w:tcPr>
-            <w:tcW w:type="dxa" w:w="1337"/>
+            <w:tcW w:type="dxa" w:w="3120"/>
             <w:tcMar>
               <w:top w:w="100" w:type="dxa"/>
               <w:bottom w:w="100" w:type="dxa"/>
@@ -4934,13 +3108,13 @@
                 <w:sz w:val="27"/>
                 <w:rFonts w:ascii="TH Sarabun New" w:hAnsi="TH Sarabun New" w:cs="TH Sarabun New"/>
               </w:rPr>
-              <w:t>`panuwat`</w:t>
+              <w:t>3 ครั้ง</w:t>
             </w:r>
           </w:p>
         </w:tc>
         <w:tc>
           <w:tcPr>
-            <w:tcW w:type="dxa" w:w="1337"/>
+            <w:tcW w:type="dxa" w:w="3120"/>
             <w:tcMar>
               <w:top w:w="100" w:type="dxa"/>
               <w:bottom w:w="100" w:type="dxa"/>
@@ -4959,107 +3133,7 @@
                 <w:sz w:val="27"/>
                 <w:rFonts w:ascii="TH Sarabun New" w:hAnsi="TH Sarabun New" w:cs="TH Sarabun New"/>
               </w:rPr>
-              <w:t>4</w:t>
-            </w:r>
-          </w:p>
-        </w:tc>
-        <w:tc>
-          <w:tcPr>
-            <w:tcW w:type="dxa" w:w="1337"/>
-            <w:tcMar>
-              <w:top w:w="100" w:type="dxa"/>
-              <w:bottom w:w="100" w:type="dxa"/>
-              <w:left w:w="130" w:type="dxa"/>
-              <w:right w:w="130" w:type="dxa"/>
-            </w:tcMar>
-            <w:shd w:fill="FFFFFF"/>
-          </w:tcPr>
-          <w:p>
-            <w:r>
-              <w:rPr>
-                <w:rFonts w:ascii="TH Sarabun New" w:hAnsi="TH Sarabun New"/>
-                <w:b w:val="0"/>
-                <w:i w:val="0"/>
-                <w:color w:val="1E293B"/>
-                <w:sz w:val="27"/>
-                <w:rFonts w:ascii="TH Sarabun New" w:hAnsi="TH Sarabun New" w:cs="TH Sarabun New"/>
-              </w:rPr>
-              <w:t>3</w:t>
-            </w:r>
-          </w:p>
-        </w:tc>
-        <w:tc>
-          <w:tcPr>
-            <w:tcW w:type="dxa" w:w="1337"/>
-            <w:tcMar>
-              <w:top w:w="100" w:type="dxa"/>
-              <w:bottom w:w="100" w:type="dxa"/>
-              <w:left w:w="130" w:type="dxa"/>
-              <w:right w:w="130" w:type="dxa"/>
-            </w:tcMar>
-            <w:shd w:fill="FFFFFF"/>
-          </w:tcPr>
-          <w:p>
-            <w:r>
-              <w:rPr>
-                <w:rFonts w:ascii="TH Sarabun New" w:hAnsi="TH Sarabun New"/>
-                <w:b w:val="0"/>
-                <w:i w:val="0"/>
-                <w:color w:val="1E293B"/>
-                <w:sz w:val="27"/>
-                <w:rFonts w:ascii="TH Sarabun New" w:hAnsi="TH Sarabun New" w:cs="TH Sarabun New"/>
-              </w:rPr>
-              <w:t>1</w:t>
-            </w:r>
-          </w:p>
-        </w:tc>
-        <w:tc>
-          <w:tcPr>
-            <w:tcW w:type="dxa" w:w="1337"/>
-            <w:tcMar>
-              <w:top w:w="100" w:type="dxa"/>
-              <w:bottom w:w="100" w:type="dxa"/>
-              <w:left w:w="130" w:type="dxa"/>
-              <w:right w:w="130" w:type="dxa"/>
-            </w:tcMar>
-            <w:shd w:fill="FFFFFF"/>
-          </w:tcPr>
-          <w:p>
-            <w:r>
-              <w:rPr>
-                <w:rFonts w:ascii="TH Sarabun New" w:hAnsi="TH Sarabun New"/>
-                <w:b w:val="0"/>
-                <w:i w:val="0"/>
-                <w:color w:val="1E293B"/>
-                <w:sz w:val="27"/>
-                <w:rFonts w:ascii="TH Sarabun New" w:hAnsi="TH Sarabun New" w:cs="TH Sarabun New"/>
-              </w:rPr>
-              <w:t>0</w:t>
-            </w:r>
-          </w:p>
-        </w:tc>
-        <w:tc>
-          <w:tcPr>
-            <w:tcW w:type="dxa" w:w="1337"/>
-            <w:tcMar>
-              <w:top w:w="100" w:type="dxa"/>
-              <w:bottom w:w="100" w:type="dxa"/>
-              <w:left w:w="130" w:type="dxa"/>
-              <w:right w:w="130" w:type="dxa"/>
-            </w:tcMar>
-            <w:shd w:fill="FFFFFF"/>
-          </w:tcPr>
-          <w:p>
-            <w:r>
-              <w:rPr>
-                <w:rFonts w:ascii="TH Sarabun New" w:hAnsi="TH Sarabun New"/>
-                <w:b w:val="0"/>
-                <w:i w:val="0"/>
-                <w:color w:val="1E293B"/>
-                <w:sz w:val="27"/>
-                <w:rFonts w:ascii="TH Sarabun New" w:hAnsi="TH Sarabun New" w:cs="TH Sarabun New"/>
-              </w:rPr>
-              <w:t>**฿1,240.00**</w:t>
+              <w:t>฿1,240.00</w:t>
             </w:r>
           </w:p>
         </w:tc>
@@ -5067,7 +3141,7 @@
       <w:tr>
         <w:tc>
           <w:tcPr>
-            <w:tcW w:type="dxa" w:w="1337"/>
+            <w:tcW w:type="dxa" w:w="3120"/>
             <w:tcMar>
               <w:top w:w="100" w:type="dxa"/>
               <w:bottom w:w="100" w:type="dxa"/>
@@ -5086,13 +3160,13 @@
                 <w:sz w:val="27"/>
                 <w:rFonts w:ascii="TH Sarabun New" w:hAnsi="TH Sarabun New" w:cs="TH Sarabun New"/>
               </w:rPr>
-              <w:t>**ชวลิต ธนกิจ**</w:t>
+              <w:t>**สมชาย ดำรงไทย**</w:t>
             </w:r>
           </w:p>
         </w:tc>
         <w:tc>
           <w:tcPr>
-            <w:tcW w:type="dxa" w:w="1337"/>
+            <w:tcW w:type="dxa" w:w="3120"/>
             <w:tcMar>
               <w:top w:w="100" w:type="dxa"/>
               <w:bottom w:w="100" w:type="dxa"/>
@@ -5111,13 +3185,13 @@
                 <w:sz w:val="27"/>
                 <w:rFonts w:ascii="TH Sarabun New" w:hAnsi="TH Sarabun New" w:cs="TH Sarabun New"/>
               </w:rPr>
-              <w:t>`chavalit`</w:t>
+              <w:t>3 ครั้ง</w:t>
             </w:r>
           </w:p>
         </w:tc>
         <w:tc>
           <w:tcPr>
-            <w:tcW w:type="dxa" w:w="1337"/>
+            <w:tcW w:type="dxa" w:w="3120"/>
             <w:tcMar>
               <w:top w:w="100" w:type="dxa"/>
               <w:bottom w:w="100" w:type="dxa"/>
@@ -5136,107 +3210,7 @@
                 <w:sz w:val="27"/>
                 <w:rFonts w:ascii="TH Sarabun New" w:hAnsi="TH Sarabun New" w:cs="TH Sarabun New"/>
               </w:rPr>
-              <w:t>2</w:t>
-            </w:r>
-          </w:p>
-        </w:tc>
-        <w:tc>
-          <w:tcPr>
-            <w:tcW w:type="dxa" w:w="1337"/>
-            <w:tcMar>
-              <w:top w:w="100" w:type="dxa"/>
-              <w:bottom w:w="100" w:type="dxa"/>
-              <w:left w:w="130" w:type="dxa"/>
-              <w:right w:w="130" w:type="dxa"/>
-            </w:tcMar>
-            <w:shd w:fill="F8FAFC"/>
-          </w:tcPr>
-          <w:p>
-            <w:r>
-              <w:rPr>
-                <w:rFonts w:ascii="TH Sarabun New" w:hAnsi="TH Sarabun New"/>
-                <w:b w:val="0"/>
-                <w:i w:val="0"/>
-                <w:color w:val="1E293B"/>
-                <w:sz w:val="27"/>
-                <w:rFonts w:ascii="TH Sarabun New" w:hAnsi="TH Sarabun New" w:cs="TH Sarabun New"/>
-              </w:rPr>
-              <w:t>2</w:t>
-            </w:r>
-          </w:p>
-        </w:tc>
-        <w:tc>
-          <w:tcPr>
-            <w:tcW w:type="dxa" w:w="1337"/>
-            <w:tcMar>
-              <w:top w:w="100" w:type="dxa"/>
-              <w:bottom w:w="100" w:type="dxa"/>
-              <w:left w:w="130" w:type="dxa"/>
-              <w:right w:w="130" w:type="dxa"/>
-            </w:tcMar>
-            <w:shd w:fill="F8FAFC"/>
-          </w:tcPr>
-          <w:p>
-            <w:r>
-              <w:rPr>
-                <w:rFonts w:ascii="TH Sarabun New" w:hAnsi="TH Sarabun New"/>
-                <w:b w:val="0"/>
-                <w:i w:val="0"/>
-                <w:color w:val="1E293B"/>
-                <w:sz w:val="27"/>
-                <w:rFonts w:ascii="TH Sarabun New" w:hAnsi="TH Sarabun New" w:cs="TH Sarabun New"/>
-              </w:rPr>
-              <w:t>0</w:t>
-            </w:r>
-          </w:p>
-        </w:tc>
-        <w:tc>
-          <w:tcPr>
-            <w:tcW w:type="dxa" w:w="1337"/>
-            <w:tcMar>
-              <w:top w:w="100" w:type="dxa"/>
-              <w:bottom w:w="100" w:type="dxa"/>
-              <w:left w:w="130" w:type="dxa"/>
-              <w:right w:w="130" w:type="dxa"/>
-            </w:tcMar>
-            <w:shd w:fill="F8FAFC"/>
-          </w:tcPr>
-          <w:p>
-            <w:r>
-              <w:rPr>
-                <w:rFonts w:ascii="TH Sarabun New" w:hAnsi="TH Sarabun New"/>
-                <w:b w:val="0"/>
-                <w:i w:val="0"/>
-                <w:color w:val="1E293B"/>
-                <w:sz w:val="27"/>
-                <w:rFonts w:ascii="TH Sarabun New" w:hAnsi="TH Sarabun New" w:cs="TH Sarabun New"/>
-              </w:rPr>
-              <w:t>0</w:t>
-            </w:r>
-          </w:p>
-        </w:tc>
-        <w:tc>
-          <w:tcPr>
-            <w:tcW w:type="dxa" w:w="1337"/>
-            <w:tcMar>
-              <w:top w:w="100" w:type="dxa"/>
-              <w:bottom w:w="100" w:type="dxa"/>
-              <w:left w:w="130" w:type="dxa"/>
-              <w:right w:w="130" w:type="dxa"/>
-            </w:tcMar>
-            <w:shd w:fill="F8FAFC"/>
-          </w:tcPr>
-          <w:p>
-            <w:r>
-              <w:rPr>
-                <w:rFonts w:ascii="TH Sarabun New" w:hAnsi="TH Sarabun New"/>
-                <w:b w:val="0"/>
-                <w:i w:val="0"/>
-                <w:color w:val="1E293B"/>
-                <w:sz w:val="27"/>
-                <w:rFonts w:ascii="TH Sarabun New" w:hAnsi="TH Sarabun New" w:cs="TH Sarabun New"/>
-              </w:rPr>
-              <w:t>**฿1,180.00**</w:t>
+              <w:t>฿1,240.00</w:t>
             </w:r>
           </w:p>
         </w:tc>
@@ -5244,7 +3218,7 @@
       <w:tr>
         <w:tc>
           <w:tcPr>
-            <w:tcW w:type="dxa" w:w="1337"/>
+            <w:tcW w:type="dxa" w:w="3120"/>
             <w:tcMar>
               <w:top w:w="100" w:type="dxa"/>
               <w:bottom w:w="100" w:type="dxa"/>
@@ -5269,7 +3243,7 @@
         </w:tc>
         <w:tc>
           <w:tcPr>
-            <w:tcW w:type="dxa" w:w="1337"/>
+            <w:tcW w:type="dxa" w:w="3120"/>
             <w:tcMar>
               <w:top w:w="100" w:type="dxa"/>
               <w:bottom w:w="100" w:type="dxa"/>
@@ -5288,13 +3262,13 @@
                 <w:sz w:val="27"/>
                 <w:rFonts w:ascii="TH Sarabun New" w:hAnsi="TH Sarabun New" w:cs="TH Sarabun New"/>
               </w:rPr>
-              <w:t>`teerapat`</w:t>
+              <w:t>2 ครั้ง</w:t>
             </w:r>
           </w:p>
         </w:tc>
         <w:tc>
           <w:tcPr>
-            <w:tcW w:type="dxa" w:w="1337"/>
+            <w:tcW w:type="dxa" w:w="3120"/>
             <w:tcMar>
               <w:top w:w="100" w:type="dxa"/>
               <w:bottom w:w="100" w:type="dxa"/>
@@ -5313,107 +3287,7 @@
                 <w:sz w:val="27"/>
                 <w:rFonts w:ascii="TH Sarabun New" w:hAnsi="TH Sarabun New" w:cs="TH Sarabun New"/>
               </w:rPr>
-              <w:t>2</w:t>
-            </w:r>
-          </w:p>
-        </w:tc>
-        <w:tc>
-          <w:tcPr>
-            <w:tcW w:type="dxa" w:w="1337"/>
-            <w:tcMar>
-              <w:top w:w="100" w:type="dxa"/>
-              <w:bottom w:w="100" w:type="dxa"/>
-              <w:left w:w="130" w:type="dxa"/>
-              <w:right w:w="130" w:type="dxa"/>
-            </w:tcMar>
-            <w:shd w:fill="FFFFFF"/>
-          </w:tcPr>
-          <w:p>
-            <w:r>
-              <w:rPr>
-                <w:rFonts w:ascii="TH Sarabun New" w:hAnsi="TH Sarabun New"/>
-                <w:b w:val="0"/>
-                <w:i w:val="0"/>
-                <w:color w:val="1E293B"/>
-                <w:sz w:val="27"/>
-                <w:rFonts w:ascii="TH Sarabun New" w:hAnsi="TH Sarabun New" w:cs="TH Sarabun New"/>
-              </w:rPr>
-              <w:t>2</w:t>
-            </w:r>
-          </w:p>
-        </w:tc>
-        <w:tc>
-          <w:tcPr>
-            <w:tcW w:type="dxa" w:w="1337"/>
-            <w:tcMar>
-              <w:top w:w="100" w:type="dxa"/>
-              <w:bottom w:w="100" w:type="dxa"/>
-              <w:left w:w="130" w:type="dxa"/>
-              <w:right w:w="130" w:type="dxa"/>
-            </w:tcMar>
-            <w:shd w:fill="FFFFFF"/>
-          </w:tcPr>
-          <w:p>
-            <w:r>
-              <w:rPr>
-                <w:rFonts w:ascii="TH Sarabun New" w:hAnsi="TH Sarabun New"/>
-                <w:b w:val="0"/>
-                <w:i w:val="0"/>
-                <w:color w:val="1E293B"/>
-                <w:sz w:val="27"/>
-                <w:rFonts w:ascii="TH Sarabun New" w:hAnsi="TH Sarabun New" w:cs="TH Sarabun New"/>
-              </w:rPr>
-              <w:t>0</w:t>
-            </w:r>
-          </w:p>
-        </w:tc>
-        <w:tc>
-          <w:tcPr>
-            <w:tcW w:type="dxa" w:w="1337"/>
-            <w:tcMar>
-              <w:top w:w="100" w:type="dxa"/>
-              <w:bottom w:w="100" w:type="dxa"/>
-              <w:left w:w="130" w:type="dxa"/>
-              <w:right w:w="130" w:type="dxa"/>
-            </w:tcMar>
-            <w:shd w:fill="FFFFFF"/>
-          </w:tcPr>
-          <w:p>
-            <w:r>
-              <w:rPr>
-                <w:rFonts w:ascii="TH Sarabun New" w:hAnsi="TH Sarabun New"/>
-                <w:b w:val="0"/>
-                <w:i w:val="0"/>
-                <w:color w:val="1E293B"/>
-                <w:sz w:val="27"/>
-                <w:rFonts w:ascii="TH Sarabun New" w:hAnsi="TH Sarabun New" w:cs="TH Sarabun New"/>
-              </w:rPr>
-              <w:t>0</w:t>
-            </w:r>
-          </w:p>
-        </w:tc>
-        <w:tc>
-          <w:tcPr>
-            <w:tcW w:type="dxa" w:w="1337"/>
-            <w:tcMar>
-              <w:top w:w="100" w:type="dxa"/>
-              <w:bottom w:w="100" w:type="dxa"/>
-              <w:left w:w="130" w:type="dxa"/>
-              <w:right w:w="130" w:type="dxa"/>
-            </w:tcMar>
-            <w:shd w:fill="FFFFFF"/>
-          </w:tcPr>
-          <w:p>
-            <w:r>
-              <w:rPr>
-                <w:rFonts w:ascii="TH Sarabun New" w:hAnsi="TH Sarabun New"/>
-                <w:b w:val="0"/>
-                <w:i w:val="0"/>
-                <w:color w:val="1E293B"/>
-                <w:sz w:val="27"/>
-                <w:rFonts w:ascii="TH Sarabun New" w:hAnsi="TH Sarabun New" w:cs="TH Sarabun New"/>
-              </w:rPr>
-              <w:t>**฿1,230.00**</w:t>
+              <w:t>฿1,230.00</w:t>
             </w:r>
           </w:p>
         </w:tc>
@@ -5421,7 +3295,7 @@
       <w:tr>
         <w:tc>
           <w:tcPr>
-            <w:tcW w:type="dxa" w:w="1337"/>
+            <w:tcW w:type="dxa" w:w="3120"/>
             <w:tcMar>
               <w:top w:w="100" w:type="dxa"/>
               <w:bottom w:w="100" w:type="dxa"/>
@@ -5446,7 +3320,7 @@
         </w:tc>
         <w:tc>
           <w:tcPr>
-            <w:tcW w:type="dxa" w:w="1337"/>
+            <w:tcW w:type="dxa" w:w="3120"/>
             <w:tcMar>
               <w:top w:w="100" w:type="dxa"/>
               <w:bottom w:w="100" w:type="dxa"/>
@@ -5465,13 +3339,13 @@
                 <w:sz w:val="27"/>
                 <w:rFonts w:ascii="TH Sarabun New" w:hAnsi="TH Sarabun New" w:cs="TH Sarabun New"/>
               </w:rPr>
-              <w:t>`suda`</w:t>
+              <w:t>3 ครั้ง</w:t>
             </w:r>
           </w:p>
         </w:tc>
         <w:tc>
           <w:tcPr>
-            <w:tcW w:type="dxa" w:w="1337"/>
+            <w:tcW w:type="dxa" w:w="3120"/>
             <w:tcMar>
               <w:top w:w="100" w:type="dxa"/>
               <w:bottom w:w="100" w:type="dxa"/>
@@ -5490,107 +3364,7 @@
                 <w:sz w:val="27"/>
                 <w:rFonts w:ascii="TH Sarabun New" w:hAnsi="TH Sarabun New" w:cs="TH Sarabun New"/>
               </w:rPr>
-              <w:t>3</w:t>
-            </w:r>
-          </w:p>
-        </w:tc>
-        <w:tc>
-          <w:tcPr>
-            <w:tcW w:type="dxa" w:w="1337"/>
-            <w:tcMar>
-              <w:top w:w="100" w:type="dxa"/>
-              <w:bottom w:w="100" w:type="dxa"/>
-              <w:left w:w="130" w:type="dxa"/>
-              <w:right w:w="130" w:type="dxa"/>
-            </w:tcMar>
-            <w:shd w:fill="F8FAFC"/>
-          </w:tcPr>
-          <w:p>
-            <w:r>
-              <w:rPr>
-                <w:rFonts w:ascii="TH Sarabun New" w:hAnsi="TH Sarabun New"/>
-                <w:b w:val="0"/>
-                <w:i w:val="0"/>
-                <w:color w:val="1E293B"/>
-                <w:sz w:val="27"/>
-                <w:rFonts w:ascii="TH Sarabun New" w:hAnsi="TH Sarabun New" w:cs="TH Sarabun New"/>
-              </w:rPr>
-              <w:t>3</w:t>
-            </w:r>
-          </w:p>
-        </w:tc>
-        <w:tc>
-          <w:tcPr>
-            <w:tcW w:type="dxa" w:w="1337"/>
-            <w:tcMar>
-              <w:top w:w="100" w:type="dxa"/>
-              <w:bottom w:w="100" w:type="dxa"/>
-              <w:left w:w="130" w:type="dxa"/>
-              <w:right w:w="130" w:type="dxa"/>
-            </w:tcMar>
-            <w:shd w:fill="F8FAFC"/>
-          </w:tcPr>
-          <w:p>
-            <w:r>
-              <w:rPr>
-                <w:rFonts w:ascii="TH Sarabun New" w:hAnsi="TH Sarabun New"/>
-                <w:b w:val="0"/>
-                <w:i w:val="0"/>
-                <w:color w:val="1E293B"/>
-                <w:sz w:val="27"/>
-                <w:rFonts w:ascii="TH Sarabun New" w:hAnsi="TH Sarabun New" w:cs="TH Sarabun New"/>
-              </w:rPr>
-              <w:t>0</w:t>
-            </w:r>
-          </w:p>
-        </w:tc>
-        <w:tc>
-          <w:tcPr>
-            <w:tcW w:type="dxa" w:w="1337"/>
-            <w:tcMar>
-              <w:top w:w="100" w:type="dxa"/>
-              <w:bottom w:w="100" w:type="dxa"/>
-              <w:left w:w="130" w:type="dxa"/>
-              <w:right w:w="130" w:type="dxa"/>
-            </w:tcMar>
-            <w:shd w:fill="F8FAFC"/>
-          </w:tcPr>
-          <w:p>
-            <w:r>
-              <w:rPr>
-                <w:rFonts w:ascii="TH Sarabun New" w:hAnsi="TH Sarabun New"/>
-                <w:b w:val="0"/>
-                <w:i w:val="0"/>
-                <w:color w:val="1E293B"/>
-                <w:sz w:val="27"/>
-                <w:rFonts w:ascii="TH Sarabun New" w:hAnsi="TH Sarabun New" w:cs="TH Sarabun New"/>
-              </w:rPr>
-              <w:t>0</w:t>
-            </w:r>
-          </w:p>
-        </w:tc>
-        <w:tc>
-          <w:tcPr>
-            <w:tcW w:type="dxa" w:w="1337"/>
-            <w:tcMar>
-              <w:top w:w="100" w:type="dxa"/>
-              <w:bottom w:w="100" w:type="dxa"/>
-              <w:left w:w="130" w:type="dxa"/>
-              <w:right w:w="130" w:type="dxa"/>
-            </w:tcMar>
-            <w:shd w:fill="F8FAFC"/>
-          </w:tcPr>
-          <w:p>
-            <w:r>
-              <w:rPr>
-                <w:rFonts w:ascii="TH Sarabun New" w:hAnsi="TH Sarabun New"/>
-                <w:b w:val="0"/>
-                <w:i w:val="0"/>
-                <w:color w:val="1E293B"/>
-                <w:sz w:val="27"/>
-                <w:rFonts w:ascii="TH Sarabun New" w:hAnsi="TH Sarabun New" w:cs="TH Sarabun New"/>
-              </w:rPr>
-              <w:t>**฿1,220.00**</w:t>
+              <w:t>฿1,220.00</w:t>
             </w:r>
           </w:p>
         </w:tc>
@@ -5598,7 +3372,7 @@
       <w:tr>
         <w:tc>
           <w:tcPr>
-            <w:tcW w:type="dxa" w:w="1337"/>
+            <w:tcW w:type="dxa" w:w="3120"/>
             <w:tcMar>
               <w:top w:w="100" w:type="dxa"/>
               <w:bottom w:w="100" w:type="dxa"/>
@@ -5617,13 +3391,13 @@
                 <w:sz w:val="27"/>
                 <w:rFonts w:ascii="TH Sarabun New" w:hAnsi="TH Sarabun New" w:cs="TH Sarabun New"/>
               </w:rPr>
-              <w:t>**สมชาย ดำรงไทย**</w:t>
+              <w:t>**ชวลิต ธนกิจ**</w:t>
             </w:r>
           </w:p>
         </w:tc>
         <w:tc>
           <w:tcPr>
-            <w:tcW w:type="dxa" w:w="1337"/>
+            <w:tcW w:type="dxa" w:w="3120"/>
             <w:tcMar>
               <w:top w:w="100" w:type="dxa"/>
               <w:bottom w:w="100" w:type="dxa"/>
@@ -5642,13 +3416,13 @@
                 <w:sz w:val="27"/>
                 <w:rFonts w:ascii="TH Sarabun New" w:hAnsi="TH Sarabun New" w:cs="TH Sarabun New"/>
               </w:rPr>
-              <w:t>`somchai`</w:t>
+              <w:t>2 ครั้ง</w:t>
             </w:r>
           </w:p>
         </w:tc>
         <w:tc>
           <w:tcPr>
-            <w:tcW w:type="dxa" w:w="1337"/>
+            <w:tcW w:type="dxa" w:w="3120"/>
             <w:tcMar>
               <w:top w:w="100" w:type="dxa"/>
               <w:bottom w:w="100" w:type="dxa"/>
@@ -5667,107 +3441,7 @@
                 <w:sz w:val="27"/>
                 <w:rFonts w:ascii="TH Sarabun New" w:hAnsi="TH Sarabun New" w:cs="TH Sarabun New"/>
               </w:rPr>
-              <w:t>3</w:t>
-            </w:r>
-          </w:p>
-        </w:tc>
-        <w:tc>
-          <w:tcPr>
-            <w:tcW w:type="dxa" w:w="1337"/>
-            <w:tcMar>
-              <w:top w:w="100" w:type="dxa"/>
-              <w:bottom w:w="100" w:type="dxa"/>
-              <w:left w:w="130" w:type="dxa"/>
-              <w:right w:w="130" w:type="dxa"/>
-            </w:tcMar>
-            <w:shd w:fill="FFFFFF"/>
-          </w:tcPr>
-          <w:p>
-            <w:r>
-              <w:rPr>
-                <w:rFonts w:ascii="TH Sarabun New" w:hAnsi="TH Sarabun New"/>
-                <w:b w:val="0"/>
-                <w:i w:val="0"/>
-                <w:color w:val="1E293B"/>
-                <w:sz w:val="27"/>
-                <w:rFonts w:ascii="TH Sarabun New" w:hAnsi="TH Sarabun New" w:cs="TH Sarabun New"/>
-              </w:rPr>
-              <w:t>3</w:t>
-            </w:r>
-          </w:p>
-        </w:tc>
-        <w:tc>
-          <w:tcPr>
-            <w:tcW w:type="dxa" w:w="1337"/>
-            <w:tcMar>
-              <w:top w:w="100" w:type="dxa"/>
-              <w:bottom w:w="100" w:type="dxa"/>
-              <w:left w:w="130" w:type="dxa"/>
-              <w:right w:w="130" w:type="dxa"/>
-            </w:tcMar>
-            <w:shd w:fill="FFFFFF"/>
-          </w:tcPr>
-          <w:p>
-            <w:r>
-              <w:rPr>
-                <w:rFonts w:ascii="TH Sarabun New" w:hAnsi="TH Sarabun New"/>
-                <w:b w:val="0"/>
-                <w:i w:val="0"/>
-                <w:color w:val="1E293B"/>
-                <w:sz w:val="27"/>
-                <w:rFonts w:ascii="TH Sarabun New" w:hAnsi="TH Sarabun New" w:cs="TH Sarabun New"/>
-              </w:rPr>
-              <w:t>0</w:t>
-            </w:r>
-          </w:p>
-        </w:tc>
-        <w:tc>
-          <w:tcPr>
-            <w:tcW w:type="dxa" w:w="1337"/>
-            <w:tcMar>
-              <w:top w:w="100" w:type="dxa"/>
-              <w:bottom w:w="100" w:type="dxa"/>
-              <w:left w:w="130" w:type="dxa"/>
-              <w:right w:w="130" w:type="dxa"/>
-            </w:tcMar>
-            <w:shd w:fill="FFFFFF"/>
-          </w:tcPr>
-          <w:p>
-            <w:r>
-              <w:rPr>
-                <w:rFonts w:ascii="TH Sarabun New" w:hAnsi="TH Sarabun New"/>
-                <w:b w:val="0"/>
-                <w:i w:val="0"/>
-                <w:color w:val="1E293B"/>
-                <w:sz w:val="27"/>
-                <w:rFonts w:ascii="TH Sarabun New" w:hAnsi="TH Sarabun New" w:cs="TH Sarabun New"/>
-              </w:rPr>
-              <w:t>0</w:t>
-            </w:r>
-          </w:p>
-        </w:tc>
-        <w:tc>
-          <w:tcPr>
-            <w:tcW w:type="dxa" w:w="1337"/>
-            <w:tcMar>
-              <w:top w:w="100" w:type="dxa"/>
-              <w:bottom w:w="100" w:type="dxa"/>
-              <w:left w:w="130" w:type="dxa"/>
-              <w:right w:w="130" w:type="dxa"/>
-            </w:tcMar>
-            <w:shd w:fill="FFFFFF"/>
-          </w:tcPr>
-          <w:p>
-            <w:r>
-              <w:rPr>
-                <w:rFonts w:ascii="TH Sarabun New" w:hAnsi="TH Sarabun New"/>
-                <w:b w:val="0"/>
-                <w:i w:val="0"/>
-                <w:color w:val="1E293B"/>
-                <w:sz w:val="27"/>
-                <w:rFonts w:ascii="TH Sarabun New" w:hAnsi="TH Sarabun New" w:cs="TH Sarabun New"/>
-              </w:rPr>
-              <w:t>**฿1,240.00**</w:t>
+              <w:t>฿1,180.00</w:t>
             </w:r>
           </w:p>
         </w:tc>
@@ -5775,7 +3449,7 @@
       <w:tr>
         <w:tc>
           <w:tcPr>
-            <w:tcW w:type="dxa" w:w="1337"/>
+            <w:tcW w:type="dxa" w:w="3120"/>
             <w:tcMar>
               <w:top w:w="100" w:type="dxa"/>
               <w:bottom w:w="100" w:type="dxa"/>
@@ -5800,7 +3474,7 @@
         </w:tc>
         <w:tc>
           <w:tcPr>
-            <w:tcW w:type="dxa" w:w="1337"/>
+            <w:tcW w:type="dxa" w:w="3120"/>
             <w:tcMar>
               <w:top w:w="100" w:type="dxa"/>
               <w:bottom w:w="100" w:type="dxa"/>
@@ -5819,13 +3493,13 @@
                 <w:sz w:val="27"/>
                 <w:rFonts w:ascii="TH Sarabun New" w:hAnsi="TH Sarabun New" w:cs="TH Sarabun New"/>
               </w:rPr>
-              <w:t>`kanya`</w:t>
+              <w:t>3 ครั้ง</w:t>
             </w:r>
           </w:p>
         </w:tc>
         <w:tc>
           <w:tcPr>
-            <w:tcW w:type="dxa" w:w="1337"/>
+            <w:tcW w:type="dxa" w:w="3120"/>
             <w:tcMar>
               <w:top w:w="100" w:type="dxa"/>
               <w:bottom w:w="100" w:type="dxa"/>
@@ -5844,13 +3518,92 @@
                 <w:sz w:val="27"/>
                 <w:rFonts w:ascii="TH Sarabun New" w:hAnsi="TH Sarabun New" w:cs="TH Sarabun New"/>
               </w:rPr>
-              <w:t>3</w:t>
+              <w:t>฿1,080.00</w:t>
+            </w:r>
+          </w:p>
+        </w:tc>
+      </w:tr>
+      <w:tr>
+        <w:tc>
+          <w:tcPr>
+            <w:tcW w:type="dxa" w:w="3120"/>
+            <w:tcMar>
+              <w:top w:w="100" w:type="dxa"/>
+              <w:bottom w:w="100" w:type="dxa"/>
+              <w:left w:w="130" w:type="dxa"/>
+              <w:right w:w="130" w:type="dxa"/>
+            </w:tcMar>
+            <w:shd w:fill="FFFFFF"/>
+          </w:tcPr>
+          <w:p>
+            <w:r>
+              <w:rPr>
+                <w:rFonts w:ascii="TH Sarabun New" w:hAnsi="TH Sarabun New"/>
+                <w:b w:val="0"/>
+                <w:i w:val="0"/>
+                <w:color w:val="1E293B"/>
+                <w:sz w:val="27"/>
+                <w:rFonts w:ascii="TH Sarabun New" w:hAnsi="TH Sarabun New" w:cs="TH Sarabun New"/>
+              </w:rPr>
+              <w:t>**อานนท์ มั่นคง**</w:t>
             </w:r>
           </w:p>
         </w:tc>
         <w:tc>
           <w:tcPr>
-            <w:tcW w:type="dxa" w:w="1337"/>
+            <w:tcW w:type="dxa" w:w="3120"/>
+            <w:tcMar>
+              <w:top w:w="100" w:type="dxa"/>
+              <w:bottom w:w="100" w:type="dxa"/>
+              <w:left w:w="130" w:type="dxa"/>
+              <w:right w:w="130" w:type="dxa"/>
+            </w:tcMar>
+            <w:shd w:fill="FFFFFF"/>
+          </w:tcPr>
+          <w:p>
+            <w:r>
+              <w:rPr>
+                <w:rFonts w:ascii="TH Sarabun New" w:hAnsi="TH Sarabun New"/>
+                <w:b w:val="0"/>
+                <w:i w:val="0"/>
+                <w:color w:val="1E293B"/>
+                <w:sz w:val="27"/>
+                <w:rFonts w:ascii="TH Sarabun New" w:hAnsi="TH Sarabun New" w:cs="TH Sarabun New"/>
+              </w:rPr>
+              <w:t>2 ครั้ง</w:t>
+            </w:r>
+          </w:p>
+        </w:tc>
+        <w:tc>
+          <w:tcPr>
+            <w:tcW w:type="dxa" w:w="3120"/>
+            <w:tcMar>
+              <w:top w:w="100" w:type="dxa"/>
+              <w:bottom w:w="100" w:type="dxa"/>
+              <w:left w:w="130" w:type="dxa"/>
+              <w:right w:w="130" w:type="dxa"/>
+            </w:tcMar>
+            <w:shd w:fill="FFFFFF"/>
+          </w:tcPr>
+          <w:p>
+            <w:r>
+              <w:rPr>
+                <w:rFonts w:ascii="TH Sarabun New" w:hAnsi="TH Sarabun New"/>
+                <w:b w:val="0"/>
+                <w:i w:val="0"/>
+                <w:color w:val="1E293B"/>
+                <w:sz w:val="27"/>
+                <w:rFonts w:ascii="TH Sarabun New" w:hAnsi="TH Sarabun New" w:cs="TH Sarabun New"/>
+              </w:rPr>
+              <w:t>฿760.00</w:t>
+            </w:r>
+          </w:p>
+        </w:tc>
+      </w:tr>
+      <w:tr>
+        <w:tc>
+          <w:tcPr>
+            <w:tcW w:type="dxa" w:w="3120"/>
             <w:tcMar>
               <w:top w:w="100" w:type="dxa"/>
               <w:bottom w:w="100" w:type="dxa"/>
@@ -5869,13 +3622,13 @@
                 <w:sz w:val="27"/>
                 <w:rFonts w:ascii="TH Sarabun New" w:hAnsi="TH Sarabun New" w:cs="TH Sarabun New"/>
               </w:rPr>
-              <w:t>3</w:t>
+              <w:t>**วิชัย บุญมา**</w:t>
             </w:r>
           </w:p>
         </w:tc>
         <w:tc>
           <w:tcPr>
-            <w:tcW w:type="dxa" w:w="1337"/>
+            <w:tcW w:type="dxa" w:w="3120"/>
             <w:tcMar>
               <w:top w:w="100" w:type="dxa"/>
               <w:bottom w:w="100" w:type="dxa"/>
@@ -5894,13 +3647,13 @@
                 <w:sz w:val="27"/>
                 <w:rFonts w:ascii="TH Sarabun New" w:hAnsi="TH Sarabun New" w:cs="TH Sarabun New"/>
               </w:rPr>
-              <w:t>0</w:t>
+              <w:t>2 ครั้ง</w:t>
             </w:r>
           </w:p>
         </w:tc>
         <w:tc>
           <w:tcPr>
-            <w:tcW w:type="dxa" w:w="1337"/>
+            <w:tcW w:type="dxa" w:w="3120"/>
             <w:tcMar>
               <w:top w:w="100" w:type="dxa"/>
               <w:bottom w:w="100" w:type="dxa"/>
@@ -5919,32 +3672,7 @@
                 <w:sz w:val="27"/>
                 <w:rFonts w:ascii="TH Sarabun New" w:hAnsi="TH Sarabun New" w:cs="TH Sarabun New"/>
               </w:rPr>
-              <w:t>0</w:t>
-            </w:r>
-          </w:p>
-        </w:tc>
-        <w:tc>
-          <w:tcPr>
-            <w:tcW w:type="dxa" w:w="1337"/>
-            <w:tcMar>
-              <w:top w:w="100" w:type="dxa"/>
-              <w:bottom w:w="100" w:type="dxa"/>
-              <w:left w:w="130" w:type="dxa"/>
-              <w:right w:w="130" w:type="dxa"/>
-            </w:tcMar>
-            <w:shd w:fill="F8FAFC"/>
-          </w:tcPr>
-          <w:p>
-            <w:r>
-              <w:rPr>
-                <w:rFonts w:ascii="TH Sarabun New" w:hAnsi="TH Sarabun New"/>
-                <w:b w:val="0"/>
-                <w:i w:val="0"/>
-                <w:color w:val="1E293B"/>
-                <w:sz w:val="27"/>
-                <w:rFonts w:ascii="TH Sarabun New" w:hAnsi="TH Sarabun New" w:cs="TH Sarabun New"/>
-              </w:rPr>
-              <w:t>**฿1,080.00**</w:t>
+              <w:t>฿740.00</w:t>
             </w:r>
           </w:p>
         </w:tc>
@@ -5952,361 +3680,7 @@
       <w:tr>
         <w:tc>
           <w:tcPr>
-            <w:tcW w:type="dxa" w:w="1337"/>
-            <w:tcMar>
-              <w:top w:w="100" w:type="dxa"/>
-              <w:bottom w:w="100" w:type="dxa"/>
-              <w:left w:w="130" w:type="dxa"/>
-              <w:right w:w="130" w:type="dxa"/>
-            </w:tcMar>
-            <w:shd w:fill="FFFFFF"/>
-          </w:tcPr>
-          <w:p>
-            <w:r>
-              <w:rPr>
-                <w:rFonts w:ascii="TH Sarabun New" w:hAnsi="TH Sarabun New"/>
-                <w:b w:val="0"/>
-                <w:i w:val="0"/>
-                <w:color w:val="1E293B"/>
-                <w:sz w:val="27"/>
-                <w:rFonts w:ascii="TH Sarabun New" w:hAnsi="TH Sarabun New" w:cs="TH Sarabun New"/>
-              </w:rPr>
-              <w:t>**วิชัย บุญมา**</w:t>
-            </w:r>
-          </w:p>
-        </w:tc>
-        <w:tc>
-          <w:tcPr>
-            <w:tcW w:type="dxa" w:w="1337"/>
-            <w:tcMar>
-              <w:top w:w="100" w:type="dxa"/>
-              <w:bottom w:w="100" w:type="dxa"/>
-              <w:left w:w="130" w:type="dxa"/>
-              <w:right w:w="130" w:type="dxa"/>
-            </w:tcMar>
-            <w:shd w:fill="FFFFFF"/>
-          </w:tcPr>
-          <w:p>
-            <w:r>
-              <w:rPr>
-                <w:rFonts w:ascii="TH Sarabun New" w:hAnsi="TH Sarabun New"/>
-                <w:b w:val="0"/>
-                <w:i w:val="0"/>
-                <w:color w:val="1E293B"/>
-                <w:sz w:val="27"/>
-                <w:rFonts w:ascii="TH Sarabun New" w:hAnsi="TH Sarabun New" w:cs="TH Sarabun New"/>
-              </w:rPr>
-              <w:t>`wichai`</w:t>
-            </w:r>
-          </w:p>
-        </w:tc>
-        <w:tc>
-          <w:tcPr>
-            <w:tcW w:type="dxa" w:w="1337"/>
-            <w:tcMar>
-              <w:top w:w="100" w:type="dxa"/>
-              <w:bottom w:w="100" w:type="dxa"/>
-              <w:left w:w="130" w:type="dxa"/>
-              <w:right w:w="130" w:type="dxa"/>
-            </w:tcMar>
-            <w:shd w:fill="FFFFFF"/>
-          </w:tcPr>
-          <w:p>
-            <w:r>
-              <w:rPr>
-                <w:rFonts w:ascii="TH Sarabun New" w:hAnsi="TH Sarabun New"/>
-                <w:b w:val="0"/>
-                <w:i w:val="0"/>
-                <w:color w:val="1E293B"/>
-                <w:sz w:val="27"/>
-                <w:rFonts w:ascii="TH Sarabun New" w:hAnsi="TH Sarabun New" w:cs="TH Sarabun New"/>
-              </w:rPr>
-              <w:t>3</w:t>
-            </w:r>
-          </w:p>
-        </w:tc>
-        <w:tc>
-          <w:tcPr>
-            <w:tcW w:type="dxa" w:w="1337"/>
-            <w:tcMar>
-              <w:top w:w="100" w:type="dxa"/>
-              <w:bottom w:w="100" w:type="dxa"/>
-              <w:left w:w="130" w:type="dxa"/>
-              <w:right w:w="130" w:type="dxa"/>
-            </w:tcMar>
-            <w:shd w:fill="FFFFFF"/>
-          </w:tcPr>
-          <w:p>
-            <w:r>
-              <w:rPr>
-                <w:rFonts w:ascii="TH Sarabun New" w:hAnsi="TH Sarabun New"/>
-                <w:b w:val="0"/>
-                <w:i w:val="0"/>
-                <w:color w:val="1E293B"/>
-                <w:sz w:val="27"/>
-                <w:rFonts w:ascii="TH Sarabun New" w:hAnsi="TH Sarabun New" w:cs="TH Sarabun New"/>
-              </w:rPr>
-              <w:t>2</w:t>
-            </w:r>
-          </w:p>
-        </w:tc>
-        <w:tc>
-          <w:tcPr>
-            <w:tcW w:type="dxa" w:w="1337"/>
-            <w:tcMar>
-              <w:top w:w="100" w:type="dxa"/>
-              <w:bottom w:w="100" w:type="dxa"/>
-              <w:left w:w="130" w:type="dxa"/>
-              <w:right w:w="130" w:type="dxa"/>
-            </w:tcMar>
-            <w:shd w:fill="FFFFFF"/>
-          </w:tcPr>
-          <w:p>
-            <w:r>
-              <w:rPr>
-                <w:rFonts w:ascii="TH Sarabun New" w:hAnsi="TH Sarabun New"/>
-                <w:b w:val="0"/>
-                <w:i w:val="0"/>
-                <w:color w:val="1E293B"/>
-                <w:sz w:val="27"/>
-                <w:rFonts w:ascii="TH Sarabun New" w:hAnsi="TH Sarabun New" w:cs="TH Sarabun New"/>
-              </w:rPr>
-              <w:t>1</w:t>
-            </w:r>
-          </w:p>
-        </w:tc>
-        <w:tc>
-          <w:tcPr>
-            <w:tcW w:type="dxa" w:w="1337"/>
-            <w:tcMar>
-              <w:top w:w="100" w:type="dxa"/>
-              <w:bottom w:w="100" w:type="dxa"/>
-              <w:left w:w="130" w:type="dxa"/>
-              <w:right w:w="130" w:type="dxa"/>
-            </w:tcMar>
-            <w:shd w:fill="FFFFFF"/>
-          </w:tcPr>
-          <w:p>
-            <w:r>
-              <w:rPr>
-                <w:rFonts w:ascii="TH Sarabun New" w:hAnsi="TH Sarabun New"/>
-                <w:b w:val="0"/>
-                <w:i w:val="0"/>
-                <w:color w:val="1E293B"/>
-                <w:sz w:val="27"/>
-                <w:rFonts w:ascii="TH Sarabun New" w:hAnsi="TH Sarabun New" w:cs="TH Sarabun New"/>
-              </w:rPr>
-              <w:t>0</w:t>
-            </w:r>
-          </w:p>
-        </w:tc>
-        <w:tc>
-          <w:tcPr>
-            <w:tcW w:type="dxa" w:w="1337"/>
-            <w:tcMar>
-              <w:top w:w="100" w:type="dxa"/>
-              <w:bottom w:w="100" w:type="dxa"/>
-              <w:left w:w="130" w:type="dxa"/>
-              <w:right w:w="130" w:type="dxa"/>
-            </w:tcMar>
-            <w:shd w:fill="FFFFFF"/>
-          </w:tcPr>
-          <w:p>
-            <w:r>
-              <w:rPr>
-                <w:rFonts w:ascii="TH Sarabun New" w:hAnsi="TH Sarabun New"/>
-                <w:b w:val="0"/>
-                <w:i w:val="0"/>
-                <w:color w:val="1E293B"/>
-                <w:sz w:val="27"/>
-                <w:rFonts w:ascii="TH Sarabun New" w:hAnsi="TH Sarabun New" w:cs="TH Sarabun New"/>
-              </w:rPr>
-              <w:t>**฿740.00**</w:t>
-            </w:r>
-          </w:p>
-        </w:tc>
-      </w:tr>
-      <w:tr>
-        <w:tc>
-          <w:tcPr>
-            <w:tcW w:type="dxa" w:w="1337"/>
-            <w:tcMar>
-              <w:top w:w="100" w:type="dxa"/>
-              <w:bottom w:w="100" w:type="dxa"/>
-              <w:left w:w="130" w:type="dxa"/>
-              <w:right w:w="130" w:type="dxa"/>
-            </w:tcMar>
-            <w:shd w:fill="F8FAFC"/>
-          </w:tcPr>
-          <w:p>
-            <w:r>
-              <w:rPr>
-                <w:rFonts w:ascii="TH Sarabun New" w:hAnsi="TH Sarabun New"/>
-                <w:b w:val="0"/>
-                <w:i w:val="0"/>
-                <w:color w:val="1E293B"/>
-                <w:sz w:val="27"/>
-                <w:rFonts w:ascii="TH Sarabun New" w:hAnsi="TH Sarabun New" w:cs="TH Sarabun New"/>
-              </w:rPr>
-              <w:t>**อานนท์ มั่นคง**</w:t>
-            </w:r>
-          </w:p>
-        </w:tc>
-        <w:tc>
-          <w:tcPr>
-            <w:tcW w:type="dxa" w:w="1337"/>
-            <w:tcMar>
-              <w:top w:w="100" w:type="dxa"/>
-              <w:bottom w:w="100" w:type="dxa"/>
-              <w:left w:w="130" w:type="dxa"/>
-              <w:right w:w="130" w:type="dxa"/>
-            </w:tcMar>
-            <w:shd w:fill="F8FAFC"/>
-          </w:tcPr>
-          <w:p>
-            <w:r>
-              <w:rPr>
-                <w:rFonts w:ascii="TH Sarabun New" w:hAnsi="TH Sarabun New"/>
-                <w:b w:val="0"/>
-                <w:i w:val="0"/>
-                <w:color w:val="1E293B"/>
-                <w:sz w:val="27"/>
-                <w:rFonts w:ascii="TH Sarabun New" w:hAnsi="TH Sarabun New" w:cs="TH Sarabun New"/>
-              </w:rPr>
-              <w:t>`anon`</w:t>
-            </w:r>
-          </w:p>
-        </w:tc>
-        <w:tc>
-          <w:tcPr>
-            <w:tcW w:type="dxa" w:w="1337"/>
-            <w:tcMar>
-              <w:top w:w="100" w:type="dxa"/>
-              <w:bottom w:w="100" w:type="dxa"/>
-              <w:left w:w="130" w:type="dxa"/>
-              <w:right w:w="130" w:type="dxa"/>
-            </w:tcMar>
-            <w:shd w:fill="F8FAFC"/>
-          </w:tcPr>
-          <w:p>
-            <w:r>
-              <w:rPr>
-                <w:rFonts w:ascii="TH Sarabun New" w:hAnsi="TH Sarabun New"/>
-                <w:b w:val="0"/>
-                <w:i w:val="0"/>
-                <w:color w:val="1E293B"/>
-                <w:sz w:val="27"/>
-                <w:rFonts w:ascii="TH Sarabun New" w:hAnsi="TH Sarabun New" w:cs="TH Sarabun New"/>
-              </w:rPr>
-              <w:t>2</w:t>
-            </w:r>
-          </w:p>
-        </w:tc>
-        <w:tc>
-          <w:tcPr>
-            <w:tcW w:type="dxa" w:w="1337"/>
-            <w:tcMar>
-              <w:top w:w="100" w:type="dxa"/>
-              <w:bottom w:w="100" w:type="dxa"/>
-              <w:left w:w="130" w:type="dxa"/>
-              <w:right w:w="130" w:type="dxa"/>
-            </w:tcMar>
-            <w:shd w:fill="F8FAFC"/>
-          </w:tcPr>
-          <w:p>
-            <w:r>
-              <w:rPr>
-                <w:rFonts w:ascii="TH Sarabun New" w:hAnsi="TH Sarabun New"/>
-                <w:b w:val="0"/>
-                <w:i w:val="0"/>
-                <w:color w:val="1E293B"/>
-                <w:sz w:val="27"/>
-                <w:rFonts w:ascii="TH Sarabun New" w:hAnsi="TH Sarabun New" w:cs="TH Sarabun New"/>
-              </w:rPr>
-              <w:t>2</w:t>
-            </w:r>
-          </w:p>
-        </w:tc>
-        <w:tc>
-          <w:tcPr>
-            <w:tcW w:type="dxa" w:w="1337"/>
-            <w:tcMar>
-              <w:top w:w="100" w:type="dxa"/>
-              <w:bottom w:w="100" w:type="dxa"/>
-              <w:left w:w="130" w:type="dxa"/>
-              <w:right w:w="130" w:type="dxa"/>
-            </w:tcMar>
-            <w:shd w:fill="F8FAFC"/>
-          </w:tcPr>
-          <w:p>
-            <w:r>
-              <w:rPr>
-                <w:rFonts w:ascii="TH Sarabun New" w:hAnsi="TH Sarabun New"/>
-                <w:b w:val="0"/>
-                <w:i w:val="0"/>
-                <w:color w:val="1E293B"/>
-                <w:sz w:val="27"/>
-                <w:rFonts w:ascii="TH Sarabun New" w:hAnsi="TH Sarabun New" w:cs="TH Sarabun New"/>
-              </w:rPr>
-              <w:t>0</w:t>
-            </w:r>
-          </w:p>
-        </w:tc>
-        <w:tc>
-          <w:tcPr>
-            <w:tcW w:type="dxa" w:w="1337"/>
-            <w:tcMar>
-              <w:top w:w="100" w:type="dxa"/>
-              <w:bottom w:w="100" w:type="dxa"/>
-              <w:left w:w="130" w:type="dxa"/>
-              <w:right w:w="130" w:type="dxa"/>
-            </w:tcMar>
-            <w:shd w:fill="F8FAFC"/>
-          </w:tcPr>
-          <w:p>
-            <w:r>
-              <w:rPr>
-                <w:rFonts w:ascii="TH Sarabun New" w:hAnsi="TH Sarabun New"/>
-                <w:b w:val="0"/>
-                <w:i w:val="0"/>
-                <w:color w:val="1E293B"/>
-                <w:sz w:val="27"/>
-                <w:rFonts w:ascii="TH Sarabun New" w:hAnsi="TH Sarabun New" w:cs="TH Sarabun New"/>
-              </w:rPr>
-              <w:t>0</w:t>
-            </w:r>
-          </w:p>
-        </w:tc>
-        <w:tc>
-          <w:tcPr>
-            <w:tcW w:type="dxa" w:w="1337"/>
-            <w:tcMar>
-              <w:top w:w="100" w:type="dxa"/>
-              <w:bottom w:w="100" w:type="dxa"/>
-              <w:left w:w="130" w:type="dxa"/>
-              <w:right w:w="130" w:type="dxa"/>
-            </w:tcMar>
-            <w:shd w:fill="F8FAFC"/>
-          </w:tcPr>
-          <w:p>
-            <w:r>
-              <w:rPr>
-                <w:rFonts w:ascii="TH Sarabun New" w:hAnsi="TH Sarabun New"/>
-                <w:b w:val="0"/>
-                <w:i w:val="0"/>
-                <w:color w:val="1E293B"/>
-                <w:sz w:val="27"/>
-                <w:rFonts w:ascii="TH Sarabun New" w:hAnsi="TH Sarabun New" w:cs="TH Sarabun New"/>
-              </w:rPr>
-              <w:t>**฿760.00**</w:t>
-            </w:r>
-          </w:p>
-        </w:tc>
-      </w:tr>
-      <w:tr>
-        <w:tc>
-          <w:tcPr>
-            <w:tcW w:type="dxa" w:w="1337"/>
+            <w:tcW w:type="dxa" w:w="3120"/>
             <w:tcMar>
               <w:top w:w="100" w:type="dxa"/>
               <w:bottom w:w="100" w:type="dxa"/>
@@ -6331,7 +3705,7 @@
         </w:tc>
         <w:tc>
           <w:tcPr>
-            <w:tcW w:type="dxa" w:w="1337"/>
+            <w:tcW w:type="dxa" w:w="3120"/>
             <w:tcMar>
               <w:top w:w="100" w:type="dxa"/>
               <w:bottom w:w="100" w:type="dxa"/>
@@ -6350,13 +3724,13 @@
                 <w:sz w:val="27"/>
                 <w:rFonts w:ascii="TH Sarabun New" w:hAnsi="TH Sarabun New" w:cs="TH Sarabun New"/>
               </w:rPr>
-              <w:t>`pimpa`</w:t>
+              <w:t>2 ครั้ง</w:t>
             </w:r>
           </w:p>
         </w:tc>
         <w:tc>
           <w:tcPr>
-            <w:tcW w:type="dxa" w:w="1337"/>
+            <w:tcW w:type="dxa" w:w="3120"/>
             <w:tcMar>
               <w:top w:w="100" w:type="dxa"/>
               <w:bottom w:w="100" w:type="dxa"/>
@@ -6375,20 +3749,22 @@
                 <w:sz w:val="27"/>
                 <w:rFonts w:ascii="TH Sarabun New" w:hAnsi="TH Sarabun New" w:cs="TH Sarabun New"/>
               </w:rPr>
-              <w:t>2</w:t>
+              <w:t>฿570.00</w:t>
             </w:r>
           </w:p>
         </w:tc>
+      </w:tr>
+      <w:tr>
         <w:tc>
           <w:tcPr>
-            <w:tcW w:type="dxa" w:w="1337"/>
+            <w:tcW w:type="dxa" w:w="3120"/>
             <w:tcMar>
               <w:top w:w="100" w:type="dxa"/>
               <w:bottom w:w="100" w:type="dxa"/>
               <w:left w:w="130" w:type="dxa"/>
               <w:right w:w="130" w:type="dxa"/>
             </w:tcMar>
-            <w:shd w:fill="FFFFFF"/>
+            <w:shd w:fill="F8FAFC"/>
           </w:tcPr>
           <w:p>
             <w:r>
@@ -6400,20 +3776,20 @@
                 <w:sz w:val="27"/>
                 <w:rFonts w:ascii="TH Sarabun New" w:hAnsi="TH Sarabun New" w:cs="TH Sarabun New"/>
               </w:rPr>
-              <w:t>2</w:t>
+              <w:t>**ณัฐพร สุขเกษม**</w:t>
             </w:r>
           </w:p>
         </w:tc>
         <w:tc>
           <w:tcPr>
-            <w:tcW w:type="dxa" w:w="1337"/>
+            <w:tcW w:type="dxa" w:w="3120"/>
             <w:tcMar>
               <w:top w:w="100" w:type="dxa"/>
               <w:bottom w:w="100" w:type="dxa"/>
               <w:left w:w="130" w:type="dxa"/>
               <w:right w:w="130" w:type="dxa"/>
             </w:tcMar>
-            <w:shd w:fill="FFFFFF"/>
+            <w:shd w:fill="F8FAFC"/>
           </w:tcPr>
           <w:p>
             <w:r>
@@ -6425,20 +3801,20 @@
                 <w:sz w:val="27"/>
                 <w:rFonts w:ascii="TH Sarabun New" w:hAnsi="TH Sarabun New" w:cs="TH Sarabun New"/>
               </w:rPr>
-              <w:t>0</w:t>
+              <w:t>2 ครั้ง</w:t>
             </w:r>
           </w:p>
         </w:tc>
         <w:tc>
           <w:tcPr>
-            <w:tcW w:type="dxa" w:w="1337"/>
+            <w:tcW w:type="dxa" w:w="3120"/>
             <w:tcMar>
               <w:top w:w="100" w:type="dxa"/>
               <w:bottom w:w="100" w:type="dxa"/>
               <w:left w:w="130" w:type="dxa"/>
               <w:right w:w="130" w:type="dxa"/>
             </w:tcMar>
-            <w:shd w:fill="FFFFFF"/>
+            <w:shd w:fill="F8FAFC"/>
           </w:tcPr>
           <w:p>
             <w:r>
@@ -6450,32 +3826,7 @@
                 <w:sz w:val="27"/>
                 <w:rFonts w:ascii="TH Sarabun New" w:hAnsi="TH Sarabun New" w:cs="TH Sarabun New"/>
               </w:rPr>
-              <w:t>0</w:t>
-            </w:r>
-          </w:p>
-        </w:tc>
-        <w:tc>
-          <w:tcPr>
-            <w:tcW w:type="dxa" w:w="1337"/>
-            <w:tcMar>
-              <w:top w:w="100" w:type="dxa"/>
-              <w:bottom w:w="100" w:type="dxa"/>
-              <w:left w:w="130" w:type="dxa"/>
-              <w:right w:w="130" w:type="dxa"/>
-            </w:tcMar>
-            <w:shd w:fill="FFFFFF"/>
-          </w:tcPr>
-          <w:p>
-            <w:r>
-              <w:rPr>
-                <w:rFonts w:ascii="TH Sarabun New" w:hAnsi="TH Sarabun New"/>
-                <w:b w:val="0"/>
-                <w:i w:val="0"/>
-                <w:color w:val="1E293B"/>
-                <w:sz w:val="27"/>
-                <w:rFonts w:ascii="TH Sarabun New" w:hAnsi="TH Sarabun New" w:cs="TH Sarabun New"/>
-              </w:rPr>
-              <w:t>**฿570.00**</w:t>
+              <w:t>฿455.00</w:t>
             </w:r>
           </w:p>
         </w:tc>
@@ -6500,7 +3851,7 @@
           <w:sz w:val="32"/>
           <w:rFonts w:ascii="TH Sarabun New" w:hAnsi="TH Sarabun New" w:cs="TH Sarabun New"/>
         </w:rPr>
-        <w:t>4.4 ข้อสรุปและการนำไปใช้ (Insight)</w:t>
+        <w:t>4.4 ข้อสรุปและการนำไปใช้ (Business Insight)</w:t>
       </w:r>
     </w:p>
     <w:p>
@@ -6517,7 +3868,7 @@
           <w:sz w:val="32"/>
           <w:rFonts w:ascii="TH Sarabun New" w:hAnsi="TH Sarabun New" w:cs="TH Sarabun New"/>
         </w:rPr>
-        <w:t>ลูกค้าชั้นดีที่มียอดซื้อสะสมสูงสุดคือ `thanawat` (4 คำสั่งซื้อสำเร็จ ยอด 1,750 บาท) และ `panuwat` (3 คำสั่งซื้อสำเร็จ ยอด 1,240 บาท)</w:t>
+        <w:t>พบลูกค้าประจำที่กลับมาซื้อซ้ำตั้งแต่ 2 ครั้งขึ้นไปจำนวน 11 ราย โดยลูกค้าอันดับ 1-7 มียอดซื้อสะสมเกิน 1,000 บาท</w:t>
       </w:r>
     </w:p>
     <w:p>
@@ -6534,7 +3885,7 @@
           <w:sz w:val="32"/>
           <w:rFonts w:ascii="TH Sarabun New" w:hAnsi="TH Sarabun New" w:cs="TH Sarabun New"/>
         </w:rPr>
-        <w:t>ระบบสามารถนำข้อมูลในรายงานนี้ไปพัฒนาระบบ Loyalty Program หรือแจกคูปองส่วนลดสำหรับลูกค้ากลุ่ม Top Spenders ที่มียอดซื้อเกิน 1,000 บาทได้</w:t>
+        <w:t>ทางร้านสามารถนำรายชื่อนี้ไปตั้งเป็นสมาชิกระดับ VIP และส่งโค้ดส่วนลดพิเศษทางอีเมลเพื่อส่งเสริมความภักดีต่อแบรนด์ (Brand Loyalty) ได้ทันที</w:t>
       </w:r>
     </w:p>
     <w:sectPr>
